--- a/MF0964_3 Desarrollo de elementos software para gestión de/JAVA/PRIMEROS PASOS CON JAVA.docx
+++ b/MF0964_3 Desarrollo de elementos software para gestión de/JAVA/PRIMEROS PASOS CON JAVA.docx
@@ -68,8 +68,39 @@
           <w:szCs w:val="20"/>
           <w:lang w:val="en-GB"/>
         </w:rPr>
-        <w:t>import java.util.Scanner;</w:t>
-      </w:r>
+        <w:t xml:space="preserve">import </w:t>
+      </w:r>
+      <w:proofErr w:type="gramStart"/>
+      <w:r>
+        <w:rPr>
+          <w:rFonts w:ascii="Courier New" w:hAnsi="Courier New" w:cs="Courier New"/>
+          <w:sz w:val="20"/>
+          <w:szCs w:val="20"/>
+          <w:lang w:val="en-GB"/>
+        </w:rPr>
+        <w:t>java.util</w:t>
+      </w:r>
+      <w:proofErr w:type="gramEnd"/>
+      <w:r>
+        <w:rPr>
+          <w:rFonts w:ascii="Courier New" w:hAnsi="Courier New" w:cs="Courier New"/>
+          <w:sz w:val="20"/>
+          <w:szCs w:val="20"/>
+          <w:lang w:val="en-GB"/>
+        </w:rPr>
+        <w:t>.</w:t>
+      </w:r>
+      <w:proofErr w:type="gramStart"/>
+      <w:r>
+        <w:rPr>
+          <w:rFonts w:ascii="Courier New" w:hAnsi="Courier New" w:cs="Courier New"/>
+          <w:sz w:val="20"/>
+          <w:szCs w:val="20"/>
+          <w:lang w:val="en-GB"/>
+        </w:rPr>
+        <w:t>Scanner;</w:t>
+      </w:r>
+      <w:proofErr w:type="gramEnd"/>
     </w:p>
     <w:p>
       <w:pPr>
@@ -135,7 +166,27 @@
           <w:lang w:val="en-GB"/>
         </w:rPr>
         <w:tab/>
-        <w:t>public static void main(String[] args) {</w:t>
+        <w:t xml:space="preserve">public static void </w:t>
+      </w:r>
+      <w:proofErr w:type="gramStart"/>
+      <w:r>
+        <w:rPr>
+          <w:rFonts w:ascii="Courier New" w:hAnsi="Courier New" w:cs="Courier New"/>
+          <w:sz w:val="20"/>
+          <w:szCs w:val="20"/>
+          <w:lang w:val="en-GB"/>
+        </w:rPr>
+        <w:t>main(String[</w:t>
+      </w:r>
+      <w:proofErr w:type="gramEnd"/>
+      <w:r>
+        <w:rPr>
+          <w:rFonts w:ascii="Courier New" w:hAnsi="Courier New" w:cs="Courier New"/>
+          <w:sz w:val="20"/>
+          <w:szCs w:val="20"/>
+          <w:lang w:val="en-GB"/>
+        </w:rPr>
+        <w:t>] args) {</w:t>
       </w:r>
     </w:p>
     <w:p>
@@ -228,8 +279,39 @@
           <w:lang w:val="en-GB"/>
         </w:rPr>
         <w:tab/>
-        <w:t>Scanner c=new Scanner(System.in);</w:t>
-      </w:r>
+        <w:t xml:space="preserve">Scanner c=new </w:t>
+      </w:r>
+      <w:proofErr w:type="gramStart"/>
+      <w:r>
+        <w:rPr>
+          <w:rFonts w:ascii="Courier New" w:hAnsi="Courier New" w:cs="Courier New"/>
+          <w:sz w:val="20"/>
+          <w:szCs w:val="20"/>
+          <w:lang w:val="en-GB"/>
+        </w:rPr>
+        <w:t>Scanner(</w:t>
+      </w:r>
+      <w:proofErr w:type="gramEnd"/>
+      <w:r>
+        <w:rPr>
+          <w:rFonts w:ascii="Courier New" w:hAnsi="Courier New" w:cs="Courier New"/>
+          <w:sz w:val="20"/>
+          <w:szCs w:val="20"/>
+          <w:lang w:val="en-GB"/>
+        </w:rPr>
+        <w:t>System.in</w:t>
+      </w:r>
+      <w:proofErr w:type="gramStart"/>
+      <w:r>
+        <w:rPr>
+          <w:rFonts w:ascii="Courier New" w:hAnsi="Courier New" w:cs="Courier New"/>
+          <w:sz w:val="20"/>
+          <w:szCs w:val="20"/>
+          <w:lang w:val="en-GB"/>
+        </w:rPr>
+        <w:t>);</w:t>
+      </w:r>
+      <w:proofErr w:type="gramEnd"/>
     </w:p>
     <w:p>
       <w:pPr>
@@ -330,39 +412,61 @@
           <w:szCs w:val="20"/>
           <w:lang w:val="en-GB"/>
         </w:rPr>
-        <w:t>int numero1=c.nextInt();</w:t>
-      </w:r>
-    </w:p>
-    <w:p>
-      <w:pPr>
-        <w:shd w:val="clear" w:color="auto" w:fill="DAE9F7" w:themeFill="text2" w:themeFillTint="1A"/>
-        <w:spacing w:after="0"/>
-        <w:rPr>
-          <w:rFonts w:ascii="Courier New" w:hAnsi="Courier New" w:cs="Courier New"/>
-          <w:sz w:val="20"/>
-          <w:szCs w:val="20"/>
-          <w:lang w:val="en-GB"/>
-        </w:rPr>
-      </w:pPr>
-      <w:r>
-        <w:rPr>
-          <w:rFonts w:ascii="Courier New" w:hAnsi="Courier New" w:cs="Courier New"/>
-          <w:sz w:val="20"/>
-          <w:szCs w:val="20"/>
-          <w:lang w:val="en-GB"/>
-        </w:rPr>
-        <w:tab/>
-      </w:r>
-      <w:r>
-        <w:rPr>
-          <w:rFonts w:ascii="Courier New" w:hAnsi="Courier New" w:cs="Courier New"/>
-          <w:sz w:val="20"/>
-          <w:szCs w:val="20"/>
-          <w:lang w:val="en-GB"/>
-        </w:rPr>
-        <w:tab/>
-        <w:t>System.out.println("introduce numero 2:");</w:t>
-      </w:r>
+        <w:t>int numero1=c.nextInt(</w:t>
+      </w:r>
+      <w:proofErr w:type="gramStart"/>
+      <w:r>
+        <w:rPr>
+          <w:rFonts w:ascii="Courier New" w:hAnsi="Courier New" w:cs="Courier New"/>
+          <w:sz w:val="20"/>
+          <w:szCs w:val="20"/>
+          <w:lang w:val="en-GB"/>
+        </w:rPr>
+        <w:t>);</w:t>
+      </w:r>
+      <w:proofErr w:type="gramEnd"/>
+    </w:p>
+    <w:p>
+      <w:pPr>
+        <w:shd w:val="clear" w:color="auto" w:fill="DAE9F7" w:themeFill="text2" w:themeFillTint="1A"/>
+        <w:spacing w:after="0"/>
+        <w:rPr>
+          <w:rFonts w:ascii="Courier New" w:hAnsi="Courier New" w:cs="Courier New"/>
+          <w:sz w:val="20"/>
+          <w:szCs w:val="20"/>
+          <w:lang w:val="en-GB"/>
+        </w:rPr>
+      </w:pPr>
+      <w:r>
+        <w:rPr>
+          <w:rFonts w:ascii="Courier New" w:hAnsi="Courier New" w:cs="Courier New"/>
+          <w:sz w:val="20"/>
+          <w:szCs w:val="20"/>
+          <w:lang w:val="en-GB"/>
+        </w:rPr>
+        <w:tab/>
+      </w:r>
+      <w:r>
+        <w:rPr>
+          <w:rFonts w:ascii="Courier New" w:hAnsi="Courier New" w:cs="Courier New"/>
+          <w:sz w:val="20"/>
+          <w:szCs w:val="20"/>
+          <w:lang w:val="en-GB"/>
+        </w:rPr>
+        <w:tab/>
+        <w:t>System.out.println("introduce numero 2:"</w:t>
+      </w:r>
+      <w:proofErr w:type="gramStart"/>
+      <w:r>
+        <w:rPr>
+          <w:rFonts w:ascii="Courier New" w:hAnsi="Courier New" w:cs="Courier New"/>
+          <w:sz w:val="20"/>
+          <w:szCs w:val="20"/>
+          <w:lang w:val="en-GB"/>
+        </w:rPr>
+        <w:t>);</w:t>
+      </w:r>
+      <w:proofErr w:type="gramEnd"/>
     </w:p>
     <w:p>
       <w:pPr>
@@ -481,7 +585,43 @@
           <w:szCs w:val="20"/>
         </w:rPr>
         <w:tab/>
-        <w:t>int suma,resta,multi,divi;</w:t>
+        <w:t xml:space="preserve">int </w:t>
+      </w:r>
+      <w:proofErr w:type="gramStart"/>
+      <w:r>
+        <w:rPr>
+          <w:rFonts w:ascii="Courier New" w:hAnsi="Courier New" w:cs="Courier New"/>
+          <w:sz w:val="20"/>
+          <w:szCs w:val="20"/>
+        </w:rPr>
+        <w:t>suma,resta</w:t>
+      </w:r>
+      <w:proofErr w:type="gramEnd"/>
+      <w:r>
+        <w:rPr>
+          <w:rFonts w:ascii="Courier New" w:hAnsi="Courier New" w:cs="Courier New"/>
+          <w:sz w:val="20"/>
+          <w:szCs w:val="20"/>
+        </w:rPr>
+        <w:t>,</w:t>
+      </w:r>
+      <w:proofErr w:type="gramStart"/>
+      <w:r>
+        <w:rPr>
+          <w:rFonts w:ascii="Courier New" w:hAnsi="Courier New" w:cs="Courier New"/>
+          <w:sz w:val="20"/>
+          <w:szCs w:val="20"/>
+        </w:rPr>
+        <w:t>multi,divi</w:t>
+      </w:r>
+      <w:proofErr w:type="gramEnd"/>
+      <w:r>
+        <w:rPr>
+          <w:rFonts w:ascii="Courier New" w:hAnsi="Courier New" w:cs="Courier New"/>
+          <w:sz w:val="20"/>
+          <w:szCs w:val="20"/>
+        </w:rPr>
+        <w:t>;</w:t>
       </w:r>
     </w:p>
     <w:p>
@@ -758,7 +898,25 @@
           <w:szCs w:val="20"/>
         </w:rPr>
         <w:tab/>
-        <w:t>c.close();</w:t>
+        <w:t>c.</w:t>
+      </w:r>
+      <w:proofErr w:type="gramStart"/>
+      <w:r>
+        <w:rPr>
+          <w:rFonts w:ascii="Courier New" w:hAnsi="Courier New" w:cs="Courier New"/>
+          <w:sz w:val="20"/>
+          <w:szCs w:val="20"/>
+        </w:rPr>
+        <w:t>close(</w:t>
+      </w:r>
+      <w:proofErr w:type="gramEnd"/>
+      <w:r>
+        <w:rPr>
+          <w:rFonts w:ascii="Courier New" w:hAnsi="Courier New" w:cs="Courier New"/>
+          <w:sz w:val="20"/>
+          <w:szCs w:val="20"/>
+        </w:rPr>
+        <w:t>);</w:t>
       </w:r>
     </w:p>
     <w:p>
@@ -922,6 +1080,9 @@
     <w:p/>
     <w:p>
       <w:r>
+        <w:rPr>
+          <w:noProof/>
+        </w:rPr>
         <w:lastRenderedPageBreak/>
         <w:drawing>
           <wp:inline distT="0" distB="0" distL="0" distR="0" wp14:anchorId="156E56E4" wp14:editId="2BCBE84C">
@@ -1003,35 +1164,55 @@
           <w:sz w:val="20"/>
           <w:szCs w:val="20"/>
         </w:rPr>
-        <w:t>import java.util.Scanner;</w:t>
-      </w:r>
-    </w:p>
-    <w:p>
-      <w:pPr>
-        <w:shd w:val="clear" w:color="auto" w:fill="DAE9F7" w:themeFill="text2" w:themeFillTint="1A"/>
-        <w:spacing w:after="0"/>
-        <w:rPr>
-          <w:rFonts w:ascii="Courier New" w:hAnsi="Courier New" w:cs="Courier New"/>
-          <w:sz w:val="20"/>
-          <w:szCs w:val="20"/>
-        </w:rPr>
-      </w:pPr>
-    </w:p>
-    <w:p>
-      <w:pPr>
-        <w:shd w:val="clear" w:color="auto" w:fill="DAE9F7" w:themeFill="text2" w:themeFillTint="1A"/>
-        <w:spacing w:after="0"/>
-        <w:rPr>
-          <w:rFonts w:ascii="Courier New" w:hAnsi="Courier New" w:cs="Courier New"/>
-          <w:sz w:val="20"/>
-          <w:szCs w:val="20"/>
-        </w:rPr>
-      </w:pPr>
-      <w:r>
-        <w:rPr>
-          <w:rFonts w:ascii="Courier New" w:hAnsi="Courier New" w:cs="Courier New"/>
-          <w:sz w:val="20"/>
-          <w:szCs w:val="20"/>
+        <w:t xml:space="preserve">import </w:t>
+      </w:r>
+      <w:proofErr w:type="gramStart"/>
+      <w:r>
+        <w:rPr>
+          <w:rFonts w:ascii="Courier New" w:hAnsi="Courier New" w:cs="Courier New"/>
+          <w:sz w:val="20"/>
+          <w:szCs w:val="20"/>
+        </w:rPr>
+        <w:t>java.util</w:t>
+      </w:r>
+      <w:proofErr w:type="gramEnd"/>
+      <w:r>
+        <w:rPr>
+          <w:rFonts w:ascii="Courier New" w:hAnsi="Courier New" w:cs="Courier New"/>
+          <w:sz w:val="20"/>
+          <w:szCs w:val="20"/>
+        </w:rPr>
+        <w:t>.Scanner;</w:t>
+      </w:r>
+    </w:p>
+    <w:p>
+      <w:pPr>
+        <w:shd w:val="clear" w:color="auto" w:fill="DAE9F7" w:themeFill="text2" w:themeFillTint="1A"/>
+        <w:spacing w:after="0"/>
+        <w:rPr>
+          <w:rFonts w:ascii="Courier New" w:hAnsi="Courier New" w:cs="Courier New"/>
+          <w:sz w:val="20"/>
+          <w:szCs w:val="20"/>
+        </w:rPr>
+      </w:pPr>
+    </w:p>
+    <w:p>
+      <w:pPr>
+        <w:shd w:val="clear" w:color="auto" w:fill="DAE9F7" w:themeFill="text2" w:themeFillTint="1A"/>
+        <w:spacing w:after="0"/>
+        <w:rPr>
+          <w:rFonts w:ascii="Courier New" w:hAnsi="Courier New" w:cs="Courier New"/>
+          <w:sz w:val="20"/>
+          <w:szCs w:val="20"/>
+          <w:lang w:val="en-GB"/>
+        </w:rPr>
+      </w:pPr>
+      <w:r>
+        <w:rPr>
+          <w:rFonts w:ascii="Courier New" w:hAnsi="Courier New" w:cs="Courier New"/>
+          <w:sz w:val="20"/>
+          <w:szCs w:val="20"/>
+          <w:lang w:val="en-GB"/>
         </w:rPr>
         <w:t>public class Facturas {</w:t>
       </w:r>
@@ -1044,52 +1225,78 @@
           <w:rFonts w:ascii="Courier New" w:hAnsi="Courier New" w:cs="Courier New"/>
           <w:sz w:val="20"/>
           <w:szCs w:val="20"/>
-        </w:rPr>
-      </w:pPr>
-    </w:p>
-    <w:p>
-      <w:pPr>
-        <w:shd w:val="clear" w:color="auto" w:fill="DAE9F7" w:themeFill="text2" w:themeFillTint="1A"/>
-        <w:spacing w:after="0"/>
-        <w:rPr>
-          <w:rFonts w:ascii="Courier New" w:hAnsi="Courier New" w:cs="Courier New"/>
-          <w:sz w:val="20"/>
-          <w:szCs w:val="20"/>
-        </w:rPr>
-      </w:pPr>
-      <w:r>
-        <w:rPr>
-          <w:rFonts w:ascii="Courier New" w:hAnsi="Courier New" w:cs="Courier New"/>
-          <w:sz w:val="20"/>
-          <w:szCs w:val="20"/>
-        </w:rPr>
-        <w:tab/>
-        <w:t>public static void main(String[] args) {</w:t>
-      </w:r>
-    </w:p>
-    <w:p>
-      <w:pPr>
-        <w:shd w:val="clear" w:color="auto" w:fill="DAE9F7" w:themeFill="text2" w:themeFillTint="1A"/>
-        <w:spacing w:after="0"/>
-        <w:rPr>
-          <w:rFonts w:ascii="Courier New" w:hAnsi="Courier New" w:cs="Courier New"/>
-          <w:sz w:val="20"/>
-          <w:szCs w:val="20"/>
-        </w:rPr>
-      </w:pPr>
-      <w:r>
-        <w:rPr>
-          <w:rFonts w:ascii="Courier New" w:hAnsi="Courier New" w:cs="Courier New"/>
-          <w:sz w:val="20"/>
-          <w:szCs w:val="20"/>
-        </w:rPr>
-        <w:tab/>
-      </w:r>
-      <w:r>
-        <w:rPr>
-          <w:rFonts w:ascii="Courier New" w:hAnsi="Courier New" w:cs="Courier New"/>
-          <w:sz w:val="20"/>
-          <w:szCs w:val="20"/>
+          <w:lang w:val="en-GB"/>
+        </w:rPr>
+      </w:pPr>
+    </w:p>
+    <w:p>
+      <w:pPr>
+        <w:shd w:val="clear" w:color="auto" w:fill="DAE9F7" w:themeFill="text2" w:themeFillTint="1A"/>
+        <w:spacing w:after="0"/>
+        <w:rPr>
+          <w:rFonts w:ascii="Courier New" w:hAnsi="Courier New" w:cs="Courier New"/>
+          <w:sz w:val="20"/>
+          <w:szCs w:val="20"/>
+          <w:lang w:val="en-GB"/>
+        </w:rPr>
+      </w:pPr>
+      <w:r>
+        <w:rPr>
+          <w:rFonts w:ascii="Courier New" w:hAnsi="Courier New" w:cs="Courier New"/>
+          <w:sz w:val="20"/>
+          <w:szCs w:val="20"/>
+          <w:lang w:val="en-GB"/>
+        </w:rPr>
+        <w:tab/>
+        <w:t xml:space="preserve">public static void </w:t>
+      </w:r>
+      <w:proofErr w:type="gramStart"/>
+      <w:r>
+        <w:rPr>
+          <w:rFonts w:ascii="Courier New" w:hAnsi="Courier New" w:cs="Courier New"/>
+          <w:sz w:val="20"/>
+          <w:szCs w:val="20"/>
+          <w:lang w:val="en-GB"/>
+        </w:rPr>
+        <w:t>main(String[</w:t>
+      </w:r>
+      <w:proofErr w:type="gramEnd"/>
+      <w:r>
+        <w:rPr>
+          <w:rFonts w:ascii="Courier New" w:hAnsi="Courier New" w:cs="Courier New"/>
+          <w:sz w:val="20"/>
+          <w:szCs w:val="20"/>
+          <w:lang w:val="en-GB"/>
+        </w:rPr>
+        <w:t>] args) {</w:t>
+      </w:r>
+    </w:p>
+    <w:p>
+      <w:pPr>
+        <w:shd w:val="clear" w:color="auto" w:fill="DAE9F7" w:themeFill="text2" w:themeFillTint="1A"/>
+        <w:spacing w:after="0"/>
+        <w:rPr>
+          <w:rFonts w:ascii="Courier New" w:hAnsi="Courier New" w:cs="Courier New"/>
+          <w:sz w:val="20"/>
+          <w:szCs w:val="20"/>
+          <w:lang w:val="en-GB"/>
+        </w:rPr>
+      </w:pPr>
+      <w:r>
+        <w:rPr>
+          <w:rFonts w:ascii="Courier New" w:hAnsi="Courier New" w:cs="Courier New"/>
+          <w:sz w:val="20"/>
+          <w:szCs w:val="20"/>
+          <w:lang w:val="en-GB"/>
+        </w:rPr>
+        <w:tab/>
+      </w:r>
+      <w:r>
+        <w:rPr>
+          <w:rFonts w:ascii="Courier New" w:hAnsi="Courier New" w:cs="Courier New"/>
+          <w:sz w:val="20"/>
+          <w:szCs w:val="20"/>
+          <w:lang w:val="en-GB"/>
         </w:rPr>
         <w:tab/>
         <w:t>// TODO Auto-generated method stub</w:t>
@@ -1103,49 +1310,86 @@
           <w:rFonts w:ascii="Courier New" w:hAnsi="Courier New" w:cs="Courier New"/>
           <w:sz w:val="20"/>
           <w:szCs w:val="20"/>
-        </w:rPr>
-      </w:pPr>
-      <w:r>
-        <w:rPr>
-          <w:rFonts w:ascii="Courier New" w:hAnsi="Courier New" w:cs="Courier New"/>
-          <w:sz w:val="20"/>
-          <w:szCs w:val="20"/>
-        </w:rPr>
-        <w:tab/>
-      </w:r>
-      <w:r>
-        <w:rPr>
-          <w:rFonts w:ascii="Courier New" w:hAnsi="Courier New" w:cs="Courier New"/>
-          <w:sz w:val="20"/>
-          <w:szCs w:val="20"/>
-        </w:rPr>
-        <w:tab/>
-        <w:t>Scanner c=new Scanner(System.in);</w:t>
-      </w:r>
-    </w:p>
-    <w:p>
-      <w:pPr>
-        <w:shd w:val="clear" w:color="auto" w:fill="DAE9F7" w:themeFill="text2" w:themeFillTint="1A"/>
-        <w:spacing w:after="0"/>
-        <w:rPr>
-          <w:rFonts w:ascii="Courier New" w:hAnsi="Courier New" w:cs="Courier New"/>
-          <w:sz w:val="20"/>
-          <w:szCs w:val="20"/>
-        </w:rPr>
-      </w:pPr>
-      <w:r>
-        <w:rPr>
-          <w:rFonts w:ascii="Courier New" w:hAnsi="Courier New" w:cs="Courier New"/>
-          <w:sz w:val="20"/>
-          <w:szCs w:val="20"/>
-        </w:rPr>
-        <w:tab/>
-      </w:r>
-      <w:r>
-        <w:rPr>
-          <w:rFonts w:ascii="Courier New" w:hAnsi="Courier New" w:cs="Courier New"/>
-          <w:sz w:val="20"/>
-          <w:szCs w:val="20"/>
+          <w:lang w:val="en-GB"/>
+        </w:rPr>
+      </w:pPr>
+      <w:r>
+        <w:rPr>
+          <w:rFonts w:ascii="Courier New" w:hAnsi="Courier New" w:cs="Courier New"/>
+          <w:sz w:val="20"/>
+          <w:szCs w:val="20"/>
+          <w:lang w:val="en-GB"/>
+        </w:rPr>
+        <w:tab/>
+      </w:r>
+      <w:r>
+        <w:rPr>
+          <w:rFonts w:ascii="Courier New" w:hAnsi="Courier New" w:cs="Courier New"/>
+          <w:sz w:val="20"/>
+          <w:szCs w:val="20"/>
+          <w:lang w:val="en-GB"/>
+        </w:rPr>
+        <w:tab/>
+        <w:t xml:space="preserve">Scanner c=new </w:t>
+      </w:r>
+      <w:proofErr w:type="gramStart"/>
+      <w:r>
+        <w:rPr>
+          <w:rFonts w:ascii="Courier New" w:hAnsi="Courier New" w:cs="Courier New"/>
+          <w:sz w:val="20"/>
+          <w:szCs w:val="20"/>
+          <w:lang w:val="en-GB"/>
+        </w:rPr>
+        <w:t>Scanner(</w:t>
+      </w:r>
+      <w:proofErr w:type="gramEnd"/>
+      <w:r>
+        <w:rPr>
+          <w:rFonts w:ascii="Courier New" w:hAnsi="Courier New" w:cs="Courier New"/>
+          <w:sz w:val="20"/>
+          <w:szCs w:val="20"/>
+          <w:lang w:val="en-GB"/>
+        </w:rPr>
+        <w:t>System.in</w:t>
+      </w:r>
+      <w:proofErr w:type="gramStart"/>
+      <w:r>
+        <w:rPr>
+          <w:rFonts w:ascii="Courier New" w:hAnsi="Courier New" w:cs="Courier New"/>
+          <w:sz w:val="20"/>
+          <w:szCs w:val="20"/>
+          <w:lang w:val="en-GB"/>
+        </w:rPr>
+        <w:t>);</w:t>
+      </w:r>
+      <w:proofErr w:type="gramEnd"/>
+    </w:p>
+    <w:p>
+      <w:pPr>
+        <w:shd w:val="clear" w:color="auto" w:fill="DAE9F7" w:themeFill="text2" w:themeFillTint="1A"/>
+        <w:spacing w:after="0"/>
+        <w:rPr>
+          <w:rFonts w:ascii="Courier New" w:hAnsi="Courier New" w:cs="Courier New"/>
+          <w:sz w:val="20"/>
+          <w:szCs w:val="20"/>
+          <w:lang w:val="en-GB"/>
+        </w:rPr>
+      </w:pPr>
+      <w:r>
+        <w:rPr>
+          <w:rFonts w:ascii="Courier New" w:hAnsi="Courier New" w:cs="Courier New"/>
+          <w:sz w:val="20"/>
+          <w:szCs w:val="20"/>
+          <w:lang w:val="en-GB"/>
+        </w:rPr>
+        <w:tab/>
+      </w:r>
+      <w:r>
+        <w:rPr>
+          <w:rFonts w:ascii="Courier New" w:hAnsi="Courier New" w:cs="Courier New"/>
+          <w:sz w:val="20"/>
+          <w:szCs w:val="20"/>
+          <w:lang w:val="en-GB"/>
         </w:rPr>
         <w:tab/>
         <w:t>//scanner</w:t>
@@ -1159,79 +1403,136 @@
           <w:rFonts w:ascii="Courier New" w:hAnsi="Courier New" w:cs="Courier New"/>
           <w:sz w:val="20"/>
           <w:szCs w:val="20"/>
-        </w:rPr>
-      </w:pPr>
-      <w:r>
-        <w:rPr>
-          <w:rFonts w:ascii="Courier New" w:hAnsi="Courier New" w:cs="Courier New"/>
-          <w:sz w:val="20"/>
-          <w:szCs w:val="20"/>
-        </w:rPr>
-        <w:tab/>
-      </w:r>
-      <w:r>
-        <w:rPr>
-          <w:rFonts w:ascii="Courier New" w:hAnsi="Courier New" w:cs="Courier New"/>
-          <w:sz w:val="20"/>
-          <w:szCs w:val="20"/>
-        </w:rPr>
-        <w:tab/>
-        <w:t>System.out.print("Indica el importe:");</w:t>
-      </w:r>
-    </w:p>
-    <w:p>
-      <w:pPr>
-        <w:shd w:val="clear" w:color="auto" w:fill="DAE9F7" w:themeFill="text2" w:themeFillTint="1A"/>
-        <w:spacing w:after="0"/>
-        <w:rPr>
-          <w:rFonts w:ascii="Courier New" w:hAnsi="Courier New" w:cs="Courier New"/>
-          <w:sz w:val="20"/>
-          <w:szCs w:val="20"/>
-        </w:rPr>
-      </w:pPr>
-      <w:r>
-        <w:rPr>
-          <w:rFonts w:ascii="Courier New" w:hAnsi="Courier New" w:cs="Courier New"/>
-          <w:sz w:val="20"/>
-          <w:szCs w:val="20"/>
-        </w:rPr>
-        <w:tab/>
-      </w:r>
-      <w:r>
-        <w:rPr>
-          <w:rFonts w:ascii="Courier New" w:hAnsi="Courier New" w:cs="Courier New"/>
-          <w:sz w:val="20"/>
-          <w:szCs w:val="20"/>
-        </w:rPr>
-        <w:tab/>
-        <w:t>double importe=c.nextDouble();</w:t>
-      </w:r>
-    </w:p>
-    <w:p>
-      <w:pPr>
-        <w:shd w:val="clear" w:color="auto" w:fill="DAE9F7" w:themeFill="text2" w:themeFillTint="1A"/>
-        <w:spacing w:after="0"/>
-        <w:rPr>
-          <w:rFonts w:ascii="Courier New" w:hAnsi="Courier New" w:cs="Courier New"/>
-          <w:sz w:val="20"/>
-          <w:szCs w:val="20"/>
-        </w:rPr>
-      </w:pPr>
-      <w:r>
-        <w:rPr>
-          <w:rFonts w:ascii="Courier New" w:hAnsi="Courier New" w:cs="Courier New"/>
-          <w:sz w:val="20"/>
-          <w:szCs w:val="20"/>
-        </w:rPr>
-        <w:tab/>
-      </w:r>
-      <w:r>
-        <w:rPr>
-          <w:rFonts w:ascii="Courier New" w:hAnsi="Courier New" w:cs="Courier New"/>
-          <w:sz w:val="20"/>
-          <w:szCs w:val="20"/>
-        </w:rPr>
-        <w:tab/>
+          <w:lang w:val="en-GB"/>
+        </w:rPr>
+      </w:pPr>
+      <w:r>
+        <w:rPr>
+          <w:rFonts w:ascii="Courier New" w:hAnsi="Courier New" w:cs="Courier New"/>
+          <w:sz w:val="20"/>
+          <w:szCs w:val="20"/>
+          <w:lang w:val="en-GB"/>
+        </w:rPr>
+        <w:tab/>
+      </w:r>
+      <w:r>
+        <w:rPr>
+          <w:rFonts w:ascii="Courier New" w:hAnsi="Courier New" w:cs="Courier New"/>
+          <w:sz w:val="20"/>
+          <w:szCs w:val="20"/>
+          <w:lang w:val="en-GB"/>
+        </w:rPr>
+        <w:tab/>
+        <w:t>System.out.print("Indica el importe:"</w:t>
+      </w:r>
+      <w:proofErr w:type="gramStart"/>
+      <w:r>
+        <w:rPr>
+          <w:rFonts w:ascii="Courier New" w:hAnsi="Courier New" w:cs="Courier New"/>
+          <w:sz w:val="20"/>
+          <w:szCs w:val="20"/>
+          <w:lang w:val="en-GB"/>
+        </w:rPr>
+        <w:t>);</w:t>
+      </w:r>
+      <w:proofErr w:type="gramEnd"/>
+    </w:p>
+    <w:p>
+      <w:pPr>
+        <w:shd w:val="clear" w:color="auto" w:fill="DAE9F7" w:themeFill="text2" w:themeFillTint="1A"/>
+        <w:spacing w:after="0"/>
+        <w:rPr>
+          <w:rFonts w:ascii="Courier New" w:hAnsi="Courier New" w:cs="Courier New"/>
+          <w:sz w:val="20"/>
+          <w:szCs w:val="20"/>
+          <w:lang w:val="en-GB"/>
+        </w:rPr>
+      </w:pPr>
+      <w:r>
+        <w:rPr>
+          <w:rFonts w:ascii="Courier New" w:hAnsi="Courier New" w:cs="Courier New"/>
+          <w:sz w:val="20"/>
+          <w:szCs w:val="20"/>
+          <w:lang w:val="en-GB"/>
+        </w:rPr>
+        <w:tab/>
+      </w:r>
+      <w:r>
+        <w:rPr>
+          <w:rFonts w:ascii="Courier New" w:hAnsi="Courier New" w:cs="Courier New"/>
+          <w:sz w:val="20"/>
+          <w:szCs w:val="20"/>
+          <w:lang w:val="en-GB"/>
+        </w:rPr>
+        <w:tab/>
+        <w:t>double importe=</w:t>
+      </w:r>
+      <w:proofErr w:type="gramStart"/>
+      <w:r>
+        <w:rPr>
+          <w:rFonts w:ascii="Courier New" w:hAnsi="Courier New" w:cs="Courier New"/>
+          <w:sz w:val="20"/>
+          <w:szCs w:val="20"/>
+          <w:lang w:val="en-GB"/>
+        </w:rPr>
+        <w:t>c.nextDouble</w:t>
+      </w:r>
+      <w:proofErr w:type="gramEnd"/>
+      <w:r>
+        <w:rPr>
+          <w:rFonts w:ascii="Courier New" w:hAnsi="Courier New" w:cs="Courier New"/>
+          <w:sz w:val="20"/>
+          <w:szCs w:val="20"/>
+          <w:lang w:val="en-GB"/>
+        </w:rPr>
+        <w:t>(</w:t>
+      </w:r>
+      <w:proofErr w:type="gramStart"/>
+      <w:r>
+        <w:rPr>
+          <w:rFonts w:ascii="Courier New" w:hAnsi="Courier New" w:cs="Courier New"/>
+          <w:sz w:val="20"/>
+          <w:szCs w:val="20"/>
+          <w:lang w:val="en-GB"/>
+        </w:rPr>
+        <w:t>);</w:t>
+      </w:r>
+      <w:proofErr w:type="gramEnd"/>
+    </w:p>
+    <w:p>
+      <w:pPr>
+        <w:shd w:val="clear" w:color="auto" w:fill="DAE9F7" w:themeFill="text2" w:themeFillTint="1A"/>
+        <w:spacing w:after="0"/>
+        <w:rPr>
+          <w:rFonts w:ascii="Courier New" w:hAnsi="Courier New" w:cs="Courier New"/>
+          <w:sz w:val="20"/>
+          <w:szCs w:val="20"/>
+        </w:rPr>
+      </w:pPr>
+      <w:r>
+        <w:rPr>
+          <w:rFonts w:ascii="Courier New" w:hAnsi="Courier New" w:cs="Courier New"/>
+          <w:sz w:val="20"/>
+          <w:szCs w:val="20"/>
+          <w:lang w:val="en-GB"/>
+        </w:rPr>
+        <w:tab/>
+      </w:r>
+      <w:r>
+        <w:rPr>
+          <w:rFonts w:ascii="Courier New" w:hAnsi="Courier New" w:cs="Courier New"/>
+          <w:sz w:val="20"/>
+          <w:szCs w:val="20"/>
+          <w:lang w:val="en-GB"/>
+        </w:rPr>
+        <w:tab/>
+      </w:r>
+      <w:r>
+        <w:rPr>
+          <w:rFonts w:ascii="Courier New" w:hAnsi="Courier New" w:cs="Courier New"/>
+          <w:sz w:val="20"/>
+          <w:szCs w:val="20"/>
+        </w:rPr>
         <w:t>System.out.print("Indica las unidades:");</w:t>
       </w:r>
     </w:p>
@@ -1260,7 +1561,25 @@
           <w:szCs w:val="20"/>
         </w:rPr>
         <w:tab/>
-        <w:t>int unidades=c.nextInt();</w:t>
+        <w:t>int unidades=</w:t>
+      </w:r>
+      <w:proofErr w:type="gramStart"/>
+      <w:r>
+        <w:rPr>
+          <w:rFonts w:ascii="Courier New" w:hAnsi="Courier New" w:cs="Courier New"/>
+          <w:sz w:val="20"/>
+          <w:szCs w:val="20"/>
+        </w:rPr>
+        <w:t>c.nextInt</w:t>
+      </w:r>
+      <w:proofErr w:type="gramEnd"/>
+      <w:r>
+        <w:rPr>
+          <w:rFonts w:ascii="Courier New" w:hAnsi="Courier New" w:cs="Courier New"/>
+          <w:sz w:val="20"/>
+          <w:szCs w:val="20"/>
+        </w:rPr>
+        <w:t>();</w:t>
       </w:r>
     </w:p>
     <w:p>
@@ -1344,7 +1663,25 @@
           <w:szCs w:val="20"/>
         </w:rPr>
         <w:tab/>
-        <w:t>System.out.printf("El total es: %.2f %n",total);</w:t>
+        <w:t>System.out.printf("El total es: %.2f %n</w:t>
+      </w:r>
+      <w:proofErr w:type="gramStart"/>
+      <w:r>
+        <w:rPr>
+          <w:rFonts w:ascii="Courier New" w:hAnsi="Courier New" w:cs="Courier New"/>
+          <w:sz w:val="20"/>
+          <w:szCs w:val="20"/>
+        </w:rPr>
+        <w:t>",total</w:t>
+      </w:r>
+      <w:proofErr w:type="gramEnd"/>
+      <w:r>
+        <w:rPr>
+          <w:rFonts w:ascii="Courier New" w:hAnsi="Courier New" w:cs="Courier New"/>
+          <w:sz w:val="20"/>
+          <w:szCs w:val="20"/>
+        </w:rPr>
+        <w:t>);</w:t>
       </w:r>
     </w:p>
     <w:p>
@@ -1400,7 +1737,43 @@
           <w:szCs w:val="20"/>
         </w:rPr>
         <w:tab/>
-        <w:t>System.out.printf("El total- descuento 10%% es:%.2f %n",descuento);</w:t>
+        <w:t xml:space="preserve">System.out.printf("El total- descuento 10%% </w:t>
+      </w:r>
+      <w:proofErr w:type="gramStart"/>
+      <w:r>
+        <w:rPr>
+          <w:rFonts w:ascii="Courier New" w:hAnsi="Courier New" w:cs="Courier New"/>
+          <w:sz w:val="20"/>
+          <w:szCs w:val="20"/>
+        </w:rPr>
+        <w:t>es:%</w:t>
+      </w:r>
+      <w:proofErr w:type="gramEnd"/>
+      <w:r>
+        <w:rPr>
+          <w:rFonts w:ascii="Courier New" w:hAnsi="Courier New" w:cs="Courier New"/>
+          <w:sz w:val="20"/>
+          <w:szCs w:val="20"/>
+        </w:rPr>
+        <w:t>.2f %n</w:t>
+      </w:r>
+      <w:proofErr w:type="gramStart"/>
+      <w:r>
+        <w:rPr>
+          <w:rFonts w:ascii="Courier New" w:hAnsi="Courier New" w:cs="Courier New"/>
+          <w:sz w:val="20"/>
+          <w:szCs w:val="20"/>
+        </w:rPr>
+        <w:t>",descuento</w:t>
+      </w:r>
+      <w:proofErr w:type="gramEnd"/>
+      <w:r>
+        <w:rPr>
+          <w:rFonts w:ascii="Courier New" w:hAnsi="Courier New" w:cs="Courier New"/>
+          <w:sz w:val="20"/>
+          <w:szCs w:val="20"/>
+        </w:rPr>
+        <w:t>);</w:t>
       </w:r>
     </w:p>
     <w:p>
@@ -1456,7 +1829,43 @@
           <w:szCs w:val="20"/>
         </w:rPr>
         <w:tab/>
-        <w:t>System.out.printf("La base imponible es:%.2f %n",base_imponible);</w:t>
+        <w:t xml:space="preserve">System.out.printf("La base imponible </w:t>
+      </w:r>
+      <w:proofErr w:type="gramStart"/>
+      <w:r>
+        <w:rPr>
+          <w:rFonts w:ascii="Courier New" w:hAnsi="Courier New" w:cs="Courier New"/>
+          <w:sz w:val="20"/>
+          <w:szCs w:val="20"/>
+        </w:rPr>
+        <w:t>es:%</w:t>
+      </w:r>
+      <w:proofErr w:type="gramEnd"/>
+      <w:r>
+        <w:rPr>
+          <w:rFonts w:ascii="Courier New" w:hAnsi="Courier New" w:cs="Courier New"/>
+          <w:sz w:val="20"/>
+          <w:szCs w:val="20"/>
+        </w:rPr>
+        <w:t>.2f %n</w:t>
+      </w:r>
+      <w:proofErr w:type="gramStart"/>
+      <w:r>
+        <w:rPr>
+          <w:rFonts w:ascii="Courier New" w:hAnsi="Courier New" w:cs="Courier New"/>
+          <w:sz w:val="20"/>
+          <w:szCs w:val="20"/>
+        </w:rPr>
+        <w:t>",base</w:t>
+      </w:r>
+      <w:proofErr w:type="gramEnd"/>
+      <w:r>
+        <w:rPr>
+          <w:rFonts w:ascii="Courier New" w:hAnsi="Courier New" w:cs="Courier New"/>
+          <w:sz w:val="20"/>
+          <w:szCs w:val="20"/>
+        </w:rPr>
+        <w:t>_imponible);</w:t>
       </w:r>
     </w:p>
     <w:p>
@@ -1512,7 +1921,25 @@
           <w:szCs w:val="20"/>
         </w:rPr>
         <w:tab/>
-        <w:t>System.out.printf("El iva es 21%%: %.2f %n",iva);</w:t>
+        <w:t>System.out.printf("El iva es 21%%: %.2f %n</w:t>
+      </w:r>
+      <w:proofErr w:type="gramStart"/>
+      <w:r>
+        <w:rPr>
+          <w:rFonts w:ascii="Courier New" w:hAnsi="Courier New" w:cs="Courier New"/>
+          <w:sz w:val="20"/>
+          <w:szCs w:val="20"/>
+        </w:rPr>
+        <w:t>",iva</w:t>
+      </w:r>
+      <w:proofErr w:type="gramEnd"/>
+      <w:r>
+        <w:rPr>
+          <w:rFonts w:ascii="Courier New" w:hAnsi="Courier New" w:cs="Courier New"/>
+          <w:sz w:val="20"/>
+          <w:szCs w:val="20"/>
+        </w:rPr>
+        <w:t>);</w:t>
       </w:r>
     </w:p>
     <w:p>
@@ -1568,132 +1995,170 @@
           <w:szCs w:val="20"/>
         </w:rPr>
         <w:tab/>
-        <w:t xml:space="preserve">System.out.printf("El total a pagar es </w:t>
-      </w:r>
-      <w:r>
-        <w:rPr>
-          <w:rFonts w:ascii="Courier New" w:hAnsi="Courier New" w:cs="Courier New"/>
-          <w:sz w:val="20"/>
-          <w:szCs w:val="20"/>
-        </w:rPr>
-        <w:t>:</w:t>
-      </w:r>
-      <w:r>
-        <w:rPr>
-          <w:rFonts w:ascii="Courier New" w:hAnsi="Courier New" w:cs="Courier New"/>
-          <w:sz w:val="20"/>
-          <w:szCs w:val="20"/>
-        </w:rPr>
-        <w:t>%.2f %n",total_Pagar);</w:t>
-      </w:r>
-    </w:p>
-    <w:p>
-      <w:pPr>
-        <w:shd w:val="clear" w:color="auto" w:fill="DAE9F7" w:themeFill="text2" w:themeFillTint="1A"/>
-        <w:spacing w:after="0"/>
-        <w:rPr>
-          <w:rFonts w:ascii="Courier New" w:hAnsi="Courier New" w:cs="Courier New"/>
-          <w:sz w:val="20"/>
-          <w:szCs w:val="20"/>
-        </w:rPr>
-      </w:pPr>
-      <w:r>
-        <w:rPr>
-          <w:rFonts w:ascii="Courier New" w:hAnsi="Courier New" w:cs="Courier New"/>
-          <w:sz w:val="20"/>
-          <w:szCs w:val="20"/>
-        </w:rPr>
-        <w:tab/>
-      </w:r>
-      <w:r>
-        <w:rPr>
-          <w:rFonts w:ascii="Courier New" w:hAnsi="Courier New" w:cs="Courier New"/>
-          <w:sz w:val="20"/>
-          <w:szCs w:val="20"/>
-        </w:rPr>
-        <w:tab/>
-      </w:r>
-    </w:p>
-    <w:p>
-      <w:pPr>
-        <w:shd w:val="clear" w:color="auto" w:fill="DAE9F7" w:themeFill="text2" w:themeFillTint="1A"/>
-        <w:spacing w:after="0"/>
-        <w:rPr>
-          <w:rFonts w:ascii="Courier New" w:hAnsi="Courier New" w:cs="Courier New"/>
-          <w:sz w:val="20"/>
-          <w:szCs w:val="20"/>
-        </w:rPr>
-      </w:pPr>
-      <w:r>
-        <w:rPr>
-          <w:rFonts w:ascii="Courier New" w:hAnsi="Courier New" w:cs="Courier New"/>
-          <w:sz w:val="20"/>
-          <w:szCs w:val="20"/>
-        </w:rPr>
-        <w:tab/>
-      </w:r>
-      <w:r>
-        <w:rPr>
-          <w:rFonts w:ascii="Courier New" w:hAnsi="Courier New" w:cs="Courier New"/>
-          <w:sz w:val="20"/>
-          <w:szCs w:val="20"/>
-        </w:rPr>
-        <w:tab/>
-      </w:r>
-    </w:p>
-    <w:p>
-      <w:pPr>
-        <w:shd w:val="clear" w:color="auto" w:fill="DAE9F7" w:themeFill="text2" w:themeFillTint="1A"/>
-        <w:spacing w:after="0"/>
-        <w:rPr>
-          <w:rFonts w:ascii="Courier New" w:hAnsi="Courier New" w:cs="Courier New"/>
-          <w:sz w:val="20"/>
-          <w:szCs w:val="20"/>
-        </w:rPr>
-      </w:pPr>
-      <w:r>
-        <w:rPr>
-          <w:rFonts w:ascii="Courier New" w:hAnsi="Courier New" w:cs="Courier New"/>
-          <w:sz w:val="20"/>
-          <w:szCs w:val="20"/>
-        </w:rPr>
-        <w:tab/>
-      </w:r>
-      <w:r>
-        <w:rPr>
-          <w:rFonts w:ascii="Courier New" w:hAnsi="Courier New" w:cs="Courier New"/>
-          <w:sz w:val="20"/>
-          <w:szCs w:val="20"/>
-        </w:rPr>
-        <w:tab/>
-      </w:r>
-    </w:p>
-    <w:p>
-      <w:pPr>
-        <w:shd w:val="clear" w:color="auto" w:fill="DAE9F7" w:themeFill="text2" w:themeFillTint="1A"/>
-        <w:spacing w:after="0"/>
-        <w:rPr>
-          <w:rFonts w:ascii="Courier New" w:hAnsi="Courier New" w:cs="Courier New"/>
-          <w:sz w:val="20"/>
-          <w:szCs w:val="20"/>
-        </w:rPr>
-      </w:pPr>
-      <w:r>
-        <w:rPr>
-          <w:rFonts w:ascii="Courier New" w:hAnsi="Courier New" w:cs="Courier New"/>
-          <w:sz w:val="20"/>
-          <w:szCs w:val="20"/>
-        </w:rPr>
-        <w:tab/>
-      </w:r>
-      <w:r>
-        <w:rPr>
-          <w:rFonts w:ascii="Courier New" w:hAnsi="Courier New" w:cs="Courier New"/>
-          <w:sz w:val="20"/>
-          <w:szCs w:val="20"/>
-        </w:rPr>
-        <w:tab/>
-        <w:t>c.close();</w:t>
+        <w:t xml:space="preserve">System.out.printf("El total a pagar </w:t>
+      </w:r>
+      <w:proofErr w:type="gramStart"/>
+      <w:r>
+        <w:rPr>
+          <w:rFonts w:ascii="Courier New" w:hAnsi="Courier New" w:cs="Courier New"/>
+          <w:sz w:val="20"/>
+          <w:szCs w:val="20"/>
+        </w:rPr>
+        <w:t>es :</w:t>
+      </w:r>
+      <w:proofErr w:type="gramEnd"/>
+      <w:r>
+        <w:rPr>
+          <w:rFonts w:ascii="Courier New" w:hAnsi="Courier New" w:cs="Courier New"/>
+          <w:sz w:val="20"/>
+          <w:szCs w:val="20"/>
+        </w:rPr>
+        <w:t>%.2f %n</w:t>
+      </w:r>
+      <w:proofErr w:type="gramStart"/>
+      <w:r>
+        <w:rPr>
+          <w:rFonts w:ascii="Courier New" w:hAnsi="Courier New" w:cs="Courier New"/>
+          <w:sz w:val="20"/>
+          <w:szCs w:val="20"/>
+        </w:rPr>
+        <w:t>",total</w:t>
+      </w:r>
+      <w:proofErr w:type="gramEnd"/>
+      <w:r>
+        <w:rPr>
+          <w:rFonts w:ascii="Courier New" w:hAnsi="Courier New" w:cs="Courier New"/>
+          <w:sz w:val="20"/>
+          <w:szCs w:val="20"/>
+        </w:rPr>
+        <w:t>_Pagar);</w:t>
+      </w:r>
+    </w:p>
+    <w:p>
+      <w:pPr>
+        <w:shd w:val="clear" w:color="auto" w:fill="DAE9F7" w:themeFill="text2" w:themeFillTint="1A"/>
+        <w:spacing w:after="0"/>
+        <w:rPr>
+          <w:rFonts w:ascii="Courier New" w:hAnsi="Courier New" w:cs="Courier New"/>
+          <w:sz w:val="20"/>
+          <w:szCs w:val="20"/>
+        </w:rPr>
+      </w:pPr>
+      <w:r>
+        <w:rPr>
+          <w:rFonts w:ascii="Courier New" w:hAnsi="Courier New" w:cs="Courier New"/>
+          <w:sz w:val="20"/>
+          <w:szCs w:val="20"/>
+        </w:rPr>
+        <w:tab/>
+      </w:r>
+      <w:r>
+        <w:rPr>
+          <w:rFonts w:ascii="Courier New" w:hAnsi="Courier New" w:cs="Courier New"/>
+          <w:sz w:val="20"/>
+          <w:szCs w:val="20"/>
+        </w:rPr>
+        <w:tab/>
+      </w:r>
+    </w:p>
+    <w:p>
+      <w:pPr>
+        <w:shd w:val="clear" w:color="auto" w:fill="DAE9F7" w:themeFill="text2" w:themeFillTint="1A"/>
+        <w:spacing w:after="0"/>
+        <w:rPr>
+          <w:rFonts w:ascii="Courier New" w:hAnsi="Courier New" w:cs="Courier New"/>
+          <w:sz w:val="20"/>
+          <w:szCs w:val="20"/>
+        </w:rPr>
+      </w:pPr>
+      <w:r>
+        <w:rPr>
+          <w:rFonts w:ascii="Courier New" w:hAnsi="Courier New" w:cs="Courier New"/>
+          <w:sz w:val="20"/>
+          <w:szCs w:val="20"/>
+        </w:rPr>
+        <w:tab/>
+      </w:r>
+      <w:r>
+        <w:rPr>
+          <w:rFonts w:ascii="Courier New" w:hAnsi="Courier New" w:cs="Courier New"/>
+          <w:sz w:val="20"/>
+          <w:szCs w:val="20"/>
+        </w:rPr>
+        <w:tab/>
+      </w:r>
+    </w:p>
+    <w:p>
+      <w:pPr>
+        <w:shd w:val="clear" w:color="auto" w:fill="DAE9F7" w:themeFill="text2" w:themeFillTint="1A"/>
+        <w:spacing w:after="0"/>
+        <w:rPr>
+          <w:rFonts w:ascii="Courier New" w:hAnsi="Courier New" w:cs="Courier New"/>
+          <w:sz w:val="20"/>
+          <w:szCs w:val="20"/>
+        </w:rPr>
+      </w:pPr>
+      <w:r>
+        <w:rPr>
+          <w:rFonts w:ascii="Courier New" w:hAnsi="Courier New" w:cs="Courier New"/>
+          <w:sz w:val="20"/>
+          <w:szCs w:val="20"/>
+        </w:rPr>
+        <w:tab/>
+      </w:r>
+      <w:r>
+        <w:rPr>
+          <w:rFonts w:ascii="Courier New" w:hAnsi="Courier New" w:cs="Courier New"/>
+          <w:sz w:val="20"/>
+          <w:szCs w:val="20"/>
+        </w:rPr>
+        <w:tab/>
+      </w:r>
+    </w:p>
+    <w:p>
+      <w:pPr>
+        <w:shd w:val="clear" w:color="auto" w:fill="DAE9F7" w:themeFill="text2" w:themeFillTint="1A"/>
+        <w:spacing w:after="0"/>
+        <w:rPr>
+          <w:rFonts w:ascii="Courier New" w:hAnsi="Courier New" w:cs="Courier New"/>
+          <w:sz w:val="20"/>
+          <w:szCs w:val="20"/>
+        </w:rPr>
+      </w:pPr>
+      <w:r>
+        <w:rPr>
+          <w:rFonts w:ascii="Courier New" w:hAnsi="Courier New" w:cs="Courier New"/>
+          <w:sz w:val="20"/>
+          <w:szCs w:val="20"/>
+        </w:rPr>
+        <w:tab/>
+      </w:r>
+      <w:r>
+        <w:rPr>
+          <w:rFonts w:ascii="Courier New" w:hAnsi="Courier New" w:cs="Courier New"/>
+          <w:sz w:val="20"/>
+          <w:szCs w:val="20"/>
+        </w:rPr>
+        <w:tab/>
+        <w:t>c.</w:t>
+      </w:r>
+      <w:proofErr w:type="gramStart"/>
+      <w:r>
+        <w:rPr>
+          <w:rFonts w:ascii="Courier New" w:hAnsi="Courier New" w:cs="Courier New"/>
+          <w:sz w:val="20"/>
+          <w:szCs w:val="20"/>
+        </w:rPr>
+        <w:t>close(</w:t>
+      </w:r>
+      <w:proofErr w:type="gramEnd"/>
+      <w:r>
+        <w:rPr>
+          <w:rFonts w:ascii="Courier New" w:hAnsi="Courier New" w:cs="Courier New"/>
+          <w:sz w:val="20"/>
+          <w:szCs w:val="20"/>
+        </w:rPr>
+        <w:t>);</w:t>
       </w:r>
     </w:p>
     <w:p>
@@ -2006,6 +2471,9 @@
     </w:p>
     <w:p>
       <w:r>
+        <w:rPr>
+          <w:noProof/>
+        </w:rPr>
         <w:drawing>
           <wp:inline distT="0" distB="0" distL="0" distR="0" wp14:anchorId="1492FAD3" wp14:editId="5972DDEB">
             <wp:extent cx="5400040" cy="2463165"/>
@@ -2078,54 +2546,91 @@
           <w:rFonts w:ascii="Courier New" w:hAnsi="Courier New" w:cs="Courier New"/>
           <w:sz w:val="20"/>
           <w:szCs w:val="20"/>
-        </w:rPr>
-      </w:pPr>
-      <w:r>
-        <w:rPr>
-          <w:rFonts w:ascii="Courier New" w:hAnsi="Courier New" w:cs="Courier New"/>
-          <w:sz w:val="20"/>
-          <w:szCs w:val="20"/>
-        </w:rPr>
-        <w:t>import java.util.Scanner;</w:t>
-      </w:r>
-    </w:p>
-    <w:p>
-      <w:pPr>
-        <w:shd w:val="clear" w:color="auto" w:fill="DAE9F7" w:themeFill="text2" w:themeFillTint="1A"/>
-        <w:spacing w:after="0"/>
-        <w:rPr>
-          <w:rFonts w:ascii="Courier New" w:hAnsi="Courier New" w:cs="Courier New"/>
-          <w:sz w:val="20"/>
-          <w:szCs w:val="20"/>
-        </w:rPr>
-      </w:pPr>
-    </w:p>
-    <w:p>
-      <w:pPr>
-        <w:shd w:val="clear" w:color="auto" w:fill="DAE9F7" w:themeFill="text2" w:themeFillTint="1A"/>
-        <w:spacing w:after="0"/>
-        <w:rPr>
-          <w:rFonts w:ascii="Courier New" w:hAnsi="Courier New" w:cs="Courier New"/>
-          <w:sz w:val="20"/>
-          <w:szCs w:val="20"/>
-        </w:rPr>
-      </w:pPr>
-    </w:p>
-    <w:p>
-      <w:pPr>
-        <w:shd w:val="clear" w:color="auto" w:fill="DAE9F7" w:themeFill="text2" w:themeFillTint="1A"/>
-        <w:spacing w:after="0"/>
-        <w:rPr>
-          <w:rFonts w:ascii="Courier New" w:hAnsi="Courier New" w:cs="Courier New"/>
-          <w:sz w:val="20"/>
-          <w:szCs w:val="20"/>
-        </w:rPr>
-      </w:pPr>
-      <w:r>
-        <w:rPr>
-          <w:rFonts w:ascii="Courier New" w:hAnsi="Courier New" w:cs="Courier New"/>
-          <w:sz w:val="20"/>
-          <w:szCs w:val="20"/>
+          <w:lang w:val="en-GB"/>
+        </w:rPr>
+      </w:pPr>
+      <w:r>
+        <w:rPr>
+          <w:rFonts w:ascii="Courier New" w:hAnsi="Courier New" w:cs="Courier New"/>
+          <w:sz w:val="20"/>
+          <w:szCs w:val="20"/>
+          <w:lang w:val="en-GB"/>
+        </w:rPr>
+        <w:t xml:space="preserve">import </w:t>
+      </w:r>
+      <w:proofErr w:type="gramStart"/>
+      <w:r>
+        <w:rPr>
+          <w:rFonts w:ascii="Courier New" w:hAnsi="Courier New" w:cs="Courier New"/>
+          <w:sz w:val="20"/>
+          <w:szCs w:val="20"/>
+          <w:lang w:val="en-GB"/>
+        </w:rPr>
+        <w:t>java.util</w:t>
+      </w:r>
+      <w:proofErr w:type="gramEnd"/>
+      <w:r>
+        <w:rPr>
+          <w:rFonts w:ascii="Courier New" w:hAnsi="Courier New" w:cs="Courier New"/>
+          <w:sz w:val="20"/>
+          <w:szCs w:val="20"/>
+          <w:lang w:val="en-GB"/>
+        </w:rPr>
+        <w:t>.</w:t>
+      </w:r>
+      <w:proofErr w:type="gramStart"/>
+      <w:r>
+        <w:rPr>
+          <w:rFonts w:ascii="Courier New" w:hAnsi="Courier New" w:cs="Courier New"/>
+          <w:sz w:val="20"/>
+          <w:szCs w:val="20"/>
+          <w:lang w:val="en-GB"/>
+        </w:rPr>
+        <w:t>Scanner;</w:t>
+      </w:r>
+      <w:proofErr w:type="gramEnd"/>
+    </w:p>
+    <w:p>
+      <w:pPr>
+        <w:shd w:val="clear" w:color="auto" w:fill="DAE9F7" w:themeFill="text2" w:themeFillTint="1A"/>
+        <w:spacing w:after="0"/>
+        <w:rPr>
+          <w:rFonts w:ascii="Courier New" w:hAnsi="Courier New" w:cs="Courier New"/>
+          <w:sz w:val="20"/>
+          <w:szCs w:val="20"/>
+          <w:lang w:val="en-GB"/>
+        </w:rPr>
+      </w:pPr>
+    </w:p>
+    <w:p>
+      <w:pPr>
+        <w:shd w:val="clear" w:color="auto" w:fill="DAE9F7" w:themeFill="text2" w:themeFillTint="1A"/>
+        <w:spacing w:after="0"/>
+        <w:rPr>
+          <w:rFonts w:ascii="Courier New" w:hAnsi="Courier New" w:cs="Courier New"/>
+          <w:sz w:val="20"/>
+          <w:szCs w:val="20"/>
+          <w:lang w:val="en-GB"/>
+        </w:rPr>
+      </w:pPr>
+    </w:p>
+    <w:p>
+      <w:pPr>
+        <w:shd w:val="clear" w:color="auto" w:fill="DAE9F7" w:themeFill="text2" w:themeFillTint="1A"/>
+        <w:spacing w:after="0"/>
+        <w:rPr>
+          <w:rFonts w:ascii="Courier New" w:hAnsi="Courier New" w:cs="Courier New"/>
+          <w:sz w:val="20"/>
+          <w:szCs w:val="20"/>
+          <w:lang w:val="en-GB"/>
+        </w:rPr>
+      </w:pPr>
+      <w:r>
+        <w:rPr>
+          <w:rFonts w:ascii="Courier New" w:hAnsi="Courier New" w:cs="Courier New"/>
+          <w:sz w:val="20"/>
+          <w:szCs w:val="20"/>
+          <w:lang w:val="en-GB"/>
         </w:rPr>
         <w:t>public class Edad {</w:t>
       </w:r>
@@ -2138,52 +2643,78 @@
           <w:rFonts w:ascii="Courier New" w:hAnsi="Courier New" w:cs="Courier New"/>
           <w:sz w:val="20"/>
           <w:szCs w:val="20"/>
-        </w:rPr>
-      </w:pPr>
-    </w:p>
-    <w:p>
-      <w:pPr>
-        <w:shd w:val="clear" w:color="auto" w:fill="DAE9F7" w:themeFill="text2" w:themeFillTint="1A"/>
-        <w:spacing w:after="0"/>
-        <w:rPr>
-          <w:rFonts w:ascii="Courier New" w:hAnsi="Courier New" w:cs="Courier New"/>
-          <w:sz w:val="20"/>
-          <w:szCs w:val="20"/>
-        </w:rPr>
-      </w:pPr>
-      <w:r>
-        <w:rPr>
-          <w:rFonts w:ascii="Courier New" w:hAnsi="Courier New" w:cs="Courier New"/>
-          <w:sz w:val="20"/>
-          <w:szCs w:val="20"/>
-        </w:rPr>
-        <w:tab/>
-        <w:t>public static void main(String[] args) {</w:t>
-      </w:r>
-    </w:p>
-    <w:p>
-      <w:pPr>
-        <w:shd w:val="clear" w:color="auto" w:fill="DAE9F7" w:themeFill="text2" w:themeFillTint="1A"/>
-        <w:spacing w:after="0"/>
-        <w:rPr>
-          <w:rFonts w:ascii="Courier New" w:hAnsi="Courier New" w:cs="Courier New"/>
-          <w:sz w:val="20"/>
-          <w:szCs w:val="20"/>
-        </w:rPr>
-      </w:pPr>
-      <w:r>
-        <w:rPr>
-          <w:rFonts w:ascii="Courier New" w:hAnsi="Courier New" w:cs="Courier New"/>
-          <w:sz w:val="20"/>
-          <w:szCs w:val="20"/>
-        </w:rPr>
-        <w:tab/>
-      </w:r>
-      <w:r>
-        <w:rPr>
-          <w:rFonts w:ascii="Courier New" w:hAnsi="Courier New" w:cs="Courier New"/>
-          <w:sz w:val="20"/>
-          <w:szCs w:val="20"/>
+          <w:lang w:val="en-GB"/>
+        </w:rPr>
+      </w:pPr>
+    </w:p>
+    <w:p>
+      <w:pPr>
+        <w:shd w:val="clear" w:color="auto" w:fill="DAE9F7" w:themeFill="text2" w:themeFillTint="1A"/>
+        <w:spacing w:after="0"/>
+        <w:rPr>
+          <w:rFonts w:ascii="Courier New" w:hAnsi="Courier New" w:cs="Courier New"/>
+          <w:sz w:val="20"/>
+          <w:szCs w:val="20"/>
+          <w:lang w:val="en-GB"/>
+        </w:rPr>
+      </w:pPr>
+      <w:r>
+        <w:rPr>
+          <w:rFonts w:ascii="Courier New" w:hAnsi="Courier New" w:cs="Courier New"/>
+          <w:sz w:val="20"/>
+          <w:szCs w:val="20"/>
+          <w:lang w:val="en-GB"/>
+        </w:rPr>
+        <w:tab/>
+        <w:t xml:space="preserve">public static void </w:t>
+      </w:r>
+      <w:proofErr w:type="gramStart"/>
+      <w:r>
+        <w:rPr>
+          <w:rFonts w:ascii="Courier New" w:hAnsi="Courier New" w:cs="Courier New"/>
+          <w:sz w:val="20"/>
+          <w:szCs w:val="20"/>
+          <w:lang w:val="en-GB"/>
+        </w:rPr>
+        <w:t>main(String[</w:t>
+      </w:r>
+      <w:proofErr w:type="gramEnd"/>
+      <w:r>
+        <w:rPr>
+          <w:rFonts w:ascii="Courier New" w:hAnsi="Courier New" w:cs="Courier New"/>
+          <w:sz w:val="20"/>
+          <w:szCs w:val="20"/>
+          <w:lang w:val="en-GB"/>
+        </w:rPr>
+        <w:t>] args) {</w:t>
+      </w:r>
+    </w:p>
+    <w:p>
+      <w:pPr>
+        <w:shd w:val="clear" w:color="auto" w:fill="DAE9F7" w:themeFill="text2" w:themeFillTint="1A"/>
+        <w:spacing w:after="0"/>
+        <w:rPr>
+          <w:rFonts w:ascii="Courier New" w:hAnsi="Courier New" w:cs="Courier New"/>
+          <w:sz w:val="20"/>
+          <w:szCs w:val="20"/>
+          <w:lang w:val="en-GB"/>
+        </w:rPr>
+      </w:pPr>
+      <w:r>
+        <w:rPr>
+          <w:rFonts w:ascii="Courier New" w:hAnsi="Courier New" w:cs="Courier New"/>
+          <w:sz w:val="20"/>
+          <w:szCs w:val="20"/>
+          <w:lang w:val="en-GB"/>
+        </w:rPr>
+        <w:tab/>
+      </w:r>
+      <w:r>
+        <w:rPr>
+          <w:rFonts w:ascii="Courier New" w:hAnsi="Courier New" w:cs="Courier New"/>
+          <w:sz w:val="20"/>
+          <w:szCs w:val="20"/>
+          <w:lang w:val="en-GB"/>
         </w:rPr>
         <w:tab/>
         <w:t>// TODO Auto-generated method stub</w:t>
@@ -2197,51 +2728,94 @@
           <w:rFonts w:ascii="Courier New" w:hAnsi="Courier New" w:cs="Courier New"/>
           <w:sz w:val="20"/>
           <w:szCs w:val="20"/>
-        </w:rPr>
-      </w:pPr>
-      <w:r>
-        <w:rPr>
-          <w:rFonts w:ascii="Courier New" w:hAnsi="Courier New" w:cs="Courier New"/>
-          <w:sz w:val="20"/>
-          <w:szCs w:val="20"/>
-        </w:rPr>
-        <w:tab/>
-      </w:r>
-      <w:r>
-        <w:rPr>
-          <w:rFonts w:ascii="Courier New" w:hAnsi="Courier New" w:cs="Courier New"/>
-          <w:sz w:val="20"/>
-          <w:szCs w:val="20"/>
-        </w:rPr>
-        <w:tab/>
-        <w:t>Scanner c=new Scanner(System.in);</w:t>
-      </w:r>
-    </w:p>
-    <w:p>
-      <w:pPr>
-        <w:shd w:val="clear" w:color="auto" w:fill="DAE9F7" w:themeFill="text2" w:themeFillTint="1A"/>
-        <w:spacing w:after="0"/>
-        <w:rPr>
-          <w:rFonts w:ascii="Courier New" w:hAnsi="Courier New" w:cs="Courier New"/>
-          <w:sz w:val="20"/>
-          <w:szCs w:val="20"/>
-        </w:rPr>
-      </w:pPr>
-      <w:r>
-        <w:rPr>
-          <w:rFonts w:ascii="Courier New" w:hAnsi="Courier New" w:cs="Courier New"/>
-          <w:sz w:val="20"/>
-          <w:szCs w:val="20"/>
-        </w:rPr>
-        <w:tab/>
-      </w:r>
-      <w:r>
-        <w:rPr>
-          <w:rFonts w:ascii="Courier New" w:hAnsi="Courier New" w:cs="Courier New"/>
-          <w:sz w:val="20"/>
-          <w:szCs w:val="20"/>
-        </w:rPr>
-        <w:tab/>
+          <w:lang w:val="en-GB"/>
+        </w:rPr>
+      </w:pPr>
+      <w:r>
+        <w:rPr>
+          <w:rFonts w:ascii="Courier New" w:hAnsi="Courier New" w:cs="Courier New"/>
+          <w:sz w:val="20"/>
+          <w:szCs w:val="20"/>
+          <w:lang w:val="en-GB"/>
+        </w:rPr>
+        <w:tab/>
+      </w:r>
+      <w:r>
+        <w:rPr>
+          <w:rFonts w:ascii="Courier New" w:hAnsi="Courier New" w:cs="Courier New"/>
+          <w:sz w:val="20"/>
+          <w:szCs w:val="20"/>
+          <w:lang w:val="en-GB"/>
+        </w:rPr>
+        <w:tab/>
+        <w:t xml:space="preserve">Scanner c=new </w:t>
+      </w:r>
+      <w:proofErr w:type="gramStart"/>
+      <w:r>
+        <w:rPr>
+          <w:rFonts w:ascii="Courier New" w:hAnsi="Courier New" w:cs="Courier New"/>
+          <w:sz w:val="20"/>
+          <w:szCs w:val="20"/>
+          <w:lang w:val="en-GB"/>
+        </w:rPr>
+        <w:t>Scanner(</w:t>
+      </w:r>
+      <w:proofErr w:type="gramEnd"/>
+      <w:r>
+        <w:rPr>
+          <w:rFonts w:ascii="Courier New" w:hAnsi="Courier New" w:cs="Courier New"/>
+          <w:sz w:val="20"/>
+          <w:szCs w:val="20"/>
+          <w:lang w:val="en-GB"/>
+        </w:rPr>
+        <w:t>System.in</w:t>
+      </w:r>
+      <w:proofErr w:type="gramStart"/>
+      <w:r>
+        <w:rPr>
+          <w:rFonts w:ascii="Courier New" w:hAnsi="Courier New" w:cs="Courier New"/>
+          <w:sz w:val="20"/>
+          <w:szCs w:val="20"/>
+          <w:lang w:val="en-GB"/>
+        </w:rPr>
+        <w:t>);</w:t>
+      </w:r>
+      <w:proofErr w:type="gramEnd"/>
+    </w:p>
+    <w:p>
+      <w:pPr>
+        <w:shd w:val="clear" w:color="auto" w:fill="DAE9F7" w:themeFill="text2" w:themeFillTint="1A"/>
+        <w:spacing w:after="0"/>
+        <w:rPr>
+          <w:rFonts w:ascii="Courier New" w:hAnsi="Courier New" w:cs="Courier New"/>
+          <w:sz w:val="20"/>
+          <w:szCs w:val="20"/>
+        </w:rPr>
+      </w:pPr>
+      <w:r>
+        <w:rPr>
+          <w:rFonts w:ascii="Courier New" w:hAnsi="Courier New" w:cs="Courier New"/>
+          <w:sz w:val="20"/>
+          <w:szCs w:val="20"/>
+          <w:lang w:val="en-GB"/>
+        </w:rPr>
+        <w:tab/>
+      </w:r>
+      <w:r>
+        <w:rPr>
+          <w:rFonts w:ascii="Courier New" w:hAnsi="Courier New" w:cs="Courier New"/>
+          <w:sz w:val="20"/>
+          <w:szCs w:val="20"/>
+          <w:lang w:val="en-GB"/>
+        </w:rPr>
+        <w:tab/>
+      </w:r>
+      <w:r>
+        <w:rPr>
+          <w:rFonts w:ascii="Courier New" w:hAnsi="Courier New" w:cs="Courier New"/>
+          <w:sz w:val="20"/>
+          <w:szCs w:val="20"/>
+        </w:rPr>
         <w:t>System.out.print("Dime tu año de nacimiento:");</w:t>
       </w:r>
     </w:p>
@@ -2253,106 +2827,172 @@
           <w:rFonts w:ascii="Courier New" w:hAnsi="Courier New" w:cs="Courier New"/>
           <w:sz w:val="20"/>
           <w:szCs w:val="20"/>
-        </w:rPr>
-      </w:pPr>
-      <w:r>
-        <w:rPr>
-          <w:rFonts w:ascii="Courier New" w:hAnsi="Courier New" w:cs="Courier New"/>
-          <w:sz w:val="20"/>
-          <w:szCs w:val="20"/>
-        </w:rPr>
-        <w:tab/>
-      </w:r>
-      <w:r>
-        <w:rPr>
-          <w:rFonts w:ascii="Courier New" w:hAnsi="Courier New" w:cs="Courier New"/>
-          <w:sz w:val="20"/>
-          <w:szCs w:val="20"/>
-        </w:rPr>
-        <w:tab/>
-        <w:t>int anual=c.nextInt();</w:t>
-      </w:r>
-    </w:p>
-    <w:p>
-      <w:pPr>
-        <w:shd w:val="clear" w:color="auto" w:fill="DAE9F7" w:themeFill="text2" w:themeFillTint="1A"/>
-        <w:spacing w:after="0"/>
-        <w:rPr>
-          <w:rFonts w:ascii="Courier New" w:hAnsi="Courier New" w:cs="Courier New"/>
-          <w:sz w:val="20"/>
-          <w:szCs w:val="20"/>
-        </w:rPr>
-      </w:pPr>
-      <w:r>
-        <w:rPr>
-          <w:rFonts w:ascii="Courier New" w:hAnsi="Courier New" w:cs="Courier New"/>
-          <w:sz w:val="20"/>
-          <w:szCs w:val="20"/>
-        </w:rPr>
-        <w:tab/>
-      </w:r>
-      <w:r>
-        <w:rPr>
-          <w:rFonts w:ascii="Courier New" w:hAnsi="Courier New" w:cs="Courier New"/>
-          <w:sz w:val="20"/>
-          <w:szCs w:val="20"/>
-        </w:rPr>
-        <w:tab/>
-        <w:t>int actual=2026;</w:t>
-      </w:r>
-    </w:p>
-    <w:p>
-      <w:pPr>
-        <w:shd w:val="clear" w:color="auto" w:fill="DAE9F7" w:themeFill="text2" w:themeFillTint="1A"/>
-        <w:spacing w:after="0"/>
-        <w:rPr>
-          <w:rFonts w:ascii="Courier New" w:hAnsi="Courier New" w:cs="Courier New"/>
-          <w:sz w:val="20"/>
-          <w:szCs w:val="20"/>
-        </w:rPr>
-      </w:pPr>
-      <w:r>
-        <w:rPr>
-          <w:rFonts w:ascii="Courier New" w:hAnsi="Courier New" w:cs="Courier New"/>
-          <w:sz w:val="20"/>
-          <w:szCs w:val="20"/>
-        </w:rPr>
-        <w:tab/>
-      </w:r>
-      <w:r>
-        <w:rPr>
-          <w:rFonts w:ascii="Courier New" w:hAnsi="Courier New" w:cs="Courier New"/>
-          <w:sz w:val="20"/>
-          <w:szCs w:val="20"/>
-        </w:rPr>
-        <w:tab/>
-      </w:r>
-    </w:p>
-    <w:p>
-      <w:pPr>
-        <w:shd w:val="clear" w:color="auto" w:fill="DAE9F7" w:themeFill="text2" w:themeFillTint="1A"/>
-        <w:spacing w:after="0"/>
-        <w:rPr>
-          <w:rFonts w:ascii="Courier New" w:hAnsi="Courier New" w:cs="Courier New"/>
-          <w:sz w:val="20"/>
-          <w:szCs w:val="20"/>
-        </w:rPr>
-      </w:pPr>
-      <w:r>
-        <w:rPr>
-          <w:rFonts w:ascii="Courier New" w:hAnsi="Courier New" w:cs="Courier New"/>
-          <w:sz w:val="20"/>
-          <w:szCs w:val="20"/>
-        </w:rPr>
-        <w:tab/>
-      </w:r>
-      <w:r>
-        <w:rPr>
-          <w:rFonts w:ascii="Courier New" w:hAnsi="Courier New" w:cs="Courier New"/>
-          <w:sz w:val="20"/>
-          <w:szCs w:val="20"/>
-        </w:rPr>
-        <w:tab/>
+          <w:lang w:val="en-GB"/>
+        </w:rPr>
+      </w:pPr>
+      <w:r>
+        <w:rPr>
+          <w:rFonts w:ascii="Courier New" w:hAnsi="Courier New" w:cs="Courier New"/>
+          <w:sz w:val="20"/>
+          <w:szCs w:val="20"/>
+        </w:rPr>
+        <w:tab/>
+      </w:r>
+      <w:r>
+        <w:rPr>
+          <w:rFonts w:ascii="Courier New" w:hAnsi="Courier New" w:cs="Courier New"/>
+          <w:sz w:val="20"/>
+          <w:szCs w:val="20"/>
+        </w:rPr>
+        <w:tab/>
+      </w:r>
+      <w:r>
+        <w:rPr>
+          <w:rFonts w:ascii="Courier New" w:hAnsi="Courier New" w:cs="Courier New"/>
+          <w:sz w:val="20"/>
+          <w:szCs w:val="20"/>
+          <w:lang w:val="en-GB"/>
+        </w:rPr>
+        <w:t>int anual=</w:t>
+      </w:r>
+      <w:proofErr w:type="gramStart"/>
+      <w:r>
+        <w:rPr>
+          <w:rFonts w:ascii="Courier New" w:hAnsi="Courier New" w:cs="Courier New"/>
+          <w:sz w:val="20"/>
+          <w:szCs w:val="20"/>
+          <w:lang w:val="en-GB"/>
+        </w:rPr>
+        <w:t>c.nextInt</w:t>
+      </w:r>
+      <w:proofErr w:type="gramEnd"/>
+      <w:r>
+        <w:rPr>
+          <w:rFonts w:ascii="Courier New" w:hAnsi="Courier New" w:cs="Courier New"/>
+          <w:sz w:val="20"/>
+          <w:szCs w:val="20"/>
+          <w:lang w:val="en-GB"/>
+        </w:rPr>
+        <w:t>(</w:t>
+      </w:r>
+      <w:proofErr w:type="gramStart"/>
+      <w:r>
+        <w:rPr>
+          <w:rFonts w:ascii="Courier New" w:hAnsi="Courier New" w:cs="Courier New"/>
+          <w:sz w:val="20"/>
+          <w:szCs w:val="20"/>
+          <w:lang w:val="en-GB"/>
+        </w:rPr>
+        <w:t>);</w:t>
+      </w:r>
+      <w:proofErr w:type="gramEnd"/>
+    </w:p>
+    <w:p>
+      <w:pPr>
+        <w:shd w:val="clear" w:color="auto" w:fill="DAE9F7" w:themeFill="text2" w:themeFillTint="1A"/>
+        <w:spacing w:after="0"/>
+        <w:rPr>
+          <w:rFonts w:ascii="Courier New" w:hAnsi="Courier New" w:cs="Courier New"/>
+          <w:sz w:val="20"/>
+          <w:szCs w:val="20"/>
+          <w:lang w:val="en-GB"/>
+        </w:rPr>
+      </w:pPr>
+      <w:r>
+        <w:rPr>
+          <w:rFonts w:ascii="Courier New" w:hAnsi="Courier New" w:cs="Courier New"/>
+          <w:sz w:val="20"/>
+          <w:szCs w:val="20"/>
+          <w:lang w:val="en-GB"/>
+        </w:rPr>
+        <w:tab/>
+      </w:r>
+      <w:r>
+        <w:rPr>
+          <w:rFonts w:ascii="Courier New" w:hAnsi="Courier New" w:cs="Courier New"/>
+          <w:sz w:val="20"/>
+          <w:szCs w:val="20"/>
+          <w:lang w:val="en-GB"/>
+        </w:rPr>
+        <w:tab/>
+        <w:t>int actual=</w:t>
+      </w:r>
+      <w:proofErr w:type="gramStart"/>
+      <w:r>
+        <w:rPr>
+          <w:rFonts w:ascii="Courier New" w:hAnsi="Courier New" w:cs="Courier New"/>
+          <w:sz w:val="20"/>
+          <w:szCs w:val="20"/>
+          <w:lang w:val="en-GB"/>
+        </w:rPr>
+        <w:t>2026;</w:t>
+      </w:r>
+      <w:proofErr w:type="gramEnd"/>
+    </w:p>
+    <w:p>
+      <w:pPr>
+        <w:shd w:val="clear" w:color="auto" w:fill="DAE9F7" w:themeFill="text2" w:themeFillTint="1A"/>
+        <w:spacing w:after="0"/>
+        <w:rPr>
+          <w:rFonts w:ascii="Courier New" w:hAnsi="Courier New" w:cs="Courier New"/>
+          <w:sz w:val="20"/>
+          <w:szCs w:val="20"/>
+          <w:lang w:val="en-GB"/>
+        </w:rPr>
+      </w:pPr>
+      <w:r>
+        <w:rPr>
+          <w:rFonts w:ascii="Courier New" w:hAnsi="Courier New" w:cs="Courier New"/>
+          <w:sz w:val="20"/>
+          <w:szCs w:val="20"/>
+          <w:lang w:val="en-GB"/>
+        </w:rPr>
+        <w:tab/>
+      </w:r>
+      <w:r>
+        <w:rPr>
+          <w:rFonts w:ascii="Courier New" w:hAnsi="Courier New" w:cs="Courier New"/>
+          <w:sz w:val="20"/>
+          <w:szCs w:val="20"/>
+          <w:lang w:val="en-GB"/>
+        </w:rPr>
+        <w:tab/>
+      </w:r>
+    </w:p>
+    <w:p>
+      <w:pPr>
+        <w:shd w:val="clear" w:color="auto" w:fill="DAE9F7" w:themeFill="text2" w:themeFillTint="1A"/>
+        <w:spacing w:after="0"/>
+        <w:rPr>
+          <w:rFonts w:ascii="Courier New" w:hAnsi="Courier New" w:cs="Courier New"/>
+          <w:sz w:val="20"/>
+          <w:szCs w:val="20"/>
+        </w:rPr>
+      </w:pPr>
+      <w:r>
+        <w:rPr>
+          <w:rFonts w:ascii="Courier New" w:hAnsi="Courier New" w:cs="Courier New"/>
+          <w:sz w:val="20"/>
+          <w:szCs w:val="20"/>
+          <w:lang w:val="en-GB"/>
+        </w:rPr>
+        <w:tab/>
+      </w:r>
+      <w:r>
+        <w:rPr>
+          <w:rFonts w:ascii="Courier New" w:hAnsi="Courier New" w:cs="Courier New"/>
+          <w:sz w:val="20"/>
+          <w:szCs w:val="20"/>
+          <w:lang w:val="en-GB"/>
+        </w:rPr>
+        <w:tab/>
+      </w:r>
+      <w:r>
+        <w:rPr>
+          <w:rFonts w:ascii="Courier New" w:hAnsi="Courier New" w:cs="Courier New"/>
+          <w:sz w:val="20"/>
+          <w:szCs w:val="20"/>
+        </w:rPr>
         <w:t>int edad=actual-anual;</w:t>
       </w:r>
     </w:p>
@@ -2548,7 +3188,43 @@
           <w:szCs w:val="20"/>
         </w:rPr>
         <w:tab/>
-        <w:t>System.out.printf("Número de dias: %,d%n",dias);</w:t>
+        <w:t xml:space="preserve">System.out.printf("Número de dias: </w:t>
+      </w:r>
+      <w:proofErr w:type="gramStart"/>
+      <w:r>
+        <w:rPr>
+          <w:rFonts w:ascii="Courier New" w:hAnsi="Courier New" w:cs="Courier New"/>
+          <w:sz w:val="20"/>
+          <w:szCs w:val="20"/>
+        </w:rPr>
+        <w:t>%,d</w:t>
+      </w:r>
+      <w:proofErr w:type="gramEnd"/>
+      <w:r>
+        <w:rPr>
+          <w:rFonts w:ascii="Courier New" w:hAnsi="Courier New" w:cs="Courier New"/>
+          <w:sz w:val="20"/>
+          <w:szCs w:val="20"/>
+        </w:rPr>
+        <w:t>%n</w:t>
+      </w:r>
+      <w:proofErr w:type="gramStart"/>
+      <w:r>
+        <w:rPr>
+          <w:rFonts w:ascii="Courier New" w:hAnsi="Courier New" w:cs="Courier New"/>
+          <w:sz w:val="20"/>
+          <w:szCs w:val="20"/>
+        </w:rPr>
+        <w:t>",dias</w:t>
+      </w:r>
+      <w:proofErr w:type="gramEnd"/>
+      <w:r>
+        <w:rPr>
+          <w:rFonts w:ascii="Courier New" w:hAnsi="Courier New" w:cs="Courier New"/>
+          <w:sz w:val="20"/>
+          <w:szCs w:val="20"/>
+        </w:rPr>
+        <w:t>);</w:t>
       </w:r>
     </w:p>
     <w:p>
@@ -2631,7 +3307,43 @@
           <w:szCs w:val="20"/>
         </w:rPr>
         <w:tab/>
-        <w:t>System.out.printf("Número de horas: %,d%n",horas);</w:t>
+        <w:t xml:space="preserve">System.out.printf("Número de horas: </w:t>
+      </w:r>
+      <w:proofErr w:type="gramStart"/>
+      <w:r>
+        <w:rPr>
+          <w:rFonts w:ascii="Courier New" w:hAnsi="Courier New" w:cs="Courier New"/>
+          <w:sz w:val="20"/>
+          <w:szCs w:val="20"/>
+        </w:rPr>
+        <w:t>%,d</w:t>
+      </w:r>
+      <w:proofErr w:type="gramEnd"/>
+      <w:r>
+        <w:rPr>
+          <w:rFonts w:ascii="Courier New" w:hAnsi="Courier New" w:cs="Courier New"/>
+          <w:sz w:val="20"/>
+          <w:szCs w:val="20"/>
+        </w:rPr>
+        <w:t>%n</w:t>
+      </w:r>
+      <w:proofErr w:type="gramStart"/>
+      <w:r>
+        <w:rPr>
+          <w:rFonts w:ascii="Courier New" w:hAnsi="Courier New" w:cs="Courier New"/>
+          <w:sz w:val="20"/>
+          <w:szCs w:val="20"/>
+        </w:rPr>
+        <w:t>",horas</w:t>
+      </w:r>
+      <w:proofErr w:type="gramEnd"/>
+      <w:r>
+        <w:rPr>
+          <w:rFonts w:ascii="Courier New" w:hAnsi="Courier New" w:cs="Courier New"/>
+          <w:sz w:val="20"/>
+          <w:szCs w:val="20"/>
+        </w:rPr>
+        <w:t>);</w:t>
       </w:r>
     </w:p>
     <w:p>
@@ -2714,62 +3426,116 @@
           <w:szCs w:val="20"/>
         </w:rPr>
         <w:tab/>
-        <w:t>System.out.printf("Número de minutos: %,d%n",minutos);</w:t>
-      </w:r>
-    </w:p>
-    <w:p>
-      <w:pPr>
-        <w:shd w:val="clear" w:color="auto" w:fill="DAE9F7" w:themeFill="text2" w:themeFillTint="1A"/>
-        <w:spacing w:after="0"/>
-        <w:rPr>
-          <w:rFonts w:ascii="Courier New" w:hAnsi="Courier New" w:cs="Courier New"/>
-          <w:sz w:val="20"/>
-          <w:szCs w:val="20"/>
-        </w:rPr>
-      </w:pPr>
-      <w:r>
-        <w:rPr>
-          <w:rFonts w:ascii="Courier New" w:hAnsi="Courier New" w:cs="Courier New"/>
-          <w:sz w:val="20"/>
-          <w:szCs w:val="20"/>
-        </w:rPr>
-        <w:tab/>
-      </w:r>
-      <w:r>
-        <w:rPr>
-          <w:rFonts w:ascii="Courier New" w:hAnsi="Courier New" w:cs="Courier New"/>
-          <w:sz w:val="20"/>
-          <w:szCs w:val="20"/>
-        </w:rPr>
-        <w:tab/>
-      </w:r>
-    </w:p>
-    <w:p>
-      <w:pPr>
-        <w:shd w:val="clear" w:color="auto" w:fill="DAE9F7" w:themeFill="text2" w:themeFillTint="1A"/>
-        <w:spacing w:after="0"/>
-        <w:rPr>
-          <w:rFonts w:ascii="Courier New" w:hAnsi="Courier New" w:cs="Courier New"/>
-          <w:sz w:val="20"/>
-          <w:szCs w:val="20"/>
-        </w:rPr>
-      </w:pPr>
-      <w:r>
-        <w:rPr>
-          <w:rFonts w:ascii="Courier New" w:hAnsi="Courier New" w:cs="Courier New"/>
-          <w:sz w:val="20"/>
-          <w:szCs w:val="20"/>
-        </w:rPr>
-        <w:tab/>
-      </w:r>
-      <w:r>
-        <w:rPr>
-          <w:rFonts w:ascii="Courier New" w:hAnsi="Courier New" w:cs="Courier New"/>
-          <w:sz w:val="20"/>
-          <w:szCs w:val="20"/>
-        </w:rPr>
-        <w:tab/>
-        <w:t>c.close();</w:t>
+        <w:t xml:space="preserve">System.out.printf("Número de minutos: </w:t>
+      </w:r>
+      <w:proofErr w:type="gramStart"/>
+      <w:r>
+        <w:rPr>
+          <w:rFonts w:ascii="Courier New" w:hAnsi="Courier New" w:cs="Courier New"/>
+          <w:sz w:val="20"/>
+          <w:szCs w:val="20"/>
+        </w:rPr>
+        <w:t>%,d</w:t>
+      </w:r>
+      <w:proofErr w:type="gramEnd"/>
+      <w:r>
+        <w:rPr>
+          <w:rFonts w:ascii="Courier New" w:hAnsi="Courier New" w:cs="Courier New"/>
+          <w:sz w:val="20"/>
+          <w:szCs w:val="20"/>
+        </w:rPr>
+        <w:t>%n</w:t>
+      </w:r>
+      <w:proofErr w:type="gramStart"/>
+      <w:r>
+        <w:rPr>
+          <w:rFonts w:ascii="Courier New" w:hAnsi="Courier New" w:cs="Courier New"/>
+          <w:sz w:val="20"/>
+          <w:szCs w:val="20"/>
+        </w:rPr>
+        <w:t>",minutos</w:t>
+      </w:r>
+      <w:proofErr w:type="gramEnd"/>
+      <w:r>
+        <w:rPr>
+          <w:rFonts w:ascii="Courier New" w:hAnsi="Courier New" w:cs="Courier New"/>
+          <w:sz w:val="20"/>
+          <w:szCs w:val="20"/>
+        </w:rPr>
+        <w:t>);</w:t>
+      </w:r>
+    </w:p>
+    <w:p>
+      <w:pPr>
+        <w:shd w:val="clear" w:color="auto" w:fill="DAE9F7" w:themeFill="text2" w:themeFillTint="1A"/>
+        <w:spacing w:after="0"/>
+        <w:rPr>
+          <w:rFonts w:ascii="Courier New" w:hAnsi="Courier New" w:cs="Courier New"/>
+          <w:sz w:val="20"/>
+          <w:szCs w:val="20"/>
+        </w:rPr>
+      </w:pPr>
+      <w:r>
+        <w:rPr>
+          <w:rFonts w:ascii="Courier New" w:hAnsi="Courier New" w:cs="Courier New"/>
+          <w:sz w:val="20"/>
+          <w:szCs w:val="20"/>
+        </w:rPr>
+        <w:tab/>
+      </w:r>
+      <w:r>
+        <w:rPr>
+          <w:rFonts w:ascii="Courier New" w:hAnsi="Courier New" w:cs="Courier New"/>
+          <w:sz w:val="20"/>
+          <w:szCs w:val="20"/>
+        </w:rPr>
+        <w:tab/>
+      </w:r>
+    </w:p>
+    <w:p>
+      <w:pPr>
+        <w:shd w:val="clear" w:color="auto" w:fill="DAE9F7" w:themeFill="text2" w:themeFillTint="1A"/>
+        <w:spacing w:after="0"/>
+        <w:rPr>
+          <w:rFonts w:ascii="Courier New" w:hAnsi="Courier New" w:cs="Courier New"/>
+          <w:sz w:val="20"/>
+          <w:szCs w:val="20"/>
+        </w:rPr>
+      </w:pPr>
+      <w:r>
+        <w:rPr>
+          <w:rFonts w:ascii="Courier New" w:hAnsi="Courier New" w:cs="Courier New"/>
+          <w:sz w:val="20"/>
+          <w:szCs w:val="20"/>
+        </w:rPr>
+        <w:tab/>
+      </w:r>
+      <w:r>
+        <w:rPr>
+          <w:rFonts w:ascii="Courier New" w:hAnsi="Courier New" w:cs="Courier New"/>
+          <w:sz w:val="20"/>
+          <w:szCs w:val="20"/>
+        </w:rPr>
+        <w:tab/>
+        <w:t>c.</w:t>
+      </w:r>
+      <w:proofErr w:type="gramStart"/>
+      <w:r>
+        <w:rPr>
+          <w:rFonts w:ascii="Courier New" w:hAnsi="Courier New" w:cs="Courier New"/>
+          <w:sz w:val="20"/>
+          <w:szCs w:val="20"/>
+        </w:rPr>
+        <w:t>close(</w:t>
+      </w:r>
+      <w:proofErr w:type="gramEnd"/>
+      <w:r>
+        <w:rPr>
+          <w:rFonts w:ascii="Courier New" w:hAnsi="Courier New" w:cs="Courier New"/>
+          <w:sz w:val="20"/>
+          <w:szCs w:val="20"/>
+        </w:rPr>
+        <w:t>);</w:t>
       </w:r>
     </w:p>
     <w:p>
@@ -3128,7 +3894,15 @@
       </w:r>
     </w:p>
     <w:p>
-      <w:r>
+      <w:pPr>
+        <w:rPr>
+          <w:noProof/>
+        </w:rPr>
+      </w:pPr>
+      <w:r>
+        <w:rPr>
+          <w:noProof/>
+        </w:rPr>
         <w:drawing>
           <wp:inline distT="0" distB="0" distL="0" distR="0" wp14:anchorId="1C9952EF" wp14:editId="1B406E0B">
             <wp:extent cx="5400040" cy="1856740"/>
@@ -3154,6 +3928,1711 @@
                     <a:xfrm>
                       <a:off x="0" y="0"/>
                       <a:ext cx="5400040" cy="1856740"/>
+                    </a:xfrm>
+                    <a:prstGeom prst="rect">
+                      <a:avLst/>
+                    </a:prstGeom>
+                  </pic:spPr>
+                </pic:pic>
+              </a:graphicData>
+            </a:graphic>
+          </wp:inline>
+        </w:drawing>
+      </w:r>
+    </w:p>
+    <w:p>
+      <w:pPr>
+        <w:rPr>
+          <w:noProof/>
+        </w:rPr>
+      </w:pPr>
+    </w:p>
+    <w:p>
+      <w:r>
+        <w:t>EJERCICIO 5: CALENDARIO</w:t>
+      </w:r>
+    </w:p>
+    <w:p>
+      <w:pPr>
+        <w:shd w:val="clear" w:color="auto" w:fill="DAE9F7" w:themeFill="text2" w:themeFillTint="1A"/>
+        <w:spacing w:after="0"/>
+        <w:rPr>
+          <w:rFonts w:ascii="Courier New" w:hAnsi="Courier New" w:cs="Courier New"/>
+          <w:sz w:val="20"/>
+          <w:szCs w:val="20"/>
+        </w:rPr>
+      </w:pPr>
+      <w:r>
+        <w:rPr>
+          <w:rFonts w:ascii="Courier New" w:hAnsi="Courier New" w:cs="Courier New"/>
+          <w:sz w:val="20"/>
+          <w:szCs w:val="20"/>
+        </w:rPr>
+        <w:t>package primerospasos;</w:t>
+      </w:r>
+    </w:p>
+    <w:p>
+      <w:pPr>
+        <w:shd w:val="clear" w:color="auto" w:fill="DAE9F7" w:themeFill="text2" w:themeFillTint="1A"/>
+        <w:spacing w:after="0"/>
+        <w:rPr>
+          <w:rFonts w:ascii="Courier New" w:hAnsi="Courier New" w:cs="Courier New"/>
+          <w:sz w:val="20"/>
+          <w:szCs w:val="20"/>
+        </w:rPr>
+      </w:pPr>
+      <w:r>
+        <w:rPr>
+          <w:rFonts w:ascii="Courier New" w:hAnsi="Courier New" w:cs="Courier New"/>
+          <w:sz w:val="20"/>
+          <w:szCs w:val="20"/>
+        </w:rPr>
+        <w:t xml:space="preserve">import </w:t>
+      </w:r>
+      <w:proofErr w:type="gramStart"/>
+      <w:r>
+        <w:rPr>
+          <w:rFonts w:ascii="Courier New" w:hAnsi="Courier New" w:cs="Courier New"/>
+          <w:sz w:val="20"/>
+          <w:szCs w:val="20"/>
+        </w:rPr>
+        <w:t>java.util</w:t>
+      </w:r>
+      <w:proofErr w:type="gramEnd"/>
+      <w:r>
+        <w:rPr>
+          <w:rFonts w:ascii="Courier New" w:hAnsi="Courier New" w:cs="Courier New"/>
+          <w:sz w:val="20"/>
+          <w:szCs w:val="20"/>
+        </w:rPr>
+        <w:t>.Scanner;</w:t>
+      </w:r>
+    </w:p>
+    <w:p>
+      <w:pPr>
+        <w:shd w:val="clear" w:color="auto" w:fill="DAE9F7" w:themeFill="text2" w:themeFillTint="1A"/>
+        <w:spacing w:after="0"/>
+        <w:rPr>
+          <w:rFonts w:ascii="Courier New" w:hAnsi="Courier New" w:cs="Courier New"/>
+          <w:sz w:val="20"/>
+          <w:szCs w:val="20"/>
+        </w:rPr>
+      </w:pPr>
+    </w:p>
+    <w:p>
+      <w:pPr>
+        <w:shd w:val="clear" w:color="auto" w:fill="DAE9F7" w:themeFill="text2" w:themeFillTint="1A"/>
+        <w:spacing w:after="0"/>
+        <w:rPr>
+          <w:rFonts w:ascii="Courier New" w:hAnsi="Courier New" w:cs="Courier New"/>
+          <w:sz w:val="20"/>
+          <w:szCs w:val="20"/>
+        </w:rPr>
+      </w:pPr>
+    </w:p>
+    <w:p>
+      <w:pPr>
+        <w:shd w:val="clear" w:color="auto" w:fill="DAE9F7" w:themeFill="text2" w:themeFillTint="1A"/>
+        <w:spacing w:after="0"/>
+        <w:rPr>
+          <w:rFonts w:ascii="Courier New" w:hAnsi="Courier New" w:cs="Courier New"/>
+          <w:sz w:val="20"/>
+          <w:szCs w:val="20"/>
+        </w:rPr>
+      </w:pPr>
+      <w:r>
+        <w:rPr>
+          <w:rFonts w:ascii="Courier New" w:hAnsi="Courier New" w:cs="Courier New"/>
+          <w:sz w:val="20"/>
+          <w:szCs w:val="20"/>
+        </w:rPr>
+        <w:t>public class Calendario {</w:t>
+      </w:r>
+    </w:p>
+    <w:p>
+      <w:pPr>
+        <w:shd w:val="clear" w:color="auto" w:fill="DAE9F7" w:themeFill="text2" w:themeFillTint="1A"/>
+        <w:spacing w:after="0"/>
+        <w:rPr>
+          <w:rFonts w:ascii="Courier New" w:hAnsi="Courier New" w:cs="Courier New"/>
+          <w:sz w:val="20"/>
+          <w:szCs w:val="20"/>
+        </w:rPr>
+      </w:pPr>
+    </w:p>
+    <w:p>
+      <w:pPr>
+        <w:shd w:val="clear" w:color="auto" w:fill="DAE9F7" w:themeFill="text2" w:themeFillTint="1A"/>
+        <w:spacing w:after="0"/>
+        <w:rPr>
+          <w:rFonts w:ascii="Courier New" w:hAnsi="Courier New" w:cs="Courier New"/>
+          <w:sz w:val="20"/>
+          <w:szCs w:val="20"/>
+        </w:rPr>
+      </w:pPr>
+      <w:r>
+        <w:rPr>
+          <w:rFonts w:ascii="Courier New" w:hAnsi="Courier New" w:cs="Courier New"/>
+          <w:sz w:val="20"/>
+          <w:szCs w:val="20"/>
+        </w:rPr>
+        <w:tab/>
+        <w:t xml:space="preserve">public static void </w:t>
+      </w:r>
+      <w:proofErr w:type="gramStart"/>
+      <w:r>
+        <w:rPr>
+          <w:rFonts w:ascii="Courier New" w:hAnsi="Courier New" w:cs="Courier New"/>
+          <w:sz w:val="20"/>
+          <w:szCs w:val="20"/>
+        </w:rPr>
+        <w:t>main(String[</w:t>
+      </w:r>
+      <w:proofErr w:type="gramEnd"/>
+      <w:r>
+        <w:rPr>
+          <w:rFonts w:ascii="Courier New" w:hAnsi="Courier New" w:cs="Courier New"/>
+          <w:sz w:val="20"/>
+          <w:szCs w:val="20"/>
+        </w:rPr>
+        <w:t>] args) {</w:t>
+      </w:r>
+    </w:p>
+    <w:p>
+      <w:pPr>
+        <w:shd w:val="clear" w:color="auto" w:fill="DAE9F7" w:themeFill="text2" w:themeFillTint="1A"/>
+        <w:spacing w:after="0"/>
+        <w:rPr>
+          <w:rFonts w:ascii="Courier New" w:hAnsi="Courier New" w:cs="Courier New"/>
+          <w:sz w:val="20"/>
+          <w:szCs w:val="20"/>
+        </w:rPr>
+      </w:pPr>
+      <w:r>
+        <w:rPr>
+          <w:rFonts w:ascii="Courier New" w:hAnsi="Courier New" w:cs="Courier New"/>
+          <w:sz w:val="20"/>
+          <w:szCs w:val="20"/>
+        </w:rPr>
+        <w:tab/>
+      </w:r>
+      <w:r>
+        <w:rPr>
+          <w:rFonts w:ascii="Courier New" w:hAnsi="Courier New" w:cs="Courier New"/>
+          <w:sz w:val="20"/>
+          <w:szCs w:val="20"/>
+        </w:rPr>
+        <w:tab/>
+        <w:t>// TODO Auto-generated method stub</w:t>
+      </w:r>
+    </w:p>
+    <w:p>
+      <w:pPr>
+        <w:shd w:val="clear" w:color="auto" w:fill="DAE9F7" w:themeFill="text2" w:themeFillTint="1A"/>
+        <w:spacing w:after="0"/>
+        <w:rPr>
+          <w:rFonts w:ascii="Courier New" w:hAnsi="Courier New" w:cs="Courier New"/>
+          <w:sz w:val="20"/>
+          <w:szCs w:val="20"/>
+        </w:rPr>
+      </w:pPr>
+      <w:r>
+        <w:rPr>
+          <w:rFonts w:ascii="Courier New" w:hAnsi="Courier New" w:cs="Courier New"/>
+          <w:sz w:val="20"/>
+          <w:szCs w:val="20"/>
+        </w:rPr>
+        <w:tab/>
+      </w:r>
+      <w:r>
+        <w:rPr>
+          <w:rFonts w:ascii="Courier New" w:hAnsi="Courier New" w:cs="Courier New"/>
+          <w:sz w:val="20"/>
+          <w:szCs w:val="20"/>
+        </w:rPr>
+        <w:tab/>
+        <w:t xml:space="preserve">Scanner c=new </w:t>
+      </w:r>
+      <w:proofErr w:type="gramStart"/>
+      <w:r>
+        <w:rPr>
+          <w:rFonts w:ascii="Courier New" w:hAnsi="Courier New" w:cs="Courier New"/>
+          <w:sz w:val="20"/>
+          <w:szCs w:val="20"/>
+        </w:rPr>
+        <w:t>Scanner(</w:t>
+      </w:r>
+      <w:proofErr w:type="gramEnd"/>
+      <w:r>
+        <w:rPr>
+          <w:rFonts w:ascii="Courier New" w:hAnsi="Courier New" w:cs="Courier New"/>
+          <w:sz w:val="20"/>
+          <w:szCs w:val="20"/>
+        </w:rPr>
+        <w:t>System.in);</w:t>
+      </w:r>
+    </w:p>
+    <w:p>
+      <w:pPr>
+        <w:shd w:val="clear" w:color="auto" w:fill="DAE9F7" w:themeFill="text2" w:themeFillTint="1A"/>
+        <w:spacing w:after="0"/>
+        <w:rPr>
+          <w:rFonts w:ascii="Courier New" w:hAnsi="Courier New" w:cs="Courier New"/>
+          <w:sz w:val="20"/>
+          <w:szCs w:val="20"/>
+        </w:rPr>
+      </w:pPr>
+      <w:r>
+        <w:rPr>
+          <w:rFonts w:ascii="Courier New" w:hAnsi="Courier New" w:cs="Courier New"/>
+          <w:sz w:val="20"/>
+          <w:szCs w:val="20"/>
+        </w:rPr>
+        <w:tab/>
+      </w:r>
+      <w:r>
+        <w:rPr>
+          <w:rFonts w:ascii="Courier New" w:hAnsi="Courier New" w:cs="Courier New"/>
+          <w:sz w:val="20"/>
+          <w:szCs w:val="20"/>
+        </w:rPr>
+        <w:tab/>
+      </w:r>
+    </w:p>
+    <w:p>
+      <w:pPr>
+        <w:shd w:val="clear" w:color="auto" w:fill="DAE9F7" w:themeFill="text2" w:themeFillTint="1A"/>
+        <w:spacing w:after="0"/>
+        <w:rPr>
+          <w:rFonts w:ascii="Courier New" w:hAnsi="Courier New" w:cs="Courier New"/>
+          <w:sz w:val="20"/>
+          <w:szCs w:val="20"/>
+        </w:rPr>
+      </w:pPr>
+      <w:r>
+        <w:rPr>
+          <w:rFonts w:ascii="Courier New" w:hAnsi="Courier New" w:cs="Courier New"/>
+          <w:sz w:val="20"/>
+          <w:szCs w:val="20"/>
+        </w:rPr>
+        <w:tab/>
+      </w:r>
+      <w:r>
+        <w:rPr>
+          <w:rFonts w:ascii="Courier New" w:hAnsi="Courier New" w:cs="Courier New"/>
+          <w:sz w:val="20"/>
+          <w:szCs w:val="20"/>
+        </w:rPr>
+        <w:tab/>
+        <w:t>System.out.print("Cuanto tiempo dedicas al trabajo:");</w:t>
+      </w:r>
+    </w:p>
+    <w:p>
+      <w:pPr>
+        <w:shd w:val="clear" w:color="auto" w:fill="DAE9F7" w:themeFill="text2" w:themeFillTint="1A"/>
+        <w:spacing w:after="0"/>
+        <w:rPr>
+          <w:rFonts w:ascii="Courier New" w:hAnsi="Courier New" w:cs="Courier New"/>
+          <w:sz w:val="20"/>
+          <w:szCs w:val="20"/>
+        </w:rPr>
+      </w:pPr>
+      <w:r>
+        <w:rPr>
+          <w:rFonts w:ascii="Courier New" w:hAnsi="Courier New" w:cs="Courier New"/>
+          <w:sz w:val="20"/>
+          <w:szCs w:val="20"/>
+        </w:rPr>
+        <w:tab/>
+      </w:r>
+      <w:r>
+        <w:rPr>
+          <w:rFonts w:ascii="Courier New" w:hAnsi="Courier New" w:cs="Courier New"/>
+          <w:sz w:val="20"/>
+          <w:szCs w:val="20"/>
+        </w:rPr>
+        <w:tab/>
+        <w:t>int trabajo=</w:t>
+      </w:r>
+      <w:proofErr w:type="gramStart"/>
+      <w:r>
+        <w:rPr>
+          <w:rFonts w:ascii="Courier New" w:hAnsi="Courier New" w:cs="Courier New"/>
+          <w:sz w:val="20"/>
+          <w:szCs w:val="20"/>
+        </w:rPr>
+        <w:t>c.nextInt</w:t>
+      </w:r>
+      <w:proofErr w:type="gramEnd"/>
+      <w:r>
+        <w:rPr>
+          <w:rFonts w:ascii="Courier New" w:hAnsi="Courier New" w:cs="Courier New"/>
+          <w:sz w:val="20"/>
+          <w:szCs w:val="20"/>
+        </w:rPr>
+        <w:t>();</w:t>
+      </w:r>
+    </w:p>
+    <w:p>
+      <w:pPr>
+        <w:shd w:val="clear" w:color="auto" w:fill="DAE9F7" w:themeFill="text2" w:themeFillTint="1A"/>
+        <w:spacing w:after="0"/>
+        <w:rPr>
+          <w:rFonts w:ascii="Courier New" w:hAnsi="Courier New" w:cs="Courier New"/>
+          <w:sz w:val="20"/>
+          <w:szCs w:val="20"/>
+        </w:rPr>
+      </w:pPr>
+      <w:r>
+        <w:rPr>
+          <w:rFonts w:ascii="Courier New" w:hAnsi="Courier New" w:cs="Courier New"/>
+          <w:sz w:val="20"/>
+          <w:szCs w:val="20"/>
+        </w:rPr>
+        <w:tab/>
+      </w:r>
+      <w:r>
+        <w:rPr>
+          <w:rFonts w:ascii="Courier New" w:hAnsi="Courier New" w:cs="Courier New"/>
+          <w:sz w:val="20"/>
+          <w:szCs w:val="20"/>
+        </w:rPr>
+        <w:tab/>
+      </w:r>
+    </w:p>
+    <w:p>
+      <w:pPr>
+        <w:shd w:val="clear" w:color="auto" w:fill="DAE9F7" w:themeFill="text2" w:themeFillTint="1A"/>
+        <w:spacing w:after="0"/>
+        <w:rPr>
+          <w:rFonts w:ascii="Courier New" w:hAnsi="Courier New" w:cs="Courier New"/>
+          <w:sz w:val="20"/>
+          <w:szCs w:val="20"/>
+        </w:rPr>
+      </w:pPr>
+      <w:r>
+        <w:rPr>
+          <w:rFonts w:ascii="Courier New" w:hAnsi="Courier New" w:cs="Courier New"/>
+          <w:sz w:val="20"/>
+          <w:szCs w:val="20"/>
+        </w:rPr>
+        <w:tab/>
+      </w:r>
+      <w:r>
+        <w:rPr>
+          <w:rFonts w:ascii="Courier New" w:hAnsi="Courier New" w:cs="Courier New"/>
+          <w:sz w:val="20"/>
+          <w:szCs w:val="20"/>
+        </w:rPr>
+        <w:tab/>
+        <w:t>System.out.print("Cuanto tiempo dedicas a dormir:");</w:t>
+      </w:r>
+    </w:p>
+    <w:p>
+      <w:pPr>
+        <w:shd w:val="clear" w:color="auto" w:fill="DAE9F7" w:themeFill="text2" w:themeFillTint="1A"/>
+        <w:spacing w:after="0"/>
+        <w:rPr>
+          <w:rFonts w:ascii="Courier New" w:hAnsi="Courier New" w:cs="Courier New"/>
+          <w:sz w:val="20"/>
+          <w:szCs w:val="20"/>
+        </w:rPr>
+      </w:pPr>
+      <w:r>
+        <w:rPr>
+          <w:rFonts w:ascii="Courier New" w:hAnsi="Courier New" w:cs="Courier New"/>
+          <w:sz w:val="20"/>
+          <w:szCs w:val="20"/>
+        </w:rPr>
+        <w:lastRenderedPageBreak/>
+        <w:tab/>
+      </w:r>
+      <w:r>
+        <w:rPr>
+          <w:rFonts w:ascii="Courier New" w:hAnsi="Courier New" w:cs="Courier New"/>
+          <w:sz w:val="20"/>
+          <w:szCs w:val="20"/>
+        </w:rPr>
+        <w:tab/>
+        <w:t>int dormir=</w:t>
+      </w:r>
+      <w:proofErr w:type="gramStart"/>
+      <w:r>
+        <w:rPr>
+          <w:rFonts w:ascii="Courier New" w:hAnsi="Courier New" w:cs="Courier New"/>
+          <w:sz w:val="20"/>
+          <w:szCs w:val="20"/>
+        </w:rPr>
+        <w:t>c.nextInt</w:t>
+      </w:r>
+      <w:proofErr w:type="gramEnd"/>
+      <w:r>
+        <w:rPr>
+          <w:rFonts w:ascii="Courier New" w:hAnsi="Courier New" w:cs="Courier New"/>
+          <w:sz w:val="20"/>
+          <w:szCs w:val="20"/>
+        </w:rPr>
+        <w:t>();</w:t>
+      </w:r>
+    </w:p>
+    <w:p>
+      <w:pPr>
+        <w:shd w:val="clear" w:color="auto" w:fill="DAE9F7" w:themeFill="text2" w:themeFillTint="1A"/>
+        <w:spacing w:after="0"/>
+        <w:rPr>
+          <w:rFonts w:ascii="Courier New" w:hAnsi="Courier New" w:cs="Courier New"/>
+          <w:sz w:val="20"/>
+          <w:szCs w:val="20"/>
+        </w:rPr>
+      </w:pPr>
+      <w:r>
+        <w:rPr>
+          <w:rFonts w:ascii="Courier New" w:hAnsi="Courier New" w:cs="Courier New"/>
+          <w:sz w:val="20"/>
+          <w:szCs w:val="20"/>
+        </w:rPr>
+        <w:tab/>
+      </w:r>
+      <w:r>
+        <w:rPr>
+          <w:rFonts w:ascii="Courier New" w:hAnsi="Courier New" w:cs="Courier New"/>
+          <w:sz w:val="20"/>
+          <w:szCs w:val="20"/>
+        </w:rPr>
+        <w:tab/>
+      </w:r>
+      <w:r>
+        <w:rPr>
+          <w:rFonts w:ascii="Courier New" w:hAnsi="Courier New" w:cs="Courier New"/>
+          <w:sz w:val="20"/>
+          <w:szCs w:val="20"/>
+        </w:rPr>
+        <w:tab/>
+      </w:r>
+    </w:p>
+    <w:p>
+      <w:pPr>
+        <w:shd w:val="clear" w:color="auto" w:fill="DAE9F7" w:themeFill="text2" w:themeFillTint="1A"/>
+        <w:spacing w:after="0"/>
+        <w:rPr>
+          <w:rFonts w:ascii="Courier New" w:hAnsi="Courier New" w:cs="Courier New"/>
+          <w:sz w:val="20"/>
+          <w:szCs w:val="20"/>
+        </w:rPr>
+      </w:pPr>
+      <w:r>
+        <w:rPr>
+          <w:rFonts w:ascii="Courier New" w:hAnsi="Courier New" w:cs="Courier New"/>
+          <w:sz w:val="20"/>
+          <w:szCs w:val="20"/>
+        </w:rPr>
+        <w:tab/>
+      </w:r>
+      <w:r>
+        <w:rPr>
+          <w:rFonts w:ascii="Courier New" w:hAnsi="Courier New" w:cs="Courier New"/>
+          <w:sz w:val="20"/>
+          <w:szCs w:val="20"/>
+        </w:rPr>
+        <w:tab/>
+        <w:t>System.out.print("Cuanto tiempo dedicas a comer:");</w:t>
+      </w:r>
+    </w:p>
+    <w:p>
+      <w:pPr>
+        <w:shd w:val="clear" w:color="auto" w:fill="DAE9F7" w:themeFill="text2" w:themeFillTint="1A"/>
+        <w:spacing w:after="0"/>
+        <w:rPr>
+          <w:rFonts w:ascii="Courier New" w:hAnsi="Courier New" w:cs="Courier New"/>
+          <w:sz w:val="20"/>
+          <w:szCs w:val="20"/>
+        </w:rPr>
+      </w:pPr>
+      <w:r>
+        <w:rPr>
+          <w:rFonts w:ascii="Courier New" w:hAnsi="Courier New" w:cs="Courier New"/>
+          <w:sz w:val="20"/>
+          <w:szCs w:val="20"/>
+        </w:rPr>
+        <w:tab/>
+      </w:r>
+      <w:r>
+        <w:rPr>
+          <w:rFonts w:ascii="Courier New" w:hAnsi="Courier New" w:cs="Courier New"/>
+          <w:sz w:val="20"/>
+          <w:szCs w:val="20"/>
+        </w:rPr>
+        <w:tab/>
+        <w:t>int comer=</w:t>
+      </w:r>
+      <w:proofErr w:type="gramStart"/>
+      <w:r>
+        <w:rPr>
+          <w:rFonts w:ascii="Courier New" w:hAnsi="Courier New" w:cs="Courier New"/>
+          <w:sz w:val="20"/>
+          <w:szCs w:val="20"/>
+        </w:rPr>
+        <w:t>c.nextInt</w:t>
+      </w:r>
+      <w:proofErr w:type="gramEnd"/>
+      <w:r>
+        <w:rPr>
+          <w:rFonts w:ascii="Courier New" w:hAnsi="Courier New" w:cs="Courier New"/>
+          <w:sz w:val="20"/>
+          <w:szCs w:val="20"/>
+        </w:rPr>
+        <w:t>();</w:t>
+      </w:r>
+    </w:p>
+    <w:p>
+      <w:pPr>
+        <w:shd w:val="clear" w:color="auto" w:fill="DAE9F7" w:themeFill="text2" w:themeFillTint="1A"/>
+        <w:spacing w:after="0"/>
+        <w:rPr>
+          <w:rFonts w:ascii="Courier New" w:hAnsi="Courier New" w:cs="Courier New"/>
+          <w:sz w:val="20"/>
+          <w:szCs w:val="20"/>
+        </w:rPr>
+      </w:pPr>
+      <w:r>
+        <w:rPr>
+          <w:rFonts w:ascii="Courier New" w:hAnsi="Courier New" w:cs="Courier New"/>
+          <w:sz w:val="20"/>
+          <w:szCs w:val="20"/>
+        </w:rPr>
+        <w:tab/>
+      </w:r>
+      <w:r>
+        <w:rPr>
+          <w:rFonts w:ascii="Courier New" w:hAnsi="Courier New" w:cs="Courier New"/>
+          <w:sz w:val="20"/>
+          <w:szCs w:val="20"/>
+        </w:rPr>
+        <w:tab/>
+      </w:r>
+    </w:p>
+    <w:p>
+      <w:pPr>
+        <w:shd w:val="clear" w:color="auto" w:fill="DAE9F7" w:themeFill="text2" w:themeFillTint="1A"/>
+        <w:spacing w:after="0"/>
+        <w:rPr>
+          <w:rFonts w:ascii="Courier New" w:hAnsi="Courier New" w:cs="Courier New"/>
+          <w:sz w:val="20"/>
+          <w:szCs w:val="20"/>
+        </w:rPr>
+      </w:pPr>
+      <w:r>
+        <w:rPr>
+          <w:rFonts w:ascii="Courier New" w:hAnsi="Courier New" w:cs="Courier New"/>
+          <w:sz w:val="20"/>
+          <w:szCs w:val="20"/>
+        </w:rPr>
+        <w:tab/>
+      </w:r>
+      <w:r>
+        <w:rPr>
+          <w:rFonts w:ascii="Courier New" w:hAnsi="Courier New" w:cs="Courier New"/>
+          <w:sz w:val="20"/>
+          <w:szCs w:val="20"/>
+        </w:rPr>
+        <w:tab/>
+        <w:t>System.out.print("Cuanto tiempo dedicas a reprochar:");</w:t>
+      </w:r>
+    </w:p>
+    <w:p>
+      <w:pPr>
+        <w:shd w:val="clear" w:color="auto" w:fill="DAE9F7" w:themeFill="text2" w:themeFillTint="1A"/>
+        <w:spacing w:after="0"/>
+        <w:rPr>
+          <w:rFonts w:ascii="Courier New" w:hAnsi="Courier New" w:cs="Courier New"/>
+          <w:sz w:val="20"/>
+          <w:szCs w:val="20"/>
+        </w:rPr>
+      </w:pPr>
+      <w:r>
+        <w:rPr>
+          <w:rFonts w:ascii="Courier New" w:hAnsi="Courier New" w:cs="Courier New"/>
+          <w:sz w:val="20"/>
+          <w:szCs w:val="20"/>
+        </w:rPr>
+        <w:tab/>
+      </w:r>
+      <w:r>
+        <w:rPr>
+          <w:rFonts w:ascii="Courier New" w:hAnsi="Courier New" w:cs="Courier New"/>
+          <w:sz w:val="20"/>
+          <w:szCs w:val="20"/>
+        </w:rPr>
+        <w:tab/>
+        <w:t>int reprochar=</w:t>
+      </w:r>
+      <w:proofErr w:type="gramStart"/>
+      <w:r>
+        <w:rPr>
+          <w:rFonts w:ascii="Courier New" w:hAnsi="Courier New" w:cs="Courier New"/>
+          <w:sz w:val="20"/>
+          <w:szCs w:val="20"/>
+        </w:rPr>
+        <w:t>c.nextInt</w:t>
+      </w:r>
+      <w:proofErr w:type="gramEnd"/>
+      <w:r>
+        <w:rPr>
+          <w:rFonts w:ascii="Courier New" w:hAnsi="Courier New" w:cs="Courier New"/>
+          <w:sz w:val="20"/>
+          <w:szCs w:val="20"/>
+        </w:rPr>
+        <w:t>();</w:t>
+      </w:r>
+    </w:p>
+    <w:p>
+      <w:pPr>
+        <w:shd w:val="clear" w:color="auto" w:fill="DAE9F7" w:themeFill="text2" w:themeFillTint="1A"/>
+        <w:spacing w:after="0"/>
+        <w:rPr>
+          <w:rFonts w:ascii="Courier New" w:hAnsi="Courier New" w:cs="Courier New"/>
+          <w:sz w:val="20"/>
+          <w:szCs w:val="20"/>
+        </w:rPr>
+      </w:pPr>
+      <w:r>
+        <w:rPr>
+          <w:rFonts w:ascii="Courier New" w:hAnsi="Courier New" w:cs="Courier New"/>
+          <w:sz w:val="20"/>
+          <w:szCs w:val="20"/>
+        </w:rPr>
+        <w:tab/>
+      </w:r>
+      <w:r>
+        <w:rPr>
+          <w:rFonts w:ascii="Courier New" w:hAnsi="Courier New" w:cs="Courier New"/>
+          <w:sz w:val="20"/>
+          <w:szCs w:val="20"/>
+        </w:rPr>
+        <w:tab/>
+      </w:r>
+    </w:p>
+    <w:p>
+      <w:pPr>
+        <w:shd w:val="clear" w:color="auto" w:fill="DAE9F7" w:themeFill="text2" w:themeFillTint="1A"/>
+        <w:spacing w:after="0"/>
+        <w:rPr>
+          <w:rFonts w:ascii="Courier New" w:hAnsi="Courier New" w:cs="Courier New"/>
+          <w:sz w:val="20"/>
+          <w:szCs w:val="20"/>
+        </w:rPr>
+      </w:pPr>
+      <w:r>
+        <w:rPr>
+          <w:rFonts w:ascii="Courier New" w:hAnsi="Courier New" w:cs="Courier New"/>
+          <w:sz w:val="20"/>
+          <w:szCs w:val="20"/>
+        </w:rPr>
+        <w:tab/>
+      </w:r>
+      <w:r>
+        <w:rPr>
+          <w:rFonts w:ascii="Courier New" w:hAnsi="Courier New" w:cs="Courier New"/>
+          <w:sz w:val="20"/>
+          <w:szCs w:val="20"/>
+        </w:rPr>
+        <w:tab/>
+        <w:t>System.out.print("Cuanto tiempo dedicas a ver la tele:");</w:t>
+      </w:r>
+    </w:p>
+    <w:p>
+      <w:pPr>
+        <w:shd w:val="clear" w:color="auto" w:fill="DAE9F7" w:themeFill="text2" w:themeFillTint="1A"/>
+        <w:spacing w:after="0"/>
+        <w:rPr>
+          <w:rFonts w:ascii="Courier New" w:hAnsi="Courier New" w:cs="Courier New"/>
+          <w:sz w:val="20"/>
+          <w:szCs w:val="20"/>
+        </w:rPr>
+      </w:pPr>
+      <w:r>
+        <w:rPr>
+          <w:rFonts w:ascii="Courier New" w:hAnsi="Courier New" w:cs="Courier New"/>
+          <w:sz w:val="20"/>
+          <w:szCs w:val="20"/>
+        </w:rPr>
+        <w:tab/>
+      </w:r>
+      <w:r>
+        <w:rPr>
+          <w:rFonts w:ascii="Courier New" w:hAnsi="Courier New" w:cs="Courier New"/>
+          <w:sz w:val="20"/>
+          <w:szCs w:val="20"/>
+        </w:rPr>
+        <w:tab/>
+        <w:t>int tele=</w:t>
+      </w:r>
+      <w:proofErr w:type="gramStart"/>
+      <w:r>
+        <w:rPr>
+          <w:rFonts w:ascii="Courier New" w:hAnsi="Courier New" w:cs="Courier New"/>
+          <w:sz w:val="20"/>
+          <w:szCs w:val="20"/>
+        </w:rPr>
+        <w:t>c.nextInt</w:t>
+      </w:r>
+      <w:proofErr w:type="gramEnd"/>
+      <w:r>
+        <w:rPr>
+          <w:rFonts w:ascii="Courier New" w:hAnsi="Courier New" w:cs="Courier New"/>
+          <w:sz w:val="20"/>
+          <w:szCs w:val="20"/>
+        </w:rPr>
+        <w:t>();</w:t>
+      </w:r>
+    </w:p>
+    <w:p>
+      <w:pPr>
+        <w:shd w:val="clear" w:color="auto" w:fill="DAE9F7" w:themeFill="text2" w:themeFillTint="1A"/>
+        <w:spacing w:after="0"/>
+        <w:rPr>
+          <w:rFonts w:ascii="Courier New" w:hAnsi="Courier New" w:cs="Courier New"/>
+          <w:sz w:val="20"/>
+          <w:szCs w:val="20"/>
+        </w:rPr>
+      </w:pPr>
+      <w:r>
+        <w:rPr>
+          <w:rFonts w:ascii="Courier New" w:hAnsi="Courier New" w:cs="Courier New"/>
+          <w:sz w:val="20"/>
+          <w:szCs w:val="20"/>
+        </w:rPr>
+        <w:tab/>
+      </w:r>
+      <w:r>
+        <w:rPr>
+          <w:rFonts w:ascii="Courier New" w:hAnsi="Courier New" w:cs="Courier New"/>
+          <w:sz w:val="20"/>
+          <w:szCs w:val="20"/>
+        </w:rPr>
+        <w:tab/>
+      </w:r>
+    </w:p>
+    <w:p>
+      <w:pPr>
+        <w:shd w:val="clear" w:color="auto" w:fill="DAE9F7" w:themeFill="text2" w:themeFillTint="1A"/>
+        <w:spacing w:after="0"/>
+        <w:rPr>
+          <w:rFonts w:ascii="Courier New" w:hAnsi="Courier New" w:cs="Courier New"/>
+          <w:sz w:val="20"/>
+          <w:szCs w:val="20"/>
+        </w:rPr>
+      </w:pPr>
+      <w:r>
+        <w:rPr>
+          <w:rFonts w:ascii="Courier New" w:hAnsi="Courier New" w:cs="Courier New"/>
+          <w:sz w:val="20"/>
+          <w:szCs w:val="20"/>
+        </w:rPr>
+        <w:tab/>
+      </w:r>
+      <w:r>
+        <w:rPr>
+          <w:rFonts w:ascii="Courier New" w:hAnsi="Courier New" w:cs="Courier New"/>
+          <w:sz w:val="20"/>
+          <w:szCs w:val="20"/>
+        </w:rPr>
+        <w:tab/>
+        <w:t>System.out.print("Cuanto tiempo dedicas a tus hobbies, salidas:");</w:t>
+      </w:r>
+    </w:p>
+    <w:p>
+      <w:pPr>
+        <w:shd w:val="clear" w:color="auto" w:fill="DAE9F7" w:themeFill="text2" w:themeFillTint="1A"/>
+        <w:spacing w:after="0"/>
+        <w:rPr>
+          <w:rFonts w:ascii="Courier New" w:hAnsi="Courier New" w:cs="Courier New"/>
+          <w:sz w:val="20"/>
+          <w:szCs w:val="20"/>
+        </w:rPr>
+      </w:pPr>
+      <w:r>
+        <w:rPr>
+          <w:rFonts w:ascii="Courier New" w:hAnsi="Courier New" w:cs="Courier New"/>
+          <w:sz w:val="20"/>
+          <w:szCs w:val="20"/>
+        </w:rPr>
+        <w:tab/>
+      </w:r>
+      <w:r>
+        <w:rPr>
+          <w:rFonts w:ascii="Courier New" w:hAnsi="Courier New" w:cs="Courier New"/>
+          <w:sz w:val="20"/>
+          <w:szCs w:val="20"/>
+        </w:rPr>
+        <w:tab/>
+        <w:t>int hobbies=</w:t>
+      </w:r>
+      <w:proofErr w:type="gramStart"/>
+      <w:r>
+        <w:rPr>
+          <w:rFonts w:ascii="Courier New" w:hAnsi="Courier New" w:cs="Courier New"/>
+          <w:sz w:val="20"/>
+          <w:szCs w:val="20"/>
+        </w:rPr>
+        <w:t>c.nextInt</w:t>
+      </w:r>
+      <w:proofErr w:type="gramEnd"/>
+      <w:r>
+        <w:rPr>
+          <w:rFonts w:ascii="Courier New" w:hAnsi="Courier New" w:cs="Courier New"/>
+          <w:sz w:val="20"/>
+          <w:szCs w:val="20"/>
+        </w:rPr>
+        <w:t>();</w:t>
+      </w:r>
+    </w:p>
+    <w:p>
+      <w:pPr>
+        <w:shd w:val="clear" w:color="auto" w:fill="DAE9F7" w:themeFill="text2" w:themeFillTint="1A"/>
+        <w:spacing w:after="0"/>
+        <w:rPr>
+          <w:rFonts w:ascii="Courier New" w:hAnsi="Courier New" w:cs="Courier New"/>
+          <w:sz w:val="20"/>
+          <w:szCs w:val="20"/>
+        </w:rPr>
+      </w:pPr>
+      <w:r>
+        <w:rPr>
+          <w:rFonts w:ascii="Courier New" w:hAnsi="Courier New" w:cs="Courier New"/>
+          <w:sz w:val="20"/>
+          <w:szCs w:val="20"/>
+        </w:rPr>
+        <w:tab/>
+      </w:r>
+      <w:r>
+        <w:rPr>
+          <w:rFonts w:ascii="Courier New" w:hAnsi="Courier New" w:cs="Courier New"/>
+          <w:sz w:val="20"/>
+          <w:szCs w:val="20"/>
+        </w:rPr>
+        <w:tab/>
+      </w:r>
+    </w:p>
+    <w:p>
+      <w:pPr>
+        <w:shd w:val="clear" w:color="auto" w:fill="DAE9F7" w:themeFill="text2" w:themeFillTint="1A"/>
+        <w:spacing w:after="0"/>
+        <w:rPr>
+          <w:rFonts w:ascii="Courier New" w:hAnsi="Courier New" w:cs="Courier New"/>
+          <w:sz w:val="20"/>
+          <w:szCs w:val="20"/>
+        </w:rPr>
+      </w:pPr>
+      <w:r>
+        <w:rPr>
+          <w:rFonts w:ascii="Courier New" w:hAnsi="Courier New" w:cs="Courier New"/>
+          <w:sz w:val="20"/>
+          <w:szCs w:val="20"/>
+        </w:rPr>
+        <w:tab/>
+      </w:r>
+      <w:r>
+        <w:rPr>
+          <w:rFonts w:ascii="Courier New" w:hAnsi="Courier New" w:cs="Courier New"/>
+          <w:sz w:val="20"/>
+          <w:szCs w:val="20"/>
+        </w:rPr>
+        <w:tab/>
+        <w:t>System.out.print("Cuanto tiempo dedicas a tareas de la casa:");</w:t>
+      </w:r>
+    </w:p>
+    <w:p>
+      <w:pPr>
+        <w:shd w:val="clear" w:color="auto" w:fill="DAE9F7" w:themeFill="text2" w:themeFillTint="1A"/>
+        <w:spacing w:after="0"/>
+        <w:rPr>
+          <w:rFonts w:ascii="Courier New" w:hAnsi="Courier New" w:cs="Courier New"/>
+          <w:sz w:val="20"/>
+          <w:szCs w:val="20"/>
+        </w:rPr>
+      </w:pPr>
+      <w:r>
+        <w:rPr>
+          <w:rFonts w:ascii="Courier New" w:hAnsi="Courier New" w:cs="Courier New"/>
+          <w:sz w:val="20"/>
+          <w:szCs w:val="20"/>
+        </w:rPr>
+        <w:tab/>
+      </w:r>
+      <w:r>
+        <w:rPr>
+          <w:rFonts w:ascii="Courier New" w:hAnsi="Courier New" w:cs="Courier New"/>
+          <w:sz w:val="20"/>
+          <w:szCs w:val="20"/>
+        </w:rPr>
+        <w:tab/>
+        <w:t>int casa=</w:t>
+      </w:r>
+      <w:proofErr w:type="gramStart"/>
+      <w:r>
+        <w:rPr>
+          <w:rFonts w:ascii="Courier New" w:hAnsi="Courier New" w:cs="Courier New"/>
+          <w:sz w:val="20"/>
+          <w:szCs w:val="20"/>
+        </w:rPr>
+        <w:t>c.nextInt</w:t>
+      </w:r>
+      <w:proofErr w:type="gramEnd"/>
+      <w:r>
+        <w:rPr>
+          <w:rFonts w:ascii="Courier New" w:hAnsi="Courier New" w:cs="Courier New"/>
+          <w:sz w:val="20"/>
+          <w:szCs w:val="20"/>
+        </w:rPr>
+        <w:t>();</w:t>
+      </w:r>
+    </w:p>
+    <w:p>
+      <w:pPr>
+        <w:shd w:val="clear" w:color="auto" w:fill="DAE9F7" w:themeFill="text2" w:themeFillTint="1A"/>
+        <w:spacing w:after="0"/>
+        <w:rPr>
+          <w:rFonts w:ascii="Courier New" w:hAnsi="Courier New" w:cs="Courier New"/>
+          <w:sz w:val="20"/>
+          <w:szCs w:val="20"/>
+        </w:rPr>
+      </w:pPr>
+      <w:r>
+        <w:rPr>
+          <w:rFonts w:ascii="Courier New" w:hAnsi="Courier New" w:cs="Courier New"/>
+          <w:sz w:val="20"/>
+          <w:szCs w:val="20"/>
+        </w:rPr>
+        <w:tab/>
+      </w:r>
+      <w:r>
+        <w:rPr>
+          <w:rFonts w:ascii="Courier New" w:hAnsi="Courier New" w:cs="Courier New"/>
+          <w:sz w:val="20"/>
+          <w:szCs w:val="20"/>
+        </w:rPr>
+        <w:tab/>
+      </w:r>
+    </w:p>
+    <w:p>
+      <w:pPr>
+        <w:shd w:val="clear" w:color="auto" w:fill="DAE9F7" w:themeFill="text2" w:themeFillTint="1A"/>
+        <w:spacing w:after="0"/>
+        <w:rPr>
+          <w:rFonts w:ascii="Courier New" w:hAnsi="Courier New" w:cs="Courier New"/>
+          <w:sz w:val="20"/>
+          <w:szCs w:val="20"/>
+        </w:rPr>
+      </w:pPr>
+      <w:r>
+        <w:rPr>
+          <w:rFonts w:ascii="Courier New" w:hAnsi="Courier New" w:cs="Courier New"/>
+          <w:sz w:val="20"/>
+          <w:szCs w:val="20"/>
+        </w:rPr>
+        <w:tab/>
+      </w:r>
+      <w:r>
+        <w:rPr>
+          <w:rFonts w:ascii="Courier New" w:hAnsi="Courier New" w:cs="Courier New"/>
+          <w:sz w:val="20"/>
+          <w:szCs w:val="20"/>
+        </w:rPr>
+        <w:tab/>
+      </w:r>
+    </w:p>
+    <w:p>
+      <w:pPr>
+        <w:shd w:val="clear" w:color="auto" w:fill="DAE9F7" w:themeFill="text2" w:themeFillTint="1A"/>
+        <w:spacing w:after="0"/>
+        <w:rPr>
+          <w:rFonts w:ascii="Courier New" w:hAnsi="Courier New" w:cs="Courier New"/>
+          <w:sz w:val="20"/>
+          <w:szCs w:val="20"/>
+        </w:rPr>
+      </w:pPr>
+      <w:r>
+        <w:rPr>
+          <w:rFonts w:ascii="Courier New" w:hAnsi="Courier New" w:cs="Courier New"/>
+          <w:sz w:val="20"/>
+          <w:szCs w:val="20"/>
+        </w:rPr>
+        <w:tab/>
+      </w:r>
+      <w:r>
+        <w:rPr>
+          <w:rFonts w:ascii="Courier New" w:hAnsi="Courier New" w:cs="Courier New"/>
+          <w:sz w:val="20"/>
+          <w:szCs w:val="20"/>
+        </w:rPr>
+        <w:tab/>
+      </w:r>
+    </w:p>
+    <w:p>
+      <w:pPr>
+        <w:shd w:val="clear" w:color="auto" w:fill="DAE9F7" w:themeFill="text2" w:themeFillTint="1A"/>
+        <w:spacing w:after="0"/>
+        <w:rPr>
+          <w:rFonts w:ascii="Courier New" w:hAnsi="Courier New" w:cs="Courier New"/>
+          <w:sz w:val="20"/>
+          <w:szCs w:val="20"/>
+        </w:rPr>
+      </w:pPr>
+      <w:r>
+        <w:rPr>
+          <w:rFonts w:ascii="Courier New" w:hAnsi="Courier New" w:cs="Courier New"/>
+          <w:sz w:val="20"/>
+          <w:szCs w:val="20"/>
+        </w:rPr>
+        <w:tab/>
+      </w:r>
+      <w:r>
+        <w:rPr>
+          <w:rFonts w:ascii="Courier New" w:hAnsi="Courier New" w:cs="Courier New"/>
+          <w:sz w:val="20"/>
+          <w:szCs w:val="20"/>
+        </w:rPr>
+        <w:tab/>
+      </w:r>
+    </w:p>
+    <w:p>
+      <w:pPr>
+        <w:shd w:val="clear" w:color="auto" w:fill="DAE9F7" w:themeFill="text2" w:themeFillTint="1A"/>
+        <w:spacing w:after="0"/>
+        <w:rPr>
+          <w:rFonts w:ascii="Courier New" w:hAnsi="Courier New" w:cs="Courier New"/>
+          <w:sz w:val="20"/>
+          <w:szCs w:val="20"/>
+        </w:rPr>
+      </w:pPr>
+      <w:r>
+        <w:rPr>
+          <w:rFonts w:ascii="Courier New" w:hAnsi="Courier New" w:cs="Courier New"/>
+          <w:sz w:val="20"/>
+          <w:szCs w:val="20"/>
+        </w:rPr>
+        <w:tab/>
+      </w:r>
+      <w:r>
+        <w:rPr>
+          <w:rFonts w:ascii="Courier New" w:hAnsi="Courier New" w:cs="Courier New"/>
+          <w:sz w:val="20"/>
+          <w:szCs w:val="20"/>
+        </w:rPr>
+        <w:tab/>
+        <w:t>int trabajo_semana=trabajo*5;</w:t>
+      </w:r>
+    </w:p>
+    <w:p>
+      <w:pPr>
+        <w:shd w:val="clear" w:color="auto" w:fill="DAE9F7" w:themeFill="text2" w:themeFillTint="1A"/>
+        <w:spacing w:after="0"/>
+        <w:rPr>
+          <w:rFonts w:ascii="Courier New" w:hAnsi="Courier New" w:cs="Courier New"/>
+          <w:sz w:val="20"/>
+          <w:szCs w:val="20"/>
+        </w:rPr>
+      </w:pPr>
+      <w:r>
+        <w:rPr>
+          <w:rFonts w:ascii="Courier New" w:hAnsi="Courier New" w:cs="Courier New"/>
+          <w:sz w:val="20"/>
+          <w:szCs w:val="20"/>
+        </w:rPr>
+        <w:tab/>
+      </w:r>
+      <w:r>
+        <w:rPr>
+          <w:rFonts w:ascii="Courier New" w:hAnsi="Courier New" w:cs="Courier New"/>
+          <w:sz w:val="20"/>
+          <w:szCs w:val="20"/>
+        </w:rPr>
+        <w:tab/>
+        <w:t>System.out.println("Cuanto tiempo dedicas al trabajo semana:"+trabajo_semana);</w:t>
+      </w:r>
+    </w:p>
+    <w:p>
+      <w:pPr>
+        <w:shd w:val="clear" w:color="auto" w:fill="DAE9F7" w:themeFill="text2" w:themeFillTint="1A"/>
+        <w:spacing w:after="0"/>
+        <w:rPr>
+          <w:rFonts w:ascii="Courier New" w:hAnsi="Courier New" w:cs="Courier New"/>
+          <w:sz w:val="20"/>
+          <w:szCs w:val="20"/>
+        </w:rPr>
+      </w:pPr>
+      <w:r>
+        <w:rPr>
+          <w:rFonts w:ascii="Courier New" w:hAnsi="Courier New" w:cs="Courier New"/>
+          <w:sz w:val="20"/>
+          <w:szCs w:val="20"/>
+        </w:rPr>
+        <w:tab/>
+      </w:r>
+      <w:r>
+        <w:rPr>
+          <w:rFonts w:ascii="Courier New" w:hAnsi="Courier New" w:cs="Courier New"/>
+          <w:sz w:val="20"/>
+          <w:szCs w:val="20"/>
+        </w:rPr>
+        <w:tab/>
+      </w:r>
+    </w:p>
+    <w:p>
+      <w:pPr>
+        <w:shd w:val="clear" w:color="auto" w:fill="DAE9F7" w:themeFill="text2" w:themeFillTint="1A"/>
+        <w:spacing w:after="0"/>
+        <w:rPr>
+          <w:rFonts w:ascii="Courier New" w:hAnsi="Courier New" w:cs="Courier New"/>
+          <w:sz w:val="20"/>
+          <w:szCs w:val="20"/>
+        </w:rPr>
+      </w:pPr>
+      <w:r>
+        <w:rPr>
+          <w:rFonts w:ascii="Courier New" w:hAnsi="Courier New" w:cs="Courier New"/>
+          <w:sz w:val="20"/>
+          <w:szCs w:val="20"/>
+        </w:rPr>
+        <w:tab/>
+      </w:r>
+      <w:r>
+        <w:rPr>
+          <w:rFonts w:ascii="Courier New" w:hAnsi="Courier New" w:cs="Courier New"/>
+          <w:sz w:val="20"/>
+          <w:szCs w:val="20"/>
+        </w:rPr>
+        <w:tab/>
+        <w:t>int dormir_semana=dormir*7;</w:t>
+      </w:r>
+    </w:p>
+    <w:p>
+      <w:pPr>
+        <w:shd w:val="clear" w:color="auto" w:fill="DAE9F7" w:themeFill="text2" w:themeFillTint="1A"/>
+        <w:spacing w:after="0"/>
+        <w:rPr>
+          <w:rFonts w:ascii="Courier New" w:hAnsi="Courier New" w:cs="Courier New"/>
+          <w:sz w:val="20"/>
+          <w:szCs w:val="20"/>
+        </w:rPr>
+      </w:pPr>
+      <w:r>
+        <w:rPr>
+          <w:rFonts w:ascii="Courier New" w:hAnsi="Courier New" w:cs="Courier New"/>
+          <w:sz w:val="20"/>
+          <w:szCs w:val="20"/>
+        </w:rPr>
+        <w:tab/>
+      </w:r>
+      <w:r>
+        <w:rPr>
+          <w:rFonts w:ascii="Courier New" w:hAnsi="Courier New" w:cs="Courier New"/>
+          <w:sz w:val="20"/>
+          <w:szCs w:val="20"/>
+        </w:rPr>
+        <w:tab/>
+        <w:t>System.out.println("Cuanto tiempo dedicas a dormir semana:"+dormir_semana);</w:t>
+      </w:r>
+    </w:p>
+    <w:p>
+      <w:pPr>
+        <w:shd w:val="clear" w:color="auto" w:fill="DAE9F7" w:themeFill="text2" w:themeFillTint="1A"/>
+        <w:spacing w:after="0"/>
+        <w:rPr>
+          <w:rFonts w:ascii="Courier New" w:hAnsi="Courier New" w:cs="Courier New"/>
+          <w:sz w:val="20"/>
+          <w:szCs w:val="20"/>
+        </w:rPr>
+      </w:pPr>
+      <w:r>
+        <w:rPr>
+          <w:rFonts w:ascii="Courier New" w:hAnsi="Courier New" w:cs="Courier New"/>
+          <w:sz w:val="20"/>
+          <w:szCs w:val="20"/>
+        </w:rPr>
+        <w:tab/>
+      </w:r>
+      <w:r>
+        <w:rPr>
+          <w:rFonts w:ascii="Courier New" w:hAnsi="Courier New" w:cs="Courier New"/>
+          <w:sz w:val="20"/>
+          <w:szCs w:val="20"/>
+        </w:rPr>
+        <w:tab/>
+      </w:r>
+    </w:p>
+    <w:p>
+      <w:pPr>
+        <w:shd w:val="clear" w:color="auto" w:fill="DAE9F7" w:themeFill="text2" w:themeFillTint="1A"/>
+        <w:spacing w:after="0"/>
+        <w:rPr>
+          <w:rFonts w:ascii="Courier New" w:hAnsi="Courier New" w:cs="Courier New"/>
+          <w:sz w:val="20"/>
+          <w:szCs w:val="20"/>
+        </w:rPr>
+      </w:pPr>
+      <w:r>
+        <w:rPr>
+          <w:rFonts w:ascii="Courier New" w:hAnsi="Courier New" w:cs="Courier New"/>
+          <w:sz w:val="20"/>
+          <w:szCs w:val="20"/>
+        </w:rPr>
+        <w:tab/>
+      </w:r>
+      <w:r>
+        <w:rPr>
+          <w:rFonts w:ascii="Courier New" w:hAnsi="Courier New" w:cs="Courier New"/>
+          <w:sz w:val="20"/>
+          <w:szCs w:val="20"/>
+        </w:rPr>
+        <w:tab/>
+        <w:t>int comer_semana=comer*7;</w:t>
+      </w:r>
+    </w:p>
+    <w:p>
+      <w:pPr>
+        <w:shd w:val="clear" w:color="auto" w:fill="DAE9F7" w:themeFill="text2" w:themeFillTint="1A"/>
+        <w:spacing w:after="0"/>
+        <w:rPr>
+          <w:rFonts w:ascii="Courier New" w:hAnsi="Courier New" w:cs="Courier New"/>
+          <w:sz w:val="20"/>
+          <w:szCs w:val="20"/>
+        </w:rPr>
+      </w:pPr>
+      <w:r>
+        <w:rPr>
+          <w:rFonts w:ascii="Courier New" w:hAnsi="Courier New" w:cs="Courier New"/>
+          <w:sz w:val="20"/>
+          <w:szCs w:val="20"/>
+        </w:rPr>
+        <w:tab/>
+      </w:r>
+      <w:r>
+        <w:rPr>
+          <w:rFonts w:ascii="Courier New" w:hAnsi="Courier New" w:cs="Courier New"/>
+          <w:sz w:val="20"/>
+          <w:szCs w:val="20"/>
+        </w:rPr>
+        <w:tab/>
+        <w:t>System.out.println("Cuanto tiempo dedicas a comer semana:"+comer_semana);</w:t>
+      </w:r>
+    </w:p>
+    <w:p>
+      <w:pPr>
+        <w:shd w:val="clear" w:color="auto" w:fill="DAE9F7" w:themeFill="text2" w:themeFillTint="1A"/>
+        <w:spacing w:after="0"/>
+        <w:rPr>
+          <w:rFonts w:ascii="Courier New" w:hAnsi="Courier New" w:cs="Courier New"/>
+          <w:sz w:val="20"/>
+          <w:szCs w:val="20"/>
+        </w:rPr>
+      </w:pPr>
+      <w:r>
+        <w:rPr>
+          <w:rFonts w:ascii="Courier New" w:hAnsi="Courier New" w:cs="Courier New"/>
+          <w:sz w:val="20"/>
+          <w:szCs w:val="20"/>
+        </w:rPr>
+        <w:tab/>
+      </w:r>
+      <w:r>
+        <w:rPr>
+          <w:rFonts w:ascii="Courier New" w:hAnsi="Courier New" w:cs="Courier New"/>
+          <w:sz w:val="20"/>
+          <w:szCs w:val="20"/>
+        </w:rPr>
+        <w:tab/>
+      </w:r>
+    </w:p>
+    <w:p>
+      <w:pPr>
+        <w:shd w:val="clear" w:color="auto" w:fill="DAE9F7" w:themeFill="text2" w:themeFillTint="1A"/>
+        <w:spacing w:after="0"/>
+        <w:rPr>
+          <w:rFonts w:ascii="Courier New" w:hAnsi="Courier New" w:cs="Courier New"/>
+          <w:sz w:val="20"/>
+          <w:szCs w:val="20"/>
+        </w:rPr>
+      </w:pPr>
+      <w:r>
+        <w:rPr>
+          <w:rFonts w:ascii="Courier New" w:hAnsi="Courier New" w:cs="Courier New"/>
+          <w:sz w:val="20"/>
+          <w:szCs w:val="20"/>
+        </w:rPr>
+        <w:tab/>
+      </w:r>
+      <w:r>
+        <w:rPr>
+          <w:rFonts w:ascii="Courier New" w:hAnsi="Courier New" w:cs="Courier New"/>
+          <w:sz w:val="20"/>
+          <w:szCs w:val="20"/>
+        </w:rPr>
+        <w:tab/>
+        <w:t>int reprochar_semana=reprochar*7;</w:t>
+      </w:r>
+    </w:p>
+    <w:p>
+      <w:pPr>
+        <w:shd w:val="clear" w:color="auto" w:fill="DAE9F7" w:themeFill="text2" w:themeFillTint="1A"/>
+        <w:spacing w:after="0"/>
+        <w:rPr>
+          <w:rFonts w:ascii="Courier New" w:hAnsi="Courier New" w:cs="Courier New"/>
+          <w:sz w:val="20"/>
+          <w:szCs w:val="20"/>
+        </w:rPr>
+      </w:pPr>
+      <w:r>
+        <w:rPr>
+          <w:rFonts w:ascii="Courier New" w:hAnsi="Courier New" w:cs="Courier New"/>
+          <w:sz w:val="20"/>
+          <w:szCs w:val="20"/>
+        </w:rPr>
+        <w:tab/>
+      </w:r>
+      <w:r>
+        <w:rPr>
+          <w:rFonts w:ascii="Courier New" w:hAnsi="Courier New" w:cs="Courier New"/>
+          <w:sz w:val="20"/>
+          <w:szCs w:val="20"/>
+        </w:rPr>
+        <w:tab/>
+        <w:t>System.out.println("Cuanto tiempo dedicas a reprochar semana:"+reprochar_semana);</w:t>
+      </w:r>
+    </w:p>
+    <w:p>
+      <w:pPr>
+        <w:shd w:val="clear" w:color="auto" w:fill="DAE9F7" w:themeFill="text2" w:themeFillTint="1A"/>
+        <w:spacing w:after="0"/>
+        <w:rPr>
+          <w:rFonts w:ascii="Courier New" w:hAnsi="Courier New" w:cs="Courier New"/>
+          <w:sz w:val="20"/>
+          <w:szCs w:val="20"/>
+        </w:rPr>
+      </w:pPr>
+      <w:r>
+        <w:rPr>
+          <w:rFonts w:ascii="Courier New" w:hAnsi="Courier New" w:cs="Courier New"/>
+          <w:sz w:val="20"/>
+          <w:szCs w:val="20"/>
+        </w:rPr>
+        <w:tab/>
+      </w:r>
+      <w:r>
+        <w:rPr>
+          <w:rFonts w:ascii="Courier New" w:hAnsi="Courier New" w:cs="Courier New"/>
+          <w:sz w:val="20"/>
+          <w:szCs w:val="20"/>
+        </w:rPr>
+        <w:tab/>
+      </w:r>
+    </w:p>
+    <w:p>
+      <w:pPr>
+        <w:shd w:val="clear" w:color="auto" w:fill="DAE9F7" w:themeFill="text2" w:themeFillTint="1A"/>
+        <w:spacing w:after="0"/>
+        <w:rPr>
+          <w:rFonts w:ascii="Courier New" w:hAnsi="Courier New" w:cs="Courier New"/>
+          <w:sz w:val="20"/>
+          <w:szCs w:val="20"/>
+        </w:rPr>
+      </w:pPr>
+      <w:r>
+        <w:rPr>
+          <w:rFonts w:ascii="Courier New" w:hAnsi="Courier New" w:cs="Courier New"/>
+          <w:sz w:val="20"/>
+          <w:szCs w:val="20"/>
+        </w:rPr>
+        <w:tab/>
+      </w:r>
+      <w:r>
+        <w:rPr>
+          <w:rFonts w:ascii="Courier New" w:hAnsi="Courier New" w:cs="Courier New"/>
+          <w:sz w:val="20"/>
+          <w:szCs w:val="20"/>
+        </w:rPr>
+        <w:tab/>
+        <w:t>int tele_semana=tele*7;</w:t>
+      </w:r>
+    </w:p>
+    <w:p>
+      <w:pPr>
+        <w:shd w:val="clear" w:color="auto" w:fill="DAE9F7" w:themeFill="text2" w:themeFillTint="1A"/>
+        <w:spacing w:after="0"/>
+        <w:rPr>
+          <w:rFonts w:ascii="Courier New" w:hAnsi="Courier New" w:cs="Courier New"/>
+          <w:sz w:val="20"/>
+          <w:szCs w:val="20"/>
+        </w:rPr>
+      </w:pPr>
+      <w:r>
+        <w:rPr>
+          <w:rFonts w:ascii="Courier New" w:hAnsi="Courier New" w:cs="Courier New"/>
+          <w:sz w:val="20"/>
+          <w:szCs w:val="20"/>
+        </w:rPr>
+        <w:tab/>
+      </w:r>
+      <w:r>
+        <w:rPr>
+          <w:rFonts w:ascii="Courier New" w:hAnsi="Courier New" w:cs="Courier New"/>
+          <w:sz w:val="20"/>
+          <w:szCs w:val="20"/>
+        </w:rPr>
+        <w:tab/>
+        <w:t>System.out.println("Cuanto tiempo dedicas a ver la tele semana:"+tele_semana);</w:t>
+      </w:r>
+    </w:p>
+    <w:p>
+      <w:pPr>
+        <w:shd w:val="clear" w:color="auto" w:fill="DAE9F7" w:themeFill="text2" w:themeFillTint="1A"/>
+        <w:spacing w:after="0"/>
+        <w:rPr>
+          <w:rFonts w:ascii="Courier New" w:hAnsi="Courier New" w:cs="Courier New"/>
+          <w:sz w:val="20"/>
+          <w:szCs w:val="20"/>
+        </w:rPr>
+      </w:pPr>
+      <w:r>
+        <w:rPr>
+          <w:rFonts w:ascii="Courier New" w:hAnsi="Courier New" w:cs="Courier New"/>
+          <w:sz w:val="20"/>
+          <w:szCs w:val="20"/>
+        </w:rPr>
+        <w:tab/>
+      </w:r>
+      <w:r>
+        <w:rPr>
+          <w:rFonts w:ascii="Courier New" w:hAnsi="Courier New" w:cs="Courier New"/>
+          <w:sz w:val="20"/>
+          <w:szCs w:val="20"/>
+        </w:rPr>
+        <w:tab/>
+      </w:r>
+    </w:p>
+    <w:p>
+      <w:pPr>
+        <w:shd w:val="clear" w:color="auto" w:fill="DAE9F7" w:themeFill="text2" w:themeFillTint="1A"/>
+        <w:spacing w:after="0"/>
+        <w:rPr>
+          <w:rFonts w:ascii="Courier New" w:hAnsi="Courier New" w:cs="Courier New"/>
+          <w:sz w:val="20"/>
+          <w:szCs w:val="20"/>
+        </w:rPr>
+      </w:pPr>
+      <w:r>
+        <w:rPr>
+          <w:rFonts w:ascii="Courier New" w:hAnsi="Courier New" w:cs="Courier New"/>
+          <w:sz w:val="20"/>
+          <w:szCs w:val="20"/>
+        </w:rPr>
+        <w:tab/>
+      </w:r>
+      <w:r>
+        <w:rPr>
+          <w:rFonts w:ascii="Courier New" w:hAnsi="Courier New" w:cs="Courier New"/>
+          <w:sz w:val="20"/>
+          <w:szCs w:val="20"/>
+        </w:rPr>
+        <w:tab/>
+        <w:t>int hobbies_semana=hobbies*7;</w:t>
+      </w:r>
+    </w:p>
+    <w:p>
+      <w:pPr>
+        <w:shd w:val="clear" w:color="auto" w:fill="DAE9F7" w:themeFill="text2" w:themeFillTint="1A"/>
+        <w:spacing w:after="0"/>
+        <w:rPr>
+          <w:rFonts w:ascii="Courier New" w:hAnsi="Courier New" w:cs="Courier New"/>
+          <w:sz w:val="20"/>
+          <w:szCs w:val="20"/>
+        </w:rPr>
+      </w:pPr>
+      <w:r>
+        <w:rPr>
+          <w:rFonts w:ascii="Courier New" w:hAnsi="Courier New" w:cs="Courier New"/>
+          <w:sz w:val="20"/>
+          <w:szCs w:val="20"/>
+        </w:rPr>
+        <w:tab/>
+      </w:r>
+      <w:r>
+        <w:rPr>
+          <w:rFonts w:ascii="Courier New" w:hAnsi="Courier New" w:cs="Courier New"/>
+          <w:sz w:val="20"/>
+          <w:szCs w:val="20"/>
+        </w:rPr>
+        <w:tab/>
+        <w:t>System.out.println("Cuanto tiempo dedicas a tus hobbies, salidas semana:"+hobbies_semana);</w:t>
+      </w:r>
+    </w:p>
+    <w:p>
+      <w:pPr>
+        <w:shd w:val="clear" w:color="auto" w:fill="DAE9F7" w:themeFill="text2" w:themeFillTint="1A"/>
+        <w:spacing w:after="0"/>
+        <w:rPr>
+          <w:rFonts w:ascii="Courier New" w:hAnsi="Courier New" w:cs="Courier New"/>
+          <w:sz w:val="20"/>
+          <w:szCs w:val="20"/>
+        </w:rPr>
+      </w:pPr>
+      <w:r>
+        <w:rPr>
+          <w:rFonts w:ascii="Courier New" w:hAnsi="Courier New" w:cs="Courier New"/>
+          <w:sz w:val="20"/>
+          <w:szCs w:val="20"/>
+        </w:rPr>
+        <w:tab/>
+      </w:r>
+      <w:r>
+        <w:rPr>
+          <w:rFonts w:ascii="Courier New" w:hAnsi="Courier New" w:cs="Courier New"/>
+          <w:sz w:val="20"/>
+          <w:szCs w:val="20"/>
+        </w:rPr>
+        <w:tab/>
+      </w:r>
+    </w:p>
+    <w:p>
+      <w:pPr>
+        <w:shd w:val="clear" w:color="auto" w:fill="DAE9F7" w:themeFill="text2" w:themeFillTint="1A"/>
+        <w:spacing w:after="0"/>
+        <w:rPr>
+          <w:rFonts w:ascii="Courier New" w:hAnsi="Courier New" w:cs="Courier New"/>
+          <w:sz w:val="20"/>
+          <w:szCs w:val="20"/>
+        </w:rPr>
+      </w:pPr>
+      <w:r>
+        <w:rPr>
+          <w:rFonts w:ascii="Courier New" w:hAnsi="Courier New" w:cs="Courier New"/>
+          <w:sz w:val="20"/>
+          <w:szCs w:val="20"/>
+        </w:rPr>
+        <w:tab/>
+      </w:r>
+      <w:r>
+        <w:rPr>
+          <w:rFonts w:ascii="Courier New" w:hAnsi="Courier New" w:cs="Courier New"/>
+          <w:sz w:val="20"/>
+          <w:szCs w:val="20"/>
+        </w:rPr>
+        <w:tab/>
+        <w:t>int casa_semana=casa*7;</w:t>
+      </w:r>
+    </w:p>
+    <w:p>
+      <w:pPr>
+        <w:shd w:val="clear" w:color="auto" w:fill="DAE9F7" w:themeFill="text2" w:themeFillTint="1A"/>
+        <w:spacing w:after="0"/>
+        <w:rPr>
+          <w:rFonts w:ascii="Courier New" w:hAnsi="Courier New" w:cs="Courier New"/>
+          <w:sz w:val="20"/>
+          <w:szCs w:val="20"/>
+        </w:rPr>
+      </w:pPr>
+      <w:r>
+        <w:rPr>
+          <w:rFonts w:ascii="Courier New" w:hAnsi="Courier New" w:cs="Courier New"/>
+          <w:sz w:val="20"/>
+          <w:szCs w:val="20"/>
+        </w:rPr>
+        <w:tab/>
+      </w:r>
+      <w:r>
+        <w:rPr>
+          <w:rFonts w:ascii="Courier New" w:hAnsi="Courier New" w:cs="Courier New"/>
+          <w:sz w:val="20"/>
+          <w:szCs w:val="20"/>
+        </w:rPr>
+        <w:tab/>
+        <w:t>System.out.println("Cuanto tiempo dedicas a tareas de la casa semana:"+casa_semana);</w:t>
+      </w:r>
+    </w:p>
+    <w:p>
+      <w:pPr>
+        <w:shd w:val="clear" w:color="auto" w:fill="DAE9F7" w:themeFill="text2" w:themeFillTint="1A"/>
+        <w:spacing w:after="0"/>
+        <w:rPr>
+          <w:rFonts w:ascii="Courier New" w:hAnsi="Courier New" w:cs="Courier New"/>
+          <w:sz w:val="20"/>
+          <w:szCs w:val="20"/>
+        </w:rPr>
+      </w:pPr>
+      <w:r>
+        <w:rPr>
+          <w:rFonts w:ascii="Courier New" w:hAnsi="Courier New" w:cs="Courier New"/>
+          <w:sz w:val="20"/>
+          <w:szCs w:val="20"/>
+        </w:rPr>
+        <w:tab/>
+      </w:r>
+      <w:r>
+        <w:rPr>
+          <w:rFonts w:ascii="Courier New" w:hAnsi="Courier New" w:cs="Courier New"/>
+          <w:sz w:val="20"/>
+          <w:szCs w:val="20"/>
+        </w:rPr>
+        <w:tab/>
+      </w:r>
+    </w:p>
+    <w:p>
+      <w:pPr>
+        <w:shd w:val="clear" w:color="auto" w:fill="DAE9F7" w:themeFill="text2" w:themeFillTint="1A"/>
+        <w:spacing w:after="0"/>
+        <w:rPr>
+          <w:rFonts w:ascii="Courier New" w:hAnsi="Courier New" w:cs="Courier New"/>
+          <w:sz w:val="20"/>
+          <w:szCs w:val="20"/>
+        </w:rPr>
+      </w:pPr>
+      <w:r>
+        <w:rPr>
+          <w:rFonts w:ascii="Courier New" w:hAnsi="Courier New" w:cs="Courier New"/>
+          <w:sz w:val="20"/>
+          <w:szCs w:val="20"/>
+        </w:rPr>
+        <w:tab/>
+      </w:r>
+      <w:r>
+        <w:rPr>
+          <w:rFonts w:ascii="Courier New" w:hAnsi="Courier New" w:cs="Courier New"/>
+          <w:sz w:val="20"/>
+          <w:szCs w:val="20"/>
+        </w:rPr>
+        <w:tab/>
+      </w:r>
+    </w:p>
+    <w:p/>
+    <w:p>
+      <w:r>
+        <w:lastRenderedPageBreak/>
+        <w:drawing>
+          <wp:inline distT="0" distB="0" distL="0" distR="0" wp14:anchorId="59670B4A" wp14:editId="259D62D4">
+            <wp:extent cx="5400040" cy="2908300"/>
+            <wp:effectExtent l="0" t="0" r="0" b="6350"/>
+            <wp:docPr id="2102876195" name="Imagen 1" descr="Texto&#10;&#10;El contenido generado por IA puede ser incorrecto."/>
+            <wp:cNvGraphicFramePr>
+              <a:graphicFrameLocks xmlns:a="http://schemas.openxmlformats.org/drawingml/2006/main" noChangeAspect="1"/>
+            </wp:cNvGraphicFramePr>
+            <a:graphic xmlns:a="http://schemas.openxmlformats.org/drawingml/2006/main">
+              <a:graphicData uri="http://schemas.openxmlformats.org/drawingml/2006/picture">
+                <pic:pic xmlns:pic="http://schemas.openxmlformats.org/drawingml/2006/picture">
+                  <pic:nvPicPr>
+                    <pic:cNvPr id="2102876195" name="Imagen 1" descr="Texto&#10;&#10;El contenido generado por IA puede ser incorrecto."/>
+                    <pic:cNvPicPr/>
+                  </pic:nvPicPr>
+                  <pic:blipFill>
+                    <a:blip r:embed="rId7"/>
+                    <a:stretch>
+                      <a:fillRect/>
+                    </a:stretch>
+                  </pic:blipFill>
+                  <pic:spPr>
+                    <a:xfrm>
+                      <a:off x="0" y="0"/>
+                      <a:ext cx="5400040" cy="2908300"/>
                     </a:xfrm>
                     <a:prstGeom prst="rect">
                       <a:avLst/>
@@ -3779,7 +6258,6 @@
   <w:style w:type="character" w:default="1" w:styleId="Fuentedeprrafopredeter">
     <w:name w:val="Default Paragraph Font"/>
     <w:uiPriority w:val="1"/>
-    <w:semiHidden/>
     <w:unhideWhenUsed/>
   </w:style>
   <w:style w:type="table" w:default="1" w:styleId="Tablanormal">

--- a/MF0964_3 Desarrollo de elementos software para gestión de/JAVA/PRIMEROS PASOS CON JAVA.docx
+++ b/MF0964_3 Desarrollo de elementos software para gestión de/JAVA/PRIMEROS PASOS CON JAVA.docx
@@ -16,7 +16,15 @@
         <w:jc w:val="both"/>
       </w:pPr>
       <w:r>
-        <w:t>Uso de variables, printf para la salida con formato y la clase Scanner para la introducción de datos por consola</w:t>
+        <w:t xml:space="preserve">Uso de variables, </w:t>
+      </w:r>
+      <w:proofErr w:type="spellStart"/>
+      <w:r>
+        <w:t>printf</w:t>
+      </w:r>
+      <w:proofErr w:type="spellEnd"/>
+      <w:r>
+        <w:t xml:space="preserve"> para la salida con formato y la clase Scanner para la introducción de datos por consola</w:t>
       </w:r>
     </w:p>
     <w:p/>
@@ -41,13 +49,41 @@
           <w:szCs w:val="20"/>
         </w:rPr>
       </w:pPr>
-      <w:r>
-        <w:rPr>
-          <w:rFonts w:ascii="Courier New" w:hAnsi="Courier New" w:cs="Courier New"/>
-          <w:sz w:val="20"/>
-          <w:szCs w:val="20"/>
-        </w:rPr>
-        <w:t>package primerospasos;</w:t>
+      <w:proofErr w:type="spellStart"/>
+      <w:r>
+        <w:rPr>
+          <w:rFonts w:ascii="Courier New" w:hAnsi="Courier New" w:cs="Courier New"/>
+          <w:sz w:val="20"/>
+          <w:szCs w:val="20"/>
+        </w:rPr>
+        <w:t>package</w:t>
+      </w:r>
+      <w:proofErr w:type="spellEnd"/>
+      <w:r>
+        <w:rPr>
+          <w:rFonts w:ascii="Courier New" w:hAnsi="Courier New" w:cs="Courier New"/>
+          <w:sz w:val="20"/>
+          <w:szCs w:val="20"/>
+        </w:rPr>
+        <w:t xml:space="preserve"> </w:t>
+      </w:r>
+      <w:proofErr w:type="spellStart"/>
+      <w:r>
+        <w:rPr>
+          <w:rFonts w:ascii="Courier New" w:hAnsi="Courier New" w:cs="Courier New"/>
+          <w:sz w:val="20"/>
+          <w:szCs w:val="20"/>
+        </w:rPr>
+        <w:t>primerospasos</w:t>
+      </w:r>
+      <w:proofErr w:type="spellEnd"/>
+      <w:r>
+        <w:rPr>
+          <w:rFonts w:ascii="Courier New" w:hAnsi="Courier New" w:cs="Courier New"/>
+          <w:sz w:val="20"/>
+          <w:szCs w:val="20"/>
+        </w:rPr>
+        <w:t>;</w:t>
       </w:r>
     </w:p>
     <w:p>
@@ -70,123 +106,132 @@
         </w:rPr>
         <w:t xml:space="preserve">import </w:t>
       </w:r>
-      <w:proofErr w:type="gramStart"/>
-      <w:r>
-        <w:rPr>
-          <w:rFonts w:ascii="Courier New" w:hAnsi="Courier New" w:cs="Courier New"/>
-          <w:sz w:val="20"/>
-          <w:szCs w:val="20"/>
-          <w:lang w:val="en-GB"/>
-        </w:rPr>
-        <w:t>java.util</w:t>
-      </w:r>
-      <w:proofErr w:type="gramEnd"/>
-      <w:r>
-        <w:rPr>
-          <w:rFonts w:ascii="Courier New" w:hAnsi="Courier New" w:cs="Courier New"/>
-          <w:sz w:val="20"/>
-          <w:szCs w:val="20"/>
-          <w:lang w:val="en-GB"/>
-        </w:rPr>
-        <w:t>.</w:t>
-      </w:r>
-      <w:proofErr w:type="gramStart"/>
-      <w:r>
-        <w:rPr>
-          <w:rFonts w:ascii="Courier New" w:hAnsi="Courier New" w:cs="Courier New"/>
-          <w:sz w:val="20"/>
-          <w:szCs w:val="20"/>
-          <w:lang w:val="en-GB"/>
-        </w:rPr>
-        <w:t>Scanner;</w:t>
-      </w:r>
-      <w:proofErr w:type="gramEnd"/>
-    </w:p>
-    <w:p>
-      <w:pPr>
-        <w:shd w:val="clear" w:color="auto" w:fill="DAE9F7" w:themeFill="text2" w:themeFillTint="1A"/>
-        <w:spacing w:after="0"/>
-        <w:rPr>
-          <w:rFonts w:ascii="Courier New" w:hAnsi="Courier New" w:cs="Courier New"/>
-          <w:sz w:val="20"/>
-          <w:szCs w:val="20"/>
-          <w:lang w:val="en-GB"/>
-        </w:rPr>
-      </w:pPr>
-    </w:p>
-    <w:p>
-      <w:pPr>
-        <w:shd w:val="clear" w:color="auto" w:fill="DAE9F7" w:themeFill="text2" w:themeFillTint="1A"/>
-        <w:spacing w:after="0"/>
-        <w:rPr>
-          <w:rFonts w:ascii="Courier New" w:hAnsi="Courier New" w:cs="Courier New"/>
-          <w:sz w:val="20"/>
-          <w:szCs w:val="20"/>
-          <w:lang w:val="en-GB"/>
-        </w:rPr>
-      </w:pPr>
-      <w:r>
-        <w:rPr>
-          <w:rFonts w:ascii="Courier New" w:hAnsi="Courier New" w:cs="Courier New"/>
-          <w:sz w:val="20"/>
-          <w:szCs w:val="20"/>
-          <w:lang w:val="en-GB"/>
-        </w:rPr>
-        <w:t>public class Calculadora {</w:t>
-      </w:r>
-    </w:p>
-    <w:p>
-      <w:pPr>
-        <w:shd w:val="clear" w:color="auto" w:fill="DAE9F7" w:themeFill="text2" w:themeFillTint="1A"/>
-        <w:spacing w:after="0"/>
-        <w:rPr>
-          <w:rFonts w:ascii="Courier New" w:hAnsi="Courier New" w:cs="Courier New"/>
-          <w:sz w:val="20"/>
-          <w:szCs w:val="20"/>
-          <w:lang w:val="en-GB"/>
-        </w:rPr>
-      </w:pPr>
-    </w:p>
-    <w:p>
-      <w:pPr>
-        <w:shd w:val="clear" w:color="auto" w:fill="DAE9F7" w:themeFill="text2" w:themeFillTint="1A"/>
-        <w:spacing w:after="0"/>
-        <w:rPr>
-          <w:rFonts w:ascii="Courier New" w:hAnsi="Courier New" w:cs="Courier New"/>
-          <w:sz w:val="20"/>
-          <w:szCs w:val="20"/>
-          <w:lang w:val="en-GB"/>
-        </w:rPr>
-      </w:pPr>
-      <w:r>
-        <w:rPr>
-          <w:rFonts w:ascii="Courier New" w:hAnsi="Courier New" w:cs="Courier New"/>
-          <w:sz w:val="20"/>
-          <w:szCs w:val="20"/>
-          <w:lang w:val="en-GB"/>
-        </w:rPr>
-        <w:tab/>
-        <w:t xml:space="preserve">public static void </w:t>
-      </w:r>
-      <w:proofErr w:type="gramStart"/>
-      <w:r>
-        <w:rPr>
-          <w:rFonts w:ascii="Courier New" w:hAnsi="Courier New" w:cs="Courier New"/>
-          <w:sz w:val="20"/>
-          <w:szCs w:val="20"/>
-          <w:lang w:val="en-GB"/>
-        </w:rPr>
-        <w:t>main(String[</w:t>
-      </w:r>
-      <w:proofErr w:type="gramEnd"/>
-      <w:r>
-        <w:rPr>
-          <w:rFonts w:ascii="Courier New" w:hAnsi="Courier New" w:cs="Courier New"/>
-          <w:sz w:val="20"/>
-          <w:szCs w:val="20"/>
-          <w:lang w:val="en-GB"/>
-        </w:rPr>
-        <w:t>] args) {</w:t>
+      <w:proofErr w:type="spellStart"/>
+      <w:r>
+        <w:rPr>
+          <w:rFonts w:ascii="Courier New" w:hAnsi="Courier New" w:cs="Courier New"/>
+          <w:sz w:val="20"/>
+          <w:szCs w:val="20"/>
+          <w:lang w:val="en-GB"/>
+        </w:rPr>
+        <w:t>java.util.Scanner</w:t>
+      </w:r>
+      <w:proofErr w:type="spellEnd"/>
+      <w:r>
+        <w:rPr>
+          <w:rFonts w:ascii="Courier New" w:hAnsi="Courier New" w:cs="Courier New"/>
+          <w:sz w:val="20"/>
+          <w:szCs w:val="20"/>
+          <w:lang w:val="en-GB"/>
+        </w:rPr>
+        <w:t>;</w:t>
+      </w:r>
+    </w:p>
+    <w:p>
+      <w:pPr>
+        <w:shd w:val="clear" w:color="auto" w:fill="DAE9F7" w:themeFill="text2" w:themeFillTint="1A"/>
+        <w:spacing w:after="0"/>
+        <w:rPr>
+          <w:rFonts w:ascii="Courier New" w:hAnsi="Courier New" w:cs="Courier New"/>
+          <w:sz w:val="20"/>
+          <w:szCs w:val="20"/>
+          <w:lang w:val="en-GB"/>
+        </w:rPr>
+      </w:pPr>
+    </w:p>
+    <w:p>
+      <w:pPr>
+        <w:shd w:val="clear" w:color="auto" w:fill="DAE9F7" w:themeFill="text2" w:themeFillTint="1A"/>
+        <w:spacing w:after="0"/>
+        <w:rPr>
+          <w:rFonts w:ascii="Courier New" w:hAnsi="Courier New" w:cs="Courier New"/>
+          <w:sz w:val="20"/>
+          <w:szCs w:val="20"/>
+          <w:lang w:val="en-GB"/>
+        </w:rPr>
+      </w:pPr>
+      <w:r>
+        <w:rPr>
+          <w:rFonts w:ascii="Courier New" w:hAnsi="Courier New" w:cs="Courier New"/>
+          <w:sz w:val="20"/>
+          <w:szCs w:val="20"/>
+          <w:lang w:val="en-GB"/>
+        </w:rPr>
+        <w:t xml:space="preserve">public class </w:t>
+      </w:r>
+      <w:proofErr w:type="spellStart"/>
+      <w:r>
+        <w:rPr>
+          <w:rFonts w:ascii="Courier New" w:hAnsi="Courier New" w:cs="Courier New"/>
+          <w:sz w:val="20"/>
+          <w:szCs w:val="20"/>
+          <w:lang w:val="en-GB"/>
+        </w:rPr>
+        <w:t>Calculadora</w:t>
+      </w:r>
+      <w:proofErr w:type="spellEnd"/>
+      <w:r>
+        <w:rPr>
+          <w:rFonts w:ascii="Courier New" w:hAnsi="Courier New" w:cs="Courier New"/>
+          <w:sz w:val="20"/>
+          <w:szCs w:val="20"/>
+          <w:lang w:val="en-GB"/>
+        </w:rPr>
+        <w:t xml:space="preserve"> {</w:t>
+      </w:r>
+    </w:p>
+    <w:p>
+      <w:pPr>
+        <w:shd w:val="clear" w:color="auto" w:fill="DAE9F7" w:themeFill="text2" w:themeFillTint="1A"/>
+        <w:spacing w:after="0"/>
+        <w:rPr>
+          <w:rFonts w:ascii="Courier New" w:hAnsi="Courier New" w:cs="Courier New"/>
+          <w:sz w:val="20"/>
+          <w:szCs w:val="20"/>
+          <w:lang w:val="en-GB"/>
+        </w:rPr>
+      </w:pPr>
+    </w:p>
+    <w:p>
+      <w:pPr>
+        <w:shd w:val="clear" w:color="auto" w:fill="DAE9F7" w:themeFill="text2" w:themeFillTint="1A"/>
+        <w:spacing w:after="0"/>
+        <w:rPr>
+          <w:rFonts w:ascii="Courier New" w:hAnsi="Courier New" w:cs="Courier New"/>
+          <w:sz w:val="20"/>
+          <w:szCs w:val="20"/>
+          <w:lang w:val="en-GB"/>
+        </w:rPr>
+      </w:pPr>
+      <w:r>
+        <w:rPr>
+          <w:rFonts w:ascii="Courier New" w:hAnsi="Courier New" w:cs="Courier New"/>
+          <w:sz w:val="20"/>
+          <w:szCs w:val="20"/>
+          <w:lang w:val="en-GB"/>
+        </w:rPr>
+        <w:tab/>
+        <w:t xml:space="preserve">public static void main(String[] </w:t>
+      </w:r>
+      <w:proofErr w:type="spellStart"/>
+      <w:r>
+        <w:rPr>
+          <w:rFonts w:ascii="Courier New" w:hAnsi="Courier New" w:cs="Courier New"/>
+          <w:sz w:val="20"/>
+          <w:szCs w:val="20"/>
+          <w:lang w:val="en-GB"/>
+        </w:rPr>
+        <w:t>args</w:t>
+      </w:r>
+      <w:proofErr w:type="spellEnd"/>
+      <w:r>
+        <w:rPr>
+          <w:rFonts w:ascii="Courier New" w:hAnsi="Courier New" w:cs="Courier New"/>
+          <w:sz w:val="20"/>
+          <w:szCs w:val="20"/>
+          <w:lang w:val="en-GB"/>
+        </w:rPr>
+        <w:t>) {</w:t>
       </w:r>
     </w:p>
     <w:p>
@@ -248,70 +293,59 @@
           <w:lang w:val="en-GB"/>
         </w:rPr>
         <w:tab/>
-        <w:t>//crear scanner</w:t>
-      </w:r>
-    </w:p>
-    <w:p>
-      <w:pPr>
-        <w:shd w:val="clear" w:color="auto" w:fill="DAE9F7" w:themeFill="text2" w:themeFillTint="1A"/>
-        <w:spacing w:after="0"/>
-        <w:rPr>
-          <w:rFonts w:ascii="Courier New" w:hAnsi="Courier New" w:cs="Courier New"/>
-          <w:sz w:val="20"/>
-          <w:szCs w:val="20"/>
-          <w:lang w:val="en-GB"/>
-        </w:rPr>
-      </w:pPr>
-      <w:r>
-        <w:rPr>
-          <w:rFonts w:ascii="Courier New" w:hAnsi="Courier New" w:cs="Courier New"/>
-          <w:sz w:val="20"/>
-          <w:szCs w:val="20"/>
-          <w:lang w:val="en-GB"/>
-        </w:rPr>
-        <w:tab/>
-      </w:r>
-      <w:r>
-        <w:rPr>
-          <w:rFonts w:ascii="Courier New" w:hAnsi="Courier New" w:cs="Courier New"/>
-          <w:sz w:val="20"/>
-          <w:szCs w:val="20"/>
-          <w:lang w:val="en-GB"/>
-        </w:rPr>
-        <w:tab/>
-        <w:t xml:space="preserve">Scanner c=new </w:t>
-      </w:r>
-      <w:proofErr w:type="gramStart"/>
-      <w:r>
-        <w:rPr>
-          <w:rFonts w:ascii="Courier New" w:hAnsi="Courier New" w:cs="Courier New"/>
-          <w:sz w:val="20"/>
-          <w:szCs w:val="20"/>
-          <w:lang w:val="en-GB"/>
-        </w:rPr>
-        <w:t>Scanner(</w:t>
-      </w:r>
-      <w:proofErr w:type="gramEnd"/>
-      <w:r>
-        <w:rPr>
-          <w:rFonts w:ascii="Courier New" w:hAnsi="Courier New" w:cs="Courier New"/>
-          <w:sz w:val="20"/>
-          <w:szCs w:val="20"/>
-          <w:lang w:val="en-GB"/>
-        </w:rPr>
-        <w:t>System.in</w:t>
-      </w:r>
-      <w:proofErr w:type="gramStart"/>
-      <w:r>
-        <w:rPr>
-          <w:rFonts w:ascii="Courier New" w:hAnsi="Courier New" w:cs="Courier New"/>
-          <w:sz w:val="20"/>
-          <w:szCs w:val="20"/>
-          <w:lang w:val="en-GB"/>
-        </w:rPr>
-        <w:t>);</w:t>
-      </w:r>
-      <w:proofErr w:type="gramEnd"/>
+        <w:t>//</w:t>
+      </w:r>
+      <w:proofErr w:type="spellStart"/>
+      <w:r>
+        <w:rPr>
+          <w:rFonts w:ascii="Courier New" w:hAnsi="Courier New" w:cs="Courier New"/>
+          <w:sz w:val="20"/>
+          <w:szCs w:val="20"/>
+          <w:lang w:val="en-GB"/>
+        </w:rPr>
+        <w:t>crear</w:t>
+      </w:r>
+      <w:proofErr w:type="spellEnd"/>
+      <w:r>
+        <w:rPr>
+          <w:rFonts w:ascii="Courier New" w:hAnsi="Courier New" w:cs="Courier New"/>
+          <w:sz w:val="20"/>
+          <w:szCs w:val="20"/>
+          <w:lang w:val="en-GB"/>
+        </w:rPr>
+        <w:t xml:space="preserve"> scanner</w:t>
+      </w:r>
+    </w:p>
+    <w:p>
+      <w:pPr>
+        <w:shd w:val="clear" w:color="auto" w:fill="DAE9F7" w:themeFill="text2" w:themeFillTint="1A"/>
+        <w:spacing w:after="0"/>
+        <w:rPr>
+          <w:rFonts w:ascii="Courier New" w:hAnsi="Courier New" w:cs="Courier New"/>
+          <w:sz w:val="20"/>
+          <w:szCs w:val="20"/>
+          <w:lang w:val="en-GB"/>
+        </w:rPr>
+      </w:pPr>
+      <w:r>
+        <w:rPr>
+          <w:rFonts w:ascii="Courier New" w:hAnsi="Courier New" w:cs="Courier New"/>
+          <w:sz w:val="20"/>
+          <w:szCs w:val="20"/>
+          <w:lang w:val="en-GB"/>
+        </w:rPr>
+        <w:tab/>
+      </w:r>
+      <w:r>
+        <w:rPr>
+          <w:rFonts w:ascii="Courier New" w:hAnsi="Courier New" w:cs="Courier New"/>
+          <w:sz w:val="20"/>
+          <w:szCs w:val="20"/>
+          <w:lang w:val="en-GB"/>
+        </w:rPr>
+        <w:tab/>
+        <w:t>Scanner c=new Scanner(System.in);</w:t>
+      </w:r>
     </w:p>
     <w:p>
       <w:pPr>
@@ -375,134 +409,216 @@
           <w:szCs w:val="20"/>
         </w:rPr>
         <w:tab/>
-        <w:t>System.out.println("introduce numero 1:");</w:t>
-      </w:r>
-    </w:p>
-    <w:p>
-      <w:pPr>
-        <w:shd w:val="clear" w:color="auto" w:fill="DAE9F7" w:themeFill="text2" w:themeFillTint="1A"/>
-        <w:spacing w:after="0"/>
-        <w:rPr>
-          <w:rFonts w:ascii="Courier New" w:hAnsi="Courier New" w:cs="Courier New"/>
-          <w:sz w:val="20"/>
-          <w:szCs w:val="20"/>
-          <w:lang w:val="en-GB"/>
-        </w:rPr>
-      </w:pPr>
-      <w:r>
-        <w:rPr>
-          <w:rFonts w:ascii="Courier New" w:hAnsi="Courier New" w:cs="Courier New"/>
-          <w:sz w:val="20"/>
-          <w:szCs w:val="20"/>
-        </w:rPr>
-        <w:tab/>
-      </w:r>
-      <w:r>
-        <w:rPr>
-          <w:rFonts w:ascii="Courier New" w:hAnsi="Courier New" w:cs="Courier New"/>
-          <w:sz w:val="20"/>
-          <w:szCs w:val="20"/>
-        </w:rPr>
-        <w:tab/>
-      </w:r>
-      <w:r>
-        <w:rPr>
-          <w:rFonts w:ascii="Courier New" w:hAnsi="Courier New" w:cs="Courier New"/>
-          <w:sz w:val="20"/>
-          <w:szCs w:val="20"/>
-          <w:lang w:val="en-GB"/>
-        </w:rPr>
-        <w:t>int numero1=c.nextInt(</w:t>
-      </w:r>
-      <w:proofErr w:type="gramStart"/>
-      <w:r>
-        <w:rPr>
-          <w:rFonts w:ascii="Courier New" w:hAnsi="Courier New" w:cs="Courier New"/>
-          <w:sz w:val="20"/>
-          <w:szCs w:val="20"/>
-          <w:lang w:val="en-GB"/>
-        </w:rPr>
-        <w:t>);</w:t>
-      </w:r>
-      <w:proofErr w:type="gramEnd"/>
-    </w:p>
-    <w:p>
-      <w:pPr>
-        <w:shd w:val="clear" w:color="auto" w:fill="DAE9F7" w:themeFill="text2" w:themeFillTint="1A"/>
-        <w:spacing w:after="0"/>
-        <w:rPr>
-          <w:rFonts w:ascii="Courier New" w:hAnsi="Courier New" w:cs="Courier New"/>
-          <w:sz w:val="20"/>
-          <w:szCs w:val="20"/>
-          <w:lang w:val="en-GB"/>
-        </w:rPr>
-      </w:pPr>
-      <w:r>
-        <w:rPr>
-          <w:rFonts w:ascii="Courier New" w:hAnsi="Courier New" w:cs="Courier New"/>
-          <w:sz w:val="20"/>
-          <w:szCs w:val="20"/>
-          <w:lang w:val="en-GB"/>
-        </w:rPr>
-        <w:tab/>
-      </w:r>
-      <w:r>
-        <w:rPr>
-          <w:rFonts w:ascii="Courier New" w:hAnsi="Courier New" w:cs="Courier New"/>
-          <w:sz w:val="20"/>
-          <w:szCs w:val="20"/>
-          <w:lang w:val="en-GB"/>
-        </w:rPr>
-        <w:tab/>
-        <w:t>System.out.println("introduce numero 2:"</w:t>
-      </w:r>
-      <w:proofErr w:type="gramStart"/>
-      <w:r>
-        <w:rPr>
-          <w:rFonts w:ascii="Courier New" w:hAnsi="Courier New" w:cs="Courier New"/>
-          <w:sz w:val="20"/>
-          <w:szCs w:val="20"/>
-          <w:lang w:val="en-GB"/>
-        </w:rPr>
-        <w:t>);</w:t>
-      </w:r>
-      <w:proofErr w:type="gramEnd"/>
-    </w:p>
-    <w:p>
-      <w:pPr>
-        <w:shd w:val="clear" w:color="auto" w:fill="DAE9F7" w:themeFill="text2" w:themeFillTint="1A"/>
-        <w:spacing w:after="0"/>
-        <w:rPr>
-          <w:rFonts w:ascii="Courier New" w:hAnsi="Courier New" w:cs="Courier New"/>
-          <w:sz w:val="20"/>
-          <w:szCs w:val="20"/>
-        </w:rPr>
-      </w:pPr>
-      <w:r>
-        <w:rPr>
-          <w:rFonts w:ascii="Courier New" w:hAnsi="Courier New" w:cs="Courier New"/>
-          <w:sz w:val="20"/>
-          <w:szCs w:val="20"/>
-          <w:lang w:val="en-GB"/>
-        </w:rPr>
-        <w:tab/>
-      </w:r>
-      <w:r>
-        <w:rPr>
-          <w:rFonts w:ascii="Courier New" w:hAnsi="Courier New" w:cs="Courier New"/>
-          <w:sz w:val="20"/>
-          <w:szCs w:val="20"/>
-          <w:lang w:val="en-GB"/>
-        </w:rPr>
-        <w:tab/>
-      </w:r>
-      <w:r>
-        <w:rPr>
-          <w:rFonts w:ascii="Courier New" w:hAnsi="Courier New" w:cs="Courier New"/>
-          <w:sz w:val="20"/>
-          <w:szCs w:val="20"/>
-        </w:rPr>
-        <w:t>int numero2=c.nextInt();</w:t>
+      </w:r>
+      <w:proofErr w:type="spellStart"/>
+      <w:r>
+        <w:rPr>
+          <w:rFonts w:ascii="Courier New" w:hAnsi="Courier New" w:cs="Courier New"/>
+          <w:sz w:val="20"/>
+          <w:szCs w:val="20"/>
+        </w:rPr>
+        <w:t>System.out.println</w:t>
+      </w:r>
+      <w:proofErr w:type="spellEnd"/>
+      <w:r>
+        <w:rPr>
+          <w:rFonts w:ascii="Courier New" w:hAnsi="Courier New" w:cs="Courier New"/>
+          <w:sz w:val="20"/>
+          <w:szCs w:val="20"/>
+        </w:rPr>
+        <w:t>("introduce numero 1:");</w:t>
+      </w:r>
+    </w:p>
+    <w:p>
+      <w:pPr>
+        <w:shd w:val="clear" w:color="auto" w:fill="DAE9F7" w:themeFill="text2" w:themeFillTint="1A"/>
+        <w:spacing w:after="0"/>
+        <w:rPr>
+          <w:rFonts w:ascii="Courier New" w:hAnsi="Courier New" w:cs="Courier New"/>
+          <w:sz w:val="20"/>
+          <w:szCs w:val="20"/>
+          <w:lang w:val="en-GB"/>
+        </w:rPr>
+      </w:pPr>
+      <w:r>
+        <w:rPr>
+          <w:rFonts w:ascii="Courier New" w:hAnsi="Courier New" w:cs="Courier New"/>
+          <w:sz w:val="20"/>
+          <w:szCs w:val="20"/>
+        </w:rPr>
+        <w:tab/>
+      </w:r>
+      <w:r>
+        <w:rPr>
+          <w:rFonts w:ascii="Courier New" w:hAnsi="Courier New" w:cs="Courier New"/>
+          <w:sz w:val="20"/>
+          <w:szCs w:val="20"/>
+        </w:rPr>
+        <w:tab/>
+      </w:r>
+      <w:r>
+        <w:rPr>
+          <w:rFonts w:ascii="Courier New" w:hAnsi="Courier New" w:cs="Courier New"/>
+          <w:sz w:val="20"/>
+          <w:szCs w:val="20"/>
+          <w:lang w:val="en-GB"/>
+        </w:rPr>
+        <w:t>int numero1=</w:t>
+      </w:r>
+      <w:proofErr w:type="spellStart"/>
+      <w:r>
+        <w:rPr>
+          <w:rFonts w:ascii="Courier New" w:hAnsi="Courier New" w:cs="Courier New"/>
+          <w:sz w:val="20"/>
+          <w:szCs w:val="20"/>
+          <w:lang w:val="en-GB"/>
+        </w:rPr>
+        <w:t>c.nextInt</w:t>
+      </w:r>
+      <w:proofErr w:type="spellEnd"/>
+      <w:r>
+        <w:rPr>
+          <w:rFonts w:ascii="Courier New" w:hAnsi="Courier New" w:cs="Courier New"/>
+          <w:sz w:val="20"/>
+          <w:szCs w:val="20"/>
+          <w:lang w:val="en-GB"/>
+        </w:rPr>
+        <w:t>();</w:t>
+      </w:r>
+    </w:p>
+    <w:p>
+      <w:pPr>
+        <w:shd w:val="clear" w:color="auto" w:fill="DAE9F7" w:themeFill="text2" w:themeFillTint="1A"/>
+        <w:spacing w:after="0"/>
+        <w:rPr>
+          <w:rFonts w:ascii="Courier New" w:hAnsi="Courier New" w:cs="Courier New"/>
+          <w:sz w:val="20"/>
+          <w:szCs w:val="20"/>
+          <w:lang w:val="en-GB"/>
+        </w:rPr>
+      </w:pPr>
+      <w:r>
+        <w:rPr>
+          <w:rFonts w:ascii="Courier New" w:hAnsi="Courier New" w:cs="Courier New"/>
+          <w:sz w:val="20"/>
+          <w:szCs w:val="20"/>
+          <w:lang w:val="en-GB"/>
+        </w:rPr>
+        <w:tab/>
+      </w:r>
+      <w:r>
+        <w:rPr>
+          <w:rFonts w:ascii="Courier New" w:hAnsi="Courier New" w:cs="Courier New"/>
+          <w:sz w:val="20"/>
+          <w:szCs w:val="20"/>
+          <w:lang w:val="en-GB"/>
+        </w:rPr>
+        <w:tab/>
+      </w:r>
+      <w:proofErr w:type="spellStart"/>
+      <w:r>
+        <w:rPr>
+          <w:rFonts w:ascii="Courier New" w:hAnsi="Courier New" w:cs="Courier New"/>
+          <w:sz w:val="20"/>
+          <w:szCs w:val="20"/>
+          <w:lang w:val="en-GB"/>
+        </w:rPr>
+        <w:t>System.out.println</w:t>
+      </w:r>
+      <w:proofErr w:type="spellEnd"/>
+      <w:r>
+        <w:rPr>
+          <w:rFonts w:ascii="Courier New" w:hAnsi="Courier New" w:cs="Courier New"/>
+          <w:sz w:val="20"/>
+          <w:szCs w:val="20"/>
+          <w:lang w:val="en-GB"/>
+        </w:rPr>
+        <w:t xml:space="preserve">("introduce </w:t>
+      </w:r>
+      <w:proofErr w:type="spellStart"/>
+      <w:r>
+        <w:rPr>
+          <w:rFonts w:ascii="Courier New" w:hAnsi="Courier New" w:cs="Courier New"/>
+          <w:sz w:val="20"/>
+          <w:szCs w:val="20"/>
+          <w:lang w:val="en-GB"/>
+        </w:rPr>
+        <w:t>numero</w:t>
+      </w:r>
+      <w:proofErr w:type="spellEnd"/>
+      <w:r>
+        <w:rPr>
+          <w:rFonts w:ascii="Courier New" w:hAnsi="Courier New" w:cs="Courier New"/>
+          <w:sz w:val="20"/>
+          <w:szCs w:val="20"/>
+          <w:lang w:val="en-GB"/>
+        </w:rPr>
+        <w:t xml:space="preserve"> 2:");</w:t>
+      </w:r>
+    </w:p>
+    <w:p>
+      <w:pPr>
+        <w:shd w:val="clear" w:color="auto" w:fill="DAE9F7" w:themeFill="text2" w:themeFillTint="1A"/>
+        <w:spacing w:after="0"/>
+        <w:rPr>
+          <w:rFonts w:ascii="Courier New" w:hAnsi="Courier New" w:cs="Courier New"/>
+          <w:sz w:val="20"/>
+          <w:szCs w:val="20"/>
+        </w:rPr>
+      </w:pPr>
+      <w:r>
+        <w:rPr>
+          <w:rFonts w:ascii="Courier New" w:hAnsi="Courier New" w:cs="Courier New"/>
+          <w:sz w:val="20"/>
+          <w:szCs w:val="20"/>
+          <w:lang w:val="en-GB"/>
+        </w:rPr>
+        <w:tab/>
+      </w:r>
+      <w:r>
+        <w:rPr>
+          <w:rFonts w:ascii="Courier New" w:hAnsi="Courier New" w:cs="Courier New"/>
+          <w:sz w:val="20"/>
+          <w:szCs w:val="20"/>
+          <w:lang w:val="en-GB"/>
+        </w:rPr>
+        <w:tab/>
+      </w:r>
+      <w:proofErr w:type="spellStart"/>
+      <w:r>
+        <w:rPr>
+          <w:rFonts w:ascii="Courier New" w:hAnsi="Courier New" w:cs="Courier New"/>
+          <w:sz w:val="20"/>
+          <w:szCs w:val="20"/>
+        </w:rPr>
+        <w:t>int</w:t>
+      </w:r>
+      <w:proofErr w:type="spellEnd"/>
+      <w:r>
+        <w:rPr>
+          <w:rFonts w:ascii="Courier New" w:hAnsi="Courier New" w:cs="Courier New"/>
+          <w:sz w:val="20"/>
+          <w:szCs w:val="20"/>
+        </w:rPr>
+        <w:t xml:space="preserve"> numero2=</w:t>
+      </w:r>
+      <w:proofErr w:type="spellStart"/>
+      <w:r>
+        <w:rPr>
+          <w:rFonts w:ascii="Courier New" w:hAnsi="Courier New" w:cs="Courier New"/>
+          <w:sz w:val="20"/>
+          <w:szCs w:val="20"/>
+        </w:rPr>
+        <w:t>c.nextInt</w:t>
+      </w:r>
+      <w:proofErr w:type="spellEnd"/>
+      <w:r>
+        <w:rPr>
+          <w:rFonts w:ascii="Courier New" w:hAnsi="Courier New" w:cs="Courier New"/>
+          <w:sz w:val="20"/>
+          <w:szCs w:val="20"/>
+        </w:rPr>
+        <w:t>();</w:t>
       </w:r>
     </w:p>
     <w:p>
@@ -585,36 +701,35 @@
           <w:szCs w:val="20"/>
         </w:rPr>
         <w:tab/>
-        <w:t xml:space="preserve">int </w:t>
-      </w:r>
-      <w:proofErr w:type="gramStart"/>
-      <w:r>
-        <w:rPr>
-          <w:rFonts w:ascii="Courier New" w:hAnsi="Courier New" w:cs="Courier New"/>
-          <w:sz w:val="20"/>
-          <w:szCs w:val="20"/>
-        </w:rPr>
-        <w:t>suma,resta</w:t>
-      </w:r>
-      <w:proofErr w:type="gramEnd"/>
-      <w:r>
-        <w:rPr>
-          <w:rFonts w:ascii="Courier New" w:hAnsi="Courier New" w:cs="Courier New"/>
-          <w:sz w:val="20"/>
-          <w:szCs w:val="20"/>
-        </w:rPr>
-        <w:t>,</w:t>
-      </w:r>
-      <w:proofErr w:type="gramStart"/>
-      <w:r>
-        <w:rPr>
-          <w:rFonts w:ascii="Courier New" w:hAnsi="Courier New" w:cs="Courier New"/>
-          <w:sz w:val="20"/>
-          <w:szCs w:val="20"/>
-        </w:rPr>
-        <w:t>multi,divi</w:t>
-      </w:r>
-      <w:proofErr w:type="gramEnd"/>
+      </w:r>
+      <w:proofErr w:type="spellStart"/>
+      <w:r>
+        <w:rPr>
+          <w:rFonts w:ascii="Courier New" w:hAnsi="Courier New" w:cs="Courier New"/>
+          <w:sz w:val="20"/>
+          <w:szCs w:val="20"/>
+        </w:rPr>
+        <w:t>int</w:t>
+      </w:r>
+      <w:proofErr w:type="spellEnd"/>
+      <w:r>
+        <w:rPr>
+          <w:rFonts w:ascii="Courier New" w:hAnsi="Courier New" w:cs="Courier New"/>
+          <w:sz w:val="20"/>
+          <w:szCs w:val="20"/>
+        </w:rPr>
+        <w:t xml:space="preserve"> </w:t>
+      </w:r>
+      <w:proofErr w:type="spellStart"/>
+      <w:r>
+        <w:rPr>
+          <w:rFonts w:ascii="Courier New" w:hAnsi="Courier New" w:cs="Courier New"/>
+          <w:sz w:val="20"/>
+          <w:szCs w:val="20"/>
+        </w:rPr>
+        <w:t>suma,resta,multi,divi</w:t>
+      </w:r>
+      <w:proofErr w:type="spellEnd"/>
       <w:r>
         <w:rPr>
           <w:rFonts w:ascii="Courier New" w:hAnsi="Courier New" w:cs="Courier New"/>
@@ -733,7 +848,24 @@
           <w:szCs w:val="20"/>
         </w:rPr>
         <w:tab/>
-        <w:t>divi=numero1/numero2;</w:t>
+      </w:r>
+      <w:proofErr w:type="spellStart"/>
+      <w:r>
+        <w:rPr>
+          <w:rFonts w:ascii="Courier New" w:hAnsi="Courier New" w:cs="Courier New"/>
+          <w:sz w:val="20"/>
+          <w:szCs w:val="20"/>
+        </w:rPr>
+        <w:t>divi</w:t>
+      </w:r>
+      <w:proofErr w:type="spellEnd"/>
+      <w:r>
+        <w:rPr>
+          <w:rFonts w:ascii="Courier New" w:hAnsi="Courier New" w:cs="Courier New"/>
+          <w:sz w:val="20"/>
+          <w:szCs w:val="20"/>
+        </w:rPr>
+        <w:t>=numero1/numero2;</w:t>
       </w:r>
     </w:p>
     <w:p>
@@ -816,107 +948,123 @@
           <w:szCs w:val="20"/>
         </w:rPr>
         <w:tab/>
-        <w:t>System.out.println("la suma es "+suma);</w:t>
-      </w:r>
-    </w:p>
-    <w:p>
-      <w:pPr>
-        <w:shd w:val="clear" w:color="auto" w:fill="DAE9F7" w:themeFill="text2" w:themeFillTint="1A"/>
-        <w:spacing w:after="0"/>
-        <w:rPr>
-          <w:rFonts w:ascii="Courier New" w:hAnsi="Courier New" w:cs="Courier New"/>
-          <w:sz w:val="20"/>
-          <w:szCs w:val="20"/>
-        </w:rPr>
-      </w:pPr>
-      <w:r>
-        <w:rPr>
-          <w:rFonts w:ascii="Courier New" w:hAnsi="Courier New" w:cs="Courier New"/>
-          <w:sz w:val="20"/>
-          <w:szCs w:val="20"/>
-        </w:rPr>
-        <w:tab/>
-      </w:r>
-      <w:r>
-        <w:rPr>
-          <w:rFonts w:ascii="Courier New" w:hAnsi="Courier New" w:cs="Courier New"/>
-          <w:sz w:val="20"/>
-          <w:szCs w:val="20"/>
-        </w:rPr>
-        <w:tab/>
-      </w:r>
-    </w:p>
-    <w:p>
-      <w:pPr>
-        <w:shd w:val="clear" w:color="auto" w:fill="DAE9F7" w:themeFill="text2" w:themeFillTint="1A"/>
-        <w:spacing w:after="0"/>
-        <w:rPr>
-          <w:rFonts w:ascii="Courier New" w:hAnsi="Courier New" w:cs="Courier New"/>
-          <w:sz w:val="20"/>
-          <w:szCs w:val="20"/>
-        </w:rPr>
-      </w:pPr>
-      <w:r>
-        <w:rPr>
-          <w:rFonts w:ascii="Courier New" w:hAnsi="Courier New" w:cs="Courier New"/>
-          <w:sz w:val="20"/>
-          <w:szCs w:val="20"/>
-        </w:rPr>
-        <w:tab/>
-      </w:r>
-      <w:r>
-        <w:rPr>
-          <w:rFonts w:ascii="Courier New" w:hAnsi="Courier New" w:cs="Courier New"/>
-          <w:sz w:val="20"/>
-          <w:szCs w:val="20"/>
-        </w:rPr>
-        <w:tab/>
-      </w:r>
-    </w:p>
-    <w:p>
-      <w:pPr>
-        <w:shd w:val="clear" w:color="auto" w:fill="DAE9F7" w:themeFill="text2" w:themeFillTint="1A"/>
-        <w:spacing w:after="0"/>
-        <w:rPr>
-          <w:rFonts w:ascii="Courier New" w:hAnsi="Courier New" w:cs="Courier New"/>
-          <w:sz w:val="20"/>
-          <w:szCs w:val="20"/>
-        </w:rPr>
-      </w:pPr>
-      <w:r>
-        <w:rPr>
-          <w:rFonts w:ascii="Courier New" w:hAnsi="Courier New" w:cs="Courier New"/>
-          <w:sz w:val="20"/>
-          <w:szCs w:val="20"/>
-        </w:rPr>
-        <w:tab/>
-      </w:r>
-      <w:r>
-        <w:rPr>
-          <w:rFonts w:ascii="Courier New" w:hAnsi="Courier New" w:cs="Courier New"/>
-          <w:sz w:val="20"/>
-          <w:szCs w:val="20"/>
-        </w:rPr>
-        <w:tab/>
-        <w:t>c.</w:t>
-      </w:r>
-      <w:proofErr w:type="gramStart"/>
-      <w:r>
-        <w:rPr>
-          <w:rFonts w:ascii="Courier New" w:hAnsi="Courier New" w:cs="Courier New"/>
-          <w:sz w:val="20"/>
-          <w:szCs w:val="20"/>
-        </w:rPr>
-        <w:t>close(</w:t>
-      </w:r>
-      <w:proofErr w:type="gramEnd"/>
-      <w:r>
-        <w:rPr>
-          <w:rFonts w:ascii="Courier New" w:hAnsi="Courier New" w:cs="Courier New"/>
-          <w:sz w:val="20"/>
-          <w:szCs w:val="20"/>
-        </w:rPr>
-        <w:t>);</w:t>
+      </w:r>
+      <w:proofErr w:type="spellStart"/>
+      <w:r>
+        <w:rPr>
+          <w:rFonts w:ascii="Courier New" w:hAnsi="Courier New" w:cs="Courier New"/>
+          <w:sz w:val="20"/>
+          <w:szCs w:val="20"/>
+        </w:rPr>
+        <w:t>System.out.println</w:t>
+      </w:r>
+      <w:proofErr w:type="spellEnd"/>
+      <w:r>
+        <w:rPr>
+          <w:rFonts w:ascii="Courier New" w:hAnsi="Courier New" w:cs="Courier New"/>
+          <w:sz w:val="20"/>
+          <w:szCs w:val="20"/>
+        </w:rPr>
+        <w:t>("la suma es "+suma);</w:t>
+      </w:r>
+    </w:p>
+    <w:p>
+      <w:pPr>
+        <w:shd w:val="clear" w:color="auto" w:fill="DAE9F7" w:themeFill="text2" w:themeFillTint="1A"/>
+        <w:spacing w:after="0"/>
+        <w:rPr>
+          <w:rFonts w:ascii="Courier New" w:hAnsi="Courier New" w:cs="Courier New"/>
+          <w:sz w:val="20"/>
+          <w:szCs w:val="20"/>
+        </w:rPr>
+      </w:pPr>
+      <w:r>
+        <w:rPr>
+          <w:rFonts w:ascii="Courier New" w:hAnsi="Courier New" w:cs="Courier New"/>
+          <w:sz w:val="20"/>
+          <w:szCs w:val="20"/>
+        </w:rPr>
+        <w:tab/>
+      </w:r>
+      <w:r>
+        <w:rPr>
+          <w:rFonts w:ascii="Courier New" w:hAnsi="Courier New" w:cs="Courier New"/>
+          <w:sz w:val="20"/>
+          <w:szCs w:val="20"/>
+        </w:rPr>
+        <w:tab/>
+      </w:r>
+    </w:p>
+    <w:p>
+      <w:pPr>
+        <w:shd w:val="clear" w:color="auto" w:fill="DAE9F7" w:themeFill="text2" w:themeFillTint="1A"/>
+        <w:spacing w:after="0"/>
+        <w:rPr>
+          <w:rFonts w:ascii="Courier New" w:hAnsi="Courier New" w:cs="Courier New"/>
+          <w:sz w:val="20"/>
+          <w:szCs w:val="20"/>
+        </w:rPr>
+      </w:pPr>
+      <w:r>
+        <w:rPr>
+          <w:rFonts w:ascii="Courier New" w:hAnsi="Courier New" w:cs="Courier New"/>
+          <w:sz w:val="20"/>
+          <w:szCs w:val="20"/>
+        </w:rPr>
+        <w:tab/>
+      </w:r>
+      <w:r>
+        <w:rPr>
+          <w:rFonts w:ascii="Courier New" w:hAnsi="Courier New" w:cs="Courier New"/>
+          <w:sz w:val="20"/>
+          <w:szCs w:val="20"/>
+        </w:rPr>
+        <w:tab/>
+      </w:r>
+    </w:p>
+    <w:p>
+      <w:pPr>
+        <w:shd w:val="clear" w:color="auto" w:fill="DAE9F7" w:themeFill="text2" w:themeFillTint="1A"/>
+        <w:spacing w:after="0"/>
+        <w:rPr>
+          <w:rFonts w:ascii="Courier New" w:hAnsi="Courier New" w:cs="Courier New"/>
+          <w:sz w:val="20"/>
+          <w:szCs w:val="20"/>
+        </w:rPr>
+      </w:pPr>
+      <w:r>
+        <w:rPr>
+          <w:rFonts w:ascii="Courier New" w:hAnsi="Courier New" w:cs="Courier New"/>
+          <w:sz w:val="20"/>
+          <w:szCs w:val="20"/>
+        </w:rPr>
+        <w:tab/>
+      </w:r>
+      <w:r>
+        <w:rPr>
+          <w:rFonts w:ascii="Courier New" w:hAnsi="Courier New" w:cs="Courier New"/>
+          <w:sz w:val="20"/>
+          <w:szCs w:val="20"/>
+        </w:rPr>
+        <w:tab/>
+      </w:r>
+      <w:proofErr w:type="spellStart"/>
+      <w:r>
+        <w:rPr>
+          <w:rFonts w:ascii="Courier New" w:hAnsi="Courier New" w:cs="Courier New"/>
+          <w:sz w:val="20"/>
+          <w:szCs w:val="20"/>
+        </w:rPr>
+        <w:t>c.close</w:t>
+      </w:r>
+      <w:proofErr w:type="spellEnd"/>
+      <w:r>
+        <w:rPr>
+          <w:rFonts w:ascii="Courier New" w:hAnsi="Courier New" w:cs="Courier New"/>
+          <w:sz w:val="20"/>
+          <w:szCs w:val="20"/>
+        </w:rPr>
+        <w:t>();</w:t>
       </w:r>
     </w:p>
     <w:p>
@@ -1139,50 +1287,88 @@
           <w:szCs w:val="20"/>
         </w:rPr>
       </w:pPr>
-      <w:r>
-        <w:rPr>
-          <w:rFonts w:ascii="Courier New" w:hAnsi="Courier New" w:cs="Courier New"/>
-          <w:sz w:val="20"/>
-          <w:szCs w:val="20"/>
-        </w:rPr>
-        <w:t>package primerospasos;</w:t>
-      </w:r>
-    </w:p>
-    <w:p>
-      <w:pPr>
-        <w:shd w:val="clear" w:color="auto" w:fill="DAE9F7" w:themeFill="text2" w:themeFillTint="1A"/>
-        <w:spacing w:after="0"/>
-        <w:rPr>
-          <w:rFonts w:ascii="Courier New" w:hAnsi="Courier New" w:cs="Courier New"/>
-          <w:sz w:val="20"/>
-          <w:szCs w:val="20"/>
-        </w:rPr>
-      </w:pPr>
-      <w:r>
-        <w:rPr>
-          <w:rFonts w:ascii="Courier New" w:hAnsi="Courier New" w:cs="Courier New"/>
-          <w:sz w:val="20"/>
-          <w:szCs w:val="20"/>
-        </w:rPr>
-        <w:t xml:space="preserve">import </w:t>
-      </w:r>
-      <w:proofErr w:type="gramStart"/>
-      <w:r>
-        <w:rPr>
-          <w:rFonts w:ascii="Courier New" w:hAnsi="Courier New" w:cs="Courier New"/>
-          <w:sz w:val="20"/>
-          <w:szCs w:val="20"/>
-        </w:rPr>
-        <w:t>java.util</w:t>
-      </w:r>
-      <w:proofErr w:type="gramEnd"/>
-      <w:r>
-        <w:rPr>
-          <w:rFonts w:ascii="Courier New" w:hAnsi="Courier New" w:cs="Courier New"/>
-          <w:sz w:val="20"/>
-          <w:szCs w:val="20"/>
-        </w:rPr>
-        <w:t>.Scanner;</w:t>
+      <w:proofErr w:type="spellStart"/>
+      <w:r>
+        <w:rPr>
+          <w:rFonts w:ascii="Courier New" w:hAnsi="Courier New" w:cs="Courier New"/>
+          <w:sz w:val="20"/>
+          <w:szCs w:val="20"/>
+        </w:rPr>
+        <w:t>package</w:t>
+      </w:r>
+      <w:proofErr w:type="spellEnd"/>
+      <w:r>
+        <w:rPr>
+          <w:rFonts w:ascii="Courier New" w:hAnsi="Courier New" w:cs="Courier New"/>
+          <w:sz w:val="20"/>
+          <w:szCs w:val="20"/>
+        </w:rPr>
+        <w:t xml:space="preserve"> </w:t>
+      </w:r>
+      <w:proofErr w:type="spellStart"/>
+      <w:r>
+        <w:rPr>
+          <w:rFonts w:ascii="Courier New" w:hAnsi="Courier New" w:cs="Courier New"/>
+          <w:sz w:val="20"/>
+          <w:szCs w:val="20"/>
+        </w:rPr>
+        <w:t>primerospasos</w:t>
+      </w:r>
+      <w:proofErr w:type="spellEnd"/>
+      <w:r>
+        <w:rPr>
+          <w:rFonts w:ascii="Courier New" w:hAnsi="Courier New" w:cs="Courier New"/>
+          <w:sz w:val="20"/>
+          <w:szCs w:val="20"/>
+        </w:rPr>
+        <w:t>;</w:t>
+      </w:r>
+    </w:p>
+    <w:p>
+      <w:pPr>
+        <w:shd w:val="clear" w:color="auto" w:fill="DAE9F7" w:themeFill="text2" w:themeFillTint="1A"/>
+        <w:spacing w:after="0"/>
+        <w:rPr>
+          <w:rFonts w:ascii="Courier New" w:hAnsi="Courier New" w:cs="Courier New"/>
+          <w:sz w:val="20"/>
+          <w:szCs w:val="20"/>
+        </w:rPr>
+      </w:pPr>
+      <w:proofErr w:type="spellStart"/>
+      <w:r>
+        <w:rPr>
+          <w:rFonts w:ascii="Courier New" w:hAnsi="Courier New" w:cs="Courier New"/>
+          <w:sz w:val="20"/>
+          <w:szCs w:val="20"/>
+        </w:rPr>
+        <w:t>import</w:t>
+      </w:r>
+      <w:proofErr w:type="spellEnd"/>
+      <w:r>
+        <w:rPr>
+          <w:rFonts w:ascii="Courier New" w:hAnsi="Courier New" w:cs="Courier New"/>
+          <w:sz w:val="20"/>
+          <w:szCs w:val="20"/>
+        </w:rPr>
+        <w:t xml:space="preserve"> </w:t>
+      </w:r>
+      <w:proofErr w:type="spellStart"/>
+      <w:r>
+        <w:rPr>
+          <w:rFonts w:ascii="Courier New" w:hAnsi="Courier New" w:cs="Courier New"/>
+          <w:sz w:val="20"/>
+          <w:szCs w:val="20"/>
+        </w:rPr>
+        <w:t>java.util.Scanner</w:t>
+      </w:r>
+      <w:proofErr w:type="spellEnd"/>
+      <w:r>
+        <w:rPr>
+          <w:rFonts w:ascii="Courier New" w:hAnsi="Courier New" w:cs="Courier New"/>
+          <w:sz w:val="20"/>
+          <w:szCs w:val="20"/>
+        </w:rPr>
+        <w:t>;</w:t>
       </w:r>
     </w:p>
     <w:p>
@@ -1248,27 +1434,27 @@
           <w:lang w:val="en-GB"/>
         </w:rPr>
         <w:tab/>
-        <w:t xml:space="preserve">public static void </w:t>
-      </w:r>
-      <w:proofErr w:type="gramStart"/>
-      <w:r>
-        <w:rPr>
-          <w:rFonts w:ascii="Courier New" w:hAnsi="Courier New" w:cs="Courier New"/>
-          <w:sz w:val="20"/>
-          <w:szCs w:val="20"/>
-          <w:lang w:val="en-GB"/>
-        </w:rPr>
-        <w:t>main(String[</w:t>
-      </w:r>
-      <w:proofErr w:type="gramEnd"/>
-      <w:r>
-        <w:rPr>
-          <w:rFonts w:ascii="Courier New" w:hAnsi="Courier New" w:cs="Courier New"/>
-          <w:sz w:val="20"/>
-          <w:szCs w:val="20"/>
-          <w:lang w:val="en-GB"/>
-        </w:rPr>
-        <w:t>] args) {</w:t>
+        <w:t xml:space="preserve">public static void main(String[] </w:t>
+      </w:r>
+      <w:proofErr w:type="spellStart"/>
+      <w:r>
+        <w:rPr>
+          <w:rFonts w:ascii="Courier New" w:hAnsi="Courier New" w:cs="Courier New"/>
+          <w:sz w:val="20"/>
+          <w:szCs w:val="20"/>
+          <w:lang w:val="en-GB"/>
+        </w:rPr>
+        <w:t>args</w:t>
+      </w:r>
+      <w:proofErr w:type="spellEnd"/>
+      <w:r>
+        <w:rPr>
+          <w:rFonts w:ascii="Courier New" w:hAnsi="Courier New" w:cs="Courier New"/>
+          <w:sz w:val="20"/>
+          <w:szCs w:val="20"/>
+          <w:lang w:val="en-GB"/>
+        </w:rPr>
+        <w:t>) {</w:t>
       </w:r>
     </w:p>
     <w:p>
@@ -1330,249 +1516,1104 @@
           <w:lang w:val="en-GB"/>
         </w:rPr>
         <w:tab/>
-        <w:t xml:space="preserve">Scanner c=new </w:t>
-      </w:r>
-      <w:proofErr w:type="gramStart"/>
-      <w:r>
-        <w:rPr>
-          <w:rFonts w:ascii="Courier New" w:hAnsi="Courier New" w:cs="Courier New"/>
-          <w:sz w:val="20"/>
-          <w:szCs w:val="20"/>
-          <w:lang w:val="en-GB"/>
-        </w:rPr>
-        <w:t>Scanner(</w:t>
-      </w:r>
-      <w:proofErr w:type="gramEnd"/>
-      <w:r>
-        <w:rPr>
-          <w:rFonts w:ascii="Courier New" w:hAnsi="Courier New" w:cs="Courier New"/>
-          <w:sz w:val="20"/>
-          <w:szCs w:val="20"/>
-          <w:lang w:val="en-GB"/>
-        </w:rPr>
-        <w:t>System.in</w:t>
-      </w:r>
-      <w:proofErr w:type="gramStart"/>
-      <w:r>
-        <w:rPr>
-          <w:rFonts w:ascii="Courier New" w:hAnsi="Courier New" w:cs="Courier New"/>
-          <w:sz w:val="20"/>
-          <w:szCs w:val="20"/>
-          <w:lang w:val="en-GB"/>
+        <w:t>Scanner c=new Scanner(System.in);</w:t>
+      </w:r>
+    </w:p>
+    <w:p>
+      <w:pPr>
+        <w:shd w:val="clear" w:color="auto" w:fill="DAE9F7" w:themeFill="text2" w:themeFillTint="1A"/>
+        <w:spacing w:after="0"/>
+        <w:rPr>
+          <w:rFonts w:ascii="Courier New" w:hAnsi="Courier New" w:cs="Courier New"/>
+          <w:sz w:val="20"/>
+          <w:szCs w:val="20"/>
+          <w:lang w:val="en-GB"/>
+        </w:rPr>
+      </w:pPr>
+      <w:r>
+        <w:rPr>
+          <w:rFonts w:ascii="Courier New" w:hAnsi="Courier New" w:cs="Courier New"/>
+          <w:sz w:val="20"/>
+          <w:szCs w:val="20"/>
+          <w:lang w:val="en-GB"/>
+        </w:rPr>
+        <w:tab/>
+      </w:r>
+      <w:r>
+        <w:rPr>
+          <w:rFonts w:ascii="Courier New" w:hAnsi="Courier New" w:cs="Courier New"/>
+          <w:sz w:val="20"/>
+          <w:szCs w:val="20"/>
+          <w:lang w:val="en-GB"/>
+        </w:rPr>
+        <w:tab/>
+        <w:t>//scanner</w:t>
+      </w:r>
+    </w:p>
+    <w:p>
+      <w:pPr>
+        <w:shd w:val="clear" w:color="auto" w:fill="DAE9F7" w:themeFill="text2" w:themeFillTint="1A"/>
+        <w:spacing w:after="0"/>
+        <w:rPr>
+          <w:rFonts w:ascii="Courier New" w:hAnsi="Courier New" w:cs="Courier New"/>
+          <w:sz w:val="20"/>
+          <w:szCs w:val="20"/>
+          <w:lang w:val="en-GB"/>
+        </w:rPr>
+      </w:pPr>
+      <w:r>
+        <w:rPr>
+          <w:rFonts w:ascii="Courier New" w:hAnsi="Courier New" w:cs="Courier New"/>
+          <w:sz w:val="20"/>
+          <w:szCs w:val="20"/>
+          <w:lang w:val="en-GB"/>
+        </w:rPr>
+        <w:tab/>
+      </w:r>
+      <w:r>
+        <w:rPr>
+          <w:rFonts w:ascii="Courier New" w:hAnsi="Courier New" w:cs="Courier New"/>
+          <w:sz w:val="20"/>
+          <w:szCs w:val="20"/>
+          <w:lang w:val="en-GB"/>
+        </w:rPr>
+        <w:tab/>
+      </w:r>
+      <w:proofErr w:type="spellStart"/>
+      <w:r>
+        <w:rPr>
+          <w:rFonts w:ascii="Courier New" w:hAnsi="Courier New" w:cs="Courier New"/>
+          <w:sz w:val="20"/>
+          <w:szCs w:val="20"/>
+          <w:lang w:val="en-GB"/>
+        </w:rPr>
+        <w:t>System.out.print</w:t>
+      </w:r>
+      <w:proofErr w:type="spellEnd"/>
+      <w:r>
+        <w:rPr>
+          <w:rFonts w:ascii="Courier New" w:hAnsi="Courier New" w:cs="Courier New"/>
+          <w:sz w:val="20"/>
+          <w:szCs w:val="20"/>
+          <w:lang w:val="en-GB"/>
+        </w:rPr>
+        <w:t xml:space="preserve">("Indica </w:t>
+      </w:r>
+      <w:proofErr w:type="spellStart"/>
+      <w:r>
+        <w:rPr>
+          <w:rFonts w:ascii="Courier New" w:hAnsi="Courier New" w:cs="Courier New"/>
+          <w:sz w:val="20"/>
+          <w:szCs w:val="20"/>
+          <w:lang w:val="en-GB"/>
+        </w:rPr>
+        <w:t>el</w:t>
+      </w:r>
+      <w:proofErr w:type="spellEnd"/>
+      <w:r>
+        <w:rPr>
+          <w:rFonts w:ascii="Courier New" w:hAnsi="Courier New" w:cs="Courier New"/>
+          <w:sz w:val="20"/>
+          <w:szCs w:val="20"/>
+          <w:lang w:val="en-GB"/>
+        </w:rPr>
+        <w:t xml:space="preserve"> </w:t>
+      </w:r>
+      <w:proofErr w:type="spellStart"/>
+      <w:r>
+        <w:rPr>
+          <w:rFonts w:ascii="Courier New" w:hAnsi="Courier New" w:cs="Courier New"/>
+          <w:sz w:val="20"/>
+          <w:szCs w:val="20"/>
+          <w:lang w:val="en-GB"/>
+        </w:rPr>
+        <w:t>importe</w:t>
+      </w:r>
+      <w:proofErr w:type="spellEnd"/>
+      <w:r>
+        <w:rPr>
+          <w:rFonts w:ascii="Courier New" w:hAnsi="Courier New" w:cs="Courier New"/>
+          <w:sz w:val="20"/>
+          <w:szCs w:val="20"/>
+          <w:lang w:val="en-GB"/>
+        </w:rPr>
+        <w:t>:");</w:t>
+      </w:r>
+    </w:p>
+    <w:p>
+      <w:pPr>
+        <w:shd w:val="clear" w:color="auto" w:fill="DAE9F7" w:themeFill="text2" w:themeFillTint="1A"/>
+        <w:spacing w:after="0"/>
+        <w:rPr>
+          <w:rFonts w:ascii="Courier New" w:hAnsi="Courier New" w:cs="Courier New"/>
+          <w:sz w:val="20"/>
+          <w:szCs w:val="20"/>
+          <w:lang w:val="en-GB"/>
+        </w:rPr>
+      </w:pPr>
+      <w:r>
+        <w:rPr>
+          <w:rFonts w:ascii="Courier New" w:hAnsi="Courier New" w:cs="Courier New"/>
+          <w:sz w:val="20"/>
+          <w:szCs w:val="20"/>
+          <w:lang w:val="en-GB"/>
+        </w:rPr>
+        <w:tab/>
+      </w:r>
+      <w:r>
+        <w:rPr>
+          <w:rFonts w:ascii="Courier New" w:hAnsi="Courier New" w:cs="Courier New"/>
+          <w:sz w:val="20"/>
+          <w:szCs w:val="20"/>
+          <w:lang w:val="en-GB"/>
+        </w:rPr>
+        <w:tab/>
+        <w:t xml:space="preserve">double </w:t>
+      </w:r>
+      <w:proofErr w:type="spellStart"/>
+      <w:r>
+        <w:rPr>
+          <w:rFonts w:ascii="Courier New" w:hAnsi="Courier New" w:cs="Courier New"/>
+          <w:sz w:val="20"/>
+          <w:szCs w:val="20"/>
+          <w:lang w:val="en-GB"/>
+        </w:rPr>
+        <w:t>importe</w:t>
+      </w:r>
+      <w:proofErr w:type="spellEnd"/>
+      <w:r>
+        <w:rPr>
+          <w:rFonts w:ascii="Courier New" w:hAnsi="Courier New" w:cs="Courier New"/>
+          <w:sz w:val="20"/>
+          <w:szCs w:val="20"/>
+          <w:lang w:val="en-GB"/>
+        </w:rPr>
+        <w:t>=</w:t>
+      </w:r>
+      <w:proofErr w:type="spellStart"/>
+      <w:r>
+        <w:rPr>
+          <w:rFonts w:ascii="Courier New" w:hAnsi="Courier New" w:cs="Courier New"/>
+          <w:sz w:val="20"/>
+          <w:szCs w:val="20"/>
+          <w:lang w:val="en-GB"/>
+        </w:rPr>
+        <w:t>c.nextDouble</w:t>
+      </w:r>
+      <w:proofErr w:type="spellEnd"/>
+      <w:r>
+        <w:rPr>
+          <w:rFonts w:ascii="Courier New" w:hAnsi="Courier New" w:cs="Courier New"/>
+          <w:sz w:val="20"/>
+          <w:szCs w:val="20"/>
+          <w:lang w:val="en-GB"/>
+        </w:rPr>
+        <w:t>();</w:t>
+      </w:r>
+    </w:p>
+    <w:p>
+      <w:pPr>
+        <w:shd w:val="clear" w:color="auto" w:fill="DAE9F7" w:themeFill="text2" w:themeFillTint="1A"/>
+        <w:spacing w:after="0"/>
+        <w:rPr>
+          <w:rFonts w:ascii="Courier New" w:hAnsi="Courier New" w:cs="Courier New"/>
+          <w:sz w:val="20"/>
+          <w:szCs w:val="20"/>
+        </w:rPr>
+      </w:pPr>
+      <w:r>
+        <w:rPr>
+          <w:rFonts w:ascii="Courier New" w:hAnsi="Courier New" w:cs="Courier New"/>
+          <w:sz w:val="20"/>
+          <w:szCs w:val="20"/>
+          <w:lang w:val="en-GB"/>
+        </w:rPr>
+        <w:tab/>
+      </w:r>
+      <w:r>
+        <w:rPr>
+          <w:rFonts w:ascii="Courier New" w:hAnsi="Courier New" w:cs="Courier New"/>
+          <w:sz w:val="20"/>
+          <w:szCs w:val="20"/>
+          <w:lang w:val="en-GB"/>
+        </w:rPr>
+        <w:tab/>
+      </w:r>
+      <w:proofErr w:type="spellStart"/>
+      <w:r>
+        <w:rPr>
+          <w:rFonts w:ascii="Courier New" w:hAnsi="Courier New" w:cs="Courier New"/>
+          <w:sz w:val="20"/>
+          <w:szCs w:val="20"/>
+        </w:rPr>
+        <w:t>System.out.print</w:t>
+      </w:r>
+      <w:proofErr w:type="spellEnd"/>
+      <w:r>
+        <w:rPr>
+          <w:rFonts w:ascii="Courier New" w:hAnsi="Courier New" w:cs="Courier New"/>
+          <w:sz w:val="20"/>
+          <w:szCs w:val="20"/>
+        </w:rPr>
+        <w:t>("Indica las unidades:");</w:t>
+      </w:r>
+    </w:p>
+    <w:p>
+      <w:pPr>
+        <w:shd w:val="clear" w:color="auto" w:fill="DAE9F7" w:themeFill="text2" w:themeFillTint="1A"/>
+        <w:spacing w:after="0"/>
+        <w:rPr>
+          <w:rFonts w:ascii="Courier New" w:hAnsi="Courier New" w:cs="Courier New"/>
+          <w:sz w:val="20"/>
+          <w:szCs w:val="20"/>
+        </w:rPr>
+      </w:pPr>
+      <w:r>
+        <w:rPr>
+          <w:rFonts w:ascii="Courier New" w:hAnsi="Courier New" w:cs="Courier New"/>
+          <w:sz w:val="20"/>
+          <w:szCs w:val="20"/>
+        </w:rPr>
+        <w:tab/>
+      </w:r>
+      <w:r>
+        <w:rPr>
+          <w:rFonts w:ascii="Courier New" w:hAnsi="Courier New" w:cs="Courier New"/>
+          <w:sz w:val="20"/>
+          <w:szCs w:val="20"/>
+        </w:rPr>
+        <w:tab/>
+      </w:r>
+      <w:proofErr w:type="spellStart"/>
+      <w:r>
+        <w:rPr>
+          <w:rFonts w:ascii="Courier New" w:hAnsi="Courier New" w:cs="Courier New"/>
+          <w:sz w:val="20"/>
+          <w:szCs w:val="20"/>
+        </w:rPr>
+        <w:t>int</w:t>
+      </w:r>
+      <w:proofErr w:type="spellEnd"/>
+      <w:r>
+        <w:rPr>
+          <w:rFonts w:ascii="Courier New" w:hAnsi="Courier New" w:cs="Courier New"/>
+          <w:sz w:val="20"/>
+          <w:szCs w:val="20"/>
+        </w:rPr>
+        <w:t xml:space="preserve"> unidades=</w:t>
+      </w:r>
+      <w:proofErr w:type="spellStart"/>
+      <w:r>
+        <w:rPr>
+          <w:rFonts w:ascii="Courier New" w:hAnsi="Courier New" w:cs="Courier New"/>
+          <w:sz w:val="20"/>
+          <w:szCs w:val="20"/>
+        </w:rPr>
+        <w:t>c.nextInt</w:t>
+      </w:r>
+      <w:proofErr w:type="spellEnd"/>
+      <w:r>
+        <w:rPr>
+          <w:rFonts w:ascii="Courier New" w:hAnsi="Courier New" w:cs="Courier New"/>
+          <w:sz w:val="20"/>
+          <w:szCs w:val="20"/>
+        </w:rPr>
+        <w:t>();</w:t>
+      </w:r>
+    </w:p>
+    <w:p>
+      <w:pPr>
+        <w:shd w:val="clear" w:color="auto" w:fill="DAE9F7" w:themeFill="text2" w:themeFillTint="1A"/>
+        <w:spacing w:after="0"/>
+        <w:rPr>
+          <w:rFonts w:ascii="Courier New" w:hAnsi="Courier New" w:cs="Courier New"/>
+          <w:sz w:val="20"/>
+          <w:szCs w:val="20"/>
+        </w:rPr>
+      </w:pPr>
+      <w:r>
+        <w:rPr>
+          <w:rFonts w:ascii="Courier New" w:hAnsi="Courier New" w:cs="Courier New"/>
+          <w:sz w:val="20"/>
+          <w:szCs w:val="20"/>
+        </w:rPr>
+        <w:tab/>
+      </w:r>
+      <w:r>
+        <w:rPr>
+          <w:rFonts w:ascii="Courier New" w:hAnsi="Courier New" w:cs="Courier New"/>
+          <w:sz w:val="20"/>
+          <w:szCs w:val="20"/>
+        </w:rPr>
+        <w:tab/>
+        <w:t>//operaciones</w:t>
+      </w:r>
+    </w:p>
+    <w:p>
+      <w:pPr>
+        <w:shd w:val="clear" w:color="auto" w:fill="DAE9F7" w:themeFill="text2" w:themeFillTint="1A"/>
+        <w:spacing w:after="0"/>
+        <w:rPr>
+          <w:rFonts w:ascii="Courier New" w:hAnsi="Courier New" w:cs="Courier New"/>
+          <w:sz w:val="20"/>
+          <w:szCs w:val="20"/>
+        </w:rPr>
+      </w:pPr>
+      <w:r>
+        <w:rPr>
+          <w:rFonts w:ascii="Courier New" w:hAnsi="Courier New" w:cs="Courier New"/>
+          <w:sz w:val="20"/>
+          <w:szCs w:val="20"/>
+        </w:rPr>
+        <w:tab/>
+      </w:r>
+      <w:r>
+        <w:rPr>
+          <w:rFonts w:ascii="Courier New" w:hAnsi="Courier New" w:cs="Courier New"/>
+          <w:sz w:val="20"/>
+          <w:szCs w:val="20"/>
+        </w:rPr>
+        <w:tab/>
+      </w:r>
+      <w:proofErr w:type="spellStart"/>
+      <w:r>
+        <w:rPr>
+          <w:rFonts w:ascii="Courier New" w:hAnsi="Courier New" w:cs="Courier New"/>
+          <w:sz w:val="20"/>
+          <w:szCs w:val="20"/>
+        </w:rPr>
+        <w:t>double</w:t>
+      </w:r>
+      <w:proofErr w:type="spellEnd"/>
+      <w:r>
+        <w:rPr>
+          <w:rFonts w:ascii="Courier New" w:hAnsi="Courier New" w:cs="Courier New"/>
+          <w:sz w:val="20"/>
+          <w:szCs w:val="20"/>
+        </w:rPr>
+        <w:t xml:space="preserve"> total=unidades*importe;</w:t>
+      </w:r>
+    </w:p>
+    <w:p>
+      <w:pPr>
+        <w:shd w:val="clear" w:color="auto" w:fill="DAE9F7" w:themeFill="text2" w:themeFillTint="1A"/>
+        <w:spacing w:after="0"/>
+        <w:rPr>
+          <w:rFonts w:ascii="Courier New" w:hAnsi="Courier New" w:cs="Courier New"/>
+          <w:sz w:val="20"/>
+          <w:szCs w:val="20"/>
+        </w:rPr>
+      </w:pPr>
+      <w:r>
+        <w:rPr>
+          <w:rFonts w:ascii="Courier New" w:hAnsi="Courier New" w:cs="Courier New"/>
+          <w:sz w:val="20"/>
+          <w:szCs w:val="20"/>
+        </w:rPr>
+        <w:tab/>
+      </w:r>
+      <w:r>
+        <w:rPr>
+          <w:rFonts w:ascii="Courier New" w:hAnsi="Courier New" w:cs="Courier New"/>
+          <w:sz w:val="20"/>
+          <w:szCs w:val="20"/>
+        </w:rPr>
+        <w:tab/>
+      </w:r>
+      <w:proofErr w:type="spellStart"/>
+      <w:r>
+        <w:rPr>
+          <w:rFonts w:ascii="Courier New" w:hAnsi="Courier New" w:cs="Courier New"/>
+          <w:sz w:val="20"/>
+          <w:szCs w:val="20"/>
+        </w:rPr>
+        <w:t>System.out.printf</w:t>
+      </w:r>
+      <w:proofErr w:type="spellEnd"/>
+      <w:r>
+        <w:rPr>
+          <w:rFonts w:ascii="Courier New" w:hAnsi="Courier New" w:cs="Courier New"/>
+          <w:sz w:val="20"/>
+          <w:szCs w:val="20"/>
+        </w:rPr>
+        <w:t>("El total es: %.2f %</w:t>
+      </w:r>
+      <w:proofErr w:type="spellStart"/>
+      <w:r>
+        <w:rPr>
+          <w:rFonts w:ascii="Courier New" w:hAnsi="Courier New" w:cs="Courier New"/>
+          <w:sz w:val="20"/>
+          <w:szCs w:val="20"/>
+        </w:rPr>
+        <w:t>n",total</w:t>
+      </w:r>
+      <w:proofErr w:type="spellEnd"/>
+      <w:r>
+        <w:rPr>
+          <w:rFonts w:ascii="Courier New" w:hAnsi="Courier New" w:cs="Courier New"/>
+          <w:sz w:val="20"/>
+          <w:szCs w:val="20"/>
         </w:rPr>
         <w:t>);</w:t>
       </w:r>
-      <w:proofErr w:type="gramEnd"/>
-    </w:p>
-    <w:p>
-      <w:pPr>
-        <w:shd w:val="clear" w:color="auto" w:fill="DAE9F7" w:themeFill="text2" w:themeFillTint="1A"/>
-        <w:spacing w:after="0"/>
-        <w:rPr>
-          <w:rFonts w:ascii="Courier New" w:hAnsi="Courier New" w:cs="Courier New"/>
-          <w:sz w:val="20"/>
-          <w:szCs w:val="20"/>
-          <w:lang w:val="en-GB"/>
-        </w:rPr>
-      </w:pPr>
-      <w:r>
-        <w:rPr>
-          <w:rFonts w:ascii="Courier New" w:hAnsi="Courier New" w:cs="Courier New"/>
-          <w:sz w:val="20"/>
-          <w:szCs w:val="20"/>
-          <w:lang w:val="en-GB"/>
-        </w:rPr>
-        <w:tab/>
-      </w:r>
-      <w:r>
-        <w:rPr>
-          <w:rFonts w:ascii="Courier New" w:hAnsi="Courier New" w:cs="Courier New"/>
-          <w:sz w:val="20"/>
-          <w:szCs w:val="20"/>
-          <w:lang w:val="en-GB"/>
-        </w:rPr>
-        <w:tab/>
-        <w:t>//scanner</w:t>
-      </w:r>
-    </w:p>
-    <w:p>
-      <w:pPr>
-        <w:shd w:val="clear" w:color="auto" w:fill="DAE9F7" w:themeFill="text2" w:themeFillTint="1A"/>
-        <w:spacing w:after="0"/>
-        <w:rPr>
-          <w:rFonts w:ascii="Courier New" w:hAnsi="Courier New" w:cs="Courier New"/>
-          <w:sz w:val="20"/>
-          <w:szCs w:val="20"/>
-          <w:lang w:val="en-GB"/>
-        </w:rPr>
-      </w:pPr>
-      <w:r>
-        <w:rPr>
-          <w:rFonts w:ascii="Courier New" w:hAnsi="Courier New" w:cs="Courier New"/>
-          <w:sz w:val="20"/>
-          <w:szCs w:val="20"/>
-          <w:lang w:val="en-GB"/>
-        </w:rPr>
-        <w:tab/>
-      </w:r>
-      <w:r>
-        <w:rPr>
-          <w:rFonts w:ascii="Courier New" w:hAnsi="Courier New" w:cs="Courier New"/>
-          <w:sz w:val="20"/>
-          <w:szCs w:val="20"/>
-          <w:lang w:val="en-GB"/>
-        </w:rPr>
-        <w:tab/>
-        <w:t>System.out.print("Indica el importe:"</w:t>
-      </w:r>
-      <w:proofErr w:type="gramStart"/>
-      <w:r>
-        <w:rPr>
-          <w:rFonts w:ascii="Courier New" w:hAnsi="Courier New" w:cs="Courier New"/>
-          <w:sz w:val="20"/>
-          <w:szCs w:val="20"/>
-          <w:lang w:val="en-GB"/>
+    </w:p>
+    <w:p>
+      <w:pPr>
+        <w:shd w:val="clear" w:color="auto" w:fill="DAE9F7" w:themeFill="text2" w:themeFillTint="1A"/>
+        <w:spacing w:after="0"/>
+        <w:rPr>
+          <w:rFonts w:ascii="Courier New" w:hAnsi="Courier New" w:cs="Courier New"/>
+          <w:sz w:val="20"/>
+          <w:szCs w:val="20"/>
+        </w:rPr>
+      </w:pPr>
+      <w:r>
+        <w:rPr>
+          <w:rFonts w:ascii="Courier New" w:hAnsi="Courier New" w:cs="Courier New"/>
+          <w:sz w:val="20"/>
+          <w:szCs w:val="20"/>
+        </w:rPr>
+        <w:tab/>
+      </w:r>
+      <w:r>
+        <w:rPr>
+          <w:rFonts w:ascii="Courier New" w:hAnsi="Courier New" w:cs="Courier New"/>
+          <w:sz w:val="20"/>
+          <w:szCs w:val="20"/>
+        </w:rPr>
+        <w:tab/>
+      </w:r>
+      <w:proofErr w:type="spellStart"/>
+      <w:r>
+        <w:rPr>
+          <w:rFonts w:ascii="Courier New" w:hAnsi="Courier New" w:cs="Courier New"/>
+          <w:sz w:val="20"/>
+          <w:szCs w:val="20"/>
+        </w:rPr>
+        <w:t>double</w:t>
+      </w:r>
+      <w:proofErr w:type="spellEnd"/>
+      <w:r>
+        <w:rPr>
+          <w:rFonts w:ascii="Courier New" w:hAnsi="Courier New" w:cs="Courier New"/>
+          <w:sz w:val="20"/>
+          <w:szCs w:val="20"/>
+        </w:rPr>
+        <w:t xml:space="preserve"> descuento=total*0.10;</w:t>
+      </w:r>
+    </w:p>
+    <w:p>
+      <w:pPr>
+        <w:shd w:val="clear" w:color="auto" w:fill="DAE9F7" w:themeFill="text2" w:themeFillTint="1A"/>
+        <w:spacing w:after="0"/>
+        <w:rPr>
+          <w:rFonts w:ascii="Courier New" w:hAnsi="Courier New" w:cs="Courier New"/>
+          <w:sz w:val="20"/>
+          <w:szCs w:val="20"/>
+        </w:rPr>
+      </w:pPr>
+      <w:r>
+        <w:rPr>
+          <w:rFonts w:ascii="Courier New" w:hAnsi="Courier New" w:cs="Courier New"/>
+          <w:sz w:val="20"/>
+          <w:szCs w:val="20"/>
+        </w:rPr>
+        <w:tab/>
+      </w:r>
+      <w:r>
+        <w:rPr>
+          <w:rFonts w:ascii="Courier New" w:hAnsi="Courier New" w:cs="Courier New"/>
+          <w:sz w:val="20"/>
+          <w:szCs w:val="20"/>
+        </w:rPr>
+        <w:tab/>
+      </w:r>
+      <w:proofErr w:type="spellStart"/>
+      <w:r>
+        <w:rPr>
+          <w:rFonts w:ascii="Courier New" w:hAnsi="Courier New" w:cs="Courier New"/>
+          <w:sz w:val="20"/>
+          <w:szCs w:val="20"/>
+        </w:rPr>
+        <w:t>System.out.printf</w:t>
+      </w:r>
+      <w:proofErr w:type="spellEnd"/>
+      <w:r>
+        <w:rPr>
+          <w:rFonts w:ascii="Courier New" w:hAnsi="Courier New" w:cs="Courier New"/>
+          <w:sz w:val="20"/>
+          <w:szCs w:val="20"/>
+        </w:rPr>
+        <w:t>("El total- descuento 10%% es:%.2f %</w:t>
+      </w:r>
+      <w:proofErr w:type="spellStart"/>
+      <w:r>
+        <w:rPr>
+          <w:rFonts w:ascii="Courier New" w:hAnsi="Courier New" w:cs="Courier New"/>
+          <w:sz w:val="20"/>
+          <w:szCs w:val="20"/>
+        </w:rPr>
+        <w:t>n",descuento</w:t>
+      </w:r>
+      <w:proofErr w:type="spellEnd"/>
+      <w:r>
+        <w:rPr>
+          <w:rFonts w:ascii="Courier New" w:hAnsi="Courier New" w:cs="Courier New"/>
+          <w:sz w:val="20"/>
+          <w:szCs w:val="20"/>
         </w:rPr>
         <w:t>);</w:t>
       </w:r>
-      <w:proofErr w:type="gramEnd"/>
-    </w:p>
-    <w:p>
-      <w:pPr>
-        <w:shd w:val="clear" w:color="auto" w:fill="DAE9F7" w:themeFill="text2" w:themeFillTint="1A"/>
-        <w:spacing w:after="0"/>
-        <w:rPr>
-          <w:rFonts w:ascii="Courier New" w:hAnsi="Courier New" w:cs="Courier New"/>
-          <w:sz w:val="20"/>
-          <w:szCs w:val="20"/>
-          <w:lang w:val="en-GB"/>
-        </w:rPr>
-      </w:pPr>
-      <w:r>
-        <w:rPr>
-          <w:rFonts w:ascii="Courier New" w:hAnsi="Courier New" w:cs="Courier New"/>
-          <w:sz w:val="20"/>
-          <w:szCs w:val="20"/>
-          <w:lang w:val="en-GB"/>
-        </w:rPr>
-        <w:tab/>
-      </w:r>
-      <w:r>
-        <w:rPr>
-          <w:rFonts w:ascii="Courier New" w:hAnsi="Courier New" w:cs="Courier New"/>
-          <w:sz w:val="20"/>
-          <w:szCs w:val="20"/>
-          <w:lang w:val="en-GB"/>
-        </w:rPr>
-        <w:tab/>
-        <w:t>double importe=</w:t>
-      </w:r>
-      <w:proofErr w:type="gramStart"/>
-      <w:r>
-        <w:rPr>
-          <w:rFonts w:ascii="Courier New" w:hAnsi="Courier New" w:cs="Courier New"/>
-          <w:sz w:val="20"/>
-          <w:szCs w:val="20"/>
-          <w:lang w:val="en-GB"/>
-        </w:rPr>
-        <w:t>c.nextDouble</w:t>
-      </w:r>
-      <w:proofErr w:type="gramEnd"/>
-      <w:r>
-        <w:rPr>
-          <w:rFonts w:ascii="Courier New" w:hAnsi="Courier New" w:cs="Courier New"/>
-          <w:sz w:val="20"/>
-          <w:szCs w:val="20"/>
-          <w:lang w:val="en-GB"/>
-        </w:rPr>
-        <w:t>(</w:t>
-      </w:r>
-      <w:proofErr w:type="gramStart"/>
-      <w:r>
-        <w:rPr>
-          <w:rFonts w:ascii="Courier New" w:hAnsi="Courier New" w:cs="Courier New"/>
-          <w:sz w:val="20"/>
-          <w:szCs w:val="20"/>
-          <w:lang w:val="en-GB"/>
+    </w:p>
+    <w:p>
+      <w:pPr>
+        <w:shd w:val="clear" w:color="auto" w:fill="DAE9F7" w:themeFill="text2" w:themeFillTint="1A"/>
+        <w:spacing w:after="0"/>
+        <w:rPr>
+          <w:rFonts w:ascii="Courier New" w:hAnsi="Courier New" w:cs="Courier New"/>
+          <w:sz w:val="20"/>
+          <w:szCs w:val="20"/>
+        </w:rPr>
+      </w:pPr>
+      <w:r>
+        <w:rPr>
+          <w:rFonts w:ascii="Courier New" w:hAnsi="Courier New" w:cs="Courier New"/>
+          <w:sz w:val="20"/>
+          <w:szCs w:val="20"/>
+        </w:rPr>
+        <w:tab/>
+      </w:r>
+      <w:r>
+        <w:rPr>
+          <w:rFonts w:ascii="Courier New" w:hAnsi="Courier New" w:cs="Courier New"/>
+          <w:sz w:val="20"/>
+          <w:szCs w:val="20"/>
+        </w:rPr>
+        <w:tab/>
+      </w:r>
+      <w:proofErr w:type="spellStart"/>
+      <w:r>
+        <w:rPr>
+          <w:rFonts w:ascii="Courier New" w:hAnsi="Courier New" w:cs="Courier New"/>
+          <w:sz w:val="20"/>
+          <w:szCs w:val="20"/>
+        </w:rPr>
+        <w:t>double</w:t>
+      </w:r>
+      <w:proofErr w:type="spellEnd"/>
+      <w:r>
+        <w:rPr>
+          <w:rFonts w:ascii="Courier New" w:hAnsi="Courier New" w:cs="Courier New"/>
+          <w:sz w:val="20"/>
+          <w:szCs w:val="20"/>
+        </w:rPr>
+        <w:t xml:space="preserve"> </w:t>
+      </w:r>
+      <w:proofErr w:type="spellStart"/>
+      <w:r>
+        <w:rPr>
+          <w:rFonts w:ascii="Courier New" w:hAnsi="Courier New" w:cs="Courier New"/>
+          <w:sz w:val="20"/>
+          <w:szCs w:val="20"/>
+        </w:rPr>
+        <w:t>base_imponible</w:t>
+      </w:r>
+      <w:proofErr w:type="spellEnd"/>
+      <w:r>
+        <w:rPr>
+          <w:rFonts w:ascii="Courier New" w:hAnsi="Courier New" w:cs="Courier New"/>
+          <w:sz w:val="20"/>
+          <w:szCs w:val="20"/>
+        </w:rPr>
+        <w:t>=total-descuento;</w:t>
+      </w:r>
+    </w:p>
+    <w:p>
+      <w:pPr>
+        <w:shd w:val="clear" w:color="auto" w:fill="DAE9F7" w:themeFill="text2" w:themeFillTint="1A"/>
+        <w:spacing w:after="0"/>
+        <w:rPr>
+          <w:rFonts w:ascii="Courier New" w:hAnsi="Courier New" w:cs="Courier New"/>
+          <w:sz w:val="20"/>
+          <w:szCs w:val="20"/>
+        </w:rPr>
+      </w:pPr>
+      <w:r>
+        <w:rPr>
+          <w:rFonts w:ascii="Courier New" w:hAnsi="Courier New" w:cs="Courier New"/>
+          <w:sz w:val="20"/>
+          <w:szCs w:val="20"/>
+        </w:rPr>
+        <w:tab/>
+      </w:r>
+      <w:r>
+        <w:rPr>
+          <w:rFonts w:ascii="Courier New" w:hAnsi="Courier New" w:cs="Courier New"/>
+          <w:sz w:val="20"/>
+          <w:szCs w:val="20"/>
+        </w:rPr>
+        <w:tab/>
+      </w:r>
+      <w:proofErr w:type="spellStart"/>
+      <w:r>
+        <w:rPr>
+          <w:rFonts w:ascii="Courier New" w:hAnsi="Courier New" w:cs="Courier New"/>
+          <w:sz w:val="20"/>
+          <w:szCs w:val="20"/>
+        </w:rPr>
+        <w:t>System.out.printf</w:t>
+      </w:r>
+      <w:proofErr w:type="spellEnd"/>
+      <w:r>
+        <w:rPr>
+          <w:rFonts w:ascii="Courier New" w:hAnsi="Courier New" w:cs="Courier New"/>
+          <w:sz w:val="20"/>
+          <w:szCs w:val="20"/>
+        </w:rPr>
+        <w:t>("La base imponible es:%.2f %n",</w:t>
+      </w:r>
+      <w:proofErr w:type="spellStart"/>
+      <w:r>
+        <w:rPr>
+          <w:rFonts w:ascii="Courier New" w:hAnsi="Courier New" w:cs="Courier New"/>
+          <w:sz w:val="20"/>
+          <w:szCs w:val="20"/>
+        </w:rPr>
+        <w:t>base_imponible</w:t>
+      </w:r>
+      <w:proofErr w:type="spellEnd"/>
+      <w:r>
+        <w:rPr>
+          <w:rFonts w:ascii="Courier New" w:hAnsi="Courier New" w:cs="Courier New"/>
+          <w:sz w:val="20"/>
+          <w:szCs w:val="20"/>
         </w:rPr>
         <w:t>);</w:t>
       </w:r>
-      <w:proofErr w:type="gramEnd"/>
-    </w:p>
-    <w:p>
-      <w:pPr>
-        <w:shd w:val="clear" w:color="auto" w:fill="DAE9F7" w:themeFill="text2" w:themeFillTint="1A"/>
-        <w:spacing w:after="0"/>
-        <w:rPr>
-          <w:rFonts w:ascii="Courier New" w:hAnsi="Courier New" w:cs="Courier New"/>
-          <w:sz w:val="20"/>
-          <w:szCs w:val="20"/>
-        </w:rPr>
-      </w:pPr>
-      <w:r>
-        <w:rPr>
-          <w:rFonts w:ascii="Courier New" w:hAnsi="Courier New" w:cs="Courier New"/>
-          <w:sz w:val="20"/>
-          <w:szCs w:val="20"/>
-          <w:lang w:val="en-GB"/>
-        </w:rPr>
-        <w:tab/>
-      </w:r>
-      <w:r>
-        <w:rPr>
-          <w:rFonts w:ascii="Courier New" w:hAnsi="Courier New" w:cs="Courier New"/>
-          <w:sz w:val="20"/>
-          <w:szCs w:val="20"/>
-          <w:lang w:val="en-GB"/>
-        </w:rPr>
-        <w:tab/>
-      </w:r>
-      <w:r>
-        <w:rPr>
-          <w:rFonts w:ascii="Courier New" w:hAnsi="Courier New" w:cs="Courier New"/>
-          <w:sz w:val="20"/>
-          <w:szCs w:val="20"/>
-        </w:rPr>
-        <w:t>System.out.print("Indica las unidades:");</w:t>
-      </w:r>
-    </w:p>
-    <w:p>
-      <w:pPr>
-        <w:shd w:val="clear" w:color="auto" w:fill="DAE9F7" w:themeFill="text2" w:themeFillTint="1A"/>
-        <w:spacing w:after="0"/>
-        <w:rPr>
-          <w:rFonts w:ascii="Courier New" w:hAnsi="Courier New" w:cs="Courier New"/>
-          <w:sz w:val="20"/>
-          <w:szCs w:val="20"/>
-        </w:rPr>
-      </w:pPr>
-      <w:r>
-        <w:rPr>
-          <w:rFonts w:ascii="Courier New" w:hAnsi="Courier New" w:cs="Courier New"/>
-          <w:sz w:val="20"/>
-          <w:szCs w:val="20"/>
-        </w:rPr>
-        <w:tab/>
-      </w:r>
-      <w:r>
-        <w:rPr>
-          <w:rFonts w:ascii="Courier New" w:hAnsi="Courier New" w:cs="Courier New"/>
-          <w:sz w:val="20"/>
-          <w:szCs w:val="20"/>
-        </w:rPr>
-        <w:tab/>
-        <w:t>int unidades=</w:t>
-      </w:r>
-      <w:proofErr w:type="gramStart"/>
-      <w:r>
-        <w:rPr>
-          <w:rFonts w:ascii="Courier New" w:hAnsi="Courier New" w:cs="Courier New"/>
-          <w:sz w:val="20"/>
-          <w:szCs w:val="20"/>
-        </w:rPr>
-        <w:t>c.nextInt</w:t>
-      </w:r>
-      <w:proofErr w:type="gramEnd"/>
+    </w:p>
+    <w:p>
+      <w:pPr>
+        <w:shd w:val="clear" w:color="auto" w:fill="DAE9F7" w:themeFill="text2" w:themeFillTint="1A"/>
+        <w:spacing w:after="0"/>
+        <w:rPr>
+          <w:rFonts w:ascii="Courier New" w:hAnsi="Courier New" w:cs="Courier New"/>
+          <w:sz w:val="20"/>
+          <w:szCs w:val="20"/>
+        </w:rPr>
+      </w:pPr>
+      <w:r>
+        <w:rPr>
+          <w:rFonts w:ascii="Courier New" w:hAnsi="Courier New" w:cs="Courier New"/>
+          <w:sz w:val="20"/>
+          <w:szCs w:val="20"/>
+        </w:rPr>
+        <w:tab/>
+      </w:r>
+      <w:r>
+        <w:rPr>
+          <w:rFonts w:ascii="Courier New" w:hAnsi="Courier New" w:cs="Courier New"/>
+          <w:sz w:val="20"/>
+          <w:szCs w:val="20"/>
+        </w:rPr>
+        <w:tab/>
+      </w:r>
+      <w:proofErr w:type="spellStart"/>
+      <w:r>
+        <w:rPr>
+          <w:rFonts w:ascii="Courier New" w:hAnsi="Courier New" w:cs="Courier New"/>
+          <w:sz w:val="20"/>
+          <w:szCs w:val="20"/>
+        </w:rPr>
+        <w:t>double</w:t>
+      </w:r>
+      <w:proofErr w:type="spellEnd"/>
+      <w:r>
+        <w:rPr>
+          <w:rFonts w:ascii="Courier New" w:hAnsi="Courier New" w:cs="Courier New"/>
+          <w:sz w:val="20"/>
+          <w:szCs w:val="20"/>
+        </w:rPr>
+        <w:t xml:space="preserve"> </w:t>
+      </w:r>
+      <w:proofErr w:type="spellStart"/>
+      <w:r>
+        <w:rPr>
+          <w:rFonts w:ascii="Courier New" w:hAnsi="Courier New" w:cs="Courier New"/>
+          <w:sz w:val="20"/>
+          <w:szCs w:val="20"/>
+        </w:rPr>
+        <w:t>iva</w:t>
+      </w:r>
+      <w:proofErr w:type="spellEnd"/>
+      <w:r>
+        <w:rPr>
+          <w:rFonts w:ascii="Courier New" w:hAnsi="Courier New" w:cs="Courier New"/>
+          <w:sz w:val="20"/>
+          <w:szCs w:val="20"/>
+        </w:rPr>
+        <w:t>=</w:t>
+      </w:r>
+      <w:proofErr w:type="spellStart"/>
+      <w:r>
+        <w:rPr>
+          <w:rFonts w:ascii="Courier New" w:hAnsi="Courier New" w:cs="Courier New"/>
+          <w:sz w:val="20"/>
+          <w:szCs w:val="20"/>
+        </w:rPr>
+        <w:t>base_imponible</w:t>
+      </w:r>
+      <w:proofErr w:type="spellEnd"/>
+      <w:r>
+        <w:rPr>
+          <w:rFonts w:ascii="Courier New" w:hAnsi="Courier New" w:cs="Courier New"/>
+          <w:sz w:val="20"/>
+          <w:szCs w:val="20"/>
+        </w:rPr>
+        <w:t>*0.21;</w:t>
+      </w:r>
+    </w:p>
+    <w:p>
+      <w:pPr>
+        <w:shd w:val="clear" w:color="auto" w:fill="DAE9F7" w:themeFill="text2" w:themeFillTint="1A"/>
+        <w:spacing w:after="0"/>
+        <w:rPr>
+          <w:rFonts w:ascii="Courier New" w:hAnsi="Courier New" w:cs="Courier New"/>
+          <w:sz w:val="20"/>
+          <w:szCs w:val="20"/>
+        </w:rPr>
+      </w:pPr>
+      <w:r>
+        <w:rPr>
+          <w:rFonts w:ascii="Courier New" w:hAnsi="Courier New" w:cs="Courier New"/>
+          <w:sz w:val="20"/>
+          <w:szCs w:val="20"/>
+        </w:rPr>
+        <w:tab/>
+      </w:r>
+      <w:r>
+        <w:rPr>
+          <w:rFonts w:ascii="Courier New" w:hAnsi="Courier New" w:cs="Courier New"/>
+          <w:sz w:val="20"/>
+          <w:szCs w:val="20"/>
+        </w:rPr>
+        <w:tab/>
+      </w:r>
+      <w:proofErr w:type="spellStart"/>
+      <w:r>
+        <w:rPr>
+          <w:rFonts w:ascii="Courier New" w:hAnsi="Courier New" w:cs="Courier New"/>
+          <w:sz w:val="20"/>
+          <w:szCs w:val="20"/>
+        </w:rPr>
+        <w:t>System.out.printf</w:t>
+      </w:r>
+      <w:proofErr w:type="spellEnd"/>
+      <w:r>
+        <w:rPr>
+          <w:rFonts w:ascii="Courier New" w:hAnsi="Courier New" w:cs="Courier New"/>
+          <w:sz w:val="20"/>
+          <w:szCs w:val="20"/>
+        </w:rPr>
+        <w:t xml:space="preserve">("El </w:t>
+      </w:r>
+      <w:proofErr w:type="spellStart"/>
+      <w:r>
+        <w:rPr>
+          <w:rFonts w:ascii="Courier New" w:hAnsi="Courier New" w:cs="Courier New"/>
+          <w:sz w:val="20"/>
+          <w:szCs w:val="20"/>
+        </w:rPr>
+        <w:t>iva</w:t>
+      </w:r>
+      <w:proofErr w:type="spellEnd"/>
+      <w:r>
+        <w:rPr>
+          <w:rFonts w:ascii="Courier New" w:hAnsi="Courier New" w:cs="Courier New"/>
+          <w:sz w:val="20"/>
+          <w:szCs w:val="20"/>
+        </w:rPr>
+        <w:t xml:space="preserve"> es 21%%: %.2f %n",</w:t>
+      </w:r>
+      <w:proofErr w:type="spellStart"/>
+      <w:r>
+        <w:rPr>
+          <w:rFonts w:ascii="Courier New" w:hAnsi="Courier New" w:cs="Courier New"/>
+          <w:sz w:val="20"/>
+          <w:szCs w:val="20"/>
+        </w:rPr>
+        <w:t>iva</w:t>
+      </w:r>
+      <w:proofErr w:type="spellEnd"/>
+      <w:r>
+        <w:rPr>
+          <w:rFonts w:ascii="Courier New" w:hAnsi="Courier New" w:cs="Courier New"/>
+          <w:sz w:val="20"/>
+          <w:szCs w:val="20"/>
+        </w:rPr>
+        <w:t>);</w:t>
+      </w:r>
+    </w:p>
+    <w:p>
+      <w:pPr>
+        <w:shd w:val="clear" w:color="auto" w:fill="DAE9F7" w:themeFill="text2" w:themeFillTint="1A"/>
+        <w:spacing w:after="0"/>
+        <w:rPr>
+          <w:rFonts w:ascii="Courier New" w:hAnsi="Courier New" w:cs="Courier New"/>
+          <w:sz w:val="20"/>
+          <w:szCs w:val="20"/>
+        </w:rPr>
+      </w:pPr>
+      <w:r>
+        <w:rPr>
+          <w:rFonts w:ascii="Courier New" w:hAnsi="Courier New" w:cs="Courier New"/>
+          <w:sz w:val="20"/>
+          <w:szCs w:val="20"/>
+        </w:rPr>
+        <w:tab/>
+      </w:r>
+      <w:r>
+        <w:rPr>
+          <w:rFonts w:ascii="Courier New" w:hAnsi="Courier New" w:cs="Courier New"/>
+          <w:sz w:val="20"/>
+          <w:szCs w:val="20"/>
+        </w:rPr>
+        <w:tab/>
+      </w:r>
+      <w:proofErr w:type="spellStart"/>
+      <w:r>
+        <w:rPr>
+          <w:rFonts w:ascii="Courier New" w:hAnsi="Courier New" w:cs="Courier New"/>
+          <w:sz w:val="20"/>
+          <w:szCs w:val="20"/>
+        </w:rPr>
+        <w:t>double</w:t>
+      </w:r>
+      <w:proofErr w:type="spellEnd"/>
+      <w:r>
+        <w:rPr>
+          <w:rFonts w:ascii="Courier New" w:hAnsi="Courier New" w:cs="Courier New"/>
+          <w:sz w:val="20"/>
+          <w:szCs w:val="20"/>
+        </w:rPr>
+        <w:t xml:space="preserve"> </w:t>
+      </w:r>
+      <w:proofErr w:type="spellStart"/>
+      <w:r>
+        <w:rPr>
+          <w:rFonts w:ascii="Courier New" w:hAnsi="Courier New" w:cs="Courier New"/>
+          <w:sz w:val="20"/>
+          <w:szCs w:val="20"/>
+        </w:rPr>
+        <w:t>total_Pagar</w:t>
+      </w:r>
+      <w:proofErr w:type="spellEnd"/>
+      <w:r>
+        <w:rPr>
+          <w:rFonts w:ascii="Courier New" w:hAnsi="Courier New" w:cs="Courier New"/>
+          <w:sz w:val="20"/>
+          <w:szCs w:val="20"/>
+        </w:rPr>
+        <w:t>=</w:t>
+      </w:r>
+      <w:proofErr w:type="spellStart"/>
+      <w:r>
+        <w:rPr>
+          <w:rFonts w:ascii="Courier New" w:hAnsi="Courier New" w:cs="Courier New"/>
+          <w:sz w:val="20"/>
+          <w:szCs w:val="20"/>
+        </w:rPr>
+        <w:t>base_imponible-iva</w:t>
+      </w:r>
+      <w:proofErr w:type="spellEnd"/>
+      <w:r>
+        <w:rPr>
+          <w:rFonts w:ascii="Courier New" w:hAnsi="Courier New" w:cs="Courier New"/>
+          <w:sz w:val="20"/>
+          <w:szCs w:val="20"/>
+        </w:rPr>
+        <w:t>;</w:t>
+      </w:r>
+    </w:p>
+    <w:p>
+      <w:pPr>
+        <w:shd w:val="clear" w:color="auto" w:fill="DAE9F7" w:themeFill="text2" w:themeFillTint="1A"/>
+        <w:spacing w:after="0"/>
+        <w:rPr>
+          <w:rFonts w:ascii="Courier New" w:hAnsi="Courier New" w:cs="Courier New"/>
+          <w:sz w:val="20"/>
+          <w:szCs w:val="20"/>
+        </w:rPr>
+      </w:pPr>
+      <w:r>
+        <w:rPr>
+          <w:rFonts w:ascii="Courier New" w:hAnsi="Courier New" w:cs="Courier New"/>
+          <w:sz w:val="20"/>
+          <w:szCs w:val="20"/>
+        </w:rPr>
+        <w:tab/>
+      </w:r>
+      <w:r>
+        <w:rPr>
+          <w:rFonts w:ascii="Courier New" w:hAnsi="Courier New" w:cs="Courier New"/>
+          <w:sz w:val="20"/>
+          <w:szCs w:val="20"/>
+        </w:rPr>
+        <w:tab/>
+      </w:r>
+      <w:proofErr w:type="spellStart"/>
+      <w:r>
+        <w:rPr>
+          <w:rFonts w:ascii="Courier New" w:hAnsi="Courier New" w:cs="Courier New"/>
+          <w:sz w:val="20"/>
+          <w:szCs w:val="20"/>
+        </w:rPr>
+        <w:t>System.out.printf</w:t>
+      </w:r>
+      <w:proofErr w:type="spellEnd"/>
+      <w:r>
+        <w:rPr>
+          <w:rFonts w:ascii="Courier New" w:hAnsi="Courier New" w:cs="Courier New"/>
+          <w:sz w:val="20"/>
+          <w:szCs w:val="20"/>
+        </w:rPr>
+        <w:t>("El total a pagar es :%.2f %n",</w:t>
+      </w:r>
+      <w:proofErr w:type="spellStart"/>
+      <w:r>
+        <w:rPr>
+          <w:rFonts w:ascii="Courier New" w:hAnsi="Courier New" w:cs="Courier New"/>
+          <w:sz w:val="20"/>
+          <w:szCs w:val="20"/>
+        </w:rPr>
+        <w:t>total_Pagar</w:t>
+      </w:r>
+      <w:proofErr w:type="spellEnd"/>
+      <w:r>
+        <w:rPr>
+          <w:rFonts w:ascii="Courier New" w:hAnsi="Courier New" w:cs="Courier New"/>
+          <w:sz w:val="20"/>
+          <w:szCs w:val="20"/>
+        </w:rPr>
+        <w:t>);</w:t>
+      </w:r>
+    </w:p>
+    <w:p>
+      <w:pPr>
+        <w:shd w:val="clear" w:color="auto" w:fill="DAE9F7" w:themeFill="text2" w:themeFillTint="1A"/>
+        <w:spacing w:after="0"/>
+        <w:rPr>
+          <w:rFonts w:ascii="Courier New" w:hAnsi="Courier New" w:cs="Courier New"/>
+          <w:sz w:val="20"/>
+          <w:szCs w:val="20"/>
+        </w:rPr>
+      </w:pPr>
+      <w:r>
+        <w:rPr>
+          <w:rFonts w:ascii="Courier New" w:hAnsi="Courier New" w:cs="Courier New"/>
+          <w:sz w:val="20"/>
+          <w:szCs w:val="20"/>
+        </w:rPr>
+        <w:tab/>
+      </w:r>
+      <w:r>
+        <w:rPr>
+          <w:rFonts w:ascii="Courier New" w:hAnsi="Courier New" w:cs="Courier New"/>
+          <w:sz w:val="20"/>
+          <w:szCs w:val="20"/>
+        </w:rPr>
+        <w:tab/>
+      </w:r>
+    </w:p>
+    <w:p>
+      <w:pPr>
+        <w:shd w:val="clear" w:color="auto" w:fill="DAE9F7" w:themeFill="text2" w:themeFillTint="1A"/>
+        <w:spacing w:after="0"/>
+        <w:rPr>
+          <w:rFonts w:ascii="Courier New" w:hAnsi="Courier New" w:cs="Courier New"/>
+          <w:sz w:val="20"/>
+          <w:szCs w:val="20"/>
+        </w:rPr>
+      </w:pPr>
+      <w:r>
+        <w:rPr>
+          <w:rFonts w:ascii="Courier New" w:hAnsi="Courier New" w:cs="Courier New"/>
+          <w:sz w:val="20"/>
+          <w:szCs w:val="20"/>
+        </w:rPr>
+        <w:tab/>
+      </w:r>
+      <w:r>
+        <w:rPr>
+          <w:rFonts w:ascii="Courier New" w:hAnsi="Courier New" w:cs="Courier New"/>
+          <w:sz w:val="20"/>
+          <w:szCs w:val="20"/>
+        </w:rPr>
+        <w:tab/>
+      </w:r>
+    </w:p>
+    <w:p>
+      <w:pPr>
+        <w:shd w:val="clear" w:color="auto" w:fill="DAE9F7" w:themeFill="text2" w:themeFillTint="1A"/>
+        <w:spacing w:after="0"/>
+        <w:rPr>
+          <w:rFonts w:ascii="Courier New" w:hAnsi="Courier New" w:cs="Courier New"/>
+          <w:sz w:val="20"/>
+          <w:szCs w:val="20"/>
+        </w:rPr>
+      </w:pPr>
+      <w:r>
+        <w:rPr>
+          <w:rFonts w:ascii="Courier New" w:hAnsi="Courier New" w:cs="Courier New"/>
+          <w:sz w:val="20"/>
+          <w:szCs w:val="20"/>
+        </w:rPr>
+        <w:tab/>
+      </w:r>
+      <w:r>
+        <w:rPr>
+          <w:rFonts w:ascii="Courier New" w:hAnsi="Courier New" w:cs="Courier New"/>
+          <w:sz w:val="20"/>
+          <w:szCs w:val="20"/>
+        </w:rPr>
+        <w:tab/>
+      </w:r>
+    </w:p>
+    <w:p>
+      <w:pPr>
+        <w:shd w:val="clear" w:color="auto" w:fill="DAE9F7" w:themeFill="text2" w:themeFillTint="1A"/>
+        <w:spacing w:after="0"/>
+        <w:rPr>
+          <w:rFonts w:ascii="Courier New" w:hAnsi="Courier New" w:cs="Courier New"/>
+          <w:sz w:val="20"/>
+          <w:szCs w:val="20"/>
+        </w:rPr>
+      </w:pPr>
+      <w:r>
+        <w:rPr>
+          <w:rFonts w:ascii="Courier New" w:hAnsi="Courier New" w:cs="Courier New"/>
+          <w:sz w:val="20"/>
+          <w:szCs w:val="20"/>
+        </w:rPr>
+        <w:tab/>
+      </w:r>
+      <w:r>
+        <w:rPr>
+          <w:rFonts w:ascii="Courier New" w:hAnsi="Courier New" w:cs="Courier New"/>
+          <w:sz w:val="20"/>
+          <w:szCs w:val="20"/>
+        </w:rPr>
+        <w:tab/>
+      </w:r>
+      <w:proofErr w:type="spellStart"/>
+      <w:r>
+        <w:rPr>
+          <w:rFonts w:ascii="Courier New" w:hAnsi="Courier New" w:cs="Courier New"/>
+          <w:sz w:val="20"/>
+          <w:szCs w:val="20"/>
+        </w:rPr>
+        <w:t>c.close</w:t>
+      </w:r>
+      <w:proofErr w:type="spellEnd"/>
       <w:r>
         <w:rPr>
           <w:rFonts w:ascii="Courier New" w:hAnsi="Courier New" w:cs="Courier New"/>
@@ -1580,585 +2621,6 @@
           <w:szCs w:val="20"/>
         </w:rPr>
         <w:t>();</w:t>
-      </w:r>
-    </w:p>
-    <w:p>
-      <w:pPr>
-        <w:shd w:val="clear" w:color="auto" w:fill="DAE9F7" w:themeFill="text2" w:themeFillTint="1A"/>
-        <w:spacing w:after="0"/>
-        <w:rPr>
-          <w:rFonts w:ascii="Courier New" w:hAnsi="Courier New" w:cs="Courier New"/>
-          <w:sz w:val="20"/>
-          <w:szCs w:val="20"/>
-        </w:rPr>
-      </w:pPr>
-      <w:r>
-        <w:rPr>
-          <w:rFonts w:ascii="Courier New" w:hAnsi="Courier New" w:cs="Courier New"/>
-          <w:sz w:val="20"/>
-          <w:szCs w:val="20"/>
-        </w:rPr>
-        <w:tab/>
-      </w:r>
-      <w:r>
-        <w:rPr>
-          <w:rFonts w:ascii="Courier New" w:hAnsi="Courier New" w:cs="Courier New"/>
-          <w:sz w:val="20"/>
-          <w:szCs w:val="20"/>
-        </w:rPr>
-        <w:tab/>
-        <w:t>//operaciones</w:t>
-      </w:r>
-    </w:p>
-    <w:p>
-      <w:pPr>
-        <w:shd w:val="clear" w:color="auto" w:fill="DAE9F7" w:themeFill="text2" w:themeFillTint="1A"/>
-        <w:spacing w:after="0"/>
-        <w:rPr>
-          <w:rFonts w:ascii="Courier New" w:hAnsi="Courier New" w:cs="Courier New"/>
-          <w:sz w:val="20"/>
-          <w:szCs w:val="20"/>
-        </w:rPr>
-      </w:pPr>
-      <w:r>
-        <w:rPr>
-          <w:rFonts w:ascii="Courier New" w:hAnsi="Courier New" w:cs="Courier New"/>
-          <w:sz w:val="20"/>
-          <w:szCs w:val="20"/>
-        </w:rPr>
-        <w:tab/>
-      </w:r>
-      <w:r>
-        <w:rPr>
-          <w:rFonts w:ascii="Courier New" w:hAnsi="Courier New" w:cs="Courier New"/>
-          <w:sz w:val="20"/>
-          <w:szCs w:val="20"/>
-        </w:rPr>
-        <w:tab/>
-        <w:t>double total=unidades*importe;</w:t>
-      </w:r>
-    </w:p>
-    <w:p>
-      <w:pPr>
-        <w:shd w:val="clear" w:color="auto" w:fill="DAE9F7" w:themeFill="text2" w:themeFillTint="1A"/>
-        <w:spacing w:after="0"/>
-        <w:rPr>
-          <w:rFonts w:ascii="Courier New" w:hAnsi="Courier New" w:cs="Courier New"/>
-          <w:sz w:val="20"/>
-          <w:szCs w:val="20"/>
-        </w:rPr>
-      </w:pPr>
-      <w:r>
-        <w:rPr>
-          <w:rFonts w:ascii="Courier New" w:hAnsi="Courier New" w:cs="Courier New"/>
-          <w:sz w:val="20"/>
-          <w:szCs w:val="20"/>
-        </w:rPr>
-        <w:tab/>
-      </w:r>
-      <w:r>
-        <w:rPr>
-          <w:rFonts w:ascii="Courier New" w:hAnsi="Courier New" w:cs="Courier New"/>
-          <w:sz w:val="20"/>
-          <w:szCs w:val="20"/>
-        </w:rPr>
-        <w:tab/>
-        <w:t>System.out.printf("El total es: %.2f %n</w:t>
-      </w:r>
-      <w:proofErr w:type="gramStart"/>
-      <w:r>
-        <w:rPr>
-          <w:rFonts w:ascii="Courier New" w:hAnsi="Courier New" w:cs="Courier New"/>
-          <w:sz w:val="20"/>
-          <w:szCs w:val="20"/>
-        </w:rPr>
-        <w:t>",total</w:t>
-      </w:r>
-      <w:proofErr w:type="gramEnd"/>
-      <w:r>
-        <w:rPr>
-          <w:rFonts w:ascii="Courier New" w:hAnsi="Courier New" w:cs="Courier New"/>
-          <w:sz w:val="20"/>
-          <w:szCs w:val="20"/>
-        </w:rPr>
-        <w:t>);</w:t>
-      </w:r>
-    </w:p>
-    <w:p>
-      <w:pPr>
-        <w:shd w:val="clear" w:color="auto" w:fill="DAE9F7" w:themeFill="text2" w:themeFillTint="1A"/>
-        <w:spacing w:after="0"/>
-        <w:rPr>
-          <w:rFonts w:ascii="Courier New" w:hAnsi="Courier New" w:cs="Courier New"/>
-          <w:sz w:val="20"/>
-          <w:szCs w:val="20"/>
-        </w:rPr>
-      </w:pPr>
-      <w:r>
-        <w:rPr>
-          <w:rFonts w:ascii="Courier New" w:hAnsi="Courier New" w:cs="Courier New"/>
-          <w:sz w:val="20"/>
-          <w:szCs w:val="20"/>
-        </w:rPr>
-        <w:tab/>
-      </w:r>
-      <w:r>
-        <w:rPr>
-          <w:rFonts w:ascii="Courier New" w:hAnsi="Courier New" w:cs="Courier New"/>
-          <w:sz w:val="20"/>
-          <w:szCs w:val="20"/>
-        </w:rPr>
-        <w:tab/>
-        <w:t>double descuento=total*0.10;</w:t>
-      </w:r>
-    </w:p>
-    <w:p>
-      <w:pPr>
-        <w:shd w:val="clear" w:color="auto" w:fill="DAE9F7" w:themeFill="text2" w:themeFillTint="1A"/>
-        <w:spacing w:after="0"/>
-        <w:rPr>
-          <w:rFonts w:ascii="Courier New" w:hAnsi="Courier New" w:cs="Courier New"/>
-          <w:sz w:val="20"/>
-          <w:szCs w:val="20"/>
-        </w:rPr>
-      </w:pPr>
-      <w:r>
-        <w:rPr>
-          <w:rFonts w:ascii="Courier New" w:hAnsi="Courier New" w:cs="Courier New"/>
-          <w:sz w:val="20"/>
-          <w:szCs w:val="20"/>
-        </w:rPr>
-        <w:tab/>
-      </w:r>
-      <w:r>
-        <w:rPr>
-          <w:rFonts w:ascii="Courier New" w:hAnsi="Courier New" w:cs="Courier New"/>
-          <w:sz w:val="20"/>
-          <w:szCs w:val="20"/>
-        </w:rPr>
-        <w:tab/>
-        <w:t xml:space="preserve">System.out.printf("El total- descuento 10%% </w:t>
-      </w:r>
-      <w:proofErr w:type="gramStart"/>
-      <w:r>
-        <w:rPr>
-          <w:rFonts w:ascii="Courier New" w:hAnsi="Courier New" w:cs="Courier New"/>
-          <w:sz w:val="20"/>
-          <w:szCs w:val="20"/>
-        </w:rPr>
-        <w:t>es:%</w:t>
-      </w:r>
-      <w:proofErr w:type="gramEnd"/>
-      <w:r>
-        <w:rPr>
-          <w:rFonts w:ascii="Courier New" w:hAnsi="Courier New" w:cs="Courier New"/>
-          <w:sz w:val="20"/>
-          <w:szCs w:val="20"/>
-        </w:rPr>
-        <w:t>.2f %n</w:t>
-      </w:r>
-      <w:proofErr w:type="gramStart"/>
-      <w:r>
-        <w:rPr>
-          <w:rFonts w:ascii="Courier New" w:hAnsi="Courier New" w:cs="Courier New"/>
-          <w:sz w:val="20"/>
-          <w:szCs w:val="20"/>
-        </w:rPr>
-        <w:t>",descuento</w:t>
-      </w:r>
-      <w:proofErr w:type="gramEnd"/>
-      <w:r>
-        <w:rPr>
-          <w:rFonts w:ascii="Courier New" w:hAnsi="Courier New" w:cs="Courier New"/>
-          <w:sz w:val="20"/>
-          <w:szCs w:val="20"/>
-        </w:rPr>
-        <w:t>);</w:t>
-      </w:r>
-    </w:p>
-    <w:p>
-      <w:pPr>
-        <w:shd w:val="clear" w:color="auto" w:fill="DAE9F7" w:themeFill="text2" w:themeFillTint="1A"/>
-        <w:spacing w:after="0"/>
-        <w:rPr>
-          <w:rFonts w:ascii="Courier New" w:hAnsi="Courier New" w:cs="Courier New"/>
-          <w:sz w:val="20"/>
-          <w:szCs w:val="20"/>
-        </w:rPr>
-      </w:pPr>
-      <w:r>
-        <w:rPr>
-          <w:rFonts w:ascii="Courier New" w:hAnsi="Courier New" w:cs="Courier New"/>
-          <w:sz w:val="20"/>
-          <w:szCs w:val="20"/>
-        </w:rPr>
-        <w:tab/>
-      </w:r>
-      <w:r>
-        <w:rPr>
-          <w:rFonts w:ascii="Courier New" w:hAnsi="Courier New" w:cs="Courier New"/>
-          <w:sz w:val="20"/>
-          <w:szCs w:val="20"/>
-        </w:rPr>
-        <w:tab/>
-        <w:t>double base_imponible=total-descuento;</w:t>
-      </w:r>
-    </w:p>
-    <w:p>
-      <w:pPr>
-        <w:shd w:val="clear" w:color="auto" w:fill="DAE9F7" w:themeFill="text2" w:themeFillTint="1A"/>
-        <w:spacing w:after="0"/>
-        <w:rPr>
-          <w:rFonts w:ascii="Courier New" w:hAnsi="Courier New" w:cs="Courier New"/>
-          <w:sz w:val="20"/>
-          <w:szCs w:val="20"/>
-        </w:rPr>
-      </w:pPr>
-      <w:r>
-        <w:rPr>
-          <w:rFonts w:ascii="Courier New" w:hAnsi="Courier New" w:cs="Courier New"/>
-          <w:sz w:val="20"/>
-          <w:szCs w:val="20"/>
-        </w:rPr>
-        <w:tab/>
-      </w:r>
-      <w:r>
-        <w:rPr>
-          <w:rFonts w:ascii="Courier New" w:hAnsi="Courier New" w:cs="Courier New"/>
-          <w:sz w:val="20"/>
-          <w:szCs w:val="20"/>
-        </w:rPr>
-        <w:tab/>
-        <w:t xml:space="preserve">System.out.printf("La base imponible </w:t>
-      </w:r>
-      <w:proofErr w:type="gramStart"/>
-      <w:r>
-        <w:rPr>
-          <w:rFonts w:ascii="Courier New" w:hAnsi="Courier New" w:cs="Courier New"/>
-          <w:sz w:val="20"/>
-          <w:szCs w:val="20"/>
-        </w:rPr>
-        <w:t>es:%</w:t>
-      </w:r>
-      <w:proofErr w:type="gramEnd"/>
-      <w:r>
-        <w:rPr>
-          <w:rFonts w:ascii="Courier New" w:hAnsi="Courier New" w:cs="Courier New"/>
-          <w:sz w:val="20"/>
-          <w:szCs w:val="20"/>
-        </w:rPr>
-        <w:t>.2f %n</w:t>
-      </w:r>
-      <w:proofErr w:type="gramStart"/>
-      <w:r>
-        <w:rPr>
-          <w:rFonts w:ascii="Courier New" w:hAnsi="Courier New" w:cs="Courier New"/>
-          <w:sz w:val="20"/>
-          <w:szCs w:val="20"/>
-        </w:rPr>
-        <w:t>",base</w:t>
-      </w:r>
-      <w:proofErr w:type="gramEnd"/>
-      <w:r>
-        <w:rPr>
-          <w:rFonts w:ascii="Courier New" w:hAnsi="Courier New" w:cs="Courier New"/>
-          <w:sz w:val="20"/>
-          <w:szCs w:val="20"/>
-        </w:rPr>
-        <w:t>_imponible);</w:t>
-      </w:r>
-    </w:p>
-    <w:p>
-      <w:pPr>
-        <w:shd w:val="clear" w:color="auto" w:fill="DAE9F7" w:themeFill="text2" w:themeFillTint="1A"/>
-        <w:spacing w:after="0"/>
-        <w:rPr>
-          <w:rFonts w:ascii="Courier New" w:hAnsi="Courier New" w:cs="Courier New"/>
-          <w:sz w:val="20"/>
-          <w:szCs w:val="20"/>
-        </w:rPr>
-      </w:pPr>
-      <w:r>
-        <w:rPr>
-          <w:rFonts w:ascii="Courier New" w:hAnsi="Courier New" w:cs="Courier New"/>
-          <w:sz w:val="20"/>
-          <w:szCs w:val="20"/>
-        </w:rPr>
-        <w:tab/>
-      </w:r>
-      <w:r>
-        <w:rPr>
-          <w:rFonts w:ascii="Courier New" w:hAnsi="Courier New" w:cs="Courier New"/>
-          <w:sz w:val="20"/>
-          <w:szCs w:val="20"/>
-        </w:rPr>
-        <w:tab/>
-        <w:t>double iva=base_imponible*0.21;</w:t>
-      </w:r>
-    </w:p>
-    <w:p>
-      <w:pPr>
-        <w:shd w:val="clear" w:color="auto" w:fill="DAE9F7" w:themeFill="text2" w:themeFillTint="1A"/>
-        <w:spacing w:after="0"/>
-        <w:rPr>
-          <w:rFonts w:ascii="Courier New" w:hAnsi="Courier New" w:cs="Courier New"/>
-          <w:sz w:val="20"/>
-          <w:szCs w:val="20"/>
-        </w:rPr>
-      </w:pPr>
-      <w:r>
-        <w:rPr>
-          <w:rFonts w:ascii="Courier New" w:hAnsi="Courier New" w:cs="Courier New"/>
-          <w:sz w:val="20"/>
-          <w:szCs w:val="20"/>
-        </w:rPr>
-        <w:tab/>
-      </w:r>
-      <w:r>
-        <w:rPr>
-          <w:rFonts w:ascii="Courier New" w:hAnsi="Courier New" w:cs="Courier New"/>
-          <w:sz w:val="20"/>
-          <w:szCs w:val="20"/>
-        </w:rPr>
-        <w:tab/>
-        <w:t>System.out.printf("El iva es 21%%: %.2f %n</w:t>
-      </w:r>
-      <w:proofErr w:type="gramStart"/>
-      <w:r>
-        <w:rPr>
-          <w:rFonts w:ascii="Courier New" w:hAnsi="Courier New" w:cs="Courier New"/>
-          <w:sz w:val="20"/>
-          <w:szCs w:val="20"/>
-        </w:rPr>
-        <w:t>",iva</w:t>
-      </w:r>
-      <w:proofErr w:type="gramEnd"/>
-      <w:r>
-        <w:rPr>
-          <w:rFonts w:ascii="Courier New" w:hAnsi="Courier New" w:cs="Courier New"/>
-          <w:sz w:val="20"/>
-          <w:szCs w:val="20"/>
-        </w:rPr>
-        <w:t>);</w:t>
-      </w:r>
-    </w:p>
-    <w:p>
-      <w:pPr>
-        <w:shd w:val="clear" w:color="auto" w:fill="DAE9F7" w:themeFill="text2" w:themeFillTint="1A"/>
-        <w:spacing w:after="0"/>
-        <w:rPr>
-          <w:rFonts w:ascii="Courier New" w:hAnsi="Courier New" w:cs="Courier New"/>
-          <w:sz w:val="20"/>
-          <w:szCs w:val="20"/>
-        </w:rPr>
-      </w:pPr>
-      <w:r>
-        <w:rPr>
-          <w:rFonts w:ascii="Courier New" w:hAnsi="Courier New" w:cs="Courier New"/>
-          <w:sz w:val="20"/>
-          <w:szCs w:val="20"/>
-        </w:rPr>
-        <w:tab/>
-      </w:r>
-      <w:r>
-        <w:rPr>
-          <w:rFonts w:ascii="Courier New" w:hAnsi="Courier New" w:cs="Courier New"/>
-          <w:sz w:val="20"/>
-          <w:szCs w:val="20"/>
-        </w:rPr>
-        <w:tab/>
-        <w:t>double total_Pagar=base_imponible-iva;</w:t>
-      </w:r>
-    </w:p>
-    <w:p>
-      <w:pPr>
-        <w:shd w:val="clear" w:color="auto" w:fill="DAE9F7" w:themeFill="text2" w:themeFillTint="1A"/>
-        <w:spacing w:after="0"/>
-        <w:rPr>
-          <w:rFonts w:ascii="Courier New" w:hAnsi="Courier New" w:cs="Courier New"/>
-          <w:sz w:val="20"/>
-          <w:szCs w:val="20"/>
-        </w:rPr>
-      </w:pPr>
-      <w:r>
-        <w:rPr>
-          <w:rFonts w:ascii="Courier New" w:hAnsi="Courier New" w:cs="Courier New"/>
-          <w:sz w:val="20"/>
-          <w:szCs w:val="20"/>
-        </w:rPr>
-        <w:tab/>
-      </w:r>
-      <w:r>
-        <w:rPr>
-          <w:rFonts w:ascii="Courier New" w:hAnsi="Courier New" w:cs="Courier New"/>
-          <w:sz w:val="20"/>
-          <w:szCs w:val="20"/>
-        </w:rPr>
-        <w:tab/>
-        <w:t xml:space="preserve">System.out.printf("El total a pagar </w:t>
-      </w:r>
-      <w:proofErr w:type="gramStart"/>
-      <w:r>
-        <w:rPr>
-          <w:rFonts w:ascii="Courier New" w:hAnsi="Courier New" w:cs="Courier New"/>
-          <w:sz w:val="20"/>
-          <w:szCs w:val="20"/>
-        </w:rPr>
-        <w:t>es :</w:t>
-      </w:r>
-      <w:proofErr w:type="gramEnd"/>
-      <w:r>
-        <w:rPr>
-          <w:rFonts w:ascii="Courier New" w:hAnsi="Courier New" w:cs="Courier New"/>
-          <w:sz w:val="20"/>
-          <w:szCs w:val="20"/>
-        </w:rPr>
-        <w:t>%.2f %n</w:t>
-      </w:r>
-      <w:proofErr w:type="gramStart"/>
-      <w:r>
-        <w:rPr>
-          <w:rFonts w:ascii="Courier New" w:hAnsi="Courier New" w:cs="Courier New"/>
-          <w:sz w:val="20"/>
-          <w:szCs w:val="20"/>
-        </w:rPr>
-        <w:t>",total</w:t>
-      </w:r>
-      <w:proofErr w:type="gramEnd"/>
-      <w:r>
-        <w:rPr>
-          <w:rFonts w:ascii="Courier New" w:hAnsi="Courier New" w:cs="Courier New"/>
-          <w:sz w:val="20"/>
-          <w:szCs w:val="20"/>
-        </w:rPr>
-        <w:t>_Pagar);</w:t>
-      </w:r>
-    </w:p>
-    <w:p>
-      <w:pPr>
-        <w:shd w:val="clear" w:color="auto" w:fill="DAE9F7" w:themeFill="text2" w:themeFillTint="1A"/>
-        <w:spacing w:after="0"/>
-        <w:rPr>
-          <w:rFonts w:ascii="Courier New" w:hAnsi="Courier New" w:cs="Courier New"/>
-          <w:sz w:val="20"/>
-          <w:szCs w:val="20"/>
-        </w:rPr>
-      </w:pPr>
-      <w:r>
-        <w:rPr>
-          <w:rFonts w:ascii="Courier New" w:hAnsi="Courier New" w:cs="Courier New"/>
-          <w:sz w:val="20"/>
-          <w:szCs w:val="20"/>
-        </w:rPr>
-        <w:tab/>
-      </w:r>
-      <w:r>
-        <w:rPr>
-          <w:rFonts w:ascii="Courier New" w:hAnsi="Courier New" w:cs="Courier New"/>
-          <w:sz w:val="20"/>
-          <w:szCs w:val="20"/>
-        </w:rPr>
-        <w:tab/>
-      </w:r>
-    </w:p>
-    <w:p>
-      <w:pPr>
-        <w:shd w:val="clear" w:color="auto" w:fill="DAE9F7" w:themeFill="text2" w:themeFillTint="1A"/>
-        <w:spacing w:after="0"/>
-        <w:rPr>
-          <w:rFonts w:ascii="Courier New" w:hAnsi="Courier New" w:cs="Courier New"/>
-          <w:sz w:val="20"/>
-          <w:szCs w:val="20"/>
-        </w:rPr>
-      </w:pPr>
-      <w:r>
-        <w:rPr>
-          <w:rFonts w:ascii="Courier New" w:hAnsi="Courier New" w:cs="Courier New"/>
-          <w:sz w:val="20"/>
-          <w:szCs w:val="20"/>
-        </w:rPr>
-        <w:tab/>
-      </w:r>
-      <w:r>
-        <w:rPr>
-          <w:rFonts w:ascii="Courier New" w:hAnsi="Courier New" w:cs="Courier New"/>
-          <w:sz w:val="20"/>
-          <w:szCs w:val="20"/>
-        </w:rPr>
-        <w:tab/>
-      </w:r>
-    </w:p>
-    <w:p>
-      <w:pPr>
-        <w:shd w:val="clear" w:color="auto" w:fill="DAE9F7" w:themeFill="text2" w:themeFillTint="1A"/>
-        <w:spacing w:after="0"/>
-        <w:rPr>
-          <w:rFonts w:ascii="Courier New" w:hAnsi="Courier New" w:cs="Courier New"/>
-          <w:sz w:val="20"/>
-          <w:szCs w:val="20"/>
-        </w:rPr>
-      </w:pPr>
-      <w:r>
-        <w:rPr>
-          <w:rFonts w:ascii="Courier New" w:hAnsi="Courier New" w:cs="Courier New"/>
-          <w:sz w:val="20"/>
-          <w:szCs w:val="20"/>
-        </w:rPr>
-        <w:tab/>
-      </w:r>
-      <w:r>
-        <w:rPr>
-          <w:rFonts w:ascii="Courier New" w:hAnsi="Courier New" w:cs="Courier New"/>
-          <w:sz w:val="20"/>
-          <w:szCs w:val="20"/>
-        </w:rPr>
-        <w:tab/>
-      </w:r>
-    </w:p>
-    <w:p>
-      <w:pPr>
-        <w:shd w:val="clear" w:color="auto" w:fill="DAE9F7" w:themeFill="text2" w:themeFillTint="1A"/>
-        <w:spacing w:after="0"/>
-        <w:rPr>
-          <w:rFonts w:ascii="Courier New" w:hAnsi="Courier New" w:cs="Courier New"/>
-          <w:sz w:val="20"/>
-          <w:szCs w:val="20"/>
-        </w:rPr>
-      </w:pPr>
-      <w:r>
-        <w:rPr>
-          <w:rFonts w:ascii="Courier New" w:hAnsi="Courier New" w:cs="Courier New"/>
-          <w:sz w:val="20"/>
-          <w:szCs w:val="20"/>
-        </w:rPr>
-        <w:tab/>
-      </w:r>
-      <w:r>
-        <w:rPr>
-          <w:rFonts w:ascii="Courier New" w:hAnsi="Courier New" w:cs="Courier New"/>
-          <w:sz w:val="20"/>
-          <w:szCs w:val="20"/>
-        </w:rPr>
-        <w:tab/>
-        <w:t>c.</w:t>
-      </w:r>
-      <w:proofErr w:type="gramStart"/>
-      <w:r>
-        <w:rPr>
-          <w:rFonts w:ascii="Courier New" w:hAnsi="Courier New" w:cs="Courier New"/>
-          <w:sz w:val="20"/>
-          <w:szCs w:val="20"/>
-        </w:rPr>
-        <w:t>close(</w:t>
-      </w:r>
-      <w:proofErr w:type="gramEnd"/>
-      <w:r>
-        <w:rPr>
-          <w:rFonts w:ascii="Courier New" w:hAnsi="Courier New" w:cs="Courier New"/>
-          <w:sz w:val="20"/>
-          <w:szCs w:val="20"/>
-        </w:rPr>
-        <w:t>);</w:t>
       </w:r>
     </w:p>
     <w:p>
@@ -2529,13 +2991,41 @@
           <w:szCs w:val="20"/>
         </w:rPr>
       </w:pPr>
-      <w:r>
-        <w:rPr>
-          <w:rFonts w:ascii="Courier New" w:hAnsi="Courier New" w:cs="Courier New"/>
-          <w:sz w:val="20"/>
-          <w:szCs w:val="20"/>
-        </w:rPr>
-        <w:t>package primerospasos;</w:t>
+      <w:proofErr w:type="spellStart"/>
+      <w:r>
+        <w:rPr>
+          <w:rFonts w:ascii="Courier New" w:hAnsi="Courier New" w:cs="Courier New"/>
+          <w:sz w:val="20"/>
+          <w:szCs w:val="20"/>
+        </w:rPr>
+        <w:t>package</w:t>
+      </w:r>
+      <w:proofErr w:type="spellEnd"/>
+      <w:r>
+        <w:rPr>
+          <w:rFonts w:ascii="Courier New" w:hAnsi="Courier New" w:cs="Courier New"/>
+          <w:sz w:val="20"/>
+          <w:szCs w:val="20"/>
+        </w:rPr>
+        <w:t xml:space="preserve"> </w:t>
+      </w:r>
+      <w:proofErr w:type="spellStart"/>
+      <w:r>
+        <w:rPr>
+          <w:rFonts w:ascii="Courier New" w:hAnsi="Courier New" w:cs="Courier New"/>
+          <w:sz w:val="20"/>
+          <w:szCs w:val="20"/>
+        </w:rPr>
+        <w:t>primerospasos</w:t>
+      </w:r>
+      <w:proofErr w:type="spellEnd"/>
+      <w:r>
+        <w:rPr>
+          <w:rFonts w:ascii="Courier New" w:hAnsi="Courier New" w:cs="Courier New"/>
+          <w:sz w:val="20"/>
+          <w:szCs w:val="20"/>
+        </w:rPr>
+        <w:t>;</w:t>
       </w:r>
     </w:p>
     <w:p>
@@ -2558,37 +3048,26 @@
         </w:rPr>
         <w:t xml:space="preserve">import </w:t>
       </w:r>
-      <w:proofErr w:type="gramStart"/>
-      <w:r>
-        <w:rPr>
-          <w:rFonts w:ascii="Courier New" w:hAnsi="Courier New" w:cs="Courier New"/>
-          <w:sz w:val="20"/>
-          <w:szCs w:val="20"/>
-          <w:lang w:val="en-GB"/>
-        </w:rPr>
-        <w:t>java.util</w:t>
-      </w:r>
-      <w:proofErr w:type="gramEnd"/>
-      <w:r>
-        <w:rPr>
-          <w:rFonts w:ascii="Courier New" w:hAnsi="Courier New" w:cs="Courier New"/>
-          <w:sz w:val="20"/>
-          <w:szCs w:val="20"/>
-          <w:lang w:val="en-GB"/>
-        </w:rPr>
-        <w:t>.</w:t>
-      </w:r>
-      <w:proofErr w:type="gramStart"/>
-      <w:r>
-        <w:rPr>
-          <w:rFonts w:ascii="Courier New" w:hAnsi="Courier New" w:cs="Courier New"/>
-          <w:sz w:val="20"/>
-          <w:szCs w:val="20"/>
-          <w:lang w:val="en-GB"/>
-        </w:rPr>
-        <w:t>Scanner;</w:t>
-      </w:r>
-      <w:proofErr w:type="gramEnd"/>
+      <w:proofErr w:type="spellStart"/>
+      <w:r>
+        <w:rPr>
+          <w:rFonts w:ascii="Courier New" w:hAnsi="Courier New" w:cs="Courier New"/>
+          <w:sz w:val="20"/>
+          <w:szCs w:val="20"/>
+          <w:lang w:val="en-GB"/>
+        </w:rPr>
+        <w:t>java.util.Scanner</w:t>
+      </w:r>
+      <w:proofErr w:type="spellEnd"/>
+      <w:r>
+        <w:rPr>
+          <w:rFonts w:ascii="Courier New" w:hAnsi="Courier New" w:cs="Courier New"/>
+          <w:sz w:val="20"/>
+          <w:szCs w:val="20"/>
+          <w:lang w:val="en-GB"/>
+        </w:rPr>
+        <w:t>;</w:t>
+      </w:r>
     </w:p>
     <w:p>
       <w:pPr>
@@ -2666,27 +3145,27 @@
           <w:lang w:val="en-GB"/>
         </w:rPr>
         <w:tab/>
-        <w:t xml:space="preserve">public static void </w:t>
-      </w:r>
-      <w:proofErr w:type="gramStart"/>
-      <w:r>
-        <w:rPr>
-          <w:rFonts w:ascii="Courier New" w:hAnsi="Courier New" w:cs="Courier New"/>
-          <w:sz w:val="20"/>
-          <w:szCs w:val="20"/>
-          <w:lang w:val="en-GB"/>
-        </w:rPr>
-        <w:t>main(String[</w:t>
-      </w:r>
-      <w:proofErr w:type="gramEnd"/>
-      <w:r>
-        <w:rPr>
-          <w:rFonts w:ascii="Courier New" w:hAnsi="Courier New" w:cs="Courier New"/>
-          <w:sz w:val="20"/>
-          <w:szCs w:val="20"/>
-          <w:lang w:val="en-GB"/>
-        </w:rPr>
-        <w:t>] args) {</w:t>
+        <w:t xml:space="preserve">public static void main(String[] </w:t>
+      </w:r>
+      <w:proofErr w:type="spellStart"/>
+      <w:r>
+        <w:rPr>
+          <w:rFonts w:ascii="Courier New" w:hAnsi="Courier New" w:cs="Courier New"/>
+          <w:sz w:val="20"/>
+          <w:szCs w:val="20"/>
+          <w:lang w:val="en-GB"/>
+        </w:rPr>
+        <w:t>args</w:t>
+      </w:r>
+      <w:proofErr w:type="spellEnd"/>
+      <w:r>
+        <w:rPr>
+          <w:rFonts w:ascii="Courier New" w:hAnsi="Courier New" w:cs="Courier New"/>
+          <w:sz w:val="20"/>
+          <w:szCs w:val="20"/>
+          <w:lang w:val="en-GB"/>
+        </w:rPr>
+        <w:t>) {</w:t>
       </w:r>
     </w:p>
     <w:p>
@@ -2748,794 +3227,951 @@
           <w:lang w:val="en-GB"/>
         </w:rPr>
         <w:tab/>
-        <w:t xml:space="preserve">Scanner c=new </w:t>
-      </w:r>
-      <w:proofErr w:type="gramStart"/>
-      <w:r>
-        <w:rPr>
-          <w:rFonts w:ascii="Courier New" w:hAnsi="Courier New" w:cs="Courier New"/>
-          <w:sz w:val="20"/>
-          <w:szCs w:val="20"/>
-          <w:lang w:val="en-GB"/>
-        </w:rPr>
-        <w:t>Scanner(</w:t>
-      </w:r>
-      <w:proofErr w:type="gramEnd"/>
-      <w:r>
-        <w:rPr>
-          <w:rFonts w:ascii="Courier New" w:hAnsi="Courier New" w:cs="Courier New"/>
-          <w:sz w:val="20"/>
-          <w:szCs w:val="20"/>
-          <w:lang w:val="en-GB"/>
-        </w:rPr>
-        <w:t>System.in</w:t>
-      </w:r>
-      <w:proofErr w:type="gramStart"/>
-      <w:r>
-        <w:rPr>
-          <w:rFonts w:ascii="Courier New" w:hAnsi="Courier New" w:cs="Courier New"/>
-          <w:sz w:val="20"/>
-          <w:szCs w:val="20"/>
-          <w:lang w:val="en-GB"/>
+        <w:t>Scanner c=new Scanner(System.in);</w:t>
+      </w:r>
+    </w:p>
+    <w:p>
+      <w:pPr>
+        <w:shd w:val="clear" w:color="auto" w:fill="DAE9F7" w:themeFill="text2" w:themeFillTint="1A"/>
+        <w:spacing w:after="0"/>
+        <w:rPr>
+          <w:rFonts w:ascii="Courier New" w:hAnsi="Courier New" w:cs="Courier New"/>
+          <w:sz w:val="20"/>
+          <w:szCs w:val="20"/>
+        </w:rPr>
+      </w:pPr>
+      <w:r>
+        <w:rPr>
+          <w:rFonts w:ascii="Courier New" w:hAnsi="Courier New" w:cs="Courier New"/>
+          <w:sz w:val="20"/>
+          <w:szCs w:val="20"/>
+          <w:lang w:val="en-GB"/>
+        </w:rPr>
+        <w:tab/>
+      </w:r>
+      <w:r>
+        <w:rPr>
+          <w:rFonts w:ascii="Courier New" w:hAnsi="Courier New" w:cs="Courier New"/>
+          <w:sz w:val="20"/>
+          <w:szCs w:val="20"/>
+          <w:lang w:val="en-GB"/>
+        </w:rPr>
+        <w:tab/>
+      </w:r>
+      <w:proofErr w:type="spellStart"/>
+      <w:r>
+        <w:rPr>
+          <w:rFonts w:ascii="Courier New" w:hAnsi="Courier New" w:cs="Courier New"/>
+          <w:sz w:val="20"/>
+          <w:szCs w:val="20"/>
+        </w:rPr>
+        <w:t>System.out.print</w:t>
+      </w:r>
+      <w:proofErr w:type="spellEnd"/>
+      <w:r>
+        <w:rPr>
+          <w:rFonts w:ascii="Courier New" w:hAnsi="Courier New" w:cs="Courier New"/>
+          <w:sz w:val="20"/>
+          <w:szCs w:val="20"/>
+        </w:rPr>
+        <w:t>("Dime tu año de nacimiento:");</w:t>
+      </w:r>
+    </w:p>
+    <w:p>
+      <w:pPr>
+        <w:shd w:val="clear" w:color="auto" w:fill="DAE9F7" w:themeFill="text2" w:themeFillTint="1A"/>
+        <w:spacing w:after="0"/>
+        <w:rPr>
+          <w:rFonts w:ascii="Courier New" w:hAnsi="Courier New" w:cs="Courier New"/>
+          <w:sz w:val="20"/>
+          <w:szCs w:val="20"/>
+          <w:lang w:val="en-GB"/>
+        </w:rPr>
+      </w:pPr>
+      <w:r>
+        <w:rPr>
+          <w:rFonts w:ascii="Courier New" w:hAnsi="Courier New" w:cs="Courier New"/>
+          <w:sz w:val="20"/>
+          <w:szCs w:val="20"/>
+        </w:rPr>
+        <w:tab/>
+      </w:r>
+      <w:r>
+        <w:rPr>
+          <w:rFonts w:ascii="Courier New" w:hAnsi="Courier New" w:cs="Courier New"/>
+          <w:sz w:val="20"/>
+          <w:szCs w:val="20"/>
+        </w:rPr>
+        <w:tab/>
+      </w:r>
+      <w:r>
+        <w:rPr>
+          <w:rFonts w:ascii="Courier New" w:hAnsi="Courier New" w:cs="Courier New"/>
+          <w:sz w:val="20"/>
+          <w:szCs w:val="20"/>
+          <w:lang w:val="en-GB"/>
+        </w:rPr>
+        <w:t xml:space="preserve">int </w:t>
+      </w:r>
+      <w:proofErr w:type="spellStart"/>
+      <w:r>
+        <w:rPr>
+          <w:rFonts w:ascii="Courier New" w:hAnsi="Courier New" w:cs="Courier New"/>
+          <w:sz w:val="20"/>
+          <w:szCs w:val="20"/>
+          <w:lang w:val="en-GB"/>
+        </w:rPr>
+        <w:t>anual</w:t>
+      </w:r>
+      <w:proofErr w:type="spellEnd"/>
+      <w:r>
+        <w:rPr>
+          <w:rFonts w:ascii="Courier New" w:hAnsi="Courier New" w:cs="Courier New"/>
+          <w:sz w:val="20"/>
+          <w:szCs w:val="20"/>
+          <w:lang w:val="en-GB"/>
+        </w:rPr>
+        <w:t>=</w:t>
+      </w:r>
+      <w:proofErr w:type="spellStart"/>
+      <w:r>
+        <w:rPr>
+          <w:rFonts w:ascii="Courier New" w:hAnsi="Courier New" w:cs="Courier New"/>
+          <w:sz w:val="20"/>
+          <w:szCs w:val="20"/>
+          <w:lang w:val="en-GB"/>
+        </w:rPr>
+        <w:t>c.nextInt</w:t>
+      </w:r>
+      <w:proofErr w:type="spellEnd"/>
+      <w:r>
+        <w:rPr>
+          <w:rFonts w:ascii="Courier New" w:hAnsi="Courier New" w:cs="Courier New"/>
+          <w:sz w:val="20"/>
+          <w:szCs w:val="20"/>
+          <w:lang w:val="en-GB"/>
+        </w:rPr>
+        <w:t>();</w:t>
+      </w:r>
+    </w:p>
+    <w:p>
+      <w:pPr>
+        <w:shd w:val="clear" w:color="auto" w:fill="DAE9F7" w:themeFill="text2" w:themeFillTint="1A"/>
+        <w:spacing w:after="0"/>
+        <w:rPr>
+          <w:rFonts w:ascii="Courier New" w:hAnsi="Courier New" w:cs="Courier New"/>
+          <w:sz w:val="20"/>
+          <w:szCs w:val="20"/>
+          <w:lang w:val="en-GB"/>
+        </w:rPr>
+      </w:pPr>
+      <w:r>
+        <w:rPr>
+          <w:rFonts w:ascii="Courier New" w:hAnsi="Courier New" w:cs="Courier New"/>
+          <w:sz w:val="20"/>
+          <w:szCs w:val="20"/>
+          <w:lang w:val="en-GB"/>
+        </w:rPr>
+        <w:tab/>
+      </w:r>
+      <w:r>
+        <w:rPr>
+          <w:rFonts w:ascii="Courier New" w:hAnsi="Courier New" w:cs="Courier New"/>
+          <w:sz w:val="20"/>
+          <w:szCs w:val="20"/>
+          <w:lang w:val="en-GB"/>
+        </w:rPr>
+        <w:tab/>
+        <w:t>int actual=2026;</w:t>
+      </w:r>
+    </w:p>
+    <w:p>
+      <w:pPr>
+        <w:shd w:val="clear" w:color="auto" w:fill="DAE9F7" w:themeFill="text2" w:themeFillTint="1A"/>
+        <w:spacing w:after="0"/>
+        <w:rPr>
+          <w:rFonts w:ascii="Courier New" w:hAnsi="Courier New" w:cs="Courier New"/>
+          <w:sz w:val="20"/>
+          <w:szCs w:val="20"/>
+          <w:lang w:val="en-GB"/>
+        </w:rPr>
+      </w:pPr>
+      <w:r>
+        <w:rPr>
+          <w:rFonts w:ascii="Courier New" w:hAnsi="Courier New" w:cs="Courier New"/>
+          <w:sz w:val="20"/>
+          <w:szCs w:val="20"/>
+          <w:lang w:val="en-GB"/>
+        </w:rPr>
+        <w:tab/>
+      </w:r>
+      <w:r>
+        <w:rPr>
+          <w:rFonts w:ascii="Courier New" w:hAnsi="Courier New" w:cs="Courier New"/>
+          <w:sz w:val="20"/>
+          <w:szCs w:val="20"/>
+          <w:lang w:val="en-GB"/>
+        </w:rPr>
+        <w:tab/>
+      </w:r>
+    </w:p>
+    <w:p>
+      <w:pPr>
+        <w:shd w:val="clear" w:color="auto" w:fill="DAE9F7" w:themeFill="text2" w:themeFillTint="1A"/>
+        <w:spacing w:after="0"/>
+        <w:rPr>
+          <w:rFonts w:ascii="Courier New" w:hAnsi="Courier New" w:cs="Courier New"/>
+          <w:sz w:val="20"/>
+          <w:szCs w:val="20"/>
+        </w:rPr>
+      </w:pPr>
+      <w:r>
+        <w:rPr>
+          <w:rFonts w:ascii="Courier New" w:hAnsi="Courier New" w:cs="Courier New"/>
+          <w:sz w:val="20"/>
+          <w:szCs w:val="20"/>
+          <w:lang w:val="en-GB"/>
+        </w:rPr>
+        <w:tab/>
+      </w:r>
+      <w:r>
+        <w:rPr>
+          <w:rFonts w:ascii="Courier New" w:hAnsi="Courier New" w:cs="Courier New"/>
+          <w:sz w:val="20"/>
+          <w:szCs w:val="20"/>
+          <w:lang w:val="en-GB"/>
+        </w:rPr>
+        <w:tab/>
+      </w:r>
+      <w:proofErr w:type="spellStart"/>
+      <w:r>
+        <w:rPr>
+          <w:rFonts w:ascii="Courier New" w:hAnsi="Courier New" w:cs="Courier New"/>
+          <w:sz w:val="20"/>
+          <w:szCs w:val="20"/>
+        </w:rPr>
+        <w:t>int</w:t>
+      </w:r>
+      <w:proofErr w:type="spellEnd"/>
+      <w:r>
+        <w:rPr>
+          <w:rFonts w:ascii="Courier New" w:hAnsi="Courier New" w:cs="Courier New"/>
+          <w:sz w:val="20"/>
+          <w:szCs w:val="20"/>
+        </w:rPr>
+        <w:t xml:space="preserve"> edad=actual-anual;</w:t>
+      </w:r>
+    </w:p>
+    <w:p>
+      <w:pPr>
+        <w:shd w:val="clear" w:color="auto" w:fill="DAE9F7" w:themeFill="text2" w:themeFillTint="1A"/>
+        <w:spacing w:after="0"/>
+        <w:rPr>
+          <w:rFonts w:ascii="Courier New" w:hAnsi="Courier New" w:cs="Courier New"/>
+          <w:sz w:val="20"/>
+          <w:szCs w:val="20"/>
+        </w:rPr>
+      </w:pPr>
+      <w:r>
+        <w:rPr>
+          <w:rFonts w:ascii="Courier New" w:hAnsi="Courier New" w:cs="Courier New"/>
+          <w:sz w:val="20"/>
+          <w:szCs w:val="20"/>
+        </w:rPr>
+        <w:tab/>
+      </w:r>
+      <w:r>
+        <w:rPr>
+          <w:rFonts w:ascii="Courier New" w:hAnsi="Courier New" w:cs="Courier New"/>
+          <w:sz w:val="20"/>
+          <w:szCs w:val="20"/>
+        </w:rPr>
+        <w:tab/>
+      </w:r>
+      <w:proofErr w:type="spellStart"/>
+      <w:r>
+        <w:rPr>
+          <w:rFonts w:ascii="Courier New" w:hAnsi="Courier New" w:cs="Courier New"/>
+          <w:sz w:val="20"/>
+          <w:szCs w:val="20"/>
+        </w:rPr>
+        <w:t>System.out.println</w:t>
+      </w:r>
+      <w:proofErr w:type="spellEnd"/>
+      <w:r>
+        <w:rPr>
+          <w:rFonts w:ascii="Courier New" w:hAnsi="Courier New" w:cs="Courier New"/>
+          <w:sz w:val="20"/>
+          <w:szCs w:val="20"/>
+        </w:rPr>
+        <w:t>("Su edad es:"+edad);</w:t>
+      </w:r>
+    </w:p>
+    <w:p>
+      <w:pPr>
+        <w:shd w:val="clear" w:color="auto" w:fill="DAE9F7" w:themeFill="text2" w:themeFillTint="1A"/>
+        <w:spacing w:after="0"/>
+        <w:rPr>
+          <w:rFonts w:ascii="Courier New" w:hAnsi="Courier New" w:cs="Courier New"/>
+          <w:sz w:val="20"/>
+          <w:szCs w:val="20"/>
+        </w:rPr>
+      </w:pPr>
+      <w:r>
+        <w:rPr>
+          <w:rFonts w:ascii="Courier New" w:hAnsi="Courier New" w:cs="Courier New"/>
+          <w:sz w:val="20"/>
+          <w:szCs w:val="20"/>
+        </w:rPr>
+        <w:tab/>
+      </w:r>
+      <w:r>
+        <w:rPr>
+          <w:rFonts w:ascii="Courier New" w:hAnsi="Courier New" w:cs="Courier New"/>
+          <w:sz w:val="20"/>
+          <w:szCs w:val="20"/>
+        </w:rPr>
+        <w:tab/>
+      </w:r>
+    </w:p>
+    <w:p>
+      <w:pPr>
+        <w:shd w:val="clear" w:color="auto" w:fill="DAE9F7" w:themeFill="text2" w:themeFillTint="1A"/>
+        <w:spacing w:after="0"/>
+        <w:rPr>
+          <w:rFonts w:ascii="Courier New" w:hAnsi="Courier New" w:cs="Courier New"/>
+          <w:sz w:val="20"/>
+          <w:szCs w:val="20"/>
+        </w:rPr>
+      </w:pPr>
+      <w:r>
+        <w:rPr>
+          <w:rFonts w:ascii="Courier New" w:hAnsi="Courier New" w:cs="Courier New"/>
+          <w:sz w:val="20"/>
+          <w:szCs w:val="20"/>
+        </w:rPr>
+        <w:tab/>
+      </w:r>
+      <w:r>
+        <w:rPr>
+          <w:rFonts w:ascii="Courier New" w:hAnsi="Courier New" w:cs="Courier New"/>
+          <w:sz w:val="20"/>
+          <w:szCs w:val="20"/>
+        </w:rPr>
+        <w:tab/>
+      </w:r>
+      <w:proofErr w:type="spellStart"/>
+      <w:r>
+        <w:rPr>
+          <w:rFonts w:ascii="Courier New" w:hAnsi="Courier New" w:cs="Courier New"/>
+          <w:sz w:val="20"/>
+          <w:szCs w:val="20"/>
+        </w:rPr>
+        <w:t>int</w:t>
+      </w:r>
+      <w:proofErr w:type="spellEnd"/>
+      <w:r>
+        <w:rPr>
+          <w:rFonts w:ascii="Courier New" w:hAnsi="Courier New" w:cs="Courier New"/>
+          <w:sz w:val="20"/>
+          <w:szCs w:val="20"/>
+        </w:rPr>
+        <w:t xml:space="preserve"> meses=edad*12;</w:t>
+      </w:r>
+    </w:p>
+    <w:p>
+      <w:pPr>
+        <w:shd w:val="clear" w:color="auto" w:fill="DAE9F7" w:themeFill="text2" w:themeFillTint="1A"/>
+        <w:spacing w:after="0"/>
+        <w:rPr>
+          <w:rFonts w:ascii="Courier New" w:hAnsi="Courier New" w:cs="Courier New"/>
+          <w:sz w:val="20"/>
+          <w:szCs w:val="20"/>
+        </w:rPr>
+      </w:pPr>
+      <w:r>
+        <w:rPr>
+          <w:rFonts w:ascii="Courier New" w:hAnsi="Courier New" w:cs="Courier New"/>
+          <w:sz w:val="20"/>
+          <w:szCs w:val="20"/>
+        </w:rPr>
+        <w:tab/>
+      </w:r>
+      <w:r>
+        <w:rPr>
+          <w:rFonts w:ascii="Courier New" w:hAnsi="Courier New" w:cs="Courier New"/>
+          <w:sz w:val="20"/>
+          <w:szCs w:val="20"/>
+        </w:rPr>
+        <w:tab/>
+      </w:r>
+      <w:proofErr w:type="spellStart"/>
+      <w:r>
+        <w:rPr>
+          <w:rFonts w:ascii="Courier New" w:hAnsi="Courier New" w:cs="Courier New"/>
+          <w:sz w:val="20"/>
+          <w:szCs w:val="20"/>
+        </w:rPr>
+        <w:t>System.out.println</w:t>
+      </w:r>
+      <w:proofErr w:type="spellEnd"/>
+      <w:r>
+        <w:rPr>
+          <w:rFonts w:ascii="Courier New" w:hAnsi="Courier New" w:cs="Courier New"/>
+          <w:sz w:val="20"/>
+          <w:szCs w:val="20"/>
+        </w:rPr>
+        <w:t>("Número de meses:"+meses);</w:t>
+      </w:r>
+    </w:p>
+    <w:p>
+      <w:pPr>
+        <w:shd w:val="clear" w:color="auto" w:fill="DAE9F7" w:themeFill="text2" w:themeFillTint="1A"/>
+        <w:spacing w:after="0"/>
+        <w:rPr>
+          <w:rFonts w:ascii="Courier New" w:hAnsi="Courier New" w:cs="Courier New"/>
+          <w:sz w:val="20"/>
+          <w:szCs w:val="20"/>
+        </w:rPr>
+      </w:pPr>
+      <w:r>
+        <w:rPr>
+          <w:rFonts w:ascii="Courier New" w:hAnsi="Courier New" w:cs="Courier New"/>
+          <w:sz w:val="20"/>
+          <w:szCs w:val="20"/>
+        </w:rPr>
+        <w:tab/>
+      </w:r>
+      <w:r>
+        <w:rPr>
+          <w:rFonts w:ascii="Courier New" w:hAnsi="Courier New" w:cs="Courier New"/>
+          <w:sz w:val="20"/>
+          <w:szCs w:val="20"/>
+        </w:rPr>
+        <w:tab/>
+      </w:r>
+    </w:p>
+    <w:p>
+      <w:pPr>
+        <w:shd w:val="clear" w:color="auto" w:fill="DAE9F7" w:themeFill="text2" w:themeFillTint="1A"/>
+        <w:spacing w:after="0"/>
+        <w:rPr>
+          <w:rFonts w:ascii="Courier New" w:hAnsi="Courier New" w:cs="Courier New"/>
+          <w:sz w:val="20"/>
+          <w:szCs w:val="20"/>
+        </w:rPr>
+      </w:pPr>
+      <w:r>
+        <w:rPr>
+          <w:rFonts w:ascii="Courier New" w:hAnsi="Courier New" w:cs="Courier New"/>
+          <w:sz w:val="20"/>
+          <w:szCs w:val="20"/>
+        </w:rPr>
+        <w:tab/>
+      </w:r>
+      <w:r>
+        <w:rPr>
+          <w:rFonts w:ascii="Courier New" w:hAnsi="Courier New" w:cs="Courier New"/>
+          <w:sz w:val="20"/>
+          <w:szCs w:val="20"/>
+        </w:rPr>
+        <w:tab/>
+      </w:r>
+      <w:proofErr w:type="spellStart"/>
+      <w:r>
+        <w:rPr>
+          <w:rFonts w:ascii="Courier New" w:hAnsi="Courier New" w:cs="Courier New"/>
+          <w:sz w:val="20"/>
+          <w:szCs w:val="20"/>
+        </w:rPr>
+        <w:t>int</w:t>
+      </w:r>
+      <w:proofErr w:type="spellEnd"/>
+      <w:r>
+        <w:rPr>
+          <w:rFonts w:ascii="Courier New" w:hAnsi="Courier New" w:cs="Courier New"/>
+          <w:sz w:val="20"/>
+          <w:szCs w:val="20"/>
+        </w:rPr>
+        <w:t xml:space="preserve"> </w:t>
+      </w:r>
+      <w:proofErr w:type="spellStart"/>
+      <w:r>
+        <w:rPr>
+          <w:rFonts w:ascii="Courier New" w:hAnsi="Courier New" w:cs="Courier New"/>
+          <w:sz w:val="20"/>
+          <w:szCs w:val="20"/>
+        </w:rPr>
+        <w:t>dias</w:t>
+      </w:r>
+      <w:proofErr w:type="spellEnd"/>
+      <w:r>
+        <w:rPr>
+          <w:rFonts w:ascii="Courier New" w:hAnsi="Courier New" w:cs="Courier New"/>
+          <w:sz w:val="20"/>
+          <w:szCs w:val="20"/>
+        </w:rPr>
+        <w:t>=edad*365;</w:t>
+      </w:r>
+    </w:p>
+    <w:p>
+      <w:pPr>
+        <w:shd w:val="clear" w:color="auto" w:fill="DAE9F7" w:themeFill="text2" w:themeFillTint="1A"/>
+        <w:spacing w:after="0"/>
+        <w:rPr>
+          <w:rFonts w:ascii="Courier New" w:hAnsi="Courier New" w:cs="Courier New"/>
+          <w:sz w:val="20"/>
+          <w:szCs w:val="20"/>
+        </w:rPr>
+      </w:pPr>
+      <w:r>
+        <w:rPr>
+          <w:rFonts w:ascii="Courier New" w:hAnsi="Courier New" w:cs="Courier New"/>
+          <w:sz w:val="20"/>
+          <w:szCs w:val="20"/>
+        </w:rPr>
+        <w:lastRenderedPageBreak/>
+        <w:tab/>
+      </w:r>
+      <w:r>
+        <w:rPr>
+          <w:rFonts w:ascii="Courier New" w:hAnsi="Courier New" w:cs="Courier New"/>
+          <w:sz w:val="20"/>
+          <w:szCs w:val="20"/>
+        </w:rPr>
+        <w:tab/>
+      </w:r>
+      <w:proofErr w:type="spellStart"/>
+      <w:r>
+        <w:rPr>
+          <w:rFonts w:ascii="Courier New" w:hAnsi="Courier New" w:cs="Courier New"/>
+          <w:sz w:val="20"/>
+          <w:szCs w:val="20"/>
+        </w:rPr>
+        <w:t>System.out.printf</w:t>
+      </w:r>
+      <w:proofErr w:type="spellEnd"/>
+      <w:r>
+        <w:rPr>
+          <w:rFonts w:ascii="Courier New" w:hAnsi="Courier New" w:cs="Courier New"/>
+          <w:sz w:val="20"/>
+          <w:szCs w:val="20"/>
+        </w:rPr>
+        <w:t xml:space="preserve">("Número de </w:t>
+      </w:r>
+      <w:proofErr w:type="spellStart"/>
+      <w:r>
+        <w:rPr>
+          <w:rFonts w:ascii="Courier New" w:hAnsi="Courier New" w:cs="Courier New"/>
+          <w:sz w:val="20"/>
+          <w:szCs w:val="20"/>
+        </w:rPr>
+        <w:t>dias</w:t>
+      </w:r>
+      <w:proofErr w:type="spellEnd"/>
+      <w:r>
+        <w:rPr>
+          <w:rFonts w:ascii="Courier New" w:hAnsi="Courier New" w:cs="Courier New"/>
+          <w:sz w:val="20"/>
+          <w:szCs w:val="20"/>
+        </w:rPr>
+        <w:t>: %,</w:t>
+      </w:r>
+      <w:proofErr w:type="spellStart"/>
+      <w:r>
+        <w:rPr>
+          <w:rFonts w:ascii="Courier New" w:hAnsi="Courier New" w:cs="Courier New"/>
+          <w:sz w:val="20"/>
+          <w:szCs w:val="20"/>
+        </w:rPr>
+        <w:t>d%n</w:t>
+      </w:r>
+      <w:proofErr w:type="spellEnd"/>
+      <w:r>
+        <w:rPr>
+          <w:rFonts w:ascii="Courier New" w:hAnsi="Courier New" w:cs="Courier New"/>
+          <w:sz w:val="20"/>
+          <w:szCs w:val="20"/>
+        </w:rPr>
+        <w:t>",</w:t>
+      </w:r>
+      <w:proofErr w:type="spellStart"/>
+      <w:r>
+        <w:rPr>
+          <w:rFonts w:ascii="Courier New" w:hAnsi="Courier New" w:cs="Courier New"/>
+          <w:sz w:val="20"/>
+          <w:szCs w:val="20"/>
+        </w:rPr>
+        <w:t>dias</w:t>
+      </w:r>
+      <w:proofErr w:type="spellEnd"/>
+      <w:r>
+        <w:rPr>
+          <w:rFonts w:ascii="Courier New" w:hAnsi="Courier New" w:cs="Courier New"/>
+          <w:sz w:val="20"/>
+          <w:szCs w:val="20"/>
         </w:rPr>
         <w:t>);</w:t>
       </w:r>
-      <w:proofErr w:type="gramEnd"/>
-    </w:p>
-    <w:p>
-      <w:pPr>
-        <w:shd w:val="clear" w:color="auto" w:fill="DAE9F7" w:themeFill="text2" w:themeFillTint="1A"/>
-        <w:spacing w:after="0"/>
-        <w:rPr>
-          <w:rFonts w:ascii="Courier New" w:hAnsi="Courier New" w:cs="Courier New"/>
-          <w:sz w:val="20"/>
-          <w:szCs w:val="20"/>
-        </w:rPr>
-      </w:pPr>
-      <w:r>
-        <w:rPr>
-          <w:rFonts w:ascii="Courier New" w:hAnsi="Courier New" w:cs="Courier New"/>
-          <w:sz w:val="20"/>
-          <w:szCs w:val="20"/>
-          <w:lang w:val="en-GB"/>
-        </w:rPr>
-        <w:tab/>
-      </w:r>
-      <w:r>
-        <w:rPr>
-          <w:rFonts w:ascii="Courier New" w:hAnsi="Courier New" w:cs="Courier New"/>
-          <w:sz w:val="20"/>
-          <w:szCs w:val="20"/>
-          <w:lang w:val="en-GB"/>
-        </w:rPr>
-        <w:tab/>
-      </w:r>
-      <w:r>
-        <w:rPr>
-          <w:rFonts w:ascii="Courier New" w:hAnsi="Courier New" w:cs="Courier New"/>
-          <w:sz w:val="20"/>
-          <w:szCs w:val="20"/>
-        </w:rPr>
-        <w:t>System.out.print("Dime tu año de nacimiento:");</w:t>
-      </w:r>
-    </w:p>
-    <w:p>
-      <w:pPr>
-        <w:shd w:val="clear" w:color="auto" w:fill="DAE9F7" w:themeFill="text2" w:themeFillTint="1A"/>
-        <w:spacing w:after="0"/>
-        <w:rPr>
-          <w:rFonts w:ascii="Courier New" w:hAnsi="Courier New" w:cs="Courier New"/>
-          <w:sz w:val="20"/>
-          <w:szCs w:val="20"/>
-          <w:lang w:val="en-GB"/>
-        </w:rPr>
-      </w:pPr>
-      <w:r>
-        <w:rPr>
-          <w:rFonts w:ascii="Courier New" w:hAnsi="Courier New" w:cs="Courier New"/>
-          <w:sz w:val="20"/>
-          <w:szCs w:val="20"/>
-        </w:rPr>
-        <w:tab/>
-      </w:r>
-      <w:r>
-        <w:rPr>
-          <w:rFonts w:ascii="Courier New" w:hAnsi="Courier New" w:cs="Courier New"/>
-          <w:sz w:val="20"/>
-          <w:szCs w:val="20"/>
-        </w:rPr>
-        <w:tab/>
-      </w:r>
-      <w:r>
-        <w:rPr>
-          <w:rFonts w:ascii="Courier New" w:hAnsi="Courier New" w:cs="Courier New"/>
-          <w:sz w:val="20"/>
-          <w:szCs w:val="20"/>
-          <w:lang w:val="en-GB"/>
-        </w:rPr>
-        <w:t>int anual=</w:t>
-      </w:r>
-      <w:proofErr w:type="gramStart"/>
-      <w:r>
-        <w:rPr>
-          <w:rFonts w:ascii="Courier New" w:hAnsi="Courier New" w:cs="Courier New"/>
-          <w:sz w:val="20"/>
-          <w:szCs w:val="20"/>
-          <w:lang w:val="en-GB"/>
-        </w:rPr>
-        <w:t>c.nextInt</w:t>
-      </w:r>
-      <w:proofErr w:type="gramEnd"/>
-      <w:r>
-        <w:rPr>
-          <w:rFonts w:ascii="Courier New" w:hAnsi="Courier New" w:cs="Courier New"/>
-          <w:sz w:val="20"/>
-          <w:szCs w:val="20"/>
-          <w:lang w:val="en-GB"/>
-        </w:rPr>
-        <w:t>(</w:t>
-      </w:r>
-      <w:proofErr w:type="gramStart"/>
-      <w:r>
-        <w:rPr>
-          <w:rFonts w:ascii="Courier New" w:hAnsi="Courier New" w:cs="Courier New"/>
-          <w:sz w:val="20"/>
-          <w:szCs w:val="20"/>
-          <w:lang w:val="en-GB"/>
-        </w:rPr>
-        <w:t>);</w:t>
-      </w:r>
-      <w:proofErr w:type="gramEnd"/>
-    </w:p>
-    <w:p>
-      <w:pPr>
-        <w:shd w:val="clear" w:color="auto" w:fill="DAE9F7" w:themeFill="text2" w:themeFillTint="1A"/>
-        <w:spacing w:after="0"/>
-        <w:rPr>
-          <w:rFonts w:ascii="Courier New" w:hAnsi="Courier New" w:cs="Courier New"/>
-          <w:sz w:val="20"/>
-          <w:szCs w:val="20"/>
-          <w:lang w:val="en-GB"/>
-        </w:rPr>
-      </w:pPr>
-      <w:r>
-        <w:rPr>
-          <w:rFonts w:ascii="Courier New" w:hAnsi="Courier New" w:cs="Courier New"/>
-          <w:sz w:val="20"/>
-          <w:szCs w:val="20"/>
-          <w:lang w:val="en-GB"/>
-        </w:rPr>
-        <w:tab/>
-      </w:r>
-      <w:r>
-        <w:rPr>
-          <w:rFonts w:ascii="Courier New" w:hAnsi="Courier New" w:cs="Courier New"/>
-          <w:sz w:val="20"/>
-          <w:szCs w:val="20"/>
-          <w:lang w:val="en-GB"/>
-        </w:rPr>
-        <w:tab/>
-        <w:t>int actual=</w:t>
-      </w:r>
-      <w:proofErr w:type="gramStart"/>
-      <w:r>
-        <w:rPr>
-          <w:rFonts w:ascii="Courier New" w:hAnsi="Courier New" w:cs="Courier New"/>
-          <w:sz w:val="20"/>
-          <w:szCs w:val="20"/>
-          <w:lang w:val="en-GB"/>
-        </w:rPr>
-        <w:t>2026;</w:t>
-      </w:r>
-      <w:proofErr w:type="gramEnd"/>
-    </w:p>
-    <w:p>
-      <w:pPr>
-        <w:shd w:val="clear" w:color="auto" w:fill="DAE9F7" w:themeFill="text2" w:themeFillTint="1A"/>
-        <w:spacing w:after="0"/>
-        <w:rPr>
-          <w:rFonts w:ascii="Courier New" w:hAnsi="Courier New" w:cs="Courier New"/>
-          <w:sz w:val="20"/>
-          <w:szCs w:val="20"/>
-          <w:lang w:val="en-GB"/>
-        </w:rPr>
-      </w:pPr>
-      <w:r>
-        <w:rPr>
-          <w:rFonts w:ascii="Courier New" w:hAnsi="Courier New" w:cs="Courier New"/>
-          <w:sz w:val="20"/>
-          <w:szCs w:val="20"/>
-          <w:lang w:val="en-GB"/>
-        </w:rPr>
-        <w:tab/>
-      </w:r>
-      <w:r>
-        <w:rPr>
-          <w:rFonts w:ascii="Courier New" w:hAnsi="Courier New" w:cs="Courier New"/>
-          <w:sz w:val="20"/>
-          <w:szCs w:val="20"/>
-          <w:lang w:val="en-GB"/>
-        </w:rPr>
-        <w:tab/>
-      </w:r>
-    </w:p>
-    <w:p>
-      <w:pPr>
-        <w:shd w:val="clear" w:color="auto" w:fill="DAE9F7" w:themeFill="text2" w:themeFillTint="1A"/>
-        <w:spacing w:after="0"/>
-        <w:rPr>
-          <w:rFonts w:ascii="Courier New" w:hAnsi="Courier New" w:cs="Courier New"/>
-          <w:sz w:val="20"/>
-          <w:szCs w:val="20"/>
-        </w:rPr>
-      </w:pPr>
-      <w:r>
-        <w:rPr>
-          <w:rFonts w:ascii="Courier New" w:hAnsi="Courier New" w:cs="Courier New"/>
-          <w:sz w:val="20"/>
-          <w:szCs w:val="20"/>
-          <w:lang w:val="en-GB"/>
-        </w:rPr>
-        <w:tab/>
-      </w:r>
-      <w:r>
-        <w:rPr>
-          <w:rFonts w:ascii="Courier New" w:hAnsi="Courier New" w:cs="Courier New"/>
-          <w:sz w:val="20"/>
-          <w:szCs w:val="20"/>
-          <w:lang w:val="en-GB"/>
-        </w:rPr>
-        <w:tab/>
-      </w:r>
-      <w:r>
-        <w:rPr>
-          <w:rFonts w:ascii="Courier New" w:hAnsi="Courier New" w:cs="Courier New"/>
-          <w:sz w:val="20"/>
-          <w:szCs w:val="20"/>
-        </w:rPr>
-        <w:t>int edad=actual-anual;</w:t>
-      </w:r>
-    </w:p>
-    <w:p>
-      <w:pPr>
-        <w:shd w:val="clear" w:color="auto" w:fill="DAE9F7" w:themeFill="text2" w:themeFillTint="1A"/>
-        <w:spacing w:after="0"/>
-        <w:rPr>
-          <w:rFonts w:ascii="Courier New" w:hAnsi="Courier New" w:cs="Courier New"/>
-          <w:sz w:val="20"/>
-          <w:szCs w:val="20"/>
-        </w:rPr>
-      </w:pPr>
-      <w:r>
-        <w:rPr>
-          <w:rFonts w:ascii="Courier New" w:hAnsi="Courier New" w:cs="Courier New"/>
-          <w:sz w:val="20"/>
-          <w:szCs w:val="20"/>
-        </w:rPr>
-        <w:tab/>
-      </w:r>
-      <w:r>
-        <w:rPr>
-          <w:rFonts w:ascii="Courier New" w:hAnsi="Courier New" w:cs="Courier New"/>
-          <w:sz w:val="20"/>
-          <w:szCs w:val="20"/>
-        </w:rPr>
-        <w:tab/>
-        <w:t>System.out.println("Su edad es:"+edad);</w:t>
-      </w:r>
-    </w:p>
-    <w:p>
-      <w:pPr>
-        <w:shd w:val="clear" w:color="auto" w:fill="DAE9F7" w:themeFill="text2" w:themeFillTint="1A"/>
-        <w:spacing w:after="0"/>
-        <w:rPr>
-          <w:rFonts w:ascii="Courier New" w:hAnsi="Courier New" w:cs="Courier New"/>
-          <w:sz w:val="20"/>
-          <w:szCs w:val="20"/>
-        </w:rPr>
-      </w:pPr>
-      <w:r>
-        <w:rPr>
-          <w:rFonts w:ascii="Courier New" w:hAnsi="Courier New" w:cs="Courier New"/>
-          <w:sz w:val="20"/>
-          <w:szCs w:val="20"/>
-        </w:rPr>
-        <w:tab/>
-      </w:r>
-      <w:r>
-        <w:rPr>
-          <w:rFonts w:ascii="Courier New" w:hAnsi="Courier New" w:cs="Courier New"/>
-          <w:sz w:val="20"/>
-          <w:szCs w:val="20"/>
-        </w:rPr>
-        <w:tab/>
-      </w:r>
-    </w:p>
-    <w:p>
-      <w:pPr>
-        <w:shd w:val="clear" w:color="auto" w:fill="DAE9F7" w:themeFill="text2" w:themeFillTint="1A"/>
-        <w:spacing w:after="0"/>
-        <w:rPr>
-          <w:rFonts w:ascii="Courier New" w:hAnsi="Courier New" w:cs="Courier New"/>
-          <w:sz w:val="20"/>
-          <w:szCs w:val="20"/>
-        </w:rPr>
-      </w:pPr>
-      <w:r>
-        <w:rPr>
-          <w:rFonts w:ascii="Courier New" w:hAnsi="Courier New" w:cs="Courier New"/>
-          <w:sz w:val="20"/>
-          <w:szCs w:val="20"/>
-        </w:rPr>
-        <w:tab/>
-      </w:r>
-      <w:r>
-        <w:rPr>
-          <w:rFonts w:ascii="Courier New" w:hAnsi="Courier New" w:cs="Courier New"/>
-          <w:sz w:val="20"/>
-          <w:szCs w:val="20"/>
-        </w:rPr>
-        <w:tab/>
-        <w:t>int meses=edad*12;</w:t>
-      </w:r>
-    </w:p>
-    <w:p>
-      <w:pPr>
-        <w:shd w:val="clear" w:color="auto" w:fill="DAE9F7" w:themeFill="text2" w:themeFillTint="1A"/>
-        <w:spacing w:after="0"/>
-        <w:rPr>
-          <w:rFonts w:ascii="Courier New" w:hAnsi="Courier New" w:cs="Courier New"/>
-          <w:sz w:val="20"/>
-          <w:szCs w:val="20"/>
-        </w:rPr>
-      </w:pPr>
-      <w:r>
-        <w:rPr>
-          <w:rFonts w:ascii="Courier New" w:hAnsi="Courier New" w:cs="Courier New"/>
-          <w:sz w:val="20"/>
-          <w:szCs w:val="20"/>
-        </w:rPr>
-        <w:tab/>
-      </w:r>
-      <w:r>
-        <w:rPr>
-          <w:rFonts w:ascii="Courier New" w:hAnsi="Courier New" w:cs="Courier New"/>
-          <w:sz w:val="20"/>
-          <w:szCs w:val="20"/>
-        </w:rPr>
-        <w:tab/>
-        <w:t>System.out.println("Número de meses:"+meses);</w:t>
-      </w:r>
-    </w:p>
-    <w:p>
-      <w:pPr>
-        <w:shd w:val="clear" w:color="auto" w:fill="DAE9F7" w:themeFill="text2" w:themeFillTint="1A"/>
-        <w:spacing w:after="0"/>
-        <w:rPr>
-          <w:rFonts w:ascii="Courier New" w:hAnsi="Courier New" w:cs="Courier New"/>
-          <w:sz w:val="20"/>
-          <w:szCs w:val="20"/>
-        </w:rPr>
-      </w:pPr>
-      <w:r>
-        <w:rPr>
-          <w:rFonts w:ascii="Courier New" w:hAnsi="Courier New" w:cs="Courier New"/>
-          <w:sz w:val="20"/>
-          <w:szCs w:val="20"/>
-        </w:rPr>
-        <w:tab/>
-      </w:r>
-      <w:r>
-        <w:rPr>
-          <w:rFonts w:ascii="Courier New" w:hAnsi="Courier New" w:cs="Courier New"/>
-          <w:sz w:val="20"/>
-          <w:szCs w:val="20"/>
-        </w:rPr>
-        <w:tab/>
-      </w:r>
-    </w:p>
-    <w:p>
-      <w:pPr>
-        <w:shd w:val="clear" w:color="auto" w:fill="DAE9F7" w:themeFill="text2" w:themeFillTint="1A"/>
-        <w:spacing w:after="0"/>
-        <w:rPr>
-          <w:rFonts w:ascii="Courier New" w:hAnsi="Courier New" w:cs="Courier New"/>
-          <w:sz w:val="20"/>
-          <w:szCs w:val="20"/>
-        </w:rPr>
-      </w:pPr>
-      <w:r>
-        <w:rPr>
-          <w:rFonts w:ascii="Courier New" w:hAnsi="Courier New" w:cs="Courier New"/>
-          <w:sz w:val="20"/>
-          <w:szCs w:val="20"/>
-        </w:rPr>
-        <w:tab/>
-      </w:r>
-      <w:r>
-        <w:rPr>
-          <w:rFonts w:ascii="Courier New" w:hAnsi="Courier New" w:cs="Courier New"/>
-          <w:sz w:val="20"/>
-          <w:szCs w:val="20"/>
-        </w:rPr>
-        <w:tab/>
-        <w:t>int dias=edad*365;</w:t>
-      </w:r>
-    </w:p>
-    <w:p>
-      <w:pPr>
-        <w:shd w:val="clear" w:color="auto" w:fill="DAE9F7" w:themeFill="text2" w:themeFillTint="1A"/>
-        <w:spacing w:after="0"/>
-        <w:rPr>
-          <w:rFonts w:ascii="Courier New" w:hAnsi="Courier New" w:cs="Courier New"/>
-          <w:sz w:val="20"/>
-          <w:szCs w:val="20"/>
-        </w:rPr>
-      </w:pPr>
-      <w:r>
-        <w:rPr>
-          <w:rFonts w:ascii="Courier New" w:hAnsi="Courier New" w:cs="Courier New"/>
-          <w:sz w:val="20"/>
-          <w:szCs w:val="20"/>
-        </w:rPr>
-        <w:lastRenderedPageBreak/>
-        <w:tab/>
-      </w:r>
-      <w:r>
-        <w:rPr>
-          <w:rFonts w:ascii="Courier New" w:hAnsi="Courier New" w:cs="Courier New"/>
-          <w:sz w:val="20"/>
-          <w:szCs w:val="20"/>
-        </w:rPr>
-        <w:tab/>
-        <w:t xml:space="preserve">System.out.printf("Número de dias: </w:t>
-      </w:r>
-      <w:proofErr w:type="gramStart"/>
-      <w:r>
-        <w:rPr>
-          <w:rFonts w:ascii="Courier New" w:hAnsi="Courier New" w:cs="Courier New"/>
-          <w:sz w:val="20"/>
-          <w:szCs w:val="20"/>
-        </w:rPr>
-        <w:t>%,d</w:t>
-      </w:r>
-      <w:proofErr w:type="gramEnd"/>
-      <w:r>
-        <w:rPr>
-          <w:rFonts w:ascii="Courier New" w:hAnsi="Courier New" w:cs="Courier New"/>
-          <w:sz w:val="20"/>
-          <w:szCs w:val="20"/>
-        </w:rPr>
-        <w:t>%n</w:t>
-      </w:r>
-      <w:proofErr w:type="gramStart"/>
-      <w:r>
-        <w:rPr>
-          <w:rFonts w:ascii="Courier New" w:hAnsi="Courier New" w:cs="Courier New"/>
-          <w:sz w:val="20"/>
-          <w:szCs w:val="20"/>
-        </w:rPr>
-        <w:t>",dias</w:t>
-      </w:r>
-      <w:proofErr w:type="gramEnd"/>
-      <w:r>
-        <w:rPr>
-          <w:rFonts w:ascii="Courier New" w:hAnsi="Courier New" w:cs="Courier New"/>
-          <w:sz w:val="20"/>
-          <w:szCs w:val="20"/>
-        </w:rPr>
-        <w:t>);</w:t>
-      </w:r>
-    </w:p>
-    <w:p>
-      <w:pPr>
-        <w:shd w:val="clear" w:color="auto" w:fill="DAE9F7" w:themeFill="text2" w:themeFillTint="1A"/>
-        <w:spacing w:after="0"/>
-        <w:rPr>
-          <w:rFonts w:ascii="Courier New" w:hAnsi="Courier New" w:cs="Courier New"/>
-          <w:sz w:val="20"/>
-          <w:szCs w:val="20"/>
-        </w:rPr>
-      </w:pPr>
-      <w:r>
-        <w:rPr>
-          <w:rFonts w:ascii="Courier New" w:hAnsi="Courier New" w:cs="Courier New"/>
-          <w:sz w:val="20"/>
-          <w:szCs w:val="20"/>
-        </w:rPr>
-        <w:tab/>
-      </w:r>
-      <w:r>
-        <w:rPr>
-          <w:rFonts w:ascii="Courier New" w:hAnsi="Courier New" w:cs="Courier New"/>
-          <w:sz w:val="20"/>
-          <w:szCs w:val="20"/>
-        </w:rPr>
-        <w:tab/>
-      </w:r>
-    </w:p>
-    <w:p>
-      <w:pPr>
-        <w:shd w:val="clear" w:color="auto" w:fill="DAE9F7" w:themeFill="text2" w:themeFillTint="1A"/>
-        <w:spacing w:after="0"/>
-        <w:rPr>
-          <w:rFonts w:ascii="Courier New" w:hAnsi="Courier New" w:cs="Courier New"/>
-          <w:sz w:val="20"/>
-          <w:szCs w:val="20"/>
-        </w:rPr>
-      </w:pPr>
-      <w:r>
-        <w:rPr>
-          <w:rFonts w:ascii="Courier New" w:hAnsi="Courier New" w:cs="Courier New"/>
-          <w:sz w:val="20"/>
-          <w:szCs w:val="20"/>
-        </w:rPr>
-        <w:tab/>
-      </w:r>
-      <w:r>
-        <w:rPr>
-          <w:rFonts w:ascii="Courier New" w:hAnsi="Courier New" w:cs="Courier New"/>
-          <w:sz w:val="20"/>
-          <w:szCs w:val="20"/>
-        </w:rPr>
-        <w:tab/>
-        <w:t>int horas=dias*24;</w:t>
-      </w:r>
-    </w:p>
-    <w:p>
-      <w:pPr>
-        <w:shd w:val="clear" w:color="auto" w:fill="DAE9F7" w:themeFill="text2" w:themeFillTint="1A"/>
-        <w:spacing w:after="0"/>
-        <w:rPr>
-          <w:rFonts w:ascii="Courier New" w:hAnsi="Courier New" w:cs="Courier New"/>
-          <w:sz w:val="20"/>
-          <w:szCs w:val="20"/>
-        </w:rPr>
-      </w:pPr>
-      <w:r>
-        <w:rPr>
-          <w:rFonts w:ascii="Courier New" w:hAnsi="Courier New" w:cs="Courier New"/>
-          <w:sz w:val="20"/>
-          <w:szCs w:val="20"/>
-        </w:rPr>
-        <w:tab/>
-      </w:r>
-      <w:r>
-        <w:rPr>
-          <w:rFonts w:ascii="Courier New" w:hAnsi="Courier New" w:cs="Courier New"/>
-          <w:sz w:val="20"/>
-          <w:szCs w:val="20"/>
-        </w:rPr>
-        <w:tab/>
-        <w:t xml:space="preserve">System.out.printf("Número de horas: </w:t>
-      </w:r>
-      <w:proofErr w:type="gramStart"/>
-      <w:r>
-        <w:rPr>
-          <w:rFonts w:ascii="Courier New" w:hAnsi="Courier New" w:cs="Courier New"/>
-          <w:sz w:val="20"/>
-          <w:szCs w:val="20"/>
-        </w:rPr>
-        <w:t>%,d</w:t>
-      </w:r>
-      <w:proofErr w:type="gramEnd"/>
-      <w:r>
-        <w:rPr>
-          <w:rFonts w:ascii="Courier New" w:hAnsi="Courier New" w:cs="Courier New"/>
-          <w:sz w:val="20"/>
-          <w:szCs w:val="20"/>
-        </w:rPr>
-        <w:t>%n</w:t>
-      </w:r>
-      <w:proofErr w:type="gramStart"/>
-      <w:r>
-        <w:rPr>
-          <w:rFonts w:ascii="Courier New" w:hAnsi="Courier New" w:cs="Courier New"/>
-          <w:sz w:val="20"/>
-          <w:szCs w:val="20"/>
-        </w:rPr>
-        <w:t>",horas</w:t>
-      </w:r>
-      <w:proofErr w:type="gramEnd"/>
-      <w:r>
-        <w:rPr>
-          <w:rFonts w:ascii="Courier New" w:hAnsi="Courier New" w:cs="Courier New"/>
-          <w:sz w:val="20"/>
-          <w:szCs w:val="20"/>
-        </w:rPr>
-        <w:t>);</w:t>
-      </w:r>
-    </w:p>
-    <w:p>
-      <w:pPr>
-        <w:shd w:val="clear" w:color="auto" w:fill="DAE9F7" w:themeFill="text2" w:themeFillTint="1A"/>
-        <w:spacing w:after="0"/>
-        <w:rPr>
-          <w:rFonts w:ascii="Courier New" w:hAnsi="Courier New" w:cs="Courier New"/>
-          <w:sz w:val="20"/>
-          <w:szCs w:val="20"/>
-        </w:rPr>
-      </w:pPr>
-      <w:r>
-        <w:rPr>
-          <w:rFonts w:ascii="Courier New" w:hAnsi="Courier New" w:cs="Courier New"/>
-          <w:sz w:val="20"/>
-          <w:szCs w:val="20"/>
-        </w:rPr>
-        <w:tab/>
-      </w:r>
-      <w:r>
-        <w:rPr>
-          <w:rFonts w:ascii="Courier New" w:hAnsi="Courier New" w:cs="Courier New"/>
-          <w:sz w:val="20"/>
-          <w:szCs w:val="20"/>
-        </w:rPr>
-        <w:tab/>
-      </w:r>
-    </w:p>
-    <w:p>
-      <w:pPr>
-        <w:shd w:val="clear" w:color="auto" w:fill="DAE9F7" w:themeFill="text2" w:themeFillTint="1A"/>
-        <w:spacing w:after="0"/>
-        <w:rPr>
-          <w:rFonts w:ascii="Courier New" w:hAnsi="Courier New" w:cs="Courier New"/>
-          <w:sz w:val="20"/>
-          <w:szCs w:val="20"/>
-        </w:rPr>
-      </w:pPr>
-      <w:r>
-        <w:rPr>
-          <w:rFonts w:ascii="Courier New" w:hAnsi="Courier New" w:cs="Courier New"/>
-          <w:sz w:val="20"/>
-          <w:szCs w:val="20"/>
-        </w:rPr>
-        <w:tab/>
-      </w:r>
-      <w:r>
-        <w:rPr>
-          <w:rFonts w:ascii="Courier New" w:hAnsi="Courier New" w:cs="Courier New"/>
-          <w:sz w:val="20"/>
-          <w:szCs w:val="20"/>
-        </w:rPr>
-        <w:tab/>
-        <w:t>int minutos=horas*60;</w:t>
-      </w:r>
-    </w:p>
-    <w:p>
-      <w:pPr>
-        <w:shd w:val="clear" w:color="auto" w:fill="DAE9F7" w:themeFill="text2" w:themeFillTint="1A"/>
-        <w:spacing w:after="0"/>
-        <w:rPr>
-          <w:rFonts w:ascii="Courier New" w:hAnsi="Courier New" w:cs="Courier New"/>
-          <w:sz w:val="20"/>
-          <w:szCs w:val="20"/>
-        </w:rPr>
-      </w:pPr>
-      <w:r>
-        <w:rPr>
-          <w:rFonts w:ascii="Courier New" w:hAnsi="Courier New" w:cs="Courier New"/>
-          <w:sz w:val="20"/>
-          <w:szCs w:val="20"/>
-        </w:rPr>
-        <w:tab/>
-      </w:r>
-      <w:r>
-        <w:rPr>
-          <w:rFonts w:ascii="Courier New" w:hAnsi="Courier New" w:cs="Courier New"/>
-          <w:sz w:val="20"/>
-          <w:szCs w:val="20"/>
-        </w:rPr>
-        <w:tab/>
-        <w:t xml:space="preserve">System.out.printf("Número de minutos: </w:t>
-      </w:r>
-      <w:proofErr w:type="gramStart"/>
-      <w:r>
-        <w:rPr>
-          <w:rFonts w:ascii="Courier New" w:hAnsi="Courier New" w:cs="Courier New"/>
-          <w:sz w:val="20"/>
-          <w:szCs w:val="20"/>
-        </w:rPr>
-        <w:t>%,d</w:t>
-      </w:r>
-      <w:proofErr w:type="gramEnd"/>
-      <w:r>
-        <w:rPr>
-          <w:rFonts w:ascii="Courier New" w:hAnsi="Courier New" w:cs="Courier New"/>
-          <w:sz w:val="20"/>
-          <w:szCs w:val="20"/>
-        </w:rPr>
-        <w:t>%n</w:t>
-      </w:r>
-      <w:proofErr w:type="gramStart"/>
-      <w:r>
-        <w:rPr>
-          <w:rFonts w:ascii="Courier New" w:hAnsi="Courier New" w:cs="Courier New"/>
-          <w:sz w:val="20"/>
-          <w:szCs w:val="20"/>
-        </w:rPr>
-        <w:t>",minutos</w:t>
-      </w:r>
-      <w:proofErr w:type="gramEnd"/>
-      <w:r>
-        <w:rPr>
-          <w:rFonts w:ascii="Courier New" w:hAnsi="Courier New" w:cs="Courier New"/>
-          <w:sz w:val="20"/>
-          <w:szCs w:val="20"/>
-        </w:rPr>
-        <w:t>);</w:t>
-      </w:r>
-    </w:p>
-    <w:p>
-      <w:pPr>
-        <w:shd w:val="clear" w:color="auto" w:fill="DAE9F7" w:themeFill="text2" w:themeFillTint="1A"/>
-        <w:spacing w:after="0"/>
-        <w:rPr>
-          <w:rFonts w:ascii="Courier New" w:hAnsi="Courier New" w:cs="Courier New"/>
-          <w:sz w:val="20"/>
-          <w:szCs w:val="20"/>
-        </w:rPr>
-      </w:pPr>
-      <w:r>
-        <w:rPr>
-          <w:rFonts w:ascii="Courier New" w:hAnsi="Courier New" w:cs="Courier New"/>
-          <w:sz w:val="20"/>
-          <w:szCs w:val="20"/>
-        </w:rPr>
-        <w:tab/>
-      </w:r>
-      <w:r>
-        <w:rPr>
-          <w:rFonts w:ascii="Courier New" w:hAnsi="Courier New" w:cs="Courier New"/>
-          <w:sz w:val="20"/>
-          <w:szCs w:val="20"/>
-        </w:rPr>
-        <w:tab/>
-      </w:r>
-    </w:p>
-    <w:p>
-      <w:pPr>
-        <w:shd w:val="clear" w:color="auto" w:fill="DAE9F7" w:themeFill="text2" w:themeFillTint="1A"/>
-        <w:spacing w:after="0"/>
-        <w:rPr>
-          <w:rFonts w:ascii="Courier New" w:hAnsi="Courier New" w:cs="Courier New"/>
-          <w:sz w:val="20"/>
-          <w:szCs w:val="20"/>
-        </w:rPr>
-      </w:pPr>
-      <w:r>
-        <w:rPr>
-          <w:rFonts w:ascii="Courier New" w:hAnsi="Courier New" w:cs="Courier New"/>
-          <w:sz w:val="20"/>
-          <w:szCs w:val="20"/>
-        </w:rPr>
-        <w:tab/>
-      </w:r>
-      <w:r>
-        <w:rPr>
-          <w:rFonts w:ascii="Courier New" w:hAnsi="Courier New" w:cs="Courier New"/>
-          <w:sz w:val="20"/>
-          <w:szCs w:val="20"/>
-        </w:rPr>
-        <w:tab/>
-        <w:t>c.</w:t>
-      </w:r>
-      <w:proofErr w:type="gramStart"/>
-      <w:r>
-        <w:rPr>
-          <w:rFonts w:ascii="Courier New" w:hAnsi="Courier New" w:cs="Courier New"/>
-          <w:sz w:val="20"/>
-          <w:szCs w:val="20"/>
-        </w:rPr>
-        <w:t>close(</w:t>
-      </w:r>
-      <w:proofErr w:type="gramEnd"/>
-      <w:r>
-        <w:rPr>
-          <w:rFonts w:ascii="Courier New" w:hAnsi="Courier New" w:cs="Courier New"/>
-          <w:sz w:val="20"/>
-          <w:szCs w:val="20"/>
-        </w:rPr>
-        <w:t>);</w:t>
+    </w:p>
+    <w:p>
+      <w:pPr>
+        <w:shd w:val="clear" w:color="auto" w:fill="DAE9F7" w:themeFill="text2" w:themeFillTint="1A"/>
+        <w:spacing w:after="0"/>
+        <w:rPr>
+          <w:rFonts w:ascii="Courier New" w:hAnsi="Courier New" w:cs="Courier New"/>
+          <w:sz w:val="20"/>
+          <w:szCs w:val="20"/>
+        </w:rPr>
+      </w:pPr>
+      <w:r>
+        <w:rPr>
+          <w:rFonts w:ascii="Courier New" w:hAnsi="Courier New" w:cs="Courier New"/>
+          <w:sz w:val="20"/>
+          <w:szCs w:val="20"/>
+        </w:rPr>
+        <w:tab/>
+      </w:r>
+      <w:r>
+        <w:rPr>
+          <w:rFonts w:ascii="Courier New" w:hAnsi="Courier New" w:cs="Courier New"/>
+          <w:sz w:val="20"/>
+          <w:szCs w:val="20"/>
+        </w:rPr>
+        <w:tab/>
+      </w:r>
+    </w:p>
+    <w:p>
+      <w:pPr>
+        <w:shd w:val="clear" w:color="auto" w:fill="DAE9F7" w:themeFill="text2" w:themeFillTint="1A"/>
+        <w:spacing w:after="0"/>
+        <w:rPr>
+          <w:rFonts w:ascii="Courier New" w:hAnsi="Courier New" w:cs="Courier New"/>
+          <w:sz w:val="20"/>
+          <w:szCs w:val="20"/>
+        </w:rPr>
+      </w:pPr>
+      <w:r>
+        <w:rPr>
+          <w:rFonts w:ascii="Courier New" w:hAnsi="Courier New" w:cs="Courier New"/>
+          <w:sz w:val="20"/>
+          <w:szCs w:val="20"/>
+        </w:rPr>
+        <w:tab/>
+      </w:r>
+      <w:r>
+        <w:rPr>
+          <w:rFonts w:ascii="Courier New" w:hAnsi="Courier New" w:cs="Courier New"/>
+          <w:sz w:val="20"/>
+          <w:szCs w:val="20"/>
+        </w:rPr>
+        <w:tab/>
+      </w:r>
+      <w:proofErr w:type="spellStart"/>
+      <w:r>
+        <w:rPr>
+          <w:rFonts w:ascii="Courier New" w:hAnsi="Courier New" w:cs="Courier New"/>
+          <w:sz w:val="20"/>
+          <w:szCs w:val="20"/>
+        </w:rPr>
+        <w:t>int</w:t>
+      </w:r>
+      <w:proofErr w:type="spellEnd"/>
+      <w:r>
+        <w:rPr>
+          <w:rFonts w:ascii="Courier New" w:hAnsi="Courier New" w:cs="Courier New"/>
+          <w:sz w:val="20"/>
+          <w:szCs w:val="20"/>
+        </w:rPr>
+        <w:t xml:space="preserve"> horas=</w:t>
+      </w:r>
+      <w:proofErr w:type="spellStart"/>
+      <w:r>
+        <w:rPr>
+          <w:rFonts w:ascii="Courier New" w:hAnsi="Courier New" w:cs="Courier New"/>
+          <w:sz w:val="20"/>
+          <w:szCs w:val="20"/>
+        </w:rPr>
+        <w:t>dias</w:t>
+      </w:r>
+      <w:proofErr w:type="spellEnd"/>
+      <w:r>
+        <w:rPr>
+          <w:rFonts w:ascii="Courier New" w:hAnsi="Courier New" w:cs="Courier New"/>
+          <w:sz w:val="20"/>
+          <w:szCs w:val="20"/>
+        </w:rPr>
+        <w:t>*24;</w:t>
+      </w:r>
+    </w:p>
+    <w:p>
+      <w:pPr>
+        <w:shd w:val="clear" w:color="auto" w:fill="DAE9F7" w:themeFill="text2" w:themeFillTint="1A"/>
+        <w:spacing w:after="0"/>
+        <w:rPr>
+          <w:rFonts w:ascii="Courier New" w:hAnsi="Courier New" w:cs="Courier New"/>
+          <w:sz w:val="20"/>
+          <w:szCs w:val="20"/>
+        </w:rPr>
+      </w:pPr>
+      <w:r>
+        <w:rPr>
+          <w:rFonts w:ascii="Courier New" w:hAnsi="Courier New" w:cs="Courier New"/>
+          <w:sz w:val="20"/>
+          <w:szCs w:val="20"/>
+        </w:rPr>
+        <w:tab/>
+      </w:r>
+      <w:r>
+        <w:rPr>
+          <w:rFonts w:ascii="Courier New" w:hAnsi="Courier New" w:cs="Courier New"/>
+          <w:sz w:val="20"/>
+          <w:szCs w:val="20"/>
+        </w:rPr>
+        <w:tab/>
+      </w:r>
+      <w:proofErr w:type="spellStart"/>
+      <w:r>
+        <w:rPr>
+          <w:rFonts w:ascii="Courier New" w:hAnsi="Courier New" w:cs="Courier New"/>
+          <w:sz w:val="20"/>
+          <w:szCs w:val="20"/>
+        </w:rPr>
+        <w:t>System.out.printf</w:t>
+      </w:r>
+      <w:proofErr w:type="spellEnd"/>
+      <w:r>
+        <w:rPr>
+          <w:rFonts w:ascii="Courier New" w:hAnsi="Courier New" w:cs="Courier New"/>
+          <w:sz w:val="20"/>
+          <w:szCs w:val="20"/>
+        </w:rPr>
+        <w:t>("Número de horas: %,</w:t>
+      </w:r>
+      <w:proofErr w:type="spellStart"/>
+      <w:r>
+        <w:rPr>
+          <w:rFonts w:ascii="Courier New" w:hAnsi="Courier New" w:cs="Courier New"/>
+          <w:sz w:val="20"/>
+          <w:szCs w:val="20"/>
+        </w:rPr>
+        <w:t>d%n</w:t>
+      </w:r>
+      <w:proofErr w:type="spellEnd"/>
+      <w:r>
+        <w:rPr>
+          <w:rFonts w:ascii="Courier New" w:hAnsi="Courier New" w:cs="Courier New"/>
+          <w:sz w:val="20"/>
+          <w:szCs w:val="20"/>
+        </w:rPr>
+        <w:t>",horas);</w:t>
+      </w:r>
+    </w:p>
+    <w:p>
+      <w:pPr>
+        <w:shd w:val="clear" w:color="auto" w:fill="DAE9F7" w:themeFill="text2" w:themeFillTint="1A"/>
+        <w:spacing w:after="0"/>
+        <w:rPr>
+          <w:rFonts w:ascii="Courier New" w:hAnsi="Courier New" w:cs="Courier New"/>
+          <w:sz w:val="20"/>
+          <w:szCs w:val="20"/>
+        </w:rPr>
+      </w:pPr>
+      <w:r>
+        <w:rPr>
+          <w:rFonts w:ascii="Courier New" w:hAnsi="Courier New" w:cs="Courier New"/>
+          <w:sz w:val="20"/>
+          <w:szCs w:val="20"/>
+        </w:rPr>
+        <w:tab/>
+      </w:r>
+      <w:r>
+        <w:rPr>
+          <w:rFonts w:ascii="Courier New" w:hAnsi="Courier New" w:cs="Courier New"/>
+          <w:sz w:val="20"/>
+          <w:szCs w:val="20"/>
+        </w:rPr>
+        <w:tab/>
+      </w:r>
+    </w:p>
+    <w:p>
+      <w:pPr>
+        <w:shd w:val="clear" w:color="auto" w:fill="DAE9F7" w:themeFill="text2" w:themeFillTint="1A"/>
+        <w:spacing w:after="0"/>
+        <w:rPr>
+          <w:rFonts w:ascii="Courier New" w:hAnsi="Courier New" w:cs="Courier New"/>
+          <w:sz w:val="20"/>
+          <w:szCs w:val="20"/>
+        </w:rPr>
+      </w:pPr>
+      <w:r>
+        <w:rPr>
+          <w:rFonts w:ascii="Courier New" w:hAnsi="Courier New" w:cs="Courier New"/>
+          <w:sz w:val="20"/>
+          <w:szCs w:val="20"/>
+        </w:rPr>
+        <w:tab/>
+      </w:r>
+      <w:r>
+        <w:rPr>
+          <w:rFonts w:ascii="Courier New" w:hAnsi="Courier New" w:cs="Courier New"/>
+          <w:sz w:val="20"/>
+          <w:szCs w:val="20"/>
+        </w:rPr>
+        <w:tab/>
+      </w:r>
+      <w:proofErr w:type="spellStart"/>
+      <w:r>
+        <w:rPr>
+          <w:rFonts w:ascii="Courier New" w:hAnsi="Courier New" w:cs="Courier New"/>
+          <w:sz w:val="20"/>
+          <w:szCs w:val="20"/>
+        </w:rPr>
+        <w:t>int</w:t>
+      </w:r>
+      <w:proofErr w:type="spellEnd"/>
+      <w:r>
+        <w:rPr>
+          <w:rFonts w:ascii="Courier New" w:hAnsi="Courier New" w:cs="Courier New"/>
+          <w:sz w:val="20"/>
+          <w:szCs w:val="20"/>
+        </w:rPr>
+        <w:t xml:space="preserve"> minutos=horas*60;</w:t>
+      </w:r>
+    </w:p>
+    <w:p>
+      <w:pPr>
+        <w:shd w:val="clear" w:color="auto" w:fill="DAE9F7" w:themeFill="text2" w:themeFillTint="1A"/>
+        <w:spacing w:after="0"/>
+        <w:rPr>
+          <w:rFonts w:ascii="Courier New" w:hAnsi="Courier New" w:cs="Courier New"/>
+          <w:sz w:val="20"/>
+          <w:szCs w:val="20"/>
+        </w:rPr>
+      </w:pPr>
+      <w:r>
+        <w:rPr>
+          <w:rFonts w:ascii="Courier New" w:hAnsi="Courier New" w:cs="Courier New"/>
+          <w:sz w:val="20"/>
+          <w:szCs w:val="20"/>
+        </w:rPr>
+        <w:tab/>
+      </w:r>
+      <w:r>
+        <w:rPr>
+          <w:rFonts w:ascii="Courier New" w:hAnsi="Courier New" w:cs="Courier New"/>
+          <w:sz w:val="20"/>
+          <w:szCs w:val="20"/>
+        </w:rPr>
+        <w:tab/>
+      </w:r>
+      <w:proofErr w:type="spellStart"/>
+      <w:r>
+        <w:rPr>
+          <w:rFonts w:ascii="Courier New" w:hAnsi="Courier New" w:cs="Courier New"/>
+          <w:sz w:val="20"/>
+          <w:szCs w:val="20"/>
+        </w:rPr>
+        <w:t>System.out.printf</w:t>
+      </w:r>
+      <w:proofErr w:type="spellEnd"/>
+      <w:r>
+        <w:rPr>
+          <w:rFonts w:ascii="Courier New" w:hAnsi="Courier New" w:cs="Courier New"/>
+          <w:sz w:val="20"/>
+          <w:szCs w:val="20"/>
+        </w:rPr>
+        <w:t>("Número de minutos: %,</w:t>
+      </w:r>
+      <w:proofErr w:type="spellStart"/>
+      <w:r>
+        <w:rPr>
+          <w:rFonts w:ascii="Courier New" w:hAnsi="Courier New" w:cs="Courier New"/>
+          <w:sz w:val="20"/>
+          <w:szCs w:val="20"/>
+        </w:rPr>
+        <w:t>d%n</w:t>
+      </w:r>
+      <w:proofErr w:type="spellEnd"/>
+      <w:r>
+        <w:rPr>
+          <w:rFonts w:ascii="Courier New" w:hAnsi="Courier New" w:cs="Courier New"/>
+          <w:sz w:val="20"/>
+          <w:szCs w:val="20"/>
+        </w:rPr>
+        <w:t>",minutos);</w:t>
+      </w:r>
+    </w:p>
+    <w:p>
+      <w:pPr>
+        <w:shd w:val="clear" w:color="auto" w:fill="DAE9F7" w:themeFill="text2" w:themeFillTint="1A"/>
+        <w:spacing w:after="0"/>
+        <w:rPr>
+          <w:rFonts w:ascii="Courier New" w:hAnsi="Courier New" w:cs="Courier New"/>
+          <w:sz w:val="20"/>
+          <w:szCs w:val="20"/>
+        </w:rPr>
+      </w:pPr>
+      <w:r>
+        <w:rPr>
+          <w:rFonts w:ascii="Courier New" w:hAnsi="Courier New" w:cs="Courier New"/>
+          <w:sz w:val="20"/>
+          <w:szCs w:val="20"/>
+        </w:rPr>
+        <w:tab/>
+      </w:r>
+      <w:r>
+        <w:rPr>
+          <w:rFonts w:ascii="Courier New" w:hAnsi="Courier New" w:cs="Courier New"/>
+          <w:sz w:val="20"/>
+          <w:szCs w:val="20"/>
+        </w:rPr>
+        <w:tab/>
+      </w:r>
+    </w:p>
+    <w:p>
+      <w:pPr>
+        <w:shd w:val="clear" w:color="auto" w:fill="DAE9F7" w:themeFill="text2" w:themeFillTint="1A"/>
+        <w:spacing w:after="0"/>
+        <w:rPr>
+          <w:rFonts w:ascii="Courier New" w:hAnsi="Courier New" w:cs="Courier New"/>
+          <w:sz w:val="20"/>
+          <w:szCs w:val="20"/>
+        </w:rPr>
+      </w:pPr>
+      <w:r>
+        <w:rPr>
+          <w:rFonts w:ascii="Courier New" w:hAnsi="Courier New" w:cs="Courier New"/>
+          <w:sz w:val="20"/>
+          <w:szCs w:val="20"/>
+        </w:rPr>
+        <w:tab/>
+      </w:r>
+      <w:r>
+        <w:rPr>
+          <w:rFonts w:ascii="Courier New" w:hAnsi="Courier New" w:cs="Courier New"/>
+          <w:sz w:val="20"/>
+          <w:szCs w:val="20"/>
+        </w:rPr>
+        <w:tab/>
+      </w:r>
+      <w:proofErr w:type="spellStart"/>
+      <w:r>
+        <w:rPr>
+          <w:rFonts w:ascii="Courier New" w:hAnsi="Courier New" w:cs="Courier New"/>
+          <w:sz w:val="20"/>
+          <w:szCs w:val="20"/>
+        </w:rPr>
+        <w:t>c.close</w:t>
+      </w:r>
+      <w:proofErr w:type="spellEnd"/>
+      <w:r>
+        <w:rPr>
+          <w:rFonts w:ascii="Courier New" w:hAnsi="Courier New" w:cs="Courier New"/>
+          <w:sz w:val="20"/>
+          <w:szCs w:val="20"/>
+        </w:rPr>
+        <w:t>();</w:t>
       </w:r>
     </w:p>
     <w:p>
@@ -3962,89 +4598,129 @@
           <w:szCs w:val="20"/>
         </w:rPr>
       </w:pPr>
-      <w:r>
-        <w:rPr>
-          <w:rFonts w:ascii="Courier New" w:hAnsi="Courier New" w:cs="Courier New"/>
-          <w:sz w:val="20"/>
-          <w:szCs w:val="20"/>
-        </w:rPr>
-        <w:t>package primerospasos;</w:t>
-      </w:r>
-    </w:p>
-    <w:p>
-      <w:pPr>
-        <w:shd w:val="clear" w:color="auto" w:fill="DAE9F7" w:themeFill="text2" w:themeFillTint="1A"/>
-        <w:spacing w:after="0"/>
-        <w:rPr>
-          <w:rFonts w:ascii="Courier New" w:hAnsi="Courier New" w:cs="Courier New"/>
-          <w:sz w:val="20"/>
-          <w:szCs w:val="20"/>
-        </w:rPr>
-      </w:pPr>
-      <w:r>
-        <w:rPr>
-          <w:rFonts w:ascii="Courier New" w:hAnsi="Courier New" w:cs="Courier New"/>
-          <w:sz w:val="20"/>
-          <w:szCs w:val="20"/>
-        </w:rPr>
-        <w:t xml:space="preserve">import </w:t>
-      </w:r>
-      <w:proofErr w:type="gramStart"/>
-      <w:r>
-        <w:rPr>
-          <w:rFonts w:ascii="Courier New" w:hAnsi="Courier New" w:cs="Courier New"/>
-          <w:sz w:val="20"/>
-          <w:szCs w:val="20"/>
-        </w:rPr>
-        <w:t>java.util</w:t>
-      </w:r>
-      <w:proofErr w:type="gramEnd"/>
-      <w:r>
-        <w:rPr>
-          <w:rFonts w:ascii="Courier New" w:hAnsi="Courier New" w:cs="Courier New"/>
-          <w:sz w:val="20"/>
-          <w:szCs w:val="20"/>
-        </w:rPr>
-        <w:t>.Scanner;</w:t>
-      </w:r>
-    </w:p>
-    <w:p>
-      <w:pPr>
-        <w:shd w:val="clear" w:color="auto" w:fill="DAE9F7" w:themeFill="text2" w:themeFillTint="1A"/>
-        <w:spacing w:after="0"/>
-        <w:rPr>
-          <w:rFonts w:ascii="Courier New" w:hAnsi="Courier New" w:cs="Courier New"/>
-          <w:sz w:val="20"/>
-          <w:szCs w:val="20"/>
-        </w:rPr>
-      </w:pPr>
-    </w:p>
-    <w:p>
-      <w:pPr>
-        <w:shd w:val="clear" w:color="auto" w:fill="DAE9F7" w:themeFill="text2" w:themeFillTint="1A"/>
-        <w:spacing w:after="0"/>
-        <w:rPr>
-          <w:rFonts w:ascii="Courier New" w:hAnsi="Courier New" w:cs="Courier New"/>
-          <w:sz w:val="20"/>
-          <w:szCs w:val="20"/>
-        </w:rPr>
-      </w:pPr>
-    </w:p>
-    <w:p>
-      <w:pPr>
-        <w:shd w:val="clear" w:color="auto" w:fill="DAE9F7" w:themeFill="text2" w:themeFillTint="1A"/>
-        <w:spacing w:after="0"/>
-        <w:rPr>
-          <w:rFonts w:ascii="Courier New" w:hAnsi="Courier New" w:cs="Courier New"/>
-          <w:sz w:val="20"/>
-          <w:szCs w:val="20"/>
-        </w:rPr>
-      </w:pPr>
-      <w:r>
-        <w:rPr>
-          <w:rFonts w:ascii="Courier New" w:hAnsi="Courier New" w:cs="Courier New"/>
-          <w:sz w:val="20"/>
-          <w:szCs w:val="20"/>
+      <w:proofErr w:type="spellStart"/>
+      <w:r>
+        <w:rPr>
+          <w:rFonts w:ascii="Courier New" w:hAnsi="Courier New" w:cs="Courier New"/>
+          <w:sz w:val="20"/>
+          <w:szCs w:val="20"/>
+        </w:rPr>
+        <w:t>package</w:t>
+      </w:r>
+      <w:proofErr w:type="spellEnd"/>
+      <w:r>
+        <w:rPr>
+          <w:rFonts w:ascii="Courier New" w:hAnsi="Courier New" w:cs="Courier New"/>
+          <w:sz w:val="20"/>
+          <w:szCs w:val="20"/>
+        </w:rPr>
+        <w:t xml:space="preserve"> </w:t>
+      </w:r>
+      <w:proofErr w:type="spellStart"/>
+      <w:r>
+        <w:rPr>
+          <w:rFonts w:ascii="Courier New" w:hAnsi="Courier New" w:cs="Courier New"/>
+          <w:sz w:val="20"/>
+          <w:szCs w:val="20"/>
+        </w:rPr>
+        <w:t>primerospasos</w:t>
+      </w:r>
+      <w:proofErr w:type="spellEnd"/>
+      <w:r>
+        <w:rPr>
+          <w:rFonts w:ascii="Courier New" w:hAnsi="Courier New" w:cs="Courier New"/>
+          <w:sz w:val="20"/>
+          <w:szCs w:val="20"/>
+        </w:rPr>
+        <w:t>;</w:t>
+      </w:r>
+    </w:p>
+    <w:p>
+      <w:pPr>
+        <w:shd w:val="clear" w:color="auto" w:fill="DAE9F7" w:themeFill="text2" w:themeFillTint="1A"/>
+        <w:spacing w:after="0"/>
+        <w:rPr>
+          <w:rFonts w:ascii="Courier New" w:hAnsi="Courier New" w:cs="Courier New"/>
+          <w:sz w:val="20"/>
+          <w:szCs w:val="20"/>
+        </w:rPr>
+      </w:pPr>
+      <w:proofErr w:type="spellStart"/>
+      <w:r>
+        <w:rPr>
+          <w:rFonts w:ascii="Courier New" w:hAnsi="Courier New" w:cs="Courier New"/>
+          <w:sz w:val="20"/>
+          <w:szCs w:val="20"/>
+        </w:rPr>
+        <w:t>import</w:t>
+      </w:r>
+      <w:proofErr w:type="spellEnd"/>
+      <w:r>
+        <w:rPr>
+          <w:rFonts w:ascii="Courier New" w:hAnsi="Courier New" w:cs="Courier New"/>
+          <w:sz w:val="20"/>
+          <w:szCs w:val="20"/>
+        </w:rPr>
+        <w:t xml:space="preserve"> </w:t>
+      </w:r>
+      <w:proofErr w:type="spellStart"/>
+      <w:r>
+        <w:rPr>
+          <w:rFonts w:ascii="Courier New" w:hAnsi="Courier New" w:cs="Courier New"/>
+          <w:sz w:val="20"/>
+          <w:szCs w:val="20"/>
+        </w:rPr>
+        <w:t>java.util.Scanner</w:t>
+      </w:r>
+      <w:proofErr w:type="spellEnd"/>
+      <w:r>
+        <w:rPr>
+          <w:rFonts w:ascii="Courier New" w:hAnsi="Courier New" w:cs="Courier New"/>
+          <w:sz w:val="20"/>
+          <w:szCs w:val="20"/>
+        </w:rPr>
+        <w:t>;</w:t>
+      </w:r>
+    </w:p>
+    <w:p>
+      <w:pPr>
+        <w:shd w:val="clear" w:color="auto" w:fill="DAE9F7" w:themeFill="text2" w:themeFillTint="1A"/>
+        <w:spacing w:after="0"/>
+        <w:rPr>
+          <w:rFonts w:ascii="Courier New" w:hAnsi="Courier New" w:cs="Courier New"/>
+          <w:sz w:val="20"/>
+          <w:szCs w:val="20"/>
+        </w:rPr>
+      </w:pPr>
+    </w:p>
+    <w:p>
+      <w:pPr>
+        <w:shd w:val="clear" w:color="auto" w:fill="DAE9F7" w:themeFill="text2" w:themeFillTint="1A"/>
+        <w:spacing w:after="0"/>
+        <w:rPr>
+          <w:rFonts w:ascii="Courier New" w:hAnsi="Courier New" w:cs="Courier New"/>
+          <w:sz w:val="20"/>
+          <w:szCs w:val="20"/>
+        </w:rPr>
+      </w:pPr>
+    </w:p>
+    <w:p>
+      <w:pPr>
+        <w:shd w:val="clear" w:color="auto" w:fill="DAE9F7" w:themeFill="text2" w:themeFillTint="1A"/>
+        <w:spacing w:after="0"/>
+        <w:rPr>
+          <w:rFonts w:ascii="Courier New" w:hAnsi="Courier New" w:cs="Courier New"/>
+          <w:sz w:val="20"/>
+          <w:szCs w:val="20"/>
+          <w:lang w:val="en-GB"/>
+        </w:rPr>
+      </w:pPr>
+      <w:r>
+        <w:rPr>
+          <w:rFonts w:ascii="Courier New" w:hAnsi="Courier New" w:cs="Courier New"/>
+          <w:sz w:val="20"/>
+          <w:szCs w:val="20"/>
+          <w:lang w:val="en-GB"/>
         </w:rPr>
         <w:t>public class Calendario {</w:t>
       </w:r>
@@ -4057,70 +4733,78 @@
           <w:rFonts w:ascii="Courier New" w:hAnsi="Courier New" w:cs="Courier New"/>
           <w:sz w:val="20"/>
           <w:szCs w:val="20"/>
-        </w:rPr>
-      </w:pPr>
-    </w:p>
-    <w:p>
-      <w:pPr>
-        <w:shd w:val="clear" w:color="auto" w:fill="DAE9F7" w:themeFill="text2" w:themeFillTint="1A"/>
-        <w:spacing w:after="0"/>
-        <w:rPr>
-          <w:rFonts w:ascii="Courier New" w:hAnsi="Courier New" w:cs="Courier New"/>
-          <w:sz w:val="20"/>
-          <w:szCs w:val="20"/>
-        </w:rPr>
-      </w:pPr>
-      <w:r>
-        <w:rPr>
-          <w:rFonts w:ascii="Courier New" w:hAnsi="Courier New" w:cs="Courier New"/>
-          <w:sz w:val="20"/>
-          <w:szCs w:val="20"/>
-        </w:rPr>
-        <w:tab/>
-        <w:t xml:space="preserve">public static void </w:t>
-      </w:r>
-      <w:proofErr w:type="gramStart"/>
-      <w:r>
-        <w:rPr>
-          <w:rFonts w:ascii="Courier New" w:hAnsi="Courier New" w:cs="Courier New"/>
-          <w:sz w:val="20"/>
-          <w:szCs w:val="20"/>
-        </w:rPr>
-        <w:t>main(String[</w:t>
-      </w:r>
-      <w:proofErr w:type="gramEnd"/>
-      <w:r>
-        <w:rPr>
-          <w:rFonts w:ascii="Courier New" w:hAnsi="Courier New" w:cs="Courier New"/>
-          <w:sz w:val="20"/>
-          <w:szCs w:val="20"/>
-        </w:rPr>
-        <w:t>] args) {</w:t>
-      </w:r>
-    </w:p>
-    <w:p>
-      <w:pPr>
-        <w:shd w:val="clear" w:color="auto" w:fill="DAE9F7" w:themeFill="text2" w:themeFillTint="1A"/>
-        <w:spacing w:after="0"/>
-        <w:rPr>
-          <w:rFonts w:ascii="Courier New" w:hAnsi="Courier New" w:cs="Courier New"/>
-          <w:sz w:val="20"/>
-          <w:szCs w:val="20"/>
-        </w:rPr>
-      </w:pPr>
-      <w:r>
-        <w:rPr>
-          <w:rFonts w:ascii="Courier New" w:hAnsi="Courier New" w:cs="Courier New"/>
-          <w:sz w:val="20"/>
-          <w:szCs w:val="20"/>
-        </w:rPr>
-        <w:tab/>
-      </w:r>
-      <w:r>
-        <w:rPr>
-          <w:rFonts w:ascii="Courier New" w:hAnsi="Courier New" w:cs="Courier New"/>
-          <w:sz w:val="20"/>
-          <w:szCs w:val="20"/>
+          <w:lang w:val="en-GB"/>
+        </w:rPr>
+      </w:pPr>
+    </w:p>
+    <w:p>
+      <w:pPr>
+        <w:shd w:val="clear" w:color="auto" w:fill="DAE9F7" w:themeFill="text2" w:themeFillTint="1A"/>
+        <w:spacing w:after="0"/>
+        <w:rPr>
+          <w:rFonts w:ascii="Courier New" w:hAnsi="Courier New" w:cs="Courier New"/>
+          <w:sz w:val="20"/>
+          <w:szCs w:val="20"/>
+          <w:lang w:val="en-GB"/>
+        </w:rPr>
+      </w:pPr>
+      <w:r>
+        <w:rPr>
+          <w:rFonts w:ascii="Courier New" w:hAnsi="Courier New" w:cs="Courier New"/>
+          <w:sz w:val="20"/>
+          <w:szCs w:val="20"/>
+          <w:lang w:val="en-GB"/>
+        </w:rPr>
+        <w:tab/>
+        <w:t xml:space="preserve">public static void main(String[] </w:t>
+      </w:r>
+      <w:proofErr w:type="spellStart"/>
+      <w:r>
+        <w:rPr>
+          <w:rFonts w:ascii="Courier New" w:hAnsi="Courier New" w:cs="Courier New"/>
+          <w:sz w:val="20"/>
+          <w:szCs w:val="20"/>
+          <w:lang w:val="en-GB"/>
+        </w:rPr>
+        <w:t>args</w:t>
+      </w:r>
+      <w:proofErr w:type="spellEnd"/>
+      <w:r>
+        <w:rPr>
+          <w:rFonts w:ascii="Courier New" w:hAnsi="Courier New" w:cs="Courier New"/>
+          <w:sz w:val="20"/>
+          <w:szCs w:val="20"/>
+          <w:lang w:val="en-GB"/>
+        </w:rPr>
+        <w:t>) {</w:t>
+      </w:r>
+    </w:p>
+    <w:p>
+      <w:pPr>
+        <w:shd w:val="clear" w:color="auto" w:fill="DAE9F7" w:themeFill="text2" w:themeFillTint="1A"/>
+        <w:spacing w:after="0"/>
+        <w:rPr>
+          <w:rFonts w:ascii="Courier New" w:hAnsi="Courier New" w:cs="Courier New"/>
+          <w:sz w:val="20"/>
+          <w:szCs w:val="20"/>
+          <w:lang w:val="en-GB"/>
+        </w:rPr>
+      </w:pPr>
+      <w:r>
+        <w:rPr>
+          <w:rFonts w:ascii="Courier New" w:hAnsi="Courier New" w:cs="Courier New"/>
+          <w:sz w:val="20"/>
+          <w:szCs w:val="20"/>
+          <w:lang w:val="en-GB"/>
+        </w:rPr>
+        <w:tab/>
+      </w:r>
+      <w:r>
+        <w:rPr>
+          <w:rFonts w:ascii="Courier New" w:hAnsi="Courier New" w:cs="Courier New"/>
+          <w:sz w:val="20"/>
+          <w:szCs w:val="20"/>
+          <w:lang w:val="en-GB"/>
         </w:rPr>
         <w:tab/>
         <w:t>// TODO Auto-generated method stub</w:t>
@@ -4134,127 +4818,151 @@
           <w:rFonts w:ascii="Courier New" w:hAnsi="Courier New" w:cs="Courier New"/>
           <w:sz w:val="20"/>
           <w:szCs w:val="20"/>
-        </w:rPr>
-      </w:pPr>
-      <w:r>
-        <w:rPr>
-          <w:rFonts w:ascii="Courier New" w:hAnsi="Courier New" w:cs="Courier New"/>
-          <w:sz w:val="20"/>
-          <w:szCs w:val="20"/>
-        </w:rPr>
-        <w:tab/>
-      </w:r>
-      <w:r>
-        <w:rPr>
-          <w:rFonts w:ascii="Courier New" w:hAnsi="Courier New" w:cs="Courier New"/>
-          <w:sz w:val="20"/>
-          <w:szCs w:val="20"/>
-        </w:rPr>
-        <w:tab/>
-        <w:t xml:space="preserve">Scanner c=new </w:t>
-      </w:r>
-      <w:proofErr w:type="gramStart"/>
-      <w:r>
-        <w:rPr>
-          <w:rFonts w:ascii="Courier New" w:hAnsi="Courier New" w:cs="Courier New"/>
-          <w:sz w:val="20"/>
-          <w:szCs w:val="20"/>
-        </w:rPr>
-        <w:t>Scanner(</w:t>
-      </w:r>
-      <w:proofErr w:type="gramEnd"/>
-      <w:r>
-        <w:rPr>
-          <w:rFonts w:ascii="Courier New" w:hAnsi="Courier New" w:cs="Courier New"/>
-          <w:sz w:val="20"/>
-          <w:szCs w:val="20"/>
-        </w:rPr>
-        <w:t>System.in);</w:t>
-      </w:r>
-    </w:p>
-    <w:p>
-      <w:pPr>
-        <w:shd w:val="clear" w:color="auto" w:fill="DAE9F7" w:themeFill="text2" w:themeFillTint="1A"/>
-        <w:spacing w:after="0"/>
-        <w:rPr>
-          <w:rFonts w:ascii="Courier New" w:hAnsi="Courier New" w:cs="Courier New"/>
-          <w:sz w:val="20"/>
-          <w:szCs w:val="20"/>
-        </w:rPr>
-      </w:pPr>
-      <w:r>
-        <w:rPr>
-          <w:rFonts w:ascii="Courier New" w:hAnsi="Courier New" w:cs="Courier New"/>
-          <w:sz w:val="20"/>
-          <w:szCs w:val="20"/>
-        </w:rPr>
-        <w:tab/>
-      </w:r>
-      <w:r>
-        <w:rPr>
-          <w:rFonts w:ascii="Courier New" w:hAnsi="Courier New" w:cs="Courier New"/>
-          <w:sz w:val="20"/>
-          <w:szCs w:val="20"/>
-        </w:rPr>
-        <w:tab/>
-      </w:r>
-    </w:p>
-    <w:p>
-      <w:pPr>
-        <w:shd w:val="clear" w:color="auto" w:fill="DAE9F7" w:themeFill="text2" w:themeFillTint="1A"/>
-        <w:spacing w:after="0"/>
-        <w:rPr>
-          <w:rFonts w:ascii="Courier New" w:hAnsi="Courier New" w:cs="Courier New"/>
-          <w:sz w:val="20"/>
-          <w:szCs w:val="20"/>
-        </w:rPr>
-      </w:pPr>
-      <w:r>
-        <w:rPr>
-          <w:rFonts w:ascii="Courier New" w:hAnsi="Courier New" w:cs="Courier New"/>
-          <w:sz w:val="20"/>
-          <w:szCs w:val="20"/>
-        </w:rPr>
-        <w:tab/>
-      </w:r>
-      <w:r>
-        <w:rPr>
-          <w:rFonts w:ascii="Courier New" w:hAnsi="Courier New" w:cs="Courier New"/>
-          <w:sz w:val="20"/>
-          <w:szCs w:val="20"/>
-        </w:rPr>
-        <w:tab/>
-        <w:t>System.out.print("Cuanto tiempo dedicas al trabajo:");</w:t>
-      </w:r>
-    </w:p>
-    <w:p>
-      <w:pPr>
-        <w:shd w:val="clear" w:color="auto" w:fill="DAE9F7" w:themeFill="text2" w:themeFillTint="1A"/>
-        <w:spacing w:after="0"/>
-        <w:rPr>
-          <w:rFonts w:ascii="Courier New" w:hAnsi="Courier New" w:cs="Courier New"/>
-          <w:sz w:val="20"/>
-          <w:szCs w:val="20"/>
-        </w:rPr>
-      </w:pPr>
-      <w:r>
-        <w:rPr>
-          <w:rFonts w:ascii="Courier New" w:hAnsi="Courier New" w:cs="Courier New"/>
-          <w:sz w:val="20"/>
-          <w:szCs w:val="20"/>
-        </w:rPr>
-        <w:tab/>
-      </w:r>
-      <w:r>
-        <w:rPr>
-          <w:rFonts w:ascii="Courier New" w:hAnsi="Courier New" w:cs="Courier New"/>
-          <w:sz w:val="20"/>
-          <w:szCs w:val="20"/>
-        </w:rPr>
-        <w:tab/>
-        <w:t>int trabajo=</w:t>
-      </w:r>
-      <w:proofErr w:type="gramStart"/>
+          <w:lang w:val="en-GB"/>
+        </w:rPr>
+      </w:pPr>
+      <w:r>
+        <w:rPr>
+          <w:rFonts w:ascii="Courier New" w:hAnsi="Courier New" w:cs="Courier New"/>
+          <w:sz w:val="20"/>
+          <w:szCs w:val="20"/>
+          <w:lang w:val="en-GB"/>
+        </w:rPr>
+        <w:tab/>
+      </w:r>
+      <w:r>
+        <w:rPr>
+          <w:rFonts w:ascii="Courier New" w:hAnsi="Courier New" w:cs="Courier New"/>
+          <w:sz w:val="20"/>
+          <w:szCs w:val="20"/>
+          <w:lang w:val="en-GB"/>
+        </w:rPr>
+        <w:tab/>
+        <w:t>Scanner c=new Scanner(System.in);</w:t>
+      </w:r>
+    </w:p>
+    <w:p>
+      <w:pPr>
+        <w:shd w:val="clear" w:color="auto" w:fill="DAE9F7" w:themeFill="text2" w:themeFillTint="1A"/>
+        <w:spacing w:after="0"/>
+        <w:rPr>
+          <w:rFonts w:ascii="Courier New" w:hAnsi="Courier New" w:cs="Courier New"/>
+          <w:sz w:val="20"/>
+          <w:szCs w:val="20"/>
+          <w:lang w:val="en-GB"/>
+        </w:rPr>
+      </w:pPr>
+      <w:r>
+        <w:rPr>
+          <w:rFonts w:ascii="Courier New" w:hAnsi="Courier New" w:cs="Courier New"/>
+          <w:sz w:val="20"/>
+          <w:szCs w:val="20"/>
+          <w:lang w:val="en-GB"/>
+        </w:rPr>
+        <w:tab/>
+      </w:r>
+      <w:r>
+        <w:rPr>
+          <w:rFonts w:ascii="Courier New" w:hAnsi="Courier New" w:cs="Courier New"/>
+          <w:sz w:val="20"/>
+          <w:szCs w:val="20"/>
+          <w:lang w:val="en-GB"/>
+        </w:rPr>
+        <w:tab/>
+      </w:r>
+    </w:p>
+    <w:p>
+      <w:pPr>
+        <w:shd w:val="clear" w:color="auto" w:fill="DAE9F7" w:themeFill="text2" w:themeFillTint="1A"/>
+        <w:spacing w:after="0"/>
+        <w:rPr>
+          <w:rFonts w:ascii="Courier New" w:hAnsi="Courier New" w:cs="Courier New"/>
+          <w:sz w:val="20"/>
+          <w:szCs w:val="20"/>
+        </w:rPr>
+      </w:pPr>
+      <w:r>
+        <w:rPr>
+          <w:rFonts w:ascii="Courier New" w:hAnsi="Courier New" w:cs="Courier New"/>
+          <w:sz w:val="20"/>
+          <w:szCs w:val="20"/>
+          <w:lang w:val="en-GB"/>
+        </w:rPr>
+        <w:tab/>
+      </w:r>
+      <w:r>
+        <w:rPr>
+          <w:rFonts w:ascii="Courier New" w:hAnsi="Courier New" w:cs="Courier New"/>
+          <w:sz w:val="20"/>
+          <w:szCs w:val="20"/>
+          <w:lang w:val="en-GB"/>
+        </w:rPr>
+        <w:tab/>
+      </w:r>
+      <w:proofErr w:type="spellStart"/>
+      <w:r>
+        <w:rPr>
+          <w:rFonts w:ascii="Courier New" w:hAnsi="Courier New" w:cs="Courier New"/>
+          <w:sz w:val="20"/>
+          <w:szCs w:val="20"/>
+        </w:rPr>
+        <w:t>System.out.print</w:t>
+      </w:r>
+      <w:proofErr w:type="spellEnd"/>
+      <w:r>
+        <w:rPr>
+          <w:rFonts w:ascii="Courier New" w:hAnsi="Courier New" w:cs="Courier New"/>
+          <w:sz w:val="20"/>
+          <w:szCs w:val="20"/>
+        </w:rPr>
+        <w:t>("Cuanto tiempo dedicas al trabajo:");</w:t>
+      </w:r>
+    </w:p>
+    <w:p>
+      <w:pPr>
+        <w:shd w:val="clear" w:color="auto" w:fill="DAE9F7" w:themeFill="text2" w:themeFillTint="1A"/>
+        <w:spacing w:after="0"/>
+        <w:rPr>
+          <w:rFonts w:ascii="Courier New" w:hAnsi="Courier New" w:cs="Courier New"/>
+          <w:sz w:val="20"/>
+          <w:szCs w:val="20"/>
+        </w:rPr>
+      </w:pPr>
+      <w:r>
+        <w:rPr>
+          <w:rFonts w:ascii="Courier New" w:hAnsi="Courier New" w:cs="Courier New"/>
+          <w:sz w:val="20"/>
+          <w:szCs w:val="20"/>
+        </w:rPr>
+        <w:tab/>
+      </w:r>
+      <w:r>
+        <w:rPr>
+          <w:rFonts w:ascii="Courier New" w:hAnsi="Courier New" w:cs="Courier New"/>
+          <w:sz w:val="20"/>
+          <w:szCs w:val="20"/>
+        </w:rPr>
+        <w:tab/>
+      </w:r>
+      <w:proofErr w:type="spellStart"/>
+      <w:r>
+        <w:rPr>
+          <w:rFonts w:ascii="Courier New" w:hAnsi="Courier New" w:cs="Courier New"/>
+          <w:sz w:val="20"/>
+          <w:szCs w:val="20"/>
+        </w:rPr>
+        <w:t>int</w:t>
+      </w:r>
+      <w:proofErr w:type="spellEnd"/>
+      <w:r>
+        <w:rPr>
+          <w:rFonts w:ascii="Courier New" w:hAnsi="Courier New" w:cs="Courier New"/>
+          <w:sz w:val="20"/>
+          <w:szCs w:val="20"/>
+        </w:rPr>
+        <w:t xml:space="preserve"> trabajo=</w:t>
+      </w:r>
+      <w:proofErr w:type="spellStart"/>
       <w:r>
         <w:rPr>
           <w:rFonts w:ascii="Courier New" w:hAnsi="Courier New" w:cs="Courier New"/>
@@ -4263,7 +4971,7 @@
         </w:rPr>
         <w:t>c.nextInt</w:t>
       </w:r>
-      <w:proofErr w:type="gramEnd"/>
+      <w:proofErr w:type="spellEnd"/>
       <w:r>
         <w:rPr>
           <w:rFonts w:ascii="Courier New" w:hAnsi="Courier New" w:cs="Courier New"/>
@@ -4325,7 +5033,24 @@
           <w:szCs w:val="20"/>
         </w:rPr>
         <w:tab/>
-        <w:t>System.out.print("Cuanto tiempo dedicas a dormir:");</w:t>
+      </w:r>
+      <w:proofErr w:type="spellStart"/>
+      <w:r>
+        <w:rPr>
+          <w:rFonts w:ascii="Courier New" w:hAnsi="Courier New" w:cs="Courier New"/>
+          <w:sz w:val="20"/>
+          <w:szCs w:val="20"/>
+        </w:rPr>
+        <w:t>System.out.print</w:t>
+      </w:r>
+      <w:proofErr w:type="spellEnd"/>
+      <w:r>
+        <w:rPr>
+          <w:rFonts w:ascii="Courier New" w:hAnsi="Courier New" w:cs="Courier New"/>
+          <w:sz w:val="20"/>
+          <w:szCs w:val="20"/>
+        </w:rPr>
+        <w:t>("Cuanto tiempo dedicas a dormir:");</w:t>
       </w:r>
     </w:p>
     <w:p>
@@ -4354,9 +5079,26 @@
           <w:szCs w:val="20"/>
         </w:rPr>
         <w:tab/>
-        <w:t>int dormir=</w:t>
-      </w:r>
-      <w:proofErr w:type="gramStart"/>
+      </w:r>
+      <w:proofErr w:type="spellStart"/>
+      <w:r>
+        <w:rPr>
+          <w:rFonts w:ascii="Courier New" w:hAnsi="Courier New" w:cs="Courier New"/>
+          <w:sz w:val="20"/>
+          <w:szCs w:val="20"/>
+        </w:rPr>
+        <w:t>int</w:t>
+      </w:r>
+      <w:proofErr w:type="spellEnd"/>
+      <w:r>
+        <w:rPr>
+          <w:rFonts w:ascii="Courier New" w:hAnsi="Courier New" w:cs="Courier New"/>
+          <w:sz w:val="20"/>
+          <w:szCs w:val="20"/>
+        </w:rPr>
+        <w:t xml:space="preserve"> dormir=</w:t>
+      </w:r>
+      <w:proofErr w:type="spellStart"/>
       <w:r>
         <w:rPr>
           <w:rFonts w:ascii="Courier New" w:hAnsi="Courier New" w:cs="Courier New"/>
@@ -4365,7 +5107,7 @@
         </w:rPr>
         <w:t>c.nextInt</w:t>
       </w:r>
-      <w:proofErr w:type="gramEnd"/>
+      <w:proofErr w:type="spellEnd"/>
       <w:r>
         <w:rPr>
           <w:rFonts w:ascii="Courier New" w:hAnsi="Courier New" w:cs="Courier New"/>
@@ -4435,37 +5177,71 @@
           <w:szCs w:val="20"/>
         </w:rPr>
         <w:tab/>
-        <w:t>System.out.print("Cuanto tiempo dedicas a comer:");</w:t>
-      </w:r>
-    </w:p>
-    <w:p>
-      <w:pPr>
-        <w:shd w:val="clear" w:color="auto" w:fill="DAE9F7" w:themeFill="text2" w:themeFillTint="1A"/>
-        <w:spacing w:after="0"/>
-        <w:rPr>
-          <w:rFonts w:ascii="Courier New" w:hAnsi="Courier New" w:cs="Courier New"/>
-          <w:sz w:val="20"/>
-          <w:szCs w:val="20"/>
-        </w:rPr>
-      </w:pPr>
-      <w:r>
-        <w:rPr>
-          <w:rFonts w:ascii="Courier New" w:hAnsi="Courier New" w:cs="Courier New"/>
-          <w:sz w:val="20"/>
-          <w:szCs w:val="20"/>
-        </w:rPr>
-        <w:tab/>
-      </w:r>
-      <w:r>
-        <w:rPr>
-          <w:rFonts w:ascii="Courier New" w:hAnsi="Courier New" w:cs="Courier New"/>
-          <w:sz w:val="20"/>
-          <w:szCs w:val="20"/>
-        </w:rPr>
-        <w:tab/>
-        <w:t>int comer=</w:t>
-      </w:r>
-      <w:proofErr w:type="gramStart"/>
+      </w:r>
+      <w:proofErr w:type="spellStart"/>
+      <w:r>
+        <w:rPr>
+          <w:rFonts w:ascii="Courier New" w:hAnsi="Courier New" w:cs="Courier New"/>
+          <w:sz w:val="20"/>
+          <w:szCs w:val="20"/>
+        </w:rPr>
+        <w:t>System.out.print</w:t>
+      </w:r>
+      <w:proofErr w:type="spellEnd"/>
+      <w:r>
+        <w:rPr>
+          <w:rFonts w:ascii="Courier New" w:hAnsi="Courier New" w:cs="Courier New"/>
+          <w:sz w:val="20"/>
+          <w:szCs w:val="20"/>
+        </w:rPr>
+        <w:t>("Cuanto tiempo dedicas a comer:");</w:t>
+      </w:r>
+    </w:p>
+    <w:p>
+      <w:pPr>
+        <w:shd w:val="clear" w:color="auto" w:fill="DAE9F7" w:themeFill="text2" w:themeFillTint="1A"/>
+        <w:spacing w:after="0"/>
+        <w:rPr>
+          <w:rFonts w:ascii="Courier New" w:hAnsi="Courier New" w:cs="Courier New"/>
+          <w:sz w:val="20"/>
+          <w:szCs w:val="20"/>
+        </w:rPr>
+      </w:pPr>
+      <w:r>
+        <w:rPr>
+          <w:rFonts w:ascii="Courier New" w:hAnsi="Courier New" w:cs="Courier New"/>
+          <w:sz w:val="20"/>
+          <w:szCs w:val="20"/>
+        </w:rPr>
+        <w:tab/>
+      </w:r>
+      <w:r>
+        <w:rPr>
+          <w:rFonts w:ascii="Courier New" w:hAnsi="Courier New" w:cs="Courier New"/>
+          <w:sz w:val="20"/>
+          <w:szCs w:val="20"/>
+        </w:rPr>
+        <w:tab/>
+      </w:r>
+      <w:proofErr w:type="spellStart"/>
+      <w:r>
+        <w:rPr>
+          <w:rFonts w:ascii="Courier New" w:hAnsi="Courier New" w:cs="Courier New"/>
+          <w:sz w:val="20"/>
+          <w:szCs w:val="20"/>
+        </w:rPr>
+        <w:t>int</w:t>
+      </w:r>
+      <w:proofErr w:type="spellEnd"/>
+      <w:r>
+        <w:rPr>
+          <w:rFonts w:ascii="Courier New" w:hAnsi="Courier New" w:cs="Courier New"/>
+          <w:sz w:val="20"/>
+          <w:szCs w:val="20"/>
+        </w:rPr>
+        <w:t xml:space="preserve"> comer=</w:t>
+      </w:r>
+      <w:proofErr w:type="spellStart"/>
       <w:r>
         <w:rPr>
           <w:rFonts w:ascii="Courier New" w:hAnsi="Courier New" w:cs="Courier New"/>
@@ -4474,7 +5250,7 @@
         </w:rPr>
         <w:t>c.nextInt</w:t>
       </w:r>
-      <w:proofErr w:type="gramEnd"/>
+      <w:proofErr w:type="spellEnd"/>
       <w:r>
         <w:rPr>
           <w:rFonts w:ascii="Courier New" w:hAnsi="Courier New" w:cs="Courier New"/>
@@ -4536,37 +5312,71 @@
           <w:szCs w:val="20"/>
         </w:rPr>
         <w:tab/>
-        <w:t>System.out.print("Cuanto tiempo dedicas a reprochar:");</w:t>
-      </w:r>
-    </w:p>
-    <w:p>
-      <w:pPr>
-        <w:shd w:val="clear" w:color="auto" w:fill="DAE9F7" w:themeFill="text2" w:themeFillTint="1A"/>
-        <w:spacing w:after="0"/>
-        <w:rPr>
-          <w:rFonts w:ascii="Courier New" w:hAnsi="Courier New" w:cs="Courier New"/>
-          <w:sz w:val="20"/>
-          <w:szCs w:val="20"/>
-        </w:rPr>
-      </w:pPr>
-      <w:r>
-        <w:rPr>
-          <w:rFonts w:ascii="Courier New" w:hAnsi="Courier New" w:cs="Courier New"/>
-          <w:sz w:val="20"/>
-          <w:szCs w:val="20"/>
-        </w:rPr>
-        <w:tab/>
-      </w:r>
-      <w:r>
-        <w:rPr>
-          <w:rFonts w:ascii="Courier New" w:hAnsi="Courier New" w:cs="Courier New"/>
-          <w:sz w:val="20"/>
-          <w:szCs w:val="20"/>
-        </w:rPr>
-        <w:tab/>
-        <w:t>int reprochar=</w:t>
-      </w:r>
-      <w:proofErr w:type="gramStart"/>
+      </w:r>
+      <w:proofErr w:type="spellStart"/>
+      <w:r>
+        <w:rPr>
+          <w:rFonts w:ascii="Courier New" w:hAnsi="Courier New" w:cs="Courier New"/>
+          <w:sz w:val="20"/>
+          <w:szCs w:val="20"/>
+        </w:rPr>
+        <w:t>System.out.print</w:t>
+      </w:r>
+      <w:proofErr w:type="spellEnd"/>
+      <w:r>
+        <w:rPr>
+          <w:rFonts w:ascii="Courier New" w:hAnsi="Courier New" w:cs="Courier New"/>
+          <w:sz w:val="20"/>
+          <w:szCs w:val="20"/>
+        </w:rPr>
+        <w:t>("Cuanto tiempo dedicas a reprochar:");</w:t>
+      </w:r>
+    </w:p>
+    <w:p>
+      <w:pPr>
+        <w:shd w:val="clear" w:color="auto" w:fill="DAE9F7" w:themeFill="text2" w:themeFillTint="1A"/>
+        <w:spacing w:after="0"/>
+        <w:rPr>
+          <w:rFonts w:ascii="Courier New" w:hAnsi="Courier New" w:cs="Courier New"/>
+          <w:sz w:val="20"/>
+          <w:szCs w:val="20"/>
+        </w:rPr>
+      </w:pPr>
+      <w:r>
+        <w:rPr>
+          <w:rFonts w:ascii="Courier New" w:hAnsi="Courier New" w:cs="Courier New"/>
+          <w:sz w:val="20"/>
+          <w:szCs w:val="20"/>
+        </w:rPr>
+        <w:tab/>
+      </w:r>
+      <w:r>
+        <w:rPr>
+          <w:rFonts w:ascii="Courier New" w:hAnsi="Courier New" w:cs="Courier New"/>
+          <w:sz w:val="20"/>
+          <w:szCs w:val="20"/>
+        </w:rPr>
+        <w:tab/>
+      </w:r>
+      <w:proofErr w:type="spellStart"/>
+      <w:r>
+        <w:rPr>
+          <w:rFonts w:ascii="Courier New" w:hAnsi="Courier New" w:cs="Courier New"/>
+          <w:sz w:val="20"/>
+          <w:szCs w:val="20"/>
+        </w:rPr>
+        <w:t>int</w:t>
+      </w:r>
+      <w:proofErr w:type="spellEnd"/>
+      <w:r>
+        <w:rPr>
+          <w:rFonts w:ascii="Courier New" w:hAnsi="Courier New" w:cs="Courier New"/>
+          <w:sz w:val="20"/>
+          <w:szCs w:val="20"/>
+        </w:rPr>
+        <w:t xml:space="preserve"> reprochar=</w:t>
+      </w:r>
+      <w:proofErr w:type="spellStart"/>
       <w:r>
         <w:rPr>
           <w:rFonts w:ascii="Courier New" w:hAnsi="Courier New" w:cs="Courier New"/>
@@ -4575,7 +5385,7 @@
         </w:rPr>
         <w:t>c.nextInt</w:t>
       </w:r>
-      <w:proofErr w:type="gramEnd"/>
+      <w:proofErr w:type="spellEnd"/>
       <w:r>
         <w:rPr>
           <w:rFonts w:ascii="Courier New" w:hAnsi="Courier New" w:cs="Courier New"/>
@@ -4637,37 +5447,71 @@
           <w:szCs w:val="20"/>
         </w:rPr>
         <w:tab/>
-        <w:t>System.out.print("Cuanto tiempo dedicas a ver la tele:");</w:t>
-      </w:r>
-    </w:p>
-    <w:p>
-      <w:pPr>
-        <w:shd w:val="clear" w:color="auto" w:fill="DAE9F7" w:themeFill="text2" w:themeFillTint="1A"/>
-        <w:spacing w:after="0"/>
-        <w:rPr>
-          <w:rFonts w:ascii="Courier New" w:hAnsi="Courier New" w:cs="Courier New"/>
-          <w:sz w:val="20"/>
-          <w:szCs w:val="20"/>
-        </w:rPr>
-      </w:pPr>
-      <w:r>
-        <w:rPr>
-          <w:rFonts w:ascii="Courier New" w:hAnsi="Courier New" w:cs="Courier New"/>
-          <w:sz w:val="20"/>
-          <w:szCs w:val="20"/>
-        </w:rPr>
-        <w:tab/>
-      </w:r>
-      <w:r>
-        <w:rPr>
-          <w:rFonts w:ascii="Courier New" w:hAnsi="Courier New" w:cs="Courier New"/>
-          <w:sz w:val="20"/>
-          <w:szCs w:val="20"/>
-        </w:rPr>
-        <w:tab/>
-        <w:t>int tele=</w:t>
-      </w:r>
-      <w:proofErr w:type="gramStart"/>
+      </w:r>
+      <w:proofErr w:type="spellStart"/>
+      <w:r>
+        <w:rPr>
+          <w:rFonts w:ascii="Courier New" w:hAnsi="Courier New" w:cs="Courier New"/>
+          <w:sz w:val="20"/>
+          <w:szCs w:val="20"/>
+        </w:rPr>
+        <w:t>System.out.print</w:t>
+      </w:r>
+      <w:proofErr w:type="spellEnd"/>
+      <w:r>
+        <w:rPr>
+          <w:rFonts w:ascii="Courier New" w:hAnsi="Courier New" w:cs="Courier New"/>
+          <w:sz w:val="20"/>
+          <w:szCs w:val="20"/>
+        </w:rPr>
+        <w:t>("Cuanto tiempo dedicas a ver la tele:");</w:t>
+      </w:r>
+    </w:p>
+    <w:p>
+      <w:pPr>
+        <w:shd w:val="clear" w:color="auto" w:fill="DAE9F7" w:themeFill="text2" w:themeFillTint="1A"/>
+        <w:spacing w:after="0"/>
+        <w:rPr>
+          <w:rFonts w:ascii="Courier New" w:hAnsi="Courier New" w:cs="Courier New"/>
+          <w:sz w:val="20"/>
+          <w:szCs w:val="20"/>
+        </w:rPr>
+      </w:pPr>
+      <w:r>
+        <w:rPr>
+          <w:rFonts w:ascii="Courier New" w:hAnsi="Courier New" w:cs="Courier New"/>
+          <w:sz w:val="20"/>
+          <w:szCs w:val="20"/>
+        </w:rPr>
+        <w:tab/>
+      </w:r>
+      <w:r>
+        <w:rPr>
+          <w:rFonts w:ascii="Courier New" w:hAnsi="Courier New" w:cs="Courier New"/>
+          <w:sz w:val="20"/>
+          <w:szCs w:val="20"/>
+        </w:rPr>
+        <w:tab/>
+      </w:r>
+      <w:proofErr w:type="spellStart"/>
+      <w:r>
+        <w:rPr>
+          <w:rFonts w:ascii="Courier New" w:hAnsi="Courier New" w:cs="Courier New"/>
+          <w:sz w:val="20"/>
+          <w:szCs w:val="20"/>
+        </w:rPr>
+        <w:t>int</w:t>
+      </w:r>
+      <w:proofErr w:type="spellEnd"/>
+      <w:r>
+        <w:rPr>
+          <w:rFonts w:ascii="Courier New" w:hAnsi="Courier New" w:cs="Courier New"/>
+          <w:sz w:val="20"/>
+          <w:szCs w:val="20"/>
+        </w:rPr>
+        <w:t xml:space="preserve"> tele=</w:t>
+      </w:r>
+      <w:proofErr w:type="spellStart"/>
       <w:r>
         <w:rPr>
           <w:rFonts w:ascii="Courier New" w:hAnsi="Courier New" w:cs="Courier New"/>
@@ -4676,7 +5520,7 @@
         </w:rPr>
         <w:t>c.nextInt</w:t>
       </w:r>
-      <w:proofErr w:type="gramEnd"/>
+      <w:proofErr w:type="spellEnd"/>
       <w:r>
         <w:rPr>
           <w:rFonts w:ascii="Courier New" w:hAnsi="Courier New" w:cs="Courier New"/>
@@ -4738,37 +5582,71 @@
           <w:szCs w:val="20"/>
         </w:rPr>
         <w:tab/>
-        <w:t>System.out.print("Cuanto tiempo dedicas a tus hobbies, salidas:");</w:t>
-      </w:r>
-    </w:p>
-    <w:p>
-      <w:pPr>
-        <w:shd w:val="clear" w:color="auto" w:fill="DAE9F7" w:themeFill="text2" w:themeFillTint="1A"/>
-        <w:spacing w:after="0"/>
-        <w:rPr>
-          <w:rFonts w:ascii="Courier New" w:hAnsi="Courier New" w:cs="Courier New"/>
-          <w:sz w:val="20"/>
-          <w:szCs w:val="20"/>
-        </w:rPr>
-      </w:pPr>
-      <w:r>
-        <w:rPr>
-          <w:rFonts w:ascii="Courier New" w:hAnsi="Courier New" w:cs="Courier New"/>
-          <w:sz w:val="20"/>
-          <w:szCs w:val="20"/>
-        </w:rPr>
-        <w:tab/>
-      </w:r>
-      <w:r>
-        <w:rPr>
-          <w:rFonts w:ascii="Courier New" w:hAnsi="Courier New" w:cs="Courier New"/>
-          <w:sz w:val="20"/>
-          <w:szCs w:val="20"/>
-        </w:rPr>
-        <w:tab/>
-        <w:t>int hobbies=</w:t>
-      </w:r>
-      <w:proofErr w:type="gramStart"/>
+      </w:r>
+      <w:proofErr w:type="spellStart"/>
+      <w:r>
+        <w:rPr>
+          <w:rFonts w:ascii="Courier New" w:hAnsi="Courier New" w:cs="Courier New"/>
+          <w:sz w:val="20"/>
+          <w:szCs w:val="20"/>
+        </w:rPr>
+        <w:t>System.out.print</w:t>
+      </w:r>
+      <w:proofErr w:type="spellEnd"/>
+      <w:r>
+        <w:rPr>
+          <w:rFonts w:ascii="Courier New" w:hAnsi="Courier New" w:cs="Courier New"/>
+          <w:sz w:val="20"/>
+          <w:szCs w:val="20"/>
+        </w:rPr>
+        <w:t>("Cuanto tiempo dedicas a tus hobbies, salidas:");</w:t>
+      </w:r>
+    </w:p>
+    <w:p>
+      <w:pPr>
+        <w:shd w:val="clear" w:color="auto" w:fill="DAE9F7" w:themeFill="text2" w:themeFillTint="1A"/>
+        <w:spacing w:after="0"/>
+        <w:rPr>
+          <w:rFonts w:ascii="Courier New" w:hAnsi="Courier New" w:cs="Courier New"/>
+          <w:sz w:val="20"/>
+          <w:szCs w:val="20"/>
+        </w:rPr>
+      </w:pPr>
+      <w:r>
+        <w:rPr>
+          <w:rFonts w:ascii="Courier New" w:hAnsi="Courier New" w:cs="Courier New"/>
+          <w:sz w:val="20"/>
+          <w:szCs w:val="20"/>
+        </w:rPr>
+        <w:tab/>
+      </w:r>
+      <w:r>
+        <w:rPr>
+          <w:rFonts w:ascii="Courier New" w:hAnsi="Courier New" w:cs="Courier New"/>
+          <w:sz w:val="20"/>
+          <w:szCs w:val="20"/>
+        </w:rPr>
+        <w:tab/>
+      </w:r>
+      <w:proofErr w:type="spellStart"/>
+      <w:r>
+        <w:rPr>
+          <w:rFonts w:ascii="Courier New" w:hAnsi="Courier New" w:cs="Courier New"/>
+          <w:sz w:val="20"/>
+          <w:szCs w:val="20"/>
+        </w:rPr>
+        <w:t>int</w:t>
+      </w:r>
+      <w:proofErr w:type="spellEnd"/>
+      <w:r>
+        <w:rPr>
+          <w:rFonts w:ascii="Courier New" w:hAnsi="Courier New" w:cs="Courier New"/>
+          <w:sz w:val="20"/>
+          <w:szCs w:val="20"/>
+        </w:rPr>
+        <w:t xml:space="preserve"> hobbies=</w:t>
+      </w:r>
+      <w:proofErr w:type="spellStart"/>
       <w:r>
         <w:rPr>
           <w:rFonts w:ascii="Courier New" w:hAnsi="Courier New" w:cs="Courier New"/>
@@ -4777,7 +5655,7 @@
         </w:rPr>
         <w:t>c.nextInt</w:t>
       </w:r>
-      <w:proofErr w:type="gramEnd"/>
+      <w:proofErr w:type="spellEnd"/>
       <w:r>
         <w:rPr>
           <w:rFonts w:ascii="Courier New" w:hAnsi="Courier New" w:cs="Courier New"/>
@@ -4839,37 +5717,71 @@
           <w:szCs w:val="20"/>
         </w:rPr>
         <w:tab/>
-        <w:t>System.out.print("Cuanto tiempo dedicas a tareas de la casa:");</w:t>
-      </w:r>
-    </w:p>
-    <w:p>
-      <w:pPr>
-        <w:shd w:val="clear" w:color="auto" w:fill="DAE9F7" w:themeFill="text2" w:themeFillTint="1A"/>
-        <w:spacing w:after="0"/>
-        <w:rPr>
-          <w:rFonts w:ascii="Courier New" w:hAnsi="Courier New" w:cs="Courier New"/>
-          <w:sz w:val="20"/>
-          <w:szCs w:val="20"/>
-        </w:rPr>
-      </w:pPr>
-      <w:r>
-        <w:rPr>
-          <w:rFonts w:ascii="Courier New" w:hAnsi="Courier New" w:cs="Courier New"/>
-          <w:sz w:val="20"/>
-          <w:szCs w:val="20"/>
-        </w:rPr>
-        <w:tab/>
-      </w:r>
-      <w:r>
-        <w:rPr>
-          <w:rFonts w:ascii="Courier New" w:hAnsi="Courier New" w:cs="Courier New"/>
-          <w:sz w:val="20"/>
-          <w:szCs w:val="20"/>
-        </w:rPr>
-        <w:tab/>
-        <w:t>int casa=</w:t>
-      </w:r>
-      <w:proofErr w:type="gramStart"/>
+      </w:r>
+      <w:proofErr w:type="spellStart"/>
+      <w:r>
+        <w:rPr>
+          <w:rFonts w:ascii="Courier New" w:hAnsi="Courier New" w:cs="Courier New"/>
+          <w:sz w:val="20"/>
+          <w:szCs w:val="20"/>
+        </w:rPr>
+        <w:t>System.out.print</w:t>
+      </w:r>
+      <w:proofErr w:type="spellEnd"/>
+      <w:r>
+        <w:rPr>
+          <w:rFonts w:ascii="Courier New" w:hAnsi="Courier New" w:cs="Courier New"/>
+          <w:sz w:val="20"/>
+          <w:szCs w:val="20"/>
+        </w:rPr>
+        <w:t>("Cuanto tiempo dedicas a tareas de la casa:");</w:t>
+      </w:r>
+    </w:p>
+    <w:p>
+      <w:pPr>
+        <w:shd w:val="clear" w:color="auto" w:fill="DAE9F7" w:themeFill="text2" w:themeFillTint="1A"/>
+        <w:spacing w:after="0"/>
+        <w:rPr>
+          <w:rFonts w:ascii="Courier New" w:hAnsi="Courier New" w:cs="Courier New"/>
+          <w:sz w:val="20"/>
+          <w:szCs w:val="20"/>
+        </w:rPr>
+      </w:pPr>
+      <w:r>
+        <w:rPr>
+          <w:rFonts w:ascii="Courier New" w:hAnsi="Courier New" w:cs="Courier New"/>
+          <w:sz w:val="20"/>
+          <w:szCs w:val="20"/>
+        </w:rPr>
+        <w:tab/>
+      </w:r>
+      <w:r>
+        <w:rPr>
+          <w:rFonts w:ascii="Courier New" w:hAnsi="Courier New" w:cs="Courier New"/>
+          <w:sz w:val="20"/>
+          <w:szCs w:val="20"/>
+        </w:rPr>
+        <w:tab/>
+      </w:r>
+      <w:proofErr w:type="spellStart"/>
+      <w:r>
+        <w:rPr>
+          <w:rFonts w:ascii="Courier New" w:hAnsi="Courier New" w:cs="Courier New"/>
+          <w:sz w:val="20"/>
+          <w:szCs w:val="20"/>
+        </w:rPr>
+        <w:t>int</w:t>
+      </w:r>
+      <w:proofErr w:type="spellEnd"/>
+      <w:r>
+        <w:rPr>
+          <w:rFonts w:ascii="Courier New" w:hAnsi="Courier New" w:cs="Courier New"/>
+          <w:sz w:val="20"/>
+          <w:szCs w:val="20"/>
+        </w:rPr>
+        <w:t xml:space="preserve"> casa=</w:t>
+      </w:r>
+      <w:proofErr w:type="spellStart"/>
       <w:r>
         <w:rPr>
           <w:rFonts w:ascii="Courier New" w:hAnsi="Courier New" w:cs="Courier New"/>
@@ -4878,7 +5790,7 @@
         </w:rPr>
         <w:t>c.nextInt</w:t>
       </w:r>
-      <w:proofErr w:type="gramEnd"/>
+      <w:proofErr w:type="spellEnd"/>
       <w:r>
         <w:rPr>
           <w:rFonts w:ascii="Courier New" w:hAnsi="Courier New" w:cs="Courier New"/>
@@ -5021,533 +5933,1023 @@
           <w:szCs w:val="20"/>
         </w:rPr>
         <w:tab/>
-        <w:t>int trabajo_semana=trabajo*5;</w:t>
-      </w:r>
-    </w:p>
-    <w:p>
-      <w:pPr>
-        <w:shd w:val="clear" w:color="auto" w:fill="DAE9F7" w:themeFill="text2" w:themeFillTint="1A"/>
-        <w:spacing w:after="0"/>
-        <w:rPr>
-          <w:rFonts w:ascii="Courier New" w:hAnsi="Courier New" w:cs="Courier New"/>
-          <w:sz w:val="20"/>
-          <w:szCs w:val="20"/>
-        </w:rPr>
-      </w:pPr>
-      <w:r>
-        <w:rPr>
-          <w:rFonts w:ascii="Courier New" w:hAnsi="Courier New" w:cs="Courier New"/>
-          <w:sz w:val="20"/>
-          <w:szCs w:val="20"/>
-        </w:rPr>
-        <w:tab/>
-      </w:r>
-      <w:r>
-        <w:rPr>
-          <w:rFonts w:ascii="Courier New" w:hAnsi="Courier New" w:cs="Courier New"/>
-          <w:sz w:val="20"/>
-          <w:szCs w:val="20"/>
-        </w:rPr>
-        <w:tab/>
-        <w:t>System.out.println("Cuanto tiempo dedicas al trabajo semana:"+trabajo_semana);</w:t>
-      </w:r>
-    </w:p>
-    <w:p>
-      <w:pPr>
-        <w:shd w:val="clear" w:color="auto" w:fill="DAE9F7" w:themeFill="text2" w:themeFillTint="1A"/>
-        <w:spacing w:after="0"/>
-        <w:rPr>
-          <w:rFonts w:ascii="Courier New" w:hAnsi="Courier New" w:cs="Courier New"/>
-          <w:sz w:val="20"/>
-          <w:szCs w:val="20"/>
-        </w:rPr>
-      </w:pPr>
-      <w:r>
-        <w:rPr>
-          <w:rFonts w:ascii="Courier New" w:hAnsi="Courier New" w:cs="Courier New"/>
-          <w:sz w:val="20"/>
-          <w:szCs w:val="20"/>
-        </w:rPr>
-        <w:tab/>
-      </w:r>
-      <w:r>
-        <w:rPr>
-          <w:rFonts w:ascii="Courier New" w:hAnsi="Courier New" w:cs="Courier New"/>
-          <w:sz w:val="20"/>
-          <w:szCs w:val="20"/>
-        </w:rPr>
-        <w:tab/>
-      </w:r>
-    </w:p>
-    <w:p>
-      <w:pPr>
-        <w:shd w:val="clear" w:color="auto" w:fill="DAE9F7" w:themeFill="text2" w:themeFillTint="1A"/>
-        <w:spacing w:after="0"/>
-        <w:rPr>
-          <w:rFonts w:ascii="Courier New" w:hAnsi="Courier New" w:cs="Courier New"/>
-          <w:sz w:val="20"/>
-          <w:szCs w:val="20"/>
-        </w:rPr>
-      </w:pPr>
-      <w:r>
-        <w:rPr>
-          <w:rFonts w:ascii="Courier New" w:hAnsi="Courier New" w:cs="Courier New"/>
-          <w:sz w:val="20"/>
-          <w:szCs w:val="20"/>
-        </w:rPr>
-        <w:tab/>
-      </w:r>
-      <w:r>
-        <w:rPr>
-          <w:rFonts w:ascii="Courier New" w:hAnsi="Courier New" w:cs="Courier New"/>
-          <w:sz w:val="20"/>
-          <w:szCs w:val="20"/>
-        </w:rPr>
-        <w:tab/>
-        <w:t>int dormir_semana=dormir*7;</w:t>
-      </w:r>
-    </w:p>
-    <w:p>
-      <w:pPr>
-        <w:shd w:val="clear" w:color="auto" w:fill="DAE9F7" w:themeFill="text2" w:themeFillTint="1A"/>
-        <w:spacing w:after="0"/>
-        <w:rPr>
-          <w:rFonts w:ascii="Courier New" w:hAnsi="Courier New" w:cs="Courier New"/>
-          <w:sz w:val="20"/>
-          <w:szCs w:val="20"/>
-        </w:rPr>
-      </w:pPr>
-      <w:r>
-        <w:rPr>
-          <w:rFonts w:ascii="Courier New" w:hAnsi="Courier New" w:cs="Courier New"/>
-          <w:sz w:val="20"/>
-          <w:szCs w:val="20"/>
-        </w:rPr>
-        <w:tab/>
-      </w:r>
-      <w:r>
-        <w:rPr>
-          <w:rFonts w:ascii="Courier New" w:hAnsi="Courier New" w:cs="Courier New"/>
-          <w:sz w:val="20"/>
-          <w:szCs w:val="20"/>
-        </w:rPr>
-        <w:tab/>
-        <w:t>System.out.println("Cuanto tiempo dedicas a dormir semana:"+dormir_semana);</w:t>
-      </w:r>
-    </w:p>
-    <w:p>
-      <w:pPr>
-        <w:shd w:val="clear" w:color="auto" w:fill="DAE9F7" w:themeFill="text2" w:themeFillTint="1A"/>
-        <w:spacing w:after="0"/>
-        <w:rPr>
-          <w:rFonts w:ascii="Courier New" w:hAnsi="Courier New" w:cs="Courier New"/>
-          <w:sz w:val="20"/>
-          <w:szCs w:val="20"/>
-        </w:rPr>
-      </w:pPr>
-      <w:r>
-        <w:rPr>
-          <w:rFonts w:ascii="Courier New" w:hAnsi="Courier New" w:cs="Courier New"/>
-          <w:sz w:val="20"/>
-          <w:szCs w:val="20"/>
-        </w:rPr>
-        <w:tab/>
-      </w:r>
-      <w:r>
-        <w:rPr>
-          <w:rFonts w:ascii="Courier New" w:hAnsi="Courier New" w:cs="Courier New"/>
-          <w:sz w:val="20"/>
-          <w:szCs w:val="20"/>
-        </w:rPr>
-        <w:tab/>
-      </w:r>
-    </w:p>
-    <w:p>
-      <w:pPr>
-        <w:shd w:val="clear" w:color="auto" w:fill="DAE9F7" w:themeFill="text2" w:themeFillTint="1A"/>
-        <w:spacing w:after="0"/>
-        <w:rPr>
-          <w:rFonts w:ascii="Courier New" w:hAnsi="Courier New" w:cs="Courier New"/>
-          <w:sz w:val="20"/>
-          <w:szCs w:val="20"/>
-        </w:rPr>
-      </w:pPr>
-      <w:r>
-        <w:rPr>
-          <w:rFonts w:ascii="Courier New" w:hAnsi="Courier New" w:cs="Courier New"/>
-          <w:sz w:val="20"/>
-          <w:szCs w:val="20"/>
-        </w:rPr>
-        <w:tab/>
-      </w:r>
-      <w:r>
-        <w:rPr>
-          <w:rFonts w:ascii="Courier New" w:hAnsi="Courier New" w:cs="Courier New"/>
-          <w:sz w:val="20"/>
-          <w:szCs w:val="20"/>
-        </w:rPr>
-        <w:tab/>
-        <w:t>int comer_semana=comer*7;</w:t>
-      </w:r>
-    </w:p>
-    <w:p>
-      <w:pPr>
-        <w:shd w:val="clear" w:color="auto" w:fill="DAE9F7" w:themeFill="text2" w:themeFillTint="1A"/>
-        <w:spacing w:after="0"/>
-        <w:rPr>
-          <w:rFonts w:ascii="Courier New" w:hAnsi="Courier New" w:cs="Courier New"/>
-          <w:sz w:val="20"/>
-          <w:szCs w:val="20"/>
-        </w:rPr>
-      </w:pPr>
-      <w:r>
-        <w:rPr>
-          <w:rFonts w:ascii="Courier New" w:hAnsi="Courier New" w:cs="Courier New"/>
-          <w:sz w:val="20"/>
-          <w:szCs w:val="20"/>
-        </w:rPr>
-        <w:tab/>
-      </w:r>
-      <w:r>
-        <w:rPr>
-          <w:rFonts w:ascii="Courier New" w:hAnsi="Courier New" w:cs="Courier New"/>
-          <w:sz w:val="20"/>
-          <w:szCs w:val="20"/>
-        </w:rPr>
-        <w:tab/>
-        <w:t>System.out.println("Cuanto tiempo dedicas a comer semana:"+comer_semana);</w:t>
-      </w:r>
-    </w:p>
-    <w:p>
-      <w:pPr>
-        <w:shd w:val="clear" w:color="auto" w:fill="DAE9F7" w:themeFill="text2" w:themeFillTint="1A"/>
-        <w:spacing w:after="0"/>
-        <w:rPr>
-          <w:rFonts w:ascii="Courier New" w:hAnsi="Courier New" w:cs="Courier New"/>
-          <w:sz w:val="20"/>
-          <w:szCs w:val="20"/>
-        </w:rPr>
-      </w:pPr>
-      <w:r>
-        <w:rPr>
-          <w:rFonts w:ascii="Courier New" w:hAnsi="Courier New" w:cs="Courier New"/>
-          <w:sz w:val="20"/>
-          <w:szCs w:val="20"/>
-        </w:rPr>
-        <w:tab/>
-      </w:r>
-      <w:r>
-        <w:rPr>
-          <w:rFonts w:ascii="Courier New" w:hAnsi="Courier New" w:cs="Courier New"/>
-          <w:sz w:val="20"/>
-          <w:szCs w:val="20"/>
-        </w:rPr>
-        <w:tab/>
-      </w:r>
-    </w:p>
-    <w:p>
-      <w:pPr>
-        <w:shd w:val="clear" w:color="auto" w:fill="DAE9F7" w:themeFill="text2" w:themeFillTint="1A"/>
-        <w:spacing w:after="0"/>
-        <w:rPr>
-          <w:rFonts w:ascii="Courier New" w:hAnsi="Courier New" w:cs="Courier New"/>
-          <w:sz w:val="20"/>
-          <w:szCs w:val="20"/>
-        </w:rPr>
-      </w:pPr>
-      <w:r>
-        <w:rPr>
-          <w:rFonts w:ascii="Courier New" w:hAnsi="Courier New" w:cs="Courier New"/>
-          <w:sz w:val="20"/>
-          <w:szCs w:val="20"/>
-        </w:rPr>
-        <w:tab/>
-      </w:r>
-      <w:r>
-        <w:rPr>
-          <w:rFonts w:ascii="Courier New" w:hAnsi="Courier New" w:cs="Courier New"/>
-          <w:sz w:val="20"/>
-          <w:szCs w:val="20"/>
-        </w:rPr>
-        <w:tab/>
-        <w:t>int reprochar_semana=reprochar*7;</w:t>
-      </w:r>
-    </w:p>
-    <w:p>
-      <w:pPr>
-        <w:shd w:val="clear" w:color="auto" w:fill="DAE9F7" w:themeFill="text2" w:themeFillTint="1A"/>
-        <w:spacing w:after="0"/>
-        <w:rPr>
-          <w:rFonts w:ascii="Courier New" w:hAnsi="Courier New" w:cs="Courier New"/>
-          <w:sz w:val="20"/>
-          <w:szCs w:val="20"/>
-        </w:rPr>
-      </w:pPr>
-      <w:r>
-        <w:rPr>
-          <w:rFonts w:ascii="Courier New" w:hAnsi="Courier New" w:cs="Courier New"/>
-          <w:sz w:val="20"/>
-          <w:szCs w:val="20"/>
-        </w:rPr>
-        <w:tab/>
-      </w:r>
-      <w:r>
-        <w:rPr>
-          <w:rFonts w:ascii="Courier New" w:hAnsi="Courier New" w:cs="Courier New"/>
-          <w:sz w:val="20"/>
-          <w:szCs w:val="20"/>
-        </w:rPr>
-        <w:tab/>
-        <w:t>System.out.println("Cuanto tiempo dedicas a reprochar semana:"+reprochar_semana);</w:t>
-      </w:r>
-    </w:p>
-    <w:p>
-      <w:pPr>
-        <w:shd w:val="clear" w:color="auto" w:fill="DAE9F7" w:themeFill="text2" w:themeFillTint="1A"/>
-        <w:spacing w:after="0"/>
-        <w:rPr>
-          <w:rFonts w:ascii="Courier New" w:hAnsi="Courier New" w:cs="Courier New"/>
-          <w:sz w:val="20"/>
-          <w:szCs w:val="20"/>
-        </w:rPr>
-      </w:pPr>
-      <w:r>
-        <w:rPr>
-          <w:rFonts w:ascii="Courier New" w:hAnsi="Courier New" w:cs="Courier New"/>
-          <w:sz w:val="20"/>
-          <w:szCs w:val="20"/>
-        </w:rPr>
-        <w:tab/>
-      </w:r>
-      <w:r>
-        <w:rPr>
-          <w:rFonts w:ascii="Courier New" w:hAnsi="Courier New" w:cs="Courier New"/>
-          <w:sz w:val="20"/>
-          <w:szCs w:val="20"/>
-        </w:rPr>
-        <w:tab/>
-      </w:r>
-    </w:p>
-    <w:p>
-      <w:pPr>
-        <w:shd w:val="clear" w:color="auto" w:fill="DAE9F7" w:themeFill="text2" w:themeFillTint="1A"/>
-        <w:spacing w:after="0"/>
-        <w:rPr>
-          <w:rFonts w:ascii="Courier New" w:hAnsi="Courier New" w:cs="Courier New"/>
-          <w:sz w:val="20"/>
-          <w:szCs w:val="20"/>
-        </w:rPr>
-      </w:pPr>
-      <w:r>
-        <w:rPr>
-          <w:rFonts w:ascii="Courier New" w:hAnsi="Courier New" w:cs="Courier New"/>
-          <w:sz w:val="20"/>
-          <w:szCs w:val="20"/>
-        </w:rPr>
-        <w:tab/>
-      </w:r>
-      <w:r>
-        <w:rPr>
-          <w:rFonts w:ascii="Courier New" w:hAnsi="Courier New" w:cs="Courier New"/>
-          <w:sz w:val="20"/>
-          <w:szCs w:val="20"/>
-        </w:rPr>
-        <w:tab/>
-        <w:t>int tele_semana=tele*7;</w:t>
-      </w:r>
-    </w:p>
-    <w:p>
-      <w:pPr>
-        <w:shd w:val="clear" w:color="auto" w:fill="DAE9F7" w:themeFill="text2" w:themeFillTint="1A"/>
-        <w:spacing w:after="0"/>
-        <w:rPr>
-          <w:rFonts w:ascii="Courier New" w:hAnsi="Courier New" w:cs="Courier New"/>
-          <w:sz w:val="20"/>
-          <w:szCs w:val="20"/>
-        </w:rPr>
-      </w:pPr>
-      <w:r>
-        <w:rPr>
-          <w:rFonts w:ascii="Courier New" w:hAnsi="Courier New" w:cs="Courier New"/>
-          <w:sz w:val="20"/>
-          <w:szCs w:val="20"/>
-        </w:rPr>
-        <w:tab/>
-      </w:r>
-      <w:r>
-        <w:rPr>
-          <w:rFonts w:ascii="Courier New" w:hAnsi="Courier New" w:cs="Courier New"/>
-          <w:sz w:val="20"/>
-          <w:szCs w:val="20"/>
-        </w:rPr>
-        <w:tab/>
-        <w:t>System.out.println("Cuanto tiempo dedicas a ver la tele semana:"+tele_semana);</w:t>
-      </w:r>
-    </w:p>
-    <w:p>
-      <w:pPr>
-        <w:shd w:val="clear" w:color="auto" w:fill="DAE9F7" w:themeFill="text2" w:themeFillTint="1A"/>
-        <w:spacing w:after="0"/>
-        <w:rPr>
-          <w:rFonts w:ascii="Courier New" w:hAnsi="Courier New" w:cs="Courier New"/>
-          <w:sz w:val="20"/>
-          <w:szCs w:val="20"/>
-        </w:rPr>
-      </w:pPr>
-      <w:r>
-        <w:rPr>
-          <w:rFonts w:ascii="Courier New" w:hAnsi="Courier New" w:cs="Courier New"/>
-          <w:sz w:val="20"/>
-          <w:szCs w:val="20"/>
-        </w:rPr>
-        <w:tab/>
-      </w:r>
-      <w:r>
-        <w:rPr>
-          <w:rFonts w:ascii="Courier New" w:hAnsi="Courier New" w:cs="Courier New"/>
-          <w:sz w:val="20"/>
-          <w:szCs w:val="20"/>
-        </w:rPr>
-        <w:tab/>
-      </w:r>
-    </w:p>
-    <w:p>
-      <w:pPr>
-        <w:shd w:val="clear" w:color="auto" w:fill="DAE9F7" w:themeFill="text2" w:themeFillTint="1A"/>
-        <w:spacing w:after="0"/>
-        <w:rPr>
-          <w:rFonts w:ascii="Courier New" w:hAnsi="Courier New" w:cs="Courier New"/>
-          <w:sz w:val="20"/>
-          <w:szCs w:val="20"/>
-        </w:rPr>
-      </w:pPr>
-      <w:r>
-        <w:rPr>
-          <w:rFonts w:ascii="Courier New" w:hAnsi="Courier New" w:cs="Courier New"/>
-          <w:sz w:val="20"/>
-          <w:szCs w:val="20"/>
-        </w:rPr>
-        <w:tab/>
-      </w:r>
-      <w:r>
-        <w:rPr>
-          <w:rFonts w:ascii="Courier New" w:hAnsi="Courier New" w:cs="Courier New"/>
-          <w:sz w:val="20"/>
-          <w:szCs w:val="20"/>
-        </w:rPr>
-        <w:tab/>
-        <w:t>int hobbies_semana=hobbies*7;</w:t>
-      </w:r>
-    </w:p>
-    <w:p>
-      <w:pPr>
-        <w:shd w:val="clear" w:color="auto" w:fill="DAE9F7" w:themeFill="text2" w:themeFillTint="1A"/>
-        <w:spacing w:after="0"/>
-        <w:rPr>
-          <w:rFonts w:ascii="Courier New" w:hAnsi="Courier New" w:cs="Courier New"/>
-          <w:sz w:val="20"/>
-          <w:szCs w:val="20"/>
-        </w:rPr>
-      </w:pPr>
-      <w:r>
-        <w:rPr>
-          <w:rFonts w:ascii="Courier New" w:hAnsi="Courier New" w:cs="Courier New"/>
-          <w:sz w:val="20"/>
-          <w:szCs w:val="20"/>
-        </w:rPr>
-        <w:tab/>
-      </w:r>
-      <w:r>
-        <w:rPr>
-          <w:rFonts w:ascii="Courier New" w:hAnsi="Courier New" w:cs="Courier New"/>
-          <w:sz w:val="20"/>
-          <w:szCs w:val="20"/>
-        </w:rPr>
-        <w:tab/>
-        <w:t>System.out.println("Cuanto tiempo dedicas a tus hobbies, salidas semana:"+hobbies_semana);</w:t>
-      </w:r>
-    </w:p>
-    <w:p>
-      <w:pPr>
-        <w:shd w:val="clear" w:color="auto" w:fill="DAE9F7" w:themeFill="text2" w:themeFillTint="1A"/>
-        <w:spacing w:after="0"/>
-        <w:rPr>
-          <w:rFonts w:ascii="Courier New" w:hAnsi="Courier New" w:cs="Courier New"/>
-          <w:sz w:val="20"/>
-          <w:szCs w:val="20"/>
-        </w:rPr>
-      </w:pPr>
-      <w:r>
-        <w:rPr>
-          <w:rFonts w:ascii="Courier New" w:hAnsi="Courier New" w:cs="Courier New"/>
-          <w:sz w:val="20"/>
-          <w:szCs w:val="20"/>
-        </w:rPr>
-        <w:tab/>
-      </w:r>
-      <w:r>
-        <w:rPr>
-          <w:rFonts w:ascii="Courier New" w:hAnsi="Courier New" w:cs="Courier New"/>
-          <w:sz w:val="20"/>
-          <w:szCs w:val="20"/>
-        </w:rPr>
-        <w:tab/>
-      </w:r>
-    </w:p>
-    <w:p>
-      <w:pPr>
-        <w:shd w:val="clear" w:color="auto" w:fill="DAE9F7" w:themeFill="text2" w:themeFillTint="1A"/>
-        <w:spacing w:after="0"/>
-        <w:rPr>
-          <w:rFonts w:ascii="Courier New" w:hAnsi="Courier New" w:cs="Courier New"/>
-          <w:sz w:val="20"/>
-          <w:szCs w:val="20"/>
-        </w:rPr>
-      </w:pPr>
-      <w:r>
-        <w:rPr>
-          <w:rFonts w:ascii="Courier New" w:hAnsi="Courier New" w:cs="Courier New"/>
-          <w:sz w:val="20"/>
-          <w:szCs w:val="20"/>
-        </w:rPr>
-        <w:tab/>
-      </w:r>
-      <w:r>
-        <w:rPr>
-          <w:rFonts w:ascii="Courier New" w:hAnsi="Courier New" w:cs="Courier New"/>
-          <w:sz w:val="20"/>
-          <w:szCs w:val="20"/>
-        </w:rPr>
-        <w:tab/>
-        <w:t>int casa_semana=casa*7;</w:t>
-      </w:r>
-    </w:p>
-    <w:p>
-      <w:pPr>
-        <w:shd w:val="clear" w:color="auto" w:fill="DAE9F7" w:themeFill="text2" w:themeFillTint="1A"/>
-        <w:spacing w:after="0"/>
-        <w:rPr>
-          <w:rFonts w:ascii="Courier New" w:hAnsi="Courier New" w:cs="Courier New"/>
-          <w:sz w:val="20"/>
-          <w:szCs w:val="20"/>
-        </w:rPr>
-      </w:pPr>
-      <w:r>
-        <w:rPr>
-          <w:rFonts w:ascii="Courier New" w:hAnsi="Courier New" w:cs="Courier New"/>
-          <w:sz w:val="20"/>
-          <w:szCs w:val="20"/>
-        </w:rPr>
-        <w:tab/>
-      </w:r>
-      <w:r>
-        <w:rPr>
-          <w:rFonts w:ascii="Courier New" w:hAnsi="Courier New" w:cs="Courier New"/>
-          <w:sz w:val="20"/>
-          <w:szCs w:val="20"/>
-        </w:rPr>
-        <w:tab/>
-        <w:t>System.out.println("Cuanto tiempo dedicas a tareas de la casa semana:"+casa_semana);</w:t>
+      </w:r>
+      <w:proofErr w:type="spellStart"/>
+      <w:r>
+        <w:rPr>
+          <w:rFonts w:ascii="Courier New" w:hAnsi="Courier New" w:cs="Courier New"/>
+          <w:sz w:val="20"/>
+          <w:szCs w:val="20"/>
+        </w:rPr>
+        <w:t>int</w:t>
+      </w:r>
+      <w:proofErr w:type="spellEnd"/>
+      <w:r>
+        <w:rPr>
+          <w:rFonts w:ascii="Courier New" w:hAnsi="Courier New" w:cs="Courier New"/>
+          <w:sz w:val="20"/>
+          <w:szCs w:val="20"/>
+        </w:rPr>
+        <w:t xml:space="preserve"> </w:t>
+      </w:r>
+      <w:proofErr w:type="spellStart"/>
+      <w:r>
+        <w:rPr>
+          <w:rFonts w:ascii="Courier New" w:hAnsi="Courier New" w:cs="Courier New"/>
+          <w:sz w:val="20"/>
+          <w:szCs w:val="20"/>
+        </w:rPr>
+        <w:t>trabajo_semana</w:t>
+      </w:r>
+      <w:proofErr w:type="spellEnd"/>
+      <w:r>
+        <w:rPr>
+          <w:rFonts w:ascii="Courier New" w:hAnsi="Courier New" w:cs="Courier New"/>
+          <w:sz w:val="20"/>
+          <w:szCs w:val="20"/>
+        </w:rPr>
+        <w:t>=trabajo*5;</w:t>
+      </w:r>
+    </w:p>
+    <w:p>
+      <w:pPr>
+        <w:shd w:val="clear" w:color="auto" w:fill="DAE9F7" w:themeFill="text2" w:themeFillTint="1A"/>
+        <w:spacing w:after="0"/>
+        <w:rPr>
+          <w:rFonts w:ascii="Courier New" w:hAnsi="Courier New" w:cs="Courier New"/>
+          <w:sz w:val="20"/>
+          <w:szCs w:val="20"/>
+        </w:rPr>
+      </w:pPr>
+      <w:r>
+        <w:rPr>
+          <w:rFonts w:ascii="Courier New" w:hAnsi="Courier New" w:cs="Courier New"/>
+          <w:sz w:val="20"/>
+          <w:szCs w:val="20"/>
+        </w:rPr>
+        <w:tab/>
+      </w:r>
+      <w:r>
+        <w:rPr>
+          <w:rFonts w:ascii="Courier New" w:hAnsi="Courier New" w:cs="Courier New"/>
+          <w:sz w:val="20"/>
+          <w:szCs w:val="20"/>
+        </w:rPr>
+        <w:tab/>
+      </w:r>
+      <w:proofErr w:type="spellStart"/>
+      <w:r>
+        <w:rPr>
+          <w:rFonts w:ascii="Courier New" w:hAnsi="Courier New" w:cs="Courier New"/>
+          <w:sz w:val="20"/>
+          <w:szCs w:val="20"/>
+        </w:rPr>
+        <w:t>System.out.println</w:t>
+      </w:r>
+      <w:proofErr w:type="spellEnd"/>
+      <w:r>
+        <w:rPr>
+          <w:rFonts w:ascii="Courier New" w:hAnsi="Courier New" w:cs="Courier New"/>
+          <w:sz w:val="20"/>
+          <w:szCs w:val="20"/>
+        </w:rPr>
+        <w:t>("Cuanto tiempo dedicas al trabajo semana:"+</w:t>
+      </w:r>
+      <w:proofErr w:type="spellStart"/>
+      <w:r>
+        <w:rPr>
+          <w:rFonts w:ascii="Courier New" w:hAnsi="Courier New" w:cs="Courier New"/>
+          <w:sz w:val="20"/>
+          <w:szCs w:val="20"/>
+        </w:rPr>
+        <w:t>trabajo_semana</w:t>
+      </w:r>
+      <w:proofErr w:type="spellEnd"/>
+      <w:r>
+        <w:rPr>
+          <w:rFonts w:ascii="Courier New" w:hAnsi="Courier New" w:cs="Courier New"/>
+          <w:sz w:val="20"/>
+          <w:szCs w:val="20"/>
+        </w:rPr>
+        <w:t>);</w:t>
+      </w:r>
+    </w:p>
+    <w:p>
+      <w:pPr>
+        <w:shd w:val="clear" w:color="auto" w:fill="DAE9F7" w:themeFill="text2" w:themeFillTint="1A"/>
+        <w:spacing w:after="0"/>
+        <w:rPr>
+          <w:rFonts w:ascii="Courier New" w:hAnsi="Courier New" w:cs="Courier New"/>
+          <w:sz w:val="20"/>
+          <w:szCs w:val="20"/>
+        </w:rPr>
+      </w:pPr>
+      <w:r>
+        <w:rPr>
+          <w:rFonts w:ascii="Courier New" w:hAnsi="Courier New" w:cs="Courier New"/>
+          <w:sz w:val="20"/>
+          <w:szCs w:val="20"/>
+        </w:rPr>
+        <w:tab/>
+      </w:r>
+      <w:r>
+        <w:rPr>
+          <w:rFonts w:ascii="Courier New" w:hAnsi="Courier New" w:cs="Courier New"/>
+          <w:sz w:val="20"/>
+          <w:szCs w:val="20"/>
+        </w:rPr>
+        <w:tab/>
+      </w:r>
+    </w:p>
+    <w:p>
+      <w:pPr>
+        <w:shd w:val="clear" w:color="auto" w:fill="DAE9F7" w:themeFill="text2" w:themeFillTint="1A"/>
+        <w:spacing w:after="0"/>
+        <w:rPr>
+          <w:rFonts w:ascii="Courier New" w:hAnsi="Courier New" w:cs="Courier New"/>
+          <w:sz w:val="20"/>
+          <w:szCs w:val="20"/>
+        </w:rPr>
+      </w:pPr>
+      <w:r>
+        <w:rPr>
+          <w:rFonts w:ascii="Courier New" w:hAnsi="Courier New" w:cs="Courier New"/>
+          <w:sz w:val="20"/>
+          <w:szCs w:val="20"/>
+        </w:rPr>
+        <w:tab/>
+      </w:r>
+      <w:r>
+        <w:rPr>
+          <w:rFonts w:ascii="Courier New" w:hAnsi="Courier New" w:cs="Courier New"/>
+          <w:sz w:val="20"/>
+          <w:szCs w:val="20"/>
+        </w:rPr>
+        <w:tab/>
+      </w:r>
+      <w:proofErr w:type="spellStart"/>
+      <w:r>
+        <w:rPr>
+          <w:rFonts w:ascii="Courier New" w:hAnsi="Courier New" w:cs="Courier New"/>
+          <w:sz w:val="20"/>
+          <w:szCs w:val="20"/>
+        </w:rPr>
+        <w:t>int</w:t>
+      </w:r>
+      <w:proofErr w:type="spellEnd"/>
+      <w:r>
+        <w:rPr>
+          <w:rFonts w:ascii="Courier New" w:hAnsi="Courier New" w:cs="Courier New"/>
+          <w:sz w:val="20"/>
+          <w:szCs w:val="20"/>
+        </w:rPr>
+        <w:t xml:space="preserve"> </w:t>
+      </w:r>
+      <w:proofErr w:type="spellStart"/>
+      <w:r>
+        <w:rPr>
+          <w:rFonts w:ascii="Courier New" w:hAnsi="Courier New" w:cs="Courier New"/>
+          <w:sz w:val="20"/>
+          <w:szCs w:val="20"/>
+        </w:rPr>
+        <w:t>dormir_semana</w:t>
+      </w:r>
+      <w:proofErr w:type="spellEnd"/>
+      <w:r>
+        <w:rPr>
+          <w:rFonts w:ascii="Courier New" w:hAnsi="Courier New" w:cs="Courier New"/>
+          <w:sz w:val="20"/>
+          <w:szCs w:val="20"/>
+        </w:rPr>
+        <w:t>=dormir*7;</w:t>
+      </w:r>
+    </w:p>
+    <w:p>
+      <w:pPr>
+        <w:shd w:val="clear" w:color="auto" w:fill="DAE9F7" w:themeFill="text2" w:themeFillTint="1A"/>
+        <w:spacing w:after="0"/>
+        <w:rPr>
+          <w:rFonts w:ascii="Courier New" w:hAnsi="Courier New" w:cs="Courier New"/>
+          <w:sz w:val="20"/>
+          <w:szCs w:val="20"/>
+        </w:rPr>
+      </w:pPr>
+      <w:r>
+        <w:rPr>
+          <w:rFonts w:ascii="Courier New" w:hAnsi="Courier New" w:cs="Courier New"/>
+          <w:sz w:val="20"/>
+          <w:szCs w:val="20"/>
+        </w:rPr>
+        <w:tab/>
+      </w:r>
+      <w:r>
+        <w:rPr>
+          <w:rFonts w:ascii="Courier New" w:hAnsi="Courier New" w:cs="Courier New"/>
+          <w:sz w:val="20"/>
+          <w:szCs w:val="20"/>
+        </w:rPr>
+        <w:tab/>
+      </w:r>
+      <w:proofErr w:type="spellStart"/>
+      <w:r>
+        <w:rPr>
+          <w:rFonts w:ascii="Courier New" w:hAnsi="Courier New" w:cs="Courier New"/>
+          <w:sz w:val="20"/>
+          <w:szCs w:val="20"/>
+        </w:rPr>
+        <w:t>System.out.println</w:t>
+      </w:r>
+      <w:proofErr w:type="spellEnd"/>
+      <w:r>
+        <w:rPr>
+          <w:rFonts w:ascii="Courier New" w:hAnsi="Courier New" w:cs="Courier New"/>
+          <w:sz w:val="20"/>
+          <w:szCs w:val="20"/>
+        </w:rPr>
+        <w:t>("Cuanto tiempo dedicas a dormir semana:"+</w:t>
+      </w:r>
+      <w:proofErr w:type="spellStart"/>
+      <w:r>
+        <w:rPr>
+          <w:rFonts w:ascii="Courier New" w:hAnsi="Courier New" w:cs="Courier New"/>
+          <w:sz w:val="20"/>
+          <w:szCs w:val="20"/>
+        </w:rPr>
+        <w:t>dormir_semana</w:t>
+      </w:r>
+      <w:proofErr w:type="spellEnd"/>
+      <w:r>
+        <w:rPr>
+          <w:rFonts w:ascii="Courier New" w:hAnsi="Courier New" w:cs="Courier New"/>
+          <w:sz w:val="20"/>
+          <w:szCs w:val="20"/>
+        </w:rPr>
+        <w:t>);</w:t>
+      </w:r>
+    </w:p>
+    <w:p>
+      <w:pPr>
+        <w:shd w:val="clear" w:color="auto" w:fill="DAE9F7" w:themeFill="text2" w:themeFillTint="1A"/>
+        <w:spacing w:after="0"/>
+        <w:rPr>
+          <w:rFonts w:ascii="Courier New" w:hAnsi="Courier New" w:cs="Courier New"/>
+          <w:sz w:val="20"/>
+          <w:szCs w:val="20"/>
+        </w:rPr>
+      </w:pPr>
+      <w:r>
+        <w:rPr>
+          <w:rFonts w:ascii="Courier New" w:hAnsi="Courier New" w:cs="Courier New"/>
+          <w:sz w:val="20"/>
+          <w:szCs w:val="20"/>
+        </w:rPr>
+        <w:tab/>
+      </w:r>
+      <w:r>
+        <w:rPr>
+          <w:rFonts w:ascii="Courier New" w:hAnsi="Courier New" w:cs="Courier New"/>
+          <w:sz w:val="20"/>
+          <w:szCs w:val="20"/>
+        </w:rPr>
+        <w:tab/>
+      </w:r>
+    </w:p>
+    <w:p>
+      <w:pPr>
+        <w:shd w:val="clear" w:color="auto" w:fill="DAE9F7" w:themeFill="text2" w:themeFillTint="1A"/>
+        <w:spacing w:after="0"/>
+        <w:rPr>
+          <w:rFonts w:ascii="Courier New" w:hAnsi="Courier New" w:cs="Courier New"/>
+          <w:sz w:val="20"/>
+          <w:szCs w:val="20"/>
+        </w:rPr>
+      </w:pPr>
+      <w:r>
+        <w:rPr>
+          <w:rFonts w:ascii="Courier New" w:hAnsi="Courier New" w:cs="Courier New"/>
+          <w:sz w:val="20"/>
+          <w:szCs w:val="20"/>
+        </w:rPr>
+        <w:tab/>
+      </w:r>
+      <w:r>
+        <w:rPr>
+          <w:rFonts w:ascii="Courier New" w:hAnsi="Courier New" w:cs="Courier New"/>
+          <w:sz w:val="20"/>
+          <w:szCs w:val="20"/>
+        </w:rPr>
+        <w:tab/>
+      </w:r>
+      <w:proofErr w:type="spellStart"/>
+      <w:r>
+        <w:rPr>
+          <w:rFonts w:ascii="Courier New" w:hAnsi="Courier New" w:cs="Courier New"/>
+          <w:sz w:val="20"/>
+          <w:szCs w:val="20"/>
+        </w:rPr>
+        <w:t>int</w:t>
+      </w:r>
+      <w:proofErr w:type="spellEnd"/>
+      <w:r>
+        <w:rPr>
+          <w:rFonts w:ascii="Courier New" w:hAnsi="Courier New" w:cs="Courier New"/>
+          <w:sz w:val="20"/>
+          <w:szCs w:val="20"/>
+        </w:rPr>
+        <w:t xml:space="preserve"> </w:t>
+      </w:r>
+      <w:proofErr w:type="spellStart"/>
+      <w:r>
+        <w:rPr>
+          <w:rFonts w:ascii="Courier New" w:hAnsi="Courier New" w:cs="Courier New"/>
+          <w:sz w:val="20"/>
+          <w:szCs w:val="20"/>
+        </w:rPr>
+        <w:t>comer_semana</w:t>
+      </w:r>
+      <w:proofErr w:type="spellEnd"/>
+      <w:r>
+        <w:rPr>
+          <w:rFonts w:ascii="Courier New" w:hAnsi="Courier New" w:cs="Courier New"/>
+          <w:sz w:val="20"/>
+          <w:szCs w:val="20"/>
+        </w:rPr>
+        <w:t>=comer*7;</w:t>
+      </w:r>
+    </w:p>
+    <w:p>
+      <w:pPr>
+        <w:shd w:val="clear" w:color="auto" w:fill="DAE9F7" w:themeFill="text2" w:themeFillTint="1A"/>
+        <w:spacing w:after="0"/>
+        <w:rPr>
+          <w:rFonts w:ascii="Courier New" w:hAnsi="Courier New" w:cs="Courier New"/>
+          <w:sz w:val="20"/>
+          <w:szCs w:val="20"/>
+        </w:rPr>
+      </w:pPr>
+      <w:r>
+        <w:rPr>
+          <w:rFonts w:ascii="Courier New" w:hAnsi="Courier New" w:cs="Courier New"/>
+          <w:sz w:val="20"/>
+          <w:szCs w:val="20"/>
+        </w:rPr>
+        <w:tab/>
+      </w:r>
+      <w:r>
+        <w:rPr>
+          <w:rFonts w:ascii="Courier New" w:hAnsi="Courier New" w:cs="Courier New"/>
+          <w:sz w:val="20"/>
+          <w:szCs w:val="20"/>
+        </w:rPr>
+        <w:tab/>
+      </w:r>
+      <w:proofErr w:type="spellStart"/>
+      <w:r>
+        <w:rPr>
+          <w:rFonts w:ascii="Courier New" w:hAnsi="Courier New" w:cs="Courier New"/>
+          <w:sz w:val="20"/>
+          <w:szCs w:val="20"/>
+        </w:rPr>
+        <w:t>System.out.println</w:t>
+      </w:r>
+      <w:proofErr w:type="spellEnd"/>
+      <w:r>
+        <w:rPr>
+          <w:rFonts w:ascii="Courier New" w:hAnsi="Courier New" w:cs="Courier New"/>
+          <w:sz w:val="20"/>
+          <w:szCs w:val="20"/>
+        </w:rPr>
+        <w:t>("Cuanto tiempo dedicas a comer semana:"+</w:t>
+      </w:r>
+      <w:proofErr w:type="spellStart"/>
+      <w:r>
+        <w:rPr>
+          <w:rFonts w:ascii="Courier New" w:hAnsi="Courier New" w:cs="Courier New"/>
+          <w:sz w:val="20"/>
+          <w:szCs w:val="20"/>
+        </w:rPr>
+        <w:t>comer_semana</w:t>
+      </w:r>
+      <w:proofErr w:type="spellEnd"/>
+      <w:r>
+        <w:rPr>
+          <w:rFonts w:ascii="Courier New" w:hAnsi="Courier New" w:cs="Courier New"/>
+          <w:sz w:val="20"/>
+          <w:szCs w:val="20"/>
+        </w:rPr>
+        <w:t>);</w:t>
+      </w:r>
+    </w:p>
+    <w:p>
+      <w:pPr>
+        <w:shd w:val="clear" w:color="auto" w:fill="DAE9F7" w:themeFill="text2" w:themeFillTint="1A"/>
+        <w:spacing w:after="0"/>
+        <w:rPr>
+          <w:rFonts w:ascii="Courier New" w:hAnsi="Courier New" w:cs="Courier New"/>
+          <w:sz w:val="20"/>
+          <w:szCs w:val="20"/>
+        </w:rPr>
+      </w:pPr>
+      <w:r>
+        <w:rPr>
+          <w:rFonts w:ascii="Courier New" w:hAnsi="Courier New" w:cs="Courier New"/>
+          <w:sz w:val="20"/>
+          <w:szCs w:val="20"/>
+        </w:rPr>
+        <w:tab/>
+      </w:r>
+      <w:r>
+        <w:rPr>
+          <w:rFonts w:ascii="Courier New" w:hAnsi="Courier New" w:cs="Courier New"/>
+          <w:sz w:val="20"/>
+          <w:szCs w:val="20"/>
+        </w:rPr>
+        <w:tab/>
+      </w:r>
+    </w:p>
+    <w:p>
+      <w:pPr>
+        <w:shd w:val="clear" w:color="auto" w:fill="DAE9F7" w:themeFill="text2" w:themeFillTint="1A"/>
+        <w:spacing w:after="0"/>
+        <w:rPr>
+          <w:rFonts w:ascii="Courier New" w:hAnsi="Courier New" w:cs="Courier New"/>
+          <w:sz w:val="20"/>
+          <w:szCs w:val="20"/>
+        </w:rPr>
+      </w:pPr>
+      <w:r>
+        <w:rPr>
+          <w:rFonts w:ascii="Courier New" w:hAnsi="Courier New" w:cs="Courier New"/>
+          <w:sz w:val="20"/>
+          <w:szCs w:val="20"/>
+        </w:rPr>
+        <w:tab/>
+      </w:r>
+      <w:r>
+        <w:rPr>
+          <w:rFonts w:ascii="Courier New" w:hAnsi="Courier New" w:cs="Courier New"/>
+          <w:sz w:val="20"/>
+          <w:szCs w:val="20"/>
+        </w:rPr>
+        <w:tab/>
+      </w:r>
+      <w:proofErr w:type="spellStart"/>
+      <w:r>
+        <w:rPr>
+          <w:rFonts w:ascii="Courier New" w:hAnsi="Courier New" w:cs="Courier New"/>
+          <w:sz w:val="20"/>
+          <w:szCs w:val="20"/>
+        </w:rPr>
+        <w:t>int</w:t>
+      </w:r>
+      <w:proofErr w:type="spellEnd"/>
+      <w:r>
+        <w:rPr>
+          <w:rFonts w:ascii="Courier New" w:hAnsi="Courier New" w:cs="Courier New"/>
+          <w:sz w:val="20"/>
+          <w:szCs w:val="20"/>
+        </w:rPr>
+        <w:t xml:space="preserve"> </w:t>
+      </w:r>
+      <w:proofErr w:type="spellStart"/>
+      <w:r>
+        <w:rPr>
+          <w:rFonts w:ascii="Courier New" w:hAnsi="Courier New" w:cs="Courier New"/>
+          <w:sz w:val="20"/>
+          <w:szCs w:val="20"/>
+        </w:rPr>
+        <w:t>reprochar_semana</w:t>
+      </w:r>
+      <w:proofErr w:type="spellEnd"/>
+      <w:r>
+        <w:rPr>
+          <w:rFonts w:ascii="Courier New" w:hAnsi="Courier New" w:cs="Courier New"/>
+          <w:sz w:val="20"/>
+          <w:szCs w:val="20"/>
+        </w:rPr>
+        <w:t>=reprochar*7;</w:t>
+      </w:r>
+    </w:p>
+    <w:p>
+      <w:pPr>
+        <w:shd w:val="clear" w:color="auto" w:fill="DAE9F7" w:themeFill="text2" w:themeFillTint="1A"/>
+        <w:spacing w:after="0"/>
+        <w:rPr>
+          <w:rFonts w:ascii="Courier New" w:hAnsi="Courier New" w:cs="Courier New"/>
+          <w:sz w:val="20"/>
+          <w:szCs w:val="20"/>
+        </w:rPr>
+      </w:pPr>
+      <w:r>
+        <w:rPr>
+          <w:rFonts w:ascii="Courier New" w:hAnsi="Courier New" w:cs="Courier New"/>
+          <w:sz w:val="20"/>
+          <w:szCs w:val="20"/>
+        </w:rPr>
+        <w:tab/>
+      </w:r>
+      <w:r>
+        <w:rPr>
+          <w:rFonts w:ascii="Courier New" w:hAnsi="Courier New" w:cs="Courier New"/>
+          <w:sz w:val="20"/>
+          <w:szCs w:val="20"/>
+        </w:rPr>
+        <w:tab/>
+      </w:r>
+      <w:proofErr w:type="spellStart"/>
+      <w:r>
+        <w:rPr>
+          <w:rFonts w:ascii="Courier New" w:hAnsi="Courier New" w:cs="Courier New"/>
+          <w:sz w:val="20"/>
+          <w:szCs w:val="20"/>
+        </w:rPr>
+        <w:t>System.out.println</w:t>
+      </w:r>
+      <w:proofErr w:type="spellEnd"/>
+      <w:r>
+        <w:rPr>
+          <w:rFonts w:ascii="Courier New" w:hAnsi="Courier New" w:cs="Courier New"/>
+          <w:sz w:val="20"/>
+          <w:szCs w:val="20"/>
+        </w:rPr>
+        <w:t>("Cuanto tiempo dedicas a reprochar semana:"+</w:t>
+      </w:r>
+      <w:proofErr w:type="spellStart"/>
+      <w:r>
+        <w:rPr>
+          <w:rFonts w:ascii="Courier New" w:hAnsi="Courier New" w:cs="Courier New"/>
+          <w:sz w:val="20"/>
+          <w:szCs w:val="20"/>
+        </w:rPr>
+        <w:t>reprochar_semana</w:t>
+      </w:r>
+      <w:proofErr w:type="spellEnd"/>
+      <w:r>
+        <w:rPr>
+          <w:rFonts w:ascii="Courier New" w:hAnsi="Courier New" w:cs="Courier New"/>
+          <w:sz w:val="20"/>
+          <w:szCs w:val="20"/>
+        </w:rPr>
+        <w:t>);</w:t>
+      </w:r>
+    </w:p>
+    <w:p>
+      <w:pPr>
+        <w:shd w:val="clear" w:color="auto" w:fill="DAE9F7" w:themeFill="text2" w:themeFillTint="1A"/>
+        <w:spacing w:after="0"/>
+        <w:rPr>
+          <w:rFonts w:ascii="Courier New" w:hAnsi="Courier New" w:cs="Courier New"/>
+          <w:sz w:val="20"/>
+          <w:szCs w:val="20"/>
+        </w:rPr>
+      </w:pPr>
+      <w:r>
+        <w:rPr>
+          <w:rFonts w:ascii="Courier New" w:hAnsi="Courier New" w:cs="Courier New"/>
+          <w:sz w:val="20"/>
+          <w:szCs w:val="20"/>
+        </w:rPr>
+        <w:tab/>
+      </w:r>
+      <w:r>
+        <w:rPr>
+          <w:rFonts w:ascii="Courier New" w:hAnsi="Courier New" w:cs="Courier New"/>
+          <w:sz w:val="20"/>
+          <w:szCs w:val="20"/>
+        </w:rPr>
+        <w:tab/>
+      </w:r>
+    </w:p>
+    <w:p>
+      <w:pPr>
+        <w:shd w:val="clear" w:color="auto" w:fill="DAE9F7" w:themeFill="text2" w:themeFillTint="1A"/>
+        <w:spacing w:after="0"/>
+        <w:rPr>
+          <w:rFonts w:ascii="Courier New" w:hAnsi="Courier New" w:cs="Courier New"/>
+          <w:sz w:val="20"/>
+          <w:szCs w:val="20"/>
+        </w:rPr>
+      </w:pPr>
+      <w:r>
+        <w:rPr>
+          <w:rFonts w:ascii="Courier New" w:hAnsi="Courier New" w:cs="Courier New"/>
+          <w:sz w:val="20"/>
+          <w:szCs w:val="20"/>
+        </w:rPr>
+        <w:tab/>
+      </w:r>
+      <w:r>
+        <w:rPr>
+          <w:rFonts w:ascii="Courier New" w:hAnsi="Courier New" w:cs="Courier New"/>
+          <w:sz w:val="20"/>
+          <w:szCs w:val="20"/>
+        </w:rPr>
+        <w:tab/>
+      </w:r>
+      <w:proofErr w:type="spellStart"/>
+      <w:r>
+        <w:rPr>
+          <w:rFonts w:ascii="Courier New" w:hAnsi="Courier New" w:cs="Courier New"/>
+          <w:sz w:val="20"/>
+          <w:szCs w:val="20"/>
+        </w:rPr>
+        <w:t>int</w:t>
+      </w:r>
+      <w:proofErr w:type="spellEnd"/>
+      <w:r>
+        <w:rPr>
+          <w:rFonts w:ascii="Courier New" w:hAnsi="Courier New" w:cs="Courier New"/>
+          <w:sz w:val="20"/>
+          <w:szCs w:val="20"/>
+        </w:rPr>
+        <w:t xml:space="preserve"> </w:t>
+      </w:r>
+      <w:proofErr w:type="spellStart"/>
+      <w:r>
+        <w:rPr>
+          <w:rFonts w:ascii="Courier New" w:hAnsi="Courier New" w:cs="Courier New"/>
+          <w:sz w:val="20"/>
+          <w:szCs w:val="20"/>
+        </w:rPr>
+        <w:t>tele_semana</w:t>
+      </w:r>
+      <w:proofErr w:type="spellEnd"/>
+      <w:r>
+        <w:rPr>
+          <w:rFonts w:ascii="Courier New" w:hAnsi="Courier New" w:cs="Courier New"/>
+          <w:sz w:val="20"/>
+          <w:szCs w:val="20"/>
+        </w:rPr>
+        <w:t>=tele*7;</w:t>
+      </w:r>
+    </w:p>
+    <w:p>
+      <w:pPr>
+        <w:shd w:val="clear" w:color="auto" w:fill="DAE9F7" w:themeFill="text2" w:themeFillTint="1A"/>
+        <w:spacing w:after="0"/>
+        <w:rPr>
+          <w:rFonts w:ascii="Courier New" w:hAnsi="Courier New" w:cs="Courier New"/>
+          <w:sz w:val="20"/>
+          <w:szCs w:val="20"/>
+        </w:rPr>
+      </w:pPr>
+      <w:r>
+        <w:rPr>
+          <w:rFonts w:ascii="Courier New" w:hAnsi="Courier New" w:cs="Courier New"/>
+          <w:sz w:val="20"/>
+          <w:szCs w:val="20"/>
+        </w:rPr>
+        <w:tab/>
+      </w:r>
+      <w:r>
+        <w:rPr>
+          <w:rFonts w:ascii="Courier New" w:hAnsi="Courier New" w:cs="Courier New"/>
+          <w:sz w:val="20"/>
+          <w:szCs w:val="20"/>
+        </w:rPr>
+        <w:tab/>
+      </w:r>
+      <w:proofErr w:type="spellStart"/>
+      <w:r>
+        <w:rPr>
+          <w:rFonts w:ascii="Courier New" w:hAnsi="Courier New" w:cs="Courier New"/>
+          <w:sz w:val="20"/>
+          <w:szCs w:val="20"/>
+        </w:rPr>
+        <w:t>System.out.println</w:t>
+      </w:r>
+      <w:proofErr w:type="spellEnd"/>
+      <w:r>
+        <w:rPr>
+          <w:rFonts w:ascii="Courier New" w:hAnsi="Courier New" w:cs="Courier New"/>
+          <w:sz w:val="20"/>
+          <w:szCs w:val="20"/>
+        </w:rPr>
+        <w:t>("Cuanto tiempo dedicas a ver la tele semana:"+</w:t>
+      </w:r>
+      <w:proofErr w:type="spellStart"/>
+      <w:r>
+        <w:rPr>
+          <w:rFonts w:ascii="Courier New" w:hAnsi="Courier New" w:cs="Courier New"/>
+          <w:sz w:val="20"/>
+          <w:szCs w:val="20"/>
+        </w:rPr>
+        <w:t>tele_semana</w:t>
+      </w:r>
+      <w:proofErr w:type="spellEnd"/>
+      <w:r>
+        <w:rPr>
+          <w:rFonts w:ascii="Courier New" w:hAnsi="Courier New" w:cs="Courier New"/>
+          <w:sz w:val="20"/>
+          <w:szCs w:val="20"/>
+        </w:rPr>
+        <w:t>);</w:t>
+      </w:r>
+    </w:p>
+    <w:p>
+      <w:pPr>
+        <w:shd w:val="clear" w:color="auto" w:fill="DAE9F7" w:themeFill="text2" w:themeFillTint="1A"/>
+        <w:spacing w:after="0"/>
+        <w:rPr>
+          <w:rFonts w:ascii="Courier New" w:hAnsi="Courier New" w:cs="Courier New"/>
+          <w:sz w:val="20"/>
+          <w:szCs w:val="20"/>
+        </w:rPr>
+      </w:pPr>
+      <w:r>
+        <w:rPr>
+          <w:rFonts w:ascii="Courier New" w:hAnsi="Courier New" w:cs="Courier New"/>
+          <w:sz w:val="20"/>
+          <w:szCs w:val="20"/>
+        </w:rPr>
+        <w:tab/>
+      </w:r>
+      <w:r>
+        <w:rPr>
+          <w:rFonts w:ascii="Courier New" w:hAnsi="Courier New" w:cs="Courier New"/>
+          <w:sz w:val="20"/>
+          <w:szCs w:val="20"/>
+        </w:rPr>
+        <w:tab/>
+      </w:r>
+    </w:p>
+    <w:p>
+      <w:pPr>
+        <w:shd w:val="clear" w:color="auto" w:fill="DAE9F7" w:themeFill="text2" w:themeFillTint="1A"/>
+        <w:spacing w:after="0"/>
+        <w:rPr>
+          <w:rFonts w:ascii="Courier New" w:hAnsi="Courier New" w:cs="Courier New"/>
+          <w:sz w:val="20"/>
+          <w:szCs w:val="20"/>
+        </w:rPr>
+      </w:pPr>
+      <w:r>
+        <w:rPr>
+          <w:rFonts w:ascii="Courier New" w:hAnsi="Courier New" w:cs="Courier New"/>
+          <w:sz w:val="20"/>
+          <w:szCs w:val="20"/>
+        </w:rPr>
+        <w:tab/>
+      </w:r>
+      <w:r>
+        <w:rPr>
+          <w:rFonts w:ascii="Courier New" w:hAnsi="Courier New" w:cs="Courier New"/>
+          <w:sz w:val="20"/>
+          <w:szCs w:val="20"/>
+        </w:rPr>
+        <w:tab/>
+      </w:r>
+      <w:proofErr w:type="spellStart"/>
+      <w:r>
+        <w:rPr>
+          <w:rFonts w:ascii="Courier New" w:hAnsi="Courier New" w:cs="Courier New"/>
+          <w:sz w:val="20"/>
+          <w:szCs w:val="20"/>
+        </w:rPr>
+        <w:t>int</w:t>
+      </w:r>
+      <w:proofErr w:type="spellEnd"/>
+      <w:r>
+        <w:rPr>
+          <w:rFonts w:ascii="Courier New" w:hAnsi="Courier New" w:cs="Courier New"/>
+          <w:sz w:val="20"/>
+          <w:szCs w:val="20"/>
+        </w:rPr>
+        <w:t xml:space="preserve"> </w:t>
+      </w:r>
+      <w:proofErr w:type="spellStart"/>
+      <w:r>
+        <w:rPr>
+          <w:rFonts w:ascii="Courier New" w:hAnsi="Courier New" w:cs="Courier New"/>
+          <w:sz w:val="20"/>
+          <w:szCs w:val="20"/>
+        </w:rPr>
+        <w:t>hobbies_semana</w:t>
+      </w:r>
+      <w:proofErr w:type="spellEnd"/>
+      <w:r>
+        <w:rPr>
+          <w:rFonts w:ascii="Courier New" w:hAnsi="Courier New" w:cs="Courier New"/>
+          <w:sz w:val="20"/>
+          <w:szCs w:val="20"/>
+        </w:rPr>
+        <w:t>=hobbies*7;</w:t>
+      </w:r>
+    </w:p>
+    <w:p>
+      <w:pPr>
+        <w:shd w:val="clear" w:color="auto" w:fill="DAE9F7" w:themeFill="text2" w:themeFillTint="1A"/>
+        <w:spacing w:after="0"/>
+        <w:rPr>
+          <w:rFonts w:ascii="Courier New" w:hAnsi="Courier New" w:cs="Courier New"/>
+          <w:sz w:val="20"/>
+          <w:szCs w:val="20"/>
+        </w:rPr>
+      </w:pPr>
+      <w:r>
+        <w:rPr>
+          <w:rFonts w:ascii="Courier New" w:hAnsi="Courier New" w:cs="Courier New"/>
+          <w:sz w:val="20"/>
+          <w:szCs w:val="20"/>
+        </w:rPr>
+        <w:tab/>
+      </w:r>
+      <w:r>
+        <w:rPr>
+          <w:rFonts w:ascii="Courier New" w:hAnsi="Courier New" w:cs="Courier New"/>
+          <w:sz w:val="20"/>
+          <w:szCs w:val="20"/>
+        </w:rPr>
+        <w:tab/>
+      </w:r>
+      <w:proofErr w:type="spellStart"/>
+      <w:r>
+        <w:rPr>
+          <w:rFonts w:ascii="Courier New" w:hAnsi="Courier New" w:cs="Courier New"/>
+          <w:sz w:val="20"/>
+          <w:szCs w:val="20"/>
+        </w:rPr>
+        <w:t>System.out.println</w:t>
+      </w:r>
+      <w:proofErr w:type="spellEnd"/>
+      <w:r>
+        <w:rPr>
+          <w:rFonts w:ascii="Courier New" w:hAnsi="Courier New" w:cs="Courier New"/>
+          <w:sz w:val="20"/>
+          <w:szCs w:val="20"/>
+        </w:rPr>
+        <w:t>("Cuanto tiempo dedicas a tus hobbies, salidas semana:"+</w:t>
+      </w:r>
+      <w:proofErr w:type="spellStart"/>
+      <w:r>
+        <w:rPr>
+          <w:rFonts w:ascii="Courier New" w:hAnsi="Courier New" w:cs="Courier New"/>
+          <w:sz w:val="20"/>
+          <w:szCs w:val="20"/>
+        </w:rPr>
+        <w:t>hobbies_semana</w:t>
+      </w:r>
+      <w:proofErr w:type="spellEnd"/>
+      <w:r>
+        <w:rPr>
+          <w:rFonts w:ascii="Courier New" w:hAnsi="Courier New" w:cs="Courier New"/>
+          <w:sz w:val="20"/>
+          <w:szCs w:val="20"/>
+        </w:rPr>
+        <w:t>);</w:t>
+      </w:r>
+    </w:p>
+    <w:p>
+      <w:pPr>
+        <w:shd w:val="clear" w:color="auto" w:fill="DAE9F7" w:themeFill="text2" w:themeFillTint="1A"/>
+        <w:spacing w:after="0"/>
+        <w:rPr>
+          <w:rFonts w:ascii="Courier New" w:hAnsi="Courier New" w:cs="Courier New"/>
+          <w:sz w:val="20"/>
+          <w:szCs w:val="20"/>
+        </w:rPr>
+      </w:pPr>
+      <w:r>
+        <w:rPr>
+          <w:rFonts w:ascii="Courier New" w:hAnsi="Courier New" w:cs="Courier New"/>
+          <w:sz w:val="20"/>
+          <w:szCs w:val="20"/>
+        </w:rPr>
+        <w:tab/>
+      </w:r>
+      <w:r>
+        <w:rPr>
+          <w:rFonts w:ascii="Courier New" w:hAnsi="Courier New" w:cs="Courier New"/>
+          <w:sz w:val="20"/>
+          <w:szCs w:val="20"/>
+        </w:rPr>
+        <w:tab/>
+      </w:r>
+    </w:p>
+    <w:p>
+      <w:pPr>
+        <w:shd w:val="clear" w:color="auto" w:fill="DAE9F7" w:themeFill="text2" w:themeFillTint="1A"/>
+        <w:spacing w:after="0"/>
+        <w:rPr>
+          <w:rFonts w:ascii="Courier New" w:hAnsi="Courier New" w:cs="Courier New"/>
+          <w:sz w:val="20"/>
+          <w:szCs w:val="20"/>
+        </w:rPr>
+      </w:pPr>
+      <w:r>
+        <w:rPr>
+          <w:rFonts w:ascii="Courier New" w:hAnsi="Courier New" w:cs="Courier New"/>
+          <w:sz w:val="20"/>
+          <w:szCs w:val="20"/>
+        </w:rPr>
+        <w:tab/>
+      </w:r>
+      <w:r>
+        <w:rPr>
+          <w:rFonts w:ascii="Courier New" w:hAnsi="Courier New" w:cs="Courier New"/>
+          <w:sz w:val="20"/>
+          <w:szCs w:val="20"/>
+        </w:rPr>
+        <w:tab/>
+      </w:r>
+      <w:proofErr w:type="spellStart"/>
+      <w:r>
+        <w:rPr>
+          <w:rFonts w:ascii="Courier New" w:hAnsi="Courier New" w:cs="Courier New"/>
+          <w:sz w:val="20"/>
+          <w:szCs w:val="20"/>
+        </w:rPr>
+        <w:t>int</w:t>
+      </w:r>
+      <w:proofErr w:type="spellEnd"/>
+      <w:r>
+        <w:rPr>
+          <w:rFonts w:ascii="Courier New" w:hAnsi="Courier New" w:cs="Courier New"/>
+          <w:sz w:val="20"/>
+          <w:szCs w:val="20"/>
+        </w:rPr>
+        <w:t xml:space="preserve"> </w:t>
+      </w:r>
+      <w:proofErr w:type="spellStart"/>
+      <w:r>
+        <w:rPr>
+          <w:rFonts w:ascii="Courier New" w:hAnsi="Courier New" w:cs="Courier New"/>
+          <w:sz w:val="20"/>
+          <w:szCs w:val="20"/>
+        </w:rPr>
+        <w:t>casa_semana</w:t>
+      </w:r>
+      <w:proofErr w:type="spellEnd"/>
+      <w:r>
+        <w:rPr>
+          <w:rFonts w:ascii="Courier New" w:hAnsi="Courier New" w:cs="Courier New"/>
+          <w:sz w:val="20"/>
+          <w:szCs w:val="20"/>
+        </w:rPr>
+        <w:t>=casa*7;</w:t>
+      </w:r>
+    </w:p>
+    <w:p>
+      <w:pPr>
+        <w:shd w:val="clear" w:color="auto" w:fill="DAE9F7" w:themeFill="text2" w:themeFillTint="1A"/>
+        <w:spacing w:after="0"/>
+        <w:rPr>
+          <w:rFonts w:ascii="Courier New" w:hAnsi="Courier New" w:cs="Courier New"/>
+          <w:sz w:val="20"/>
+          <w:szCs w:val="20"/>
+        </w:rPr>
+      </w:pPr>
+      <w:r>
+        <w:rPr>
+          <w:rFonts w:ascii="Courier New" w:hAnsi="Courier New" w:cs="Courier New"/>
+          <w:sz w:val="20"/>
+          <w:szCs w:val="20"/>
+        </w:rPr>
+        <w:tab/>
+      </w:r>
+      <w:r>
+        <w:rPr>
+          <w:rFonts w:ascii="Courier New" w:hAnsi="Courier New" w:cs="Courier New"/>
+          <w:sz w:val="20"/>
+          <w:szCs w:val="20"/>
+        </w:rPr>
+        <w:tab/>
+      </w:r>
+      <w:proofErr w:type="spellStart"/>
+      <w:r>
+        <w:rPr>
+          <w:rFonts w:ascii="Courier New" w:hAnsi="Courier New" w:cs="Courier New"/>
+          <w:sz w:val="20"/>
+          <w:szCs w:val="20"/>
+        </w:rPr>
+        <w:t>System.out.println</w:t>
+      </w:r>
+      <w:proofErr w:type="spellEnd"/>
+      <w:r>
+        <w:rPr>
+          <w:rFonts w:ascii="Courier New" w:hAnsi="Courier New" w:cs="Courier New"/>
+          <w:sz w:val="20"/>
+          <w:szCs w:val="20"/>
+        </w:rPr>
+        <w:t>("Cuanto tiempo dedicas a tareas de la casa semana:"+</w:t>
+      </w:r>
+      <w:proofErr w:type="spellStart"/>
+      <w:r>
+        <w:rPr>
+          <w:rFonts w:ascii="Courier New" w:hAnsi="Courier New" w:cs="Courier New"/>
+          <w:sz w:val="20"/>
+          <w:szCs w:val="20"/>
+        </w:rPr>
+        <w:t>casa_semana</w:t>
+      </w:r>
+      <w:proofErr w:type="spellEnd"/>
+      <w:r>
+        <w:rPr>
+          <w:rFonts w:ascii="Courier New" w:hAnsi="Courier New" w:cs="Courier New"/>
+          <w:sz w:val="20"/>
+          <w:szCs w:val="20"/>
+        </w:rPr>
+        <w:t>);</w:t>
       </w:r>
     </w:p>
     <w:p>
@@ -5606,7 +7008,15 @@
     </w:p>
     <w:p/>
     <w:p>
-      <w:r>
+      <w:pPr>
+        <w:rPr>
+          <w:noProof/>
+        </w:rPr>
+      </w:pPr>
+      <w:r>
+        <w:rPr>
+          <w:noProof/>
+        </w:rPr>
         <w:lastRenderedPageBreak/>
         <w:drawing>
           <wp:inline distT="0" distB="0" distL="0" distR="0" wp14:anchorId="59670B4A" wp14:editId="259D62D4">
@@ -5644,6 +7054,282 @@
           </wp:inline>
         </w:drawing>
       </w:r>
+    </w:p>
+    <w:p>
+      <w:pPr>
+        <w:rPr>
+          <w:noProof/>
+        </w:rPr>
+      </w:pPr>
+    </w:p>
+    <w:p>
+      <w:pPr>
+        <w:tabs>
+          <w:tab w:val="left" w:pos="1110"/>
+        </w:tabs>
+      </w:pPr>
+      <w:r>
+        <w:tab/>
+        <w:t>CASTEO Y PARSEO</w:t>
+      </w:r>
+    </w:p>
+    <w:p>
+      <w:pPr>
+        <w:tabs>
+          <w:tab w:val="left" w:pos="1110"/>
+        </w:tabs>
+      </w:pPr>
+      <w:r>
+        <w:t>CASTEAR ES CONVERTIR UN TIPO DE DATOS EN OTRO</w:t>
+      </w:r>
+    </w:p>
+    <w:p>
+      <w:pPr>
+        <w:tabs>
+          <w:tab w:val="left" w:pos="1110"/>
+        </w:tabs>
+      </w:pPr>
+      <w:r>
+        <w:t xml:space="preserve">EJEMPLO: casteo </w:t>
+      </w:r>
+      <w:proofErr w:type="spellStart"/>
+      <w:r>
+        <w:t>i</w:t>
+      </w:r>
+      <w:r>
+        <w:t>mplicito</w:t>
+      </w:r>
+      <w:proofErr w:type="spellEnd"/>
+    </w:p>
+    <w:p>
+      <w:pPr>
+        <w:tabs>
+          <w:tab w:val="left" w:pos="1110"/>
+        </w:tabs>
+      </w:pPr>
+      <w:proofErr w:type="spellStart"/>
+      <w:r>
+        <w:t>Int</w:t>
+      </w:r>
+      <w:proofErr w:type="spellEnd"/>
+      <w:r>
+        <w:t xml:space="preserve"> a=12;</w:t>
+      </w:r>
+    </w:p>
+    <w:p>
+      <w:pPr>
+        <w:tabs>
+          <w:tab w:val="left" w:pos="1110"/>
+        </w:tabs>
+        <w:rPr>
+          <w:lang w:val="en-GB"/>
+        </w:rPr>
+      </w:pPr>
+      <w:r>
+        <w:rPr>
+          <w:lang w:val="en-GB"/>
+        </w:rPr>
+        <w:t>Double b=a</w:t>
+      </w:r>
+    </w:p>
+    <w:p>
+      <w:pPr>
+        <w:tabs>
+          <w:tab w:val="left" w:pos="1110"/>
+        </w:tabs>
+        <w:rPr>
+          <w:lang w:val="en-GB"/>
+        </w:rPr>
+      </w:pPr>
+      <w:r>
+        <w:rPr>
+          <w:lang w:val="en-GB"/>
+        </w:rPr>
+        <w:t xml:space="preserve">EJEMPLO; </w:t>
+      </w:r>
+      <w:proofErr w:type="spellStart"/>
+      <w:r>
+        <w:rPr>
+          <w:lang w:val="en-GB"/>
+        </w:rPr>
+        <w:t>casteo</w:t>
+      </w:r>
+      <w:proofErr w:type="spellEnd"/>
+      <w:r>
+        <w:rPr>
+          <w:lang w:val="en-GB"/>
+        </w:rPr>
+        <w:t xml:space="preserve"> </w:t>
+      </w:r>
+      <w:proofErr w:type="spellStart"/>
+      <w:r>
+        <w:rPr>
+          <w:lang w:val="en-GB"/>
+        </w:rPr>
+        <w:t>explicito</w:t>
+      </w:r>
+      <w:proofErr w:type="spellEnd"/>
+    </w:p>
+    <w:p>
+      <w:pPr>
+        <w:tabs>
+          <w:tab w:val="left" w:pos="1110"/>
+        </w:tabs>
+        <w:rPr>
+          <w:lang w:val="en-GB"/>
+        </w:rPr>
+      </w:pPr>
+      <w:r>
+        <w:rPr>
+          <w:lang w:val="en-GB"/>
+        </w:rPr>
+        <w:t>Double x=9.8;</w:t>
+      </w:r>
+    </w:p>
+    <w:p>
+      <w:pPr>
+        <w:tabs>
+          <w:tab w:val="left" w:pos="1110"/>
+        </w:tabs>
+        <w:rPr>
+          <w:lang w:val="en-GB"/>
+        </w:rPr>
+      </w:pPr>
+      <w:r>
+        <w:rPr>
+          <w:lang w:val="en-GB"/>
+        </w:rPr>
+        <w:t>Int y=(int) x;</w:t>
+      </w:r>
+    </w:p>
+    <w:p>
+      <w:pPr>
+        <w:tabs>
+          <w:tab w:val="left" w:pos="1110"/>
+        </w:tabs>
+        <w:rPr>
+          <w:lang w:val="en-GB"/>
+        </w:rPr>
+      </w:pPr>
+      <w:r>
+        <w:rPr>
+          <w:lang w:val="en-GB"/>
+        </w:rPr>
+        <w:t xml:space="preserve">El </w:t>
+      </w:r>
+      <w:proofErr w:type="spellStart"/>
+      <w:r>
+        <w:rPr>
+          <w:lang w:val="en-GB"/>
+        </w:rPr>
+        <w:t>resultado</w:t>
+      </w:r>
+      <w:proofErr w:type="spellEnd"/>
+      <w:r>
+        <w:rPr>
+          <w:lang w:val="en-GB"/>
+        </w:rPr>
+        <w:t xml:space="preserve"> </w:t>
+      </w:r>
+      <w:proofErr w:type="spellStart"/>
+      <w:r>
+        <w:rPr>
+          <w:lang w:val="en-GB"/>
+        </w:rPr>
+        <w:t>sería</w:t>
+      </w:r>
+      <w:proofErr w:type="spellEnd"/>
+      <w:r>
+        <w:rPr>
+          <w:lang w:val="en-GB"/>
+        </w:rPr>
+        <w:t xml:space="preserve"> y=9</w:t>
+      </w:r>
+    </w:p>
+    <w:p>
+      <w:pPr>
+        <w:tabs>
+          <w:tab w:val="left" w:pos="1110"/>
+        </w:tabs>
+        <w:rPr>
+          <w:lang w:val="en-GB"/>
+        </w:rPr>
+      </w:pPr>
+    </w:p>
+    <w:p>
+      <w:pPr>
+        <w:tabs>
+          <w:tab w:val="left" w:pos="1110"/>
+        </w:tabs>
+      </w:pPr>
+      <w:r>
+        <w:t>PARSEAR es convertir un S</w:t>
+      </w:r>
+      <w:r>
+        <w:t>tring a un tipo numérico</w:t>
+      </w:r>
+    </w:p>
+    <w:p>
+      <w:pPr>
+        <w:tabs>
+          <w:tab w:val="left" w:pos="1110"/>
+        </w:tabs>
+      </w:pPr>
+      <w:proofErr w:type="spellStart"/>
+      <w:r>
+        <w:t>Int</w:t>
+      </w:r>
+      <w:proofErr w:type="spellEnd"/>
+      <w:r>
+        <w:t xml:space="preserve"> n= </w:t>
+      </w:r>
+      <w:proofErr w:type="spellStart"/>
+      <w:r>
+        <w:t>Integer.parseInt</w:t>
+      </w:r>
+      <w:proofErr w:type="spellEnd"/>
+      <w:r>
+        <w:t>(“123”);</w:t>
+      </w:r>
+    </w:p>
+    <w:p>
+      <w:pPr>
+        <w:tabs>
+          <w:tab w:val="left" w:pos="1110"/>
+        </w:tabs>
+      </w:pPr>
+      <w:r>
+        <w:t xml:space="preserve">Double d= </w:t>
+      </w:r>
+      <w:proofErr w:type="spellStart"/>
+      <w:r>
+        <w:t>Double.parseDouble</w:t>
+      </w:r>
+      <w:proofErr w:type="spellEnd"/>
+      <w:r>
+        <w:t>(“3.14”);</w:t>
+      </w:r>
+    </w:p>
+    <w:p>
+      <w:pPr>
+        <w:tabs>
+          <w:tab w:val="left" w:pos="1110"/>
+        </w:tabs>
+      </w:pPr>
+    </w:p>
+    <w:p>
+      <w:pPr>
+        <w:tabs>
+          <w:tab w:val="left" w:pos="1110"/>
+        </w:tabs>
+      </w:pPr>
+    </w:p>
+    <w:p>
+      <w:pPr>
+        <w:tabs>
+          <w:tab w:val="left" w:pos="1110"/>
+        </w:tabs>
+      </w:pPr>
     </w:p>
     <w:sectPr>
       <w:pgSz w:w="11906" w:h="16838"/>
@@ -6258,6 +7944,7 @@
   <w:style w:type="character" w:default="1" w:styleId="Fuentedeprrafopredeter">
     <w:name w:val="Default Paragraph Font"/>
     <w:uiPriority w:val="1"/>
+    <w:semiHidden/>
     <w:unhideWhenUsed/>
   </w:style>
   <w:style w:type="table" w:default="1" w:styleId="Tablanormal">

--- a/MF0964_3 Desarrollo de elementos software para gestión de/JAVA/PRIMEROS PASOS CON JAVA.docx
+++ b/MF0964_3 Desarrollo de elementos software para gestión de/JAVA/PRIMEROS PASOS CON JAVA.docx
@@ -107,14 +107,35 @@
         <w:t xml:space="preserve">import </w:t>
       </w:r>
       <w:proofErr w:type="spellStart"/>
-      <w:r>
-        <w:rPr>
-          <w:rFonts w:ascii="Courier New" w:hAnsi="Courier New" w:cs="Courier New"/>
-          <w:sz w:val="20"/>
-          <w:szCs w:val="20"/>
-          <w:lang w:val="en-GB"/>
-        </w:rPr>
-        <w:t>java.util.Scanner</w:t>
+      <w:proofErr w:type="gramStart"/>
+      <w:r>
+        <w:rPr>
+          <w:rFonts w:ascii="Courier New" w:hAnsi="Courier New" w:cs="Courier New"/>
+          <w:sz w:val="20"/>
+          <w:szCs w:val="20"/>
+          <w:lang w:val="en-GB"/>
+        </w:rPr>
+        <w:t>java.util</w:t>
+      </w:r>
+      <w:proofErr w:type="gramEnd"/>
+      <w:r>
+        <w:rPr>
+          <w:rFonts w:ascii="Courier New" w:hAnsi="Courier New" w:cs="Courier New"/>
+          <w:sz w:val="20"/>
+          <w:szCs w:val="20"/>
+          <w:lang w:val="en-GB"/>
+        </w:rPr>
+        <w:t>.</w:t>
+      </w:r>
+      <w:proofErr w:type="gramStart"/>
+      <w:r>
+        <w:rPr>
+          <w:rFonts w:ascii="Courier New" w:hAnsi="Courier New" w:cs="Courier New"/>
+          <w:sz w:val="20"/>
+          <w:szCs w:val="20"/>
+          <w:lang w:val="en-GB"/>
+        </w:rPr>
+        <w:t>Scanner</w:t>
       </w:r>
       <w:proofErr w:type="spellEnd"/>
       <w:r>
@@ -126,6 +147,7 @@
         </w:rPr>
         <w:t>;</w:t>
       </w:r>
+      <w:proofErr w:type="gramEnd"/>
     </w:p>
     <w:p>
       <w:pPr>
@@ -211,7 +233,27 @@
           <w:lang w:val="en-GB"/>
         </w:rPr>
         <w:tab/>
-        <w:t xml:space="preserve">public static void main(String[] </w:t>
+        <w:t xml:space="preserve">public static void </w:t>
+      </w:r>
+      <w:proofErr w:type="gramStart"/>
+      <w:r>
+        <w:rPr>
+          <w:rFonts w:ascii="Courier New" w:hAnsi="Courier New" w:cs="Courier New"/>
+          <w:sz w:val="20"/>
+          <w:szCs w:val="20"/>
+          <w:lang w:val="en-GB"/>
+        </w:rPr>
+        <w:t>main(String[</w:t>
+      </w:r>
+      <w:proofErr w:type="gramEnd"/>
+      <w:r>
+        <w:rPr>
+          <w:rFonts w:ascii="Courier New" w:hAnsi="Courier New" w:cs="Courier New"/>
+          <w:sz w:val="20"/>
+          <w:szCs w:val="20"/>
+          <w:lang w:val="en-GB"/>
+        </w:rPr>
+        <w:t xml:space="preserve">] </w:t>
       </w:r>
       <w:proofErr w:type="spellStart"/>
       <w:r>
@@ -344,8 +386,39 @@
           <w:lang w:val="en-GB"/>
         </w:rPr>
         <w:tab/>
-        <w:t>Scanner c=new Scanner(System.in);</w:t>
-      </w:r>
+        <w:t xml:space="preserve">Scanner c=new </w:t>
+      </w:r>
+      <w:proofErr w:type="gramStart"/>
+      <w:r>
+        <w:rPr>
+          <w:rFonts w:ascii="Courier New" w:hAnsi="Courier New" w:cs="Courier New"/>
+          <w:sz w:val="20"/>
+          <w:szCs w:val="20"/>
+          <w:lang w:val="en-GB"/>
+        </w:rPr>
+        <w:t>Scanner(</w:t>
+      </w:r>
+      <w:proofErr w:type="gramEnd"/>
+      <w:r>
+        <w:rPr>
+          <w:rFonts w:ascii="Courier New" w:hAnsi="Courier New" w:cs="Courier New"/>
+          <w:sz w:val="20"/>
+          <w:szCs w:val="20"/>
+          <w:lang w:val="en-GB"/>
+        </w:rPr>
+        <w:t>System.in</w:t>
+      </w:r>
+      <w:proofErr w:type="gramStart"/>
+      <w:r>
+        <w:rPr>
+          <w:rFonts w:ascii="Courier New" w:hAnsi="Courier New" w:cs="Courier New"/>
+          <w:sz w:val="20"/>
+          <w:szCs w:val="20"/>
+          <w:lang w:val="en-GB"/>
+        </w:rPr>
+        <w:t>);</w:t>
+      </w:r>
+      <w:proofErr w:type="gramEnd"/>
     </w:p>
     <w:p>
       <w:pPr>
@@ -483,6 +556,163 @@
           <w:szCs w:val="20"/>
           <w:lang w:val="en-GB"/>
         </w:rPr>
+        <w:t>(</w:t>
+      </w:r>
+      <w:proofErr w:type="gramStart"/>
+      <w:r>
+        <w:rPr>
+          <w:rFonts w:ascii="Courier New" w:hAnsi="Courier New" w:cs="Courier New"/>
+          <w:sz w:val="20"/>
+          <w:szCs w:val="20"/>
+          <w:lang w:val="en-GB"/>
+        </w:rPr>
+        <w:t>);</w:t>
+      </w:r>
+      <w:proofErr w:type="gramEnd"/>
+    </w:p>
+    <w:p>
+      <w:pPr>
+        <w:shd w:val="clear" w:color="auto" w:fill="DAE9F7" w:themeFill="text2" w:themeFillTint="1A"/>
+        <w:spacing w:after="0"/>
+        <w:rPr>
+          <w:rFonts w:ascii="Courier New" w:hAnsi="Courier New" w:cs="Courier New"/>
+          <w:sz w:val="20"/>
+          <w:szCs w:val="20"/>
+          <w:lang w:val="en-GB"/>
+        </w:rPr>
+      </w:pPr>
+      <w:r>
+        <w:rPr>
+          <w:rFonts w:ascii="Courier New" w:hAnsi="Courier New" w:cs="Courier New"/>
+          <w:sz w:val="20"/>
+          <w:szCs w:val="20"/>
+          <w:lang w:val="en-GB"/>
+        </w:rPr>
+        <w:tab/>
+      </w:r>
+      <w:r>
+        <w:rPr>
+          <w:rFonts w:ascii="Courier New" w:hAnsi="Courier New" w:cs="Courier New"/>
+          <w:sz w:val="20"/>
+          <w:szCs w:val="20"/>
+          <w:lang w:val="en-GB"/>
+        </w:rPr>
+        <w:tab/>
+      </w:r>
+      <w:proofErr w:type="spellStart"/>
+      <w:r>
+        <w:rPr>
+          <w:rFonts w:ascii="Courier New" w:hAnsi="Courier New" w:cs="Courier New"/>
+          <w:sz w:val="20"/>
+          <w:szCs w:val="20"/>
+          <w:lang w:val="en-GB"/>
+        </w:rPr>
+        <w:t>System.out.println</w:t>
+      </w:r>
+      <w:proofErr w:type="spellEnd"/>
+      <w:r>
+        <w:rPr>
+          <w:rFonts w:ascii="Courier New" w:hAnsi="Courier New" w:cs="Courier New"/>
+          <w:sz w:val="20"/>
+          <w:szCs w:val="20"/>
+          <w:lang w:val="en-GB"/>
+        </w:rPr>
+        <w:t xml:space="preserve">("introduce </w:t>
+      </w:r>
+      <w:proofErr w:type="spellStart"/>
+      <w:r>
+        <w:rPr>
+          <w:rFonts w:ascii="Courier New" w:hAnsi="Courier New" w:cs="Courier New"/>
+          <w:sz w:val="20"/>
+          <w:szCs w:val="20"/>
+          <w:lang w:val="en-GB"/>
+        </w:rPr>
+        <w:t>numero</w:t>
+      </w:r>
+      <w:proofErr w:type="spellEnd"/>
+      <w:r>
+        <w:rPr>
+          <w:rFonts w:ascii="Courier New" w:hAnsi="Courier New" w:cs="Courier New"/>
+          <w:sz w:val="20"/>
+          <w:szCs w:val="20"/>
+          <w:lang w:val="en-GB"/>
+        </w:rPr>
+        <w:t xml:space="preserve"> 2:"</w:t>
+      </w:r>
+      <w:proofErr w:type="gramStart"/>
+      <w:r>
+        <w:rPr>
+          <w:rFonts w:ascii="Courier New" w:hAnsi="Courier New" w:cs="Courier New"/>
+          <w:sz w:val="20"/>
+          <w:szCs w:val="20"/>
+          <w:lang w:val="en-GB"/>
+        </w:rPr>
+        <w:t>);</w:t>
+      </w:r>
+      <w:proofErr w:type="gramEnd"/>
+    </w:p>
+    <w:p>
+      <w:pPr>
+        <w:shd w:val="clear" w:color="auto" w:fill="DAE9F7" w:themeFill="text2" w:themeFillTint="1A"/>
+        <w:spacing w:after="0"/>
+        <w:rPr>
+          <w:rFonts w:ascii="Courier New" w:hAnsi="Courier New" w:cs="Courier New"/>
+          <w:sz w:val="20"/>
+          <w:szCs w:val="20"/>
+        </w:rPr>
+      </w:pPr>
+      <w:r>
+        <w:rPr>
+          <w:rFonts w:ascii="Courier New" w:hAnsi="Courier New" w:cs="Courier New"/>
+          <w:sz w:val="20"/>
+          <w:szCs w:val="20"/>
+          <w:lang w:val="en-GB"/>
+        </w:rPr>
+        <w:tab/>
+      </w:r>
+      <w:r>
+        <w:rPr>
+          <w:rFonts w:ascii="Courier New" w:hAnsi="Courier New" w:cs="Courier New"/>
+          <w:sz w:val="20"/>
+          <w:szCs w:val="20"/>
+          <w:lang w:val="en-GB"/>
+        </w:rPr>
+        <w:tab/>
+      </w:r>
+      <w:proofErr w:type="spellStart"/>
+      <w:r>
+        <w:rPr>
+          <w:rFonts w:ascii="Courier New" w:hAnsi="Courier New" w:cs="Courier New"/>
+          <w:sz w:val="20"/>
+          <w:szCs w:val="20"/>
+        </w:rPr>
+        <w:t>int</w:t>
+      </w:r>
+      <w:proofErr w:type="spellEnd"/>
+      <w:r>
+        <w:rPr>
+          <w:rFonts w:ascii="Courier New" w:hAnsi="Courier New" w:cs="Courier New"/>
+          <w:sz w:val="20"/>
+          <w:szCs w:val="20"/>
+        </w:rPr>
+        <w:t xml:space="preserve"> numero2=</w:t>
+      </w:r>
+      <w:proofErr w:type="spellStart"/>
+      <w:r>
+        <w:rPr>
+          <w:rFonts w:ascii="Courier New" w:hAnsi="Courier New" w:cs="Courier New"/>
+          <w:sz w:val="20"/>
+          <w:szCs w:val="20"/>
+        </w:rPr>
+        <w:t>c.nextInt</w:t>
+      </w:r>
+      <w:proofErr w:type="spellEnd"/>
+      <w:r>
+        <w:rPr>
+          <w:rFonts w:ascii="Courier New" w:hAnsi="Courier New" w:cs="Courier New"/>
+          <w:sz w:val="20"/>
+          <w:szCs w:val="20"/>
+        </w:rPr>
         <w:t>();</w:t>
       </w:r>
     </w:p>
@@ -494,34 +724,352 @@
           <w:rFonts w:ascii="Courier New" w:hAnsi="Courier New" w:cs="Courier New"/>
           <w:sz w:val="20"/>
           <w:szCs w:val="20"/>
-          <w:lang w:val="en-GB"/>
-        </w:rPr>
-      </w:pPr>
-      <w:r>
-        <w:rPr>
-          <w:rFonts w:ascii="Courier New" w:hAnsi="Courier New" w:cs="Courier New"/>
-          <w:sz w:val="20"/>
-          <w:szCs w:val="20"/>
-          <w:lang w:val="en-GB"/>
-        </w:rPr>
-        <w:tab/>
-      </w:r>
-      <w:r>
-        <w:rPr>
-          <w:rFonts w:ascii="Courier New" w:hAnsi="Courier New" w:cs="Courier New"/>
-          <w:sz w:val="20"/>
-          <w:szCs w:val="20"/>
-          <w:lang w:val="en-GB"/>
-        </w:rPr>
-        <w:tab/>
-      </w:r>
-      <w:proofErr w:type="spellStart"/>
-      <w:r>
-        <w:rPr>
-          <w:rFonts w:ascii="Courier New" w:hAnsi="Courier New" w:cs="Courier New"/>
-          <w:sz w:val="20"/>
-          <w:szCs w:val="20"/>
-          <w:lang w:val="en-GB"/>
+        </w:rPr>
+      </w:pPr>
+      <w:r>
+        <w:rPr>
+          <w:rFonts w:ascii="Courier New" w:hAnsi="Courier New" w:cs="Courier New"/>
+          <w:sz w:val="20"/>
+          <w:szCs w:val="20"/>
+        </w:rPr>
+        <w:tab/>
+      </w:r>
+      <w:r>
+        <w:rPr>
+          <w:rFonts w:ascii="Courier New" w:hAnsi="Courier New" w:cs="Courier New"/>
+          <w:sz w:val="20"/>
+          <w:szCs w:val="20"/>
+        </w:rPr>
+        <w:tab/>
+      </w:r>
+    </w:p>
+    <w:p>
+      <w:pPr>
+        <w:shd w:val="clear" w:color="auto" w:fill="DAE9F7" w:themeFill="text2" w:themeFillTint="1A"/>
+        <w:spacing w:after="0"/>
+        <w:rPr>
+          <w:rFonts w:ascii="Courier New" w:hAnsi="Courier New" w:cs="Courier New"/>
+          <w:sz w:val="20"/>
+          <w:szCs w:val="20"/>
+        </w:rPr>
+      </w:pPr>
+      <w:r>
+        <w:rPr>
+          <w:rFonts w:ascii="Courier New" w:hAnsi="Courier New" w:cs="Courier New"/>
+          <w:sz w:val="20"/>
+          <w:szCs w:val="20"/>
+        </w:rPr>
+        <w:tab/>
+      </w:r>
+      <w:r>
+        <w:rPr>
+          <w:rFonts w:ascii="Courier New" w:hAnsi="Courier New" w:cs="Courier New"/>
+          <w:sz w:val="20"/>
+          <w:szCs w:val="20"/>
+        </w:rPr>
+        <w:tab/>
+        <w:t>//operaciones</w:t>
+      </w:r>
+    </w:p>
+    <w:p>
+      <w:pPr>
+        <w:shd w:val="clear" w:color="auto" w:fill="DAE9F7" w:themeFill="text2" w:themeFillTint="1A"/>
+        <w:spacing w:after="0"/>
+        <w:rPr>
+          <w:rFonts w:ascii="Courier New" w:hAnsi="Courier New" w:cs="Courier New"/>
+          <w:sz w:val="20"/>
+          <w:szCs w:val="20"/>
+        </w:rPr>
+      </w:pPr>
+      <w:r>
+        <w:rPr>
+          <w:rFonts w:ascii="Courier New" w:hAnsi="Courier New" w:cs="Courier New"/>
+          <w:sz w:val="20"/>
+          <w:szCs w:val="20"/>
+        </w:rPr>
+        <w:tab/>
+      </w:r>
+      <w:r>
+        <w:rPr>
+          <w:rFonts w:ascii="Courier New" w:hAnsi="Courier New" w:cs="Courier New"/>
+          <w:sz w:val="20"/>
+          <w:szCs w:val="20"/>
+        </w:rPr>
+        <w:tab/>
+      </w:r>
+      <w:proofErr w:type="spellStart"/>
+      <w:r>
+        <w:rPr>
+          <w:rFonts w:ascii="Courier New" w:hAnsi="Courier New" w:cs="Courier New"/>
+          <w:sz w:val="20"/>
+          <w:szCs w:val="20"/>
+        </w:rPr>
+        <w:t>int</w:t>
+      </w:r>
+      <w:proofErr w:type="spellEnd"/>
+      <w:r>
+        <w:rPr>
+          <w:rFonts w:ascii="Courier New" w:hAnsi="Courier New" w:cs="Courier New"/>
+          <w:sz w:val="20"/>
+          <w:szCs w:val="20"/>
+        </w:rPr>
+        <w:t xml:space="preserve"> </w:t>
+      </w:r>
+      <w:proofErr w:type="spellStart"/>
+      <w:proofErr w:type="gramStart"/>
+      <w:r>
+        <w:rPr>
+          <w:rFonts w:ascii="Courier New" w:hAnsi="Courier New" w:cs="Courier New"/>
+          <w:sz w:val="20"/>
+          <w:szCs w:val="20"/>
+        </w:rPr>
+        <w:t>suma,resta</w:t>
+      </w:r>
+      <w:proofErr w:type="gramEnd"/>
+      <w:r>
+        <w:rPr>
+          <w:rFonts w:ascii="Courier New" w:hAnsi="Courier New" w:cs="Courier New"/>
+          <w:sz w:val="20"/>
+          <w:szCs w:val="20"/>
+        </w:rPr>
+        <w:t>,</w:t>
+      </w:r>
+      <w:proofErr w:type="gramStart"/>
+      <w:r>
+        <w:rPr>
+          <w:rFonts w:ascii="Courier New" w:hAnsi="Courier New" w:cs="Courier New"/>
+          <w:sz w:val="20"/>
+          <w:szCs w:val="20"/>
+        </w:rPr>
+        <w:t>multi,divi</w:t>
+      </w:r>
+      <w:proofErr w:type="spellEnd"/>
+      <w:proofErr w:type="gramEnd"/>
+      <w:r>
+        <w:rPr>
+          <w:rFonts w:ascii="Courier New" w:hAnsi="Courier New" w:cs="Courier New"/>
+          <w:sz w:val="20"/>
+          <w:szCs w:val="20"/>
+        </w:rPr>
+        <w:t>;</w:t>
+      </w:r>
+    </w:p>
+    <w:p>
+      <w:pPr>
+        <w:shd w:val="clear" w:color="auto" w:fill="DAE9F7" w:themeFill="text2" w:themeFillTint="1A"/>
+        <w:spacing w:after="0"/>
+        <w:rPr>
+          <w:rFonts w:ascii="Courier New" w:hAnsi="Courier New" w:cs="Courier New"/>
+          <w:sz w:val="20"/>
+          <w:szCs w:val="20"/>
+        </w:rPr>
+      </w:pPr>
+      <w:r>
+        <w:rPr>
+          <w:rFonts w:ascii="Courier New" w:hAnsi="Courier New" w:cs="Courier New"/>
+          <w:sz w:val="20"/>
+          <w:szCs w:val="20"/>
+        </w:rPr>
+        <w:tab/>
+      </w:r>
+      <w:r>
+        <w:rPr>
+          <w:rFonts w:ascii="Courier New" w:hAnsi="Courier New" w:cs="Courier New"/>
+          <w:sz w:val="20"/>
+          <w:szCs w:val="20"/>
+        </w:rPr>
+        <w:tab/>
+        <w:t>suma=numero1+numero2;</w:t>
+      </w:r>
+    </w:p>
+    <w:p>
+      <w:pPr>
+        <w:shd w:val="clear" w:color="auto" w:fill="DAE9F7" w:themeFill="text2" w:themeFillTint="1A"/>
+        <w:spacing w:after="0"/>
+        <w:rPr>
+          <w:rFonts w:ascii="Courier New" w:hAnsi="Courier New" w:cs="Courier New"/>
+          <w:sz w:val="20"/>
+          <w:szCs w:val="20"/>
+        </w:rPr>
+      </w:pPr>
+      <w:r>
+        <w:rPr>
+          <w:rFonts w:ascii="Courier New" w:hAnsi="Courier New" w:cs="Courier New"/>
+          <w:sz w:val="20"/>
+          <w:szCs w:val="20"/>
+        </w:rPr>
+        <w:tab/>
+      </w:r>
+      <w:r>
+        <w:rPr>
+          <w:rFonts w:ascii="Courier New" w:hAnsi="Courier New" w:cs="Courier New"/>
+          <w:sz w:val="20"/>
+          <w:szCs w:val="20"/>
+        </w:rPr>
+        <w:tab/>
+        <w:t>resta=numero1-numero2;</w:t>
+      </w:r>
+    </w:p>
+    <w:p>
+      <w:pPr>
+        <w:shd w:val="clear" w:color="auto" w:fill="DAE9F7" w:themeFill="text2" w:themeFillTint="1A"/>
+        <w:spacing w:after="0"/>
+        <w:rPr>
+          <w:rFonts w:ascii="Courier New" w:hAnsi="Courier New" w:cs="Courier New"/>
+          <w:sz w:val="20"/>
+          <w:szCs w:val="20"/>
+        </w:rPr>
+      </w:pPr>
+      <w:r>
+        <w:rPr>
+          <w:rFonts w:ascii="Courier New" w:hAnsi="Courier New" w:cs="Courier New"/>
+          <w:sz w:val="20"/>
+          <w:szCs w:val="20"/>
+        </w:rPr>
+        <w:tab/>
+      </w:r>
+      <w:r>
+        <w:rPr>
+          <w:rFonts w:ascii="Courier New" w:hAnsi="Courier New" w:cs="Courier New"/>
+          <w:sz w:val="20"/>
+          <w:szCs w:val="20"/>
+        </w:rPr>
+        <w:tab/>
+        <w:t>multi=numero1*numero2;</w:t>
+      </w:r>
+    </w:p>
+    <w:p>
+      <w:pPr>
+        <w:shd w:val="clear" w:color="auto" w:fill="DAE9F7" w:themeFill="text2" w:themeFillTint="1A"/>
+        <w:spacing w:after="0"/>
+        <w:rPr>
+          <w:rFonts w:ascii="Courier New" w:hAnsi="Courier New" w:cs="Courier New"/>
+          <w:sz w:val="20"/>
+          <w:szCs w:val="20"/>
+        </w:rPr>
+      </w:pPr>
+      <w:r>
+        <w:rPr>
+          <w:rFonts w:ascii="Courier New" w:hAnsi="Courier New" w:cs="Courier New"/>
+          <w:sz w:val="20"/>
+          <w:szCs w:val="20"/>
+        </w:rPr>
+        <w:tab/>
+      </w:r>
+      <w:r>
+        <w:rPr>
+          <w:rFonts w:ascii="Courier New" w:hAnsi="Courier New" w:cs="Courier New"/>
+          <w:sz w:val="20"/>
+          <w:szCs w:val="20"/>
+        </w:rPr>
+        <w:tab/>
+      </w:r>
+      <w:proofErr w:type="spellStart"/>
+      <w:r>
+        <w:rPr>
+          <w:rFonts w:ascii="Courier New" w:hAnsi="Courier New" w:cs="Courier New"/>
+          <w:sz w:val="20"/>
+          <w:szCs w:val="20"/>
+        </w:rPr>
+        <w:t>divi</w:t>
+      </w:r>
+      <w:proofErr w:type="spellEnd"/>
+      <w:r>
+        <w:rPr>
+          <w:rFonts w:ascii="Courier New" w:hAnsi="Courier New" w:cs="Courier New"/>
+          <w:sz w:val="20"/>
+          <w:szCs w:val="20"/>
+        </w:rPr>
+        <w:t>=numero1/numero2;</w:t>
+      </w:r>
+    </w:p>
+    <w:p>
+      <w:pPr>
+        <w:shd w:val="clear" w:color="auto" w:fill="DAE9F7" w:themeFill="text2" w:themeFillTint="1A"/>
+        <w:spacing w:after="0"/>
+        <w:rPr>
+          <w:rFonts w:ascii="Courier New" w:hAnsi="Courier New" w:cs="Courier New"/>
+          <w:sz w:val="20"/>
+          <w:szCs w:val="20"/>
+        </w:rPr>
+      </w:pPr>
+      <w:r>
+        <w:rPr>
+          <w:rFonts w:ascii="Courier New" w:hAnsi="Courier New" w:cs="Courier New"/>
+          <w:sz w:val="20"/>
+          <w:szCs w:val="20"/>
+        </w:rPr>
+        <w:tab/>
+      </w:r>
+      <w:r>
+        <w:rPr>
+          <w:rFonts w:ascii="Courier New" w:hAnsi="Courier New" w:cs="Courier New"/>
+          <w:sz w:val="20"/>
+          <w:szCs w:val="20"/>
+        </w:rPr>
+        <w:tab/>
+      </w:r>
+    </w:p>
+    <w:p>
+      <w:pPr>
+        <w:shd w:val="clear" w:color="auto" w:fill="DAE9F7" w:themeFill="text2" w:themeFillTint="1A"/>
+        <w:spacing w:after="0"/>
+        <w:rPr>
+          <w:rFonts w:ascii="Courier New" w:hAnsi="Courier New" w:cs="Courier New"/>
+          <w:sz w:val="20"/>
+          <w:szCs w:val="20"/>
+        </w:rPr>
+      </w:pPr>
+      <w:r>
+        <w:rPr>
+          <w:rFonts w:ascii="Courier New" w:hAnsi="Courier New" w:cs="Courier New"/>
+          <w:sz w:val="20"/>
+          <w:szCs w:val="20"/>
+        </w:rPr>
+        <w:tab/>
+      </w:r>
+      <w:r>
+        <w:rPr>
+          <w:rFonts w:ascii="Courier New" w:hAnsi="Courier New" w:cs="Courier New"/>
+          <w:sz w:val="20"/>
+          <w:szCs w:val="20"/>
+        </w:rPr>
+        <w:tab/>
+        <w:t>//salir por pantalla</w:t>
+      </w:r>
+    </w:p>
+    <w:p>
+      <w:pPr>
+        <w:shd w:val="clear" w:color="auto" w:fill="DAE9F7" w:themeFill="text2" w:themeFillTint="1A"/>
+        <w:spacing w:after="0"/>
+        <w:rPr>
+          <w:rFonts w:ascii="Courier New" w:hAnsi="Courier New" w:cs="Courier New"/>
+          <w:sz w:val="20"/>
+          <w:szCs w:val="20"/>
+        </w:rPr>
+      </w:pPr>
+      <w:r>
+        <w:rPr>
+          <w:rFonts w:ascii="Courier New" w:hAnsi="Courier New" w:cs="Courier New"/>
+          <w:sz w:val="20"/>
+          <w:szCs w:val="20"/>
+        </w:rPr>
+        <w:tab/>
+      </w:r>
+      <w:r>
+        <w:rPr>
+          <w:rFonts w:ascii="Courier New" w:hAnsi="Courier New" w:cs="Courier New"/>
+          <w:sz w:val="20"/>
+          <w:szCs w:val="20"/>
+        </w:rPr>
+        <w:tab/>
+      </w:r>
+      <w:proofErr w:type="spellStart"/>
+      <w:r>
+        <w:rPr>
+          <w:rFonts w:ascii="Courier New" w:hAnsi="Courier New" w:cs="Courier New"/>
+          <w:sz w:val="20"/>
+          <w:szCs w:val="20"/>
         </w:rPr>
         <w:t>System.out.println</w:t>
       </w:r>
@@ -531,439 +1079,6 @@
           <w:rFonts w:ascii="Courier New" w:hAnsi="Courier New" w:cs="Courier New"/>
           <w:sz w:val="20"/>
           <w:szCs w:val="20"/>
-          <w:lang w:val="en-GB"/>
-        </w:rPr>
-        <w:t xml:space="preserve">("introduce </w:t>
-      </w:r>
-      <w:proofErr w:type="spellStart"/>
-      <w:r>
-        <w:rPr>
-          <w:rFonts w:ascii="Courier New" w:hAnsi="Courier New" w:cs="Courier New"/>
-          <w:sz w:val="20"/>
-          <w:szCs w:val="20"/>
-          <w:lang w:val="en-GB"/>
-        </w:rPr>
-        <w:t>numero</w:t>
-      </w:r>
-      <w:proofErr w:type="spellEnd"/>
-      <w:r>
-        <w:rPr>
-          <w:rFonts w:ascii="Courier New" w:hAnsi="Courier New" w:cs="Courier New"/>
-          <w:sz w:val="20"/>
-          <w:szCs w:val="20"/>
-          <w:lang w:val="en-GB"/>
-        </w:rPr>
-        <w:t xml:space="preserve"> 2:");</w:t>
-      </w:r>
-    </w:p>
-    <w:p>
-      <w:pPr>
-        <w:shd w:val="clear" w:color="auto" w:fill="DAE9F7" w:themeFill="text2" w:themeFillTint="1A"/>
-        <w:spacing w:after="0"/>
-        <w:rPr>
-          <w:rFonts w:ascii="Courier New" w:hAnsi="Courier New" w:cs="Courier New"/>
-          <w:sz w:val="20"/>
-          <w:szCs w:val="20"/>
-        </w:rPr>
-      </w:pPr>
-      <w:r>
-        <w:rPr>
-          <w:rFonts w:ascii="Courier New" w:hAnsi="Courier New" w:cs="Courier New"/>
-          <w:sz w:val="20"/>
-          <w:szCs w:val="20"/>
-          <w:lang w:val="en-GB"/>
-        </w:rPr>
-        <w:tab/>
-      </w:r>
-      <w:r>
-        <w:rPr>
-          <w:rFonts w:ascii="Courier New" w:hAnsi="Courier New" w:cs="Courier New"/>
-          <w:sz w:val="20"/>
-          <w:szCs w:val="20"/>
-          <w:lang w:val="en-GB"/>
-        </w:rPr>
-        <w:tab/>
-      </w:r>
-      <w:proofErr w:type="spellStart"/>
-      <w:r>
-        <w:rPr>
-          <w:rFonts w:ascii="Courier New" w:hAnsi="Courier New" w:cs="Courier New"/>
-          <w:sz w:val="20"/>
-          <w:szCs w:val="20"/>
-        </w:rPr>
-        <w:t>int</w:t>
-      </w:r>
-      <w:proofErr w:type="spellEnd"/>
-      <w:r>
-        <w:rPr>
-          <w:rFonts w:ascii="Courier New" w:hAnsi="Courier New" w:cs="Courier New"/>
-          <w:sz w:val="20"/>
-          <w:szCs w:val="20"/>
-        </w:rPr>
-        <w:t xml:space="preserve"> numero2=</w:t>
-      </w:r>
-      <w:proofErr w:type="spellStart"/>
-      <w:r>
-        <w:rPr>
-          <w:rFonts w:ascii="Courier New" w:hAnsi="Courier New" w:cs="Courier New"/>
-          <w:sz w:val="20"/>
-          <w:szCs w:val="20"/>
-        </w:rPr>
-        <w:t>c.nextInt</w:t>
-      </w:r>
-      <w:proofErr w:type="spellEnd"/>
-      <w:r>
-        <w:rPr>
-          <w:rFonts w:ascii="Courier New" w:hAnsi="Courier New" w:cs="Courier New"/>
-          <w:sz w:val="20"/>
-          <w:szCs w:val="20"/>
-        </w:rPr>
-        <w:t>();</w:t>
-      </w:r>
-    </w:p>
-    <w:p>
-      <w:pPr>
-        <w:shd w:val="clear" w:color="auto" w:fill="DAE9F7" w:themeFill="text2" w:themeFillTint="1A"/>
-        <w:spacing w:after="0"/>
-        <w:rPr>
-          <w:rFonts w:ascii="Courier New" w:hAnsi="Courier New" w:cs="Courier New"/>
-          <w:sz w:val="20"/>
-          <w:szCs w:val="20"/>
-        </w:rPr>
-      </w:pPr>
-      <w:r>
-        <w:rPr>
-          <w:rFonts w:ascii="Courier New" w:hAnsi="Courier New" w:cs="Courier New"/>
-          <w:sz w:val="20"/>
-          <w:szCs w:val="20"/>
-        </w:rPr>
-        <w:tab/>
-      </w:r>
-      <w:r>
-        <w:rPr>
-          <w:rFonts w:ascii="Courier New" w:hAnsi="Courier New" w:cs="Courier New"/>
-          <w:sz w:val="20"/>
-          <w:szCs w:val="20"/>
-        </w:rPr>
-        <w:tab/>
-      </w:r>
-    </w:p>
-    <w:p>
-      <w:pPr>
-        <w:shd w:val="clear" w:color="auto" w:fill="DAE9F7" w:themeFill="text2" w:themeFillTint="1A"/>
-        <w:spacing w:after="0"/>
-        <w:rPr>
-          <w:rFonts w:ascii="Courier New" w:hAnsi="Courier New" w:cs="Courier New"/>
-          <w:sz w:val="20"/>
-          <w:szCs w:val="20"/>
-        </w:rPr>
-      </w:pPr>
-      <w:r>
-        <w:rPr>
-          <w:rFonts w:ascii="Courier New" w:hAnsi="Courier New" w:cs="Courier New"/>
-          <w:sz w:val="20"/>
-          <w:szCs w:val="20"/>
-        </w:rPr>
-        <w:tab/>
-      </w:r>
-      <w:r>
-        <w:rPr>
-          <w:rFonts w:ascii="Courier New" w:hAnsi="Courier New" w:cs="Courier New"/>
-          <w:sz w:val="20"/>
-          <w:szCs w:val="20"/>
-        </w:rPr>
-        <w:tab/>
-        <w:t>//operaciones</w:t>
-      </w:r>
-    </w:p>
-    <w:p>
-      <w:pPr>
-        <w:shd w:val="clear" w:color="auto" w:fill="DAE9F7" w:themeFill="text2" w:themeFillTint="1A"/>
-        <w:spacing w:after="0"/>
-        <w:rPr>
-          <w:rFonts w:ascii="Courier New" w:hAnsi="Courier New" w:cs="Courier New"/>
-          <w:sz w:val="20"/>
-          <w:szCs w:val="20"/>
-        </w:rPr>
-      </w:pPr>
-      <w:r>
-        <w:rPr>
-          <w:rFonts w:ascii="Courier New" w:hAnsi="Courier New" w:cs="Courier New"/>
-          <w:sz w:val="20"/>
-          <w:szCs w:val="20"/>
-        </w:rPr>
-        <w:tab/>
-      </w:r>
-      <w:r>
-        <w:rPr>
-          <w:rFonts w:ascii="Courier New" w:hAnsi="Courier New" w:cs="Courier New"/>
-          <w:sz w:val="20"/>
-          <w:szCs w:val="20"/>
-        </w:rPr>
-        <w:tab/>
-      </w:r>
-      <w:proofErr w:type="spellStart"/>
-      <w:r>
-        <w:rPr>
-          <w:rFonts w:ascii="Courier New" w:hAnsi="Courier New" w:cs="Courier New"/>
-          <w:sz w:val="20"/>
-          <w:szCs w:val="20"/>
-        </w:rPr>
-        <w:t>int</w:t>
-      </w:r>
-      <w:proofErr w:type="spellEnd"/>
-      <w:r>
-        <w:rPr>
-          <w:rFonts w:ascii="Courier New" w:hAnsi="Courier New" w:cs="Courier New"/>
-          <w:sz w:val="20"/>
-          <w:szCs w:val="20"/>
-        </w:rPr>
-        <w:t xml:space="preserve"> </w:t>
-      </w:r>
-      <w:proofErr w:type="spellStart"/>
-      <w:r>
-        <w:rPr>
-          <w:rFonts w:ascii="Courier New" w:hAnsi="Courier New" w:cs="Courier New"/>
-          <w:sz w:val="20"/>
-          <w:szCs w:val="20"/>
-        </w:rPr>
-        <w:t>suma,resta,multi,divi</w:t>
-      </w:r>
-      <w:proofErr w:type="spellEnd"/>
-      <w:r>
-        <w:rPr>
-          <w:rFonts w:ascii="Courier New" w:hAnsi="Courier New" w:cs="Courier New"/>
-          <w:sz w:val="20"/>
-          <w:szCs w:val="20"/>
-        </w:rPr>
-        <w:t>;</w:t>
-      </w:r>
-    </w:p>
-    <w:p>
-      <w:pPr>
-        <w:shd w:val="clear" w:color="auto" w:fill="DAE9F7" w:themeFill="text2" w:themeFillTint="1A"/>
-        <w:spacing w:after="0"/>
-        <w:rPr>
-          <w:rFonts w:ascii="Courier New" w:hAnsi="Courier New" w:cs="Courier New"/>
-          <w:sz w:val="20"/>
-          <w:szCs w:val="20"/>
-        </w:rPr>
-      </w:pPr>
-      <w:r>
-        <w:rPr>
-          <w:rFonts w:ascii="Courier New" w:hAnsi="Courier New" w:cs="Courier New"/>
-          <w:sz w:val="20"/>
-          <w:szCs w:val="20"/>
-        </w:rPr>
-        <w:tab/>
-      </w:r>
-      <w:r>
-        <w:rPr>
-          <w:rFonts w:ascii="Courier New" w:hAnsi="Courier New" w:cs="Courier New"/>
-          <w:sz w:val="20"/>
-          <w:szCs w:val="20"/>
-        </w:rPr>
-        <w:tab/>
-        <w:t>suma=numero1+numero2;</w:t>
-      </w:r>
-    </w:p>
-    <w:p>
-      <w:pPr>
-        <w:shd w:val="clear" w:color="auto" w:fill="DAE9F7" w:themeFill="text2" w:themeFillTint="1A"/>
-        <w:spacing w:after="0"/>
-        <w:rPr>
-          <w:rFonts w:ascii="Courier New" w:hAnsi="Courier New" w:cs="Courier New"/>
-          <w:sz w:val="20"/>
-          <w:szCs w:val="20"/>
-        </w:rPr>
-      </w:pPr>
-      <w:r>
-        <w:rPr>
-          <w:rFonts w:ascii="Courier New" w:hAnsi="Courier New" w:cs="Courier New"/>
-          <w:sz w:val="20"/>
-          <w:szCs w:val="20"/>
-        </w:rPr>
-        <w:tab/>
-      </w:r>
-      <w:r>
-        <w:rPr>
-          <w:rFonts w:ascii="Courier New" w:hAnsi="Courier New" w:cs="Courier New"/>
-          <w:sz w:val="20"/>
-          <w:szCs w:val="20"/>
-        </w:rPr>
-        <w:tab/>
-        <w:t>resta=numero1-numero2;</w:t>
-      </w:r>
-    </w:p>
-    <w:p>
-      <w:pPr>
-        <w:shd w:val="clear" w:color="auto" w:fill="DAE9F7" w:themeFill="text2" w:themeFillTint="1A"/>
-        <w:spacing w:after="0"/>
-        <w:rPr>
-          <w:rFonts w:ascii="Courier New" w:hAnsi="Courier New" w:cs="Courier New"/>
-          <w:sz w:val="20"/>
-          <w:szCs w:val="20"/>
-        </w:rPr>
-      </w:pPr>
-      <w:r>
-        <w:rPr>
-          <w:rFonts w:ascii="Courier New" w:hAnsi="Courier New" w:cs="Courier New"/>
-          <w:sz w:val="20"/>
-          <w:szCs w:val="20"/>
-        </w:rPr>
-        <w:tab/>
-      </w:r>
-      <w:r>
-        <w:rPr>
-          <w:rFonts w:ascii="Courier New" w:hAnsi="Courier New" w:cs="Courier New"/>
-          <w:sz w:val="20"/>
-          <w:szCs w:val="20"/>
-        </w:rPr>
-        <w:tab/>
-        <w:t>multi=numero1*numero2;</w:t>
-      </w:r>
-    </w:p>
-    <w:p>
-      <w:pPr>
-        <w:shd w:val="clear" w:color="auto" w:fill="DAE9F7" w:themeFill="text2" w:themeFillTint="1A"/>
-        <w:spacing w:after="0"/>
-        <w:rPr>
-          <w:rFonts w:ascii="Courier New" w:hAnsi="Courier New" w:cs="Courier New"/>
-          <w:sz w:val="20"/>
-          <w:szCs w:val="20"/>
-        </w:rPr>
-      </w:pPr>
-      <w:r>
-        <w:rPr>
-          <w:rFonts w:ascii="Courier New" w:hAnsi="Courier New" w:cs="Courier New"/>
-          <w:sz w:val="20"/>
-          <w:szCs w:val="20"/>
-        </w:rPr>
-        <w:tab/>
-      </w:r>
-      <w:r>
-        <w:rPr>
-          <w:rFonts w:ascii="Courier New" w:hAnsi="Courier New" w:cs="Courier New"/>
-          <w:sz w:val="20"/>
-          <w:szCs w:val="20"/>
-        </w:rPr>
-        <w:tab/>
-      </w:r>
-      <w:proofErr w:type="spellStart"/>
-      <w:r>
-        <w:rPr>
-          <w:rFonts w:ascii="Courier New" w:hAnsi="Courier New" w:cs="Courier New"/>
-          <w:sz w:val="20"/>
-          <w:szCs w:val="20"/>
-        </w:rPr>
-        <w:t>divi</w:t>
-      </w:r>
-      <w:proofErr w:type="spellEnd"/>
-      <w:r>
-        <w:rPr>
-          <w:rFonts w:ascii="Courier New" w:hAnsi="Courier New" w:cs="Courier New"/>
-          <w:sz w:val="20"/>
-          <w:szCs w:val="20"/>
-        </w:rPr>
-        <w:t>=numero1/numero2;</w:t>
-      </w:r>
-    </w:p>
-    <w:p>
-      <w:pPr>
-        <w:shd w:val="clear" w:color="auto" w:fill="DAE9F7" w:themeFill="text2" w:themeFillTint="1A"/>
-        <w:spacing w:after="0"/>
-        <w:rPr>
-          <w:rFonts w:ascii="Courier New" w:hAnsi="Courier New" w:cs="Courier New"/>
-          <w:sz w:val="20"/>
-          <w:szCs w:val="20"/>
-        </w:rPr>
-      </w:pPr>
-      <w:r>
-        <w:rPr>
-          <w:rFonts w:ascii="Courier New" w:hAnsi="Courier New" w:cs="Courier New"/>
-          <w:sz w:val="20"/>
-          <w:szCs w:val="20"/>
-        </w:rPr>
-        <w:tab/>
-      </w:r>
-      <w:r>
-        <w:rPr>
-          <w:rFonts w:ascii="Courier New" w:hAnsi="Courier New" w:cs="Courier New"/>
-          <w:sz w:val="20"/>
-          <w:szCs w:val="20"/>
-        </w:rPr>
-        <w:tab/>
-      </w:r>
-    </w:p>
-    <w:p>
-      <w:pPr>
-        <w:shd w:val="clear" w:color="auto" w:fill="DAE9F7" w:themeFill="text2" w:themeFillTint="1A"/>
-        <w:spacing w:after="0"/>
-        <w:rPr>
-          <w:rFonts w:ascii="Courier New" w:hAnsi="Courier New" w:cs="Courier New"/>
-          <w:sz w:val="20"/>
-          <w:szCs w:val="20"/>
-        </w:rPr>
-      </w:pPr>
-      <w:r>
-        <w:rPr>
-          <w:rFonts w:ascii="Courier New" w:hAnsi="Courier New" w:cs="Courier New"/>
-          <w:sz w:val="20"/>
-          <w:szCs w:val="20"/>
-        </w:rPr>
-        <w:tab/>
-      </w:r>
-      <w:r>
-        <w:rPr>
-          <w:rFonts w:ascii="Courier New" w:hAnsi="Courier New" w:cs="Courier New"/>
-          <w:sz w:val="20"/>
-          <w:szCs w:val="20"/>
-        </w:rPr>
-        <w:tab/>
-        <w:t>//salir por pantalla</w:t>
-      </w:r>
-    </w:p>
-    <w:p>
-      <w:pPr>
-        <w:shd w:val="clear" w:color="auto" w:fill="DAE9F7" w:themeFill="text2" w:themeFillTint="1A"/>
-        <w:spacing w:after="0"/>
-        <w:rPr>
-          <w:rFonts w:ascii="Courier New" w:hAnsi="Courier New" w:cs="Courier New"/>
-          <w:sz w:val="20"/>
-          <w:szCs w:val="20"/>
-        </w:rPr>
-      </w:pPr>
-      <w:r>
-        <w:rPr>
-          <w:rFonts w:ascii="Courier New" w:hAnsi="Courier New" w:cs="Courier New"/>
-          <w:sz w:val="20"/>
-          <w:szCs w:val="20"/>
-        </w:rPr>
-        <w:tab/>
-      </w:r>
-      <w:r>
-        <w:rPr>
-          <w:rFonts w:ascii="Courier New" w:hAnsi="Courier New" w:cs="Courier New"/>
-          <w:sz w:val="20"/>
-          <w:szCs w:val="20"/>
-        </w:rPr>
-        <w:tab/>
-      </w:r>
-      <w:proofErr w:type="spellStart"/>
-      <w:r>
-        <w:rPr>
-          <w:rFonts w:ascii="Courier New" w:hAnsi="Courier New" w:cs="Courier New"/>
-          <w:sz w:val="20"/>
-          <w:szCs w:val="20"/>
-        </w:rPr>
-        <w:t>System.out.println</w:t>
-      </w:r>
-      <w:proofErr w:type="spellEnd"/>
-      <w:r>
-        <w:rPr>
-          <w:rFonts w:ascii="Courier New" w:hAnsi="Courier New" w:cs="Courier New"/>
-          <w:sz w:val="20"/>
-          <w:szCs w:val="20"/>
         </w:rPr>
         <w:t>("la suma es "+suma);</w:t>
       </w:r>
@@ -1055,16 +1170,34 @@
           <w:sz w:val="20"/>
           <w:szCs w:val="20"/>
         </w:rPr>
-        <w:t>c.close</w:t>
-      </w:r>
-      <w:proofErr w:type="spellEnd"/>
-      <w:r>
-        <w:rPr>
-          <w:rFonts w:ascii="Courier New" w:hAnsi="Courier New" w:cs="Courier New"/>
-          <w:sz w:val="20"/>
-          <w:szCs w:val="20"/>
-        </w:rPr>
-        <w:t>();</w:t>
+        <w:t>c.</w:t>
+      </w:r>
+      <w:proofErr w:type="gramStart"/>
+      <w:r>
+        <w:rPr>
+          <w:rFonts w:ascii="Courier New" w:hAnsi="Courier New" w:cs="Courier New"/>
+          <w:sz w:val="20"/>
+          <w:szCs w:val="20"/>
+        </w:rPr>
+        <w:t>close</w:t>
+      </w:r>
+      <w:proofErr w:type="spellEnd"/>
+      <w:r>
+        <w:rPr>
+          <w:rFonts w:ascii="Courier New" w:hAnsi="Courier New" w:cs="Courier New"/>
+          <w:sz w:val="20"/>
+          <w:szCs w:val="20"/>
+        </w:rPr>
+        <w:t>(</w:t>
+      </w:r>
+      <w:proofErr w:type="gramEnd"/>
+      <w:r>
+        <w:rPr>
+          <w:rFonts w:ascii="Courier New" w:hAnsi="Courier New" w:cs="Courier New"/>
+          <w:sz w:val="20"/>
+          <w:szCs w:val="20"/>
+        </w:rPr>
+        <w:t>);</w:t>
       </w:r>
     </w:p>
     <w:p>
@@ -1353,13 +1486,23 @@
         <w:t xml:space="preserve"> </w:t>
       </w:r>
       <w:proofErr w:type="spellStart"/>
-      <w:r>
-        <w:rPr>
-          <w:rFonts w:ascii="Courier New" w:hAnsi="Courier New" w:cs="Courier New"/>
-          <w:sz w:val="20"/>
-          <w:szCs w:val="20"/>
-        </w:rPr>
-        <w:t>java.util.Scanner</w:t>
+      <w:proofErr w:type="gramStart"/>
+      <w:r>
+        <w:rPr>
+          <w:rFonts w:ascii="Courier New" w:hAnsi="Courier New" w:cs="Courier New"/>
+          <w:sz w:val="20"/>
+          <w:szCs w:val="20"/>
+        </w:rPr>
+        <w:t>java.util</w:t>
+      </w:r>
+      <w:proofErr w:type="gramEnd"/>
+      <w:r>
+        <w:rPr>
+          <w:rFonts w:ascii="Courier New" w:hAnsi="Courier New" w:cs="Courier New"/>
+          <w:sz w:val="20"/>
+          <w:szCs w:val="20"/>
+        </w:rPr>
+        <w:t>.Scanner</w:t>
       </w:r>
       <w:proofErr w:type="spellEnd"/>
       <w:r>
@@ -1434,7 +1577,27 @@
           <w:lang w:val="en-GB"/>
         </w:rPr>
         <w:tab/>
-        <w:t xml:space="preserve">public static void main(String[] </w:t>
+        <w:t xml:space="preserve">public static void </w:t>
+      </w:r>
+      <w:proofErr w:type="gramStart"/>
+      <w:r>
+        <w:rPr>
+          <w:rFonts w:ascii="Courier New" w:hAnsi="Courier New" w:cs="Courier New"/>
+          <w:sz w:val="20"/>
+          <w:szCs w:val="20"/>
+          <w:lang w:val="en-GB"/>
+        </w:rPr>
+        <w:t>main(String[</w:t>
+      </w:r>
+      <w:proofErr w:type="gramEnd"/>
+      <w:r>
+        <w:rPr>
+          <w:rFonts w:ascii="Courier New" w:hAnsi="Courier New" w:cs="Courier New"/>
+          <w:sz w:val="20"/>
+          <w:szCs w:val="20"/>
+          <w:lang w:val="en-GB"/>
+        </w:rPr>
+        <w:t xml:space="preserve">] </w:t>
       </w:r>
       <w:proofErr w:type="spellStart"/>
       <w:r>
@@ -1516,8 +1679,39 @@
           <w:lang w:val="en-GB"/>
         </w:rPr>
         <w:tab/>
-        <w:t>Scanner c=new Scanner(System.in);</w:t>
-      </w:r>
+        <w:t xml:space="preserve">Scanner c=new </w:t>
+      </w:r>
+      <w:proofErr w:type="gramStart"/>
+      <w:r>
+        <w:rPr>
+          <w:rFonts w:ascii="Courier New" w:hAnsi="Courier New" w:cs="Courier New"/>
+          <w:sz w:val="20"/>
+          <w:szCs w:val="20"/>
+          <w:lang w:val="en-GB"/>
+        </w:rPr>
+        <w:t>Scanner(</w:t>
+      </w:r>
+      <w:proofErr w:type="gramEnd"/>
+      <w:r>
+        <w:rPr>
+          <w:rFonts w:ascii="Courier New" w:hAnsi="Courier New" w:cs="Courier New"/>
+          <w:sz w:val="20"/>
+          <w:szCs w:val="20"/>
+          <w:lang w:val="en-GB"/>
+        </w:rPr>
+        <w:t>System.in</w:t>
+      </w:r>
+      <w:proofErr w:type="gramStart"/>
+      <w:r>
+        <w:rPr>
+          <w:rFonts w:ascii="Courier New" w:hAnsi="Courier New" w:cs="Courier New"/>
+          <w:sz w:val="20"/>
+          <w:szCs w:val="20"/>
+          <w:lang w:val="en-GB"/>
+        </w:rPr>
+        <w:t>);</w:t>
+      </w:r>
+      <w:proofErr w:type="gramEnd"/>
     </w:p>
     <w:p>
       <w:pPr>
@@ -1637,8 +1831,19 @@
           <w:szCs w:val="20"/>
           <w:lang w:val="en-GB"/>
         </w:rPr>
-        <w:t>:");</w:t>
-      </w:r>
+        <w:t>:"</w:t>
+      </w:r>
+      <w:proofErr w:type="gramStart"/>
+      <w:r>
+        <w:rPr>
+          <w:rFonts w:ascii="Courier New" w:hAnsi="Courier New" w:cs="Courier New"/>
+          <w:sz w:val="20"/>
+          <w:szCs w:val="20"/>
+          <w:lang w:val="en-GB"/>
+        </w:rPr>
+        <w:t>);</w:t>
+      </w:r>
+      <w:proofErr w:type="gramEnd"/>
     </w:p>
     <w:p>
       <w:pPr>
@@ -1691,6 +1896,7 @@
         <w:t>=</w:t>
       </w:r>
       <w:proofErr w:type="spellStart"/>
+      <w:proofErr w:type="gramStart"/>
       <w:r>
         <w:rPr>
           <w:rFonts w:ascii="Courier New" w:hAnsi="Courier New" w:cs="Courier New"/>
@@ -1701,12 +1907,136 @@
         <w:t>c.nextDouble</w:t>
       </w:r>
       <w:proofErr w:type="spellEnd"/>
-      <w:r>
-        <w:rPr>
-          <w:rFonts w:ascii="Courier New" w:hAnsi="Courier New" w:cs="Courier New"/>
-          <w:sz w:val="20"/>
-          <w:szCs w:val="20"/>
-          <w:lang w:val="en-GB"/>
+      <w:proofErr w:type="gramEnd"/>
+      <w:r>
+        <w:rPr>
+          <w:rFonts w:ascii="Courier New" w:hAnsi="Courier New" w:cs="Courier New"/>
+          <w:sz w:val="20"/>
+          <w:szCs w:val="20"/>
+          <w:lang w:val="en-GB"/>
+        </w:rPr>
+        <w:t>(</w:t>
+      </w:r>
+      <w:proofErr w:type="gramStart"/>
+      <w:r>
+        <w:rPr>
+          <w:rFonts w:ascii="Courier New" w:hAnsi="Courier New" w:cs="Courier New"/>
+          <w:sz w:val="20"/>
+          <w:szCs w:val="20"/>
+          <w:lang w:val="en-GB"/>
+        </w:rPr>
+        <w:t>);</w:t>
+      </w:r>
+      <w:proofErr w:type="gramEnd"/>
+    </w:p>
+    <w:p>
+      <w:pPr>
+        <w:shd w:val="clear" w:color="auto" w:fill="DAE9F7" w:themeFill="text2" w:themeFillTint="1A"/>
+        <w:spacing w:after="0"/>
+        <w:rPr>
+          <w:rFonts w:ascii="Courier New" w:hAnsi="Courier New" w:cs="Courier New"/>
+          <w:sz w:val="20"/>
+          <w:szCs w:val="20"/>
+        </w:rPr>
+      </w:pPr>
+      <w:r>
+        <w:rPr>
+          <w:rFonts w:ascii="Courier New" w:hAnsi="Courier New" w:cs="Courier New"/>
+          <w:sz w:val="20"/>
+          <w:szCs w:val="20"/>
+          <w:lang w:val="en-GB"/>
+        </w:rPr>
+        <w:tab/>
+      </w:r>
+      <w:r>
+        <w:rPr>
+          <w:rFonts w:ascii="Courier New" w:hAnsi="Courier New" w:cs="Courier New"/>
+          <w:sz w:val="20"/>
+          <w:szCs w:val="20"/>
+          <w:lang w:val="en-GB"/>
+        </w:rPr>
+        <w:tab/>
+      </w:r>
+      <w:proofErr w:type="spellStart"/>
+      <w:r>
+        <w:rPr>
+          <w:rFonts w:ascii="Courier New" w:hAnsi="Courier New" w:cs="Courier New"/>
+          <w:sz w:val="20"/>
+          <w:szCs w:val="20"/>
+        </w:rPr>
+        <w:t>System.out.print</w:t>
+      </w:r>
+      <w:proofErr w:type="spellEnd"/>
+      <w:r>
+        <w:rPr>
+          <w:rFonts w:ascii="Courier New" w:hAnsi="Courier New" w:cs="Courier New"/>
+          <w:sz w:val="20"/>
+          <w:szCs w:val="20"/>
+        </w:rPr>
+        <w:t>("Indica las unidades:");</w:t>
+      </w:r>
+    </w:p>
+    <w:p>
+      <w:pPr>
+        <w:shd w:val="clear" w:color="auto" w:fill="DAE9F7" w:themeFill="text2" w:themeFillTint="1A"/>
+        <w:spacing w:after="0"/>
+        <w:rPr>
+          <w:rFonts w:ascii="Courier New" w:hAnsi="Courier New" w:cs="Courier New"/>
+          <w:sz w:val="20"/>
+          <w:szCs w:val="20"/>
+        </w:rPr>
+      </w:pPr>
+      <w:r>
+        <w:rPr>
+          <w:rFonts w:ascii="Courier New" w:hAnsi="Courier New" w:cs="Courier New"/>
+          <w:sz w:val="20"/>
+          <w:szCs w:val="20"/>
+        </w:rPr>
+        <w:tab/>
+      </w:r>
+      <w:r>
+        <w:rPr>
+          <w:rFonts w:ascii="Courier New" w:hAnsi="Courier New" w:cs="Courier New"/>
+          <w:sz w:val="20"/>
+          <w:szCs w:val="20"/>
+        </w:rPr>
+        <w:tab/>
+      </w:r>
+      <w:proofErr w:type="spellStart"/>
+      <w:r>
+        <w:rPr>
+          <w:rFonts w:ascii="Courier New" w:hAnsi="Courier New" w:cs="Courier New"/>
+          <w:sz w:val="20"/>
+          <w:szCs w:val="20"/>
+        </w:rPr>
+        <w:t>int</w:t>
+      </w:r>
+      <w:proofErr w:type="spellEnd"/>
+      <w:r>
+        <w:rPr>
+          <w:rFonts w:ascii="Courier New" w:hAnsi="Courier New" w:cs="Courier New"/>
+          <w:sz w:val="20"/>
+          <w:szCs w:val="20"/>
+        </w:rPr>
+        <w:t xml:space="preserve"> unidades=</w:t>
+      </w:r>
+      <w:proofErr w:type="spellStart"/>
+      <w:proofErr w:type="gramStart"/>
+      <w:r>
+        <w:rPr>
+          <w:rFonts w:ascii="Courier New" w:hAnsi="Courier New" w:cs="Courier New"/>
+          <w:sz w:val="20"/>
+          <w:szCs w:val="20"/>
+        </w:rPr>
+        <w:t>c.nextInt</w:t>
+      </w:r>
+      <w:proofErr w:type="spellEnd"/>
+      <w:proofErr w:type="gramEnd"/>
+      <w:r>
+        <w:rPr>
+          <w:rFonts w:ascii="Courier New" w:hAnsi="Courier New" w:cs="Courier New"/>
+          <w:sz w:val="20"/>
+          <w:szCs w:val="20"/>
         </w:rPr>
         <w:t>();</w:t>
       </w:r>
@@ -1726,116 +2056,6 @@
           <w:rFonts w:ascii="Courier New" w:hAnsi="Courier New" w:cs="Courier New"/>
           <w:sz w:val="20"/>
           <w:szCs w:val="20"/>
-          <w:lang w:val="en-GB"/>
-        </w:rPr>
-        <w:tab/>
-      </w:r>
-      <w:r>
-        <w:rPr>
-          <w:rFonts w:ascii="Courier New" w:hAnsi="Courier New" w:cs="Courier New"/>
-          <w:sz w:val="20"/>
-          <w:szCs w:val="20"/>
-          <w:lang w:val="en-GB"/>
-        </w:rPr>
-        <w:tab/>
-      </w:r>
-      <w:proofErr w:type="spellStart"/>
-      <w:r>
-        <w:rPr>
-          <w:rFonts w:ascii="Courier New" w:hAnsi="Courier New" w:cs="Courier New"/>
-          <w:sz w:val="20"/>
-          <w:szCs w:val="20"/>
-        </w:rPr>
-        <w:t>System.out.print</w:t>
-      </w:r>
-      <w:proofErr w:type="spellEnd"/>
-      <w:r>
-        <w:rPr>
-          <w:rFonts w:ascii="Courier New" w:hAnsi="Courier New" w:cs="Courier New"/>
-          <w:sz w:val="20"/>
-          <w:szCs w:val="20"/>
-        </w:rPr>
-        <w:t>("Indica las unidades:");</w:t>
-      </w:r>
-    </w:p>
-    <w:p>
-      <w:pPr>
-        <w:shd w:val="clear" w:color="auto" w:fill="DAE9F7" w:themeFill="text2" w:themeFillTint="1A"/>
-        <w:spacing w:after="0"/>
-        <w:rPr>
-          <w:rFonts w:ascii="Courier New" w:hAnsi="Courier New" w:cs="Courier New"/>
-          <w:sz w:val="20"/>
-          <w:szCs w:val="20"/>
-        </w:rPr>
-      </w:pPr>
-      <w:r>
-        <w:rPr>
-          <w:rFonts w:ascii="Courier New" w:hAnsi="Courier New" w:cs="Courier New"/>
-          <w:sz w:val="20"/>
-          <w:szCs w:val="20"/>
-        </w:rPr>
-        <w:tab/>
-      </w:r>
-      <w:r>
-        <w:rPr>
-          <w:rFonts w:ascii="Courier New" w:hAnsi="Courier New" w:cs="Courier New"/>
-          <w:sz w:val="20"/>
-          <w:szCs w:val="20"/>
-        </w:rPr>
-        <w:tab/>
-      </w:r>
-      <w:proofErr w:type="spellStart"/>
-      <w:r>
-        <w:rPr>
-          <w:rFonts w:ascii="Courier New" w:hAnsi="Courier New" w:cs="Courier New"/>
-          <w:sz w:val="20"/>
-          <w:szCs w:val="20"/>
-        </w:rPr>
-        <w:t>int</w:t>
-      </w:r>
-      <w:proofErr w:type="spellEnd"/>
-      <w:r>
-        <w:rPr>
-          <w:rFonts w:ascii="Courier New" w:hAnsi="Courier New" w:cs="Courier New"/>
-          <w:sz w:val="20"/>
-          <w:szCs w:val="20"/>
-        </w:rPr>
-        <w:t xml:space="preserve"> unidades=</w:t>
-      </w:r>
-      <w:proofErr w:type="spellStart"/>
-      <w:r>
-        <w:rPr>
-          <w:rFonts w:ascii="Courier New" w:hAnsi="Courier New" w:cs="Courier New"/>
-          <w:sz w:val="20"/>
-          <w:szCs w:val="20"/>
-        </w:rPr>
-        <w:t>c.nextInt</w:t>
-      </w:r>
-      <w:proofErr w:type="spellEnd"/>
-      <w:r>
-        <w:rPr>
-          <w:rFonts w:ascii="Courier New" w:hAnsi="Courier New" w:cs="Courier New"/>
-          <w:sz w:val="20"/>
-          <w:szCs w:val="20"/>
-        </w:rPr>
-        <w:t>();</w:t>
-      </w:r>
-    </w:p>
-    <w:p>
-      <w:pPr>
-        <w:shd w:val="clear" w:color="auto" w:fill="DAE9F7" w:themeFill="text2" w:themeFillTint="1A"/>
-        <w:spacing w:after="0"/>
-        <w:rPr>
-          <w:rFonts w:ascii="Courier New" w:hAnsi="Courier New" w:cs="Courier New"/>
-          <w:sz w:val="20"/>
-          <w:szCs w:val="20"/>
-        </w:rPr>
-      </w:pPr>
-      <w:r>
-        <w:rPr>
-          <w:rFonts w:ascii="Courier New" w:hAnsi="Courier New" w:cs="Courier New"/>
-          <w:sz w:val="20"/>
-          <w:szCs w:val="20"/>
         </w:rPr>
         <w:tab/>
       </w:r>
@@ -1945,9 +2165,19 @@
           <w:sz w:val="20"/>
           <w:szCs w:val="20"/>
         </w:rPr>
-        <w:t>n",total</w:t>
-      </w:r>
-      <w:proofErr w:type="spellEnd"/>
+        <w:t>n</w:t>
+      </w:r>
+      <w:proofErr w:type="gramStart"/>
+      <w:r>
+        <w:rPr>
+          <w:rFonts w:ascii="Courier New" w:hAnsi="Courier New" w:cs="Courier New"/>
+          <w:sz w:val="20"/>
+          <w:szCs w:val="20"/>
+        </w:rPr>
+        <w:t>",total</w:t>
+      </w:r>
+      <w:proofErr w:type="spellEnd"/>
+      <w:proofErr w:type="gramEnd"/>
       <w:r>
         <w:rPr>
           <w:rFonts w:ascii="Courier New" w:hAnsi="Courier New" w:cs="Courier New"/>
@@ -2044,18 +2274,46 @@
           <w:sz w:val="20"/>
           <w:szCs w:val="20"/>
         </w:rPr>
-        <w:t>("El total- descuento 10%% es:%.2f %</w:t>
-      </w:r>
-      <w:proofErr w:type="spellStart"/>
-      <w:r>
-        <w:rPr>
-          <w:rFonts w:ascii="Courier New" w:hAnsi="Courier New" w:cs="Courier New"/>
-          <w:sz w:val="20"/>
-          <w:szCs w:val="20"/>
-        </w:rPr>
-        <w:t>n",descuento</w:t>
-      </w:r>
-      <w:proofErr w:type="spellEnd"/>
+        <w:t xml:space="preserve">("El total- descuento 10%% </w:t>
+      </w:r>
+      <w:proofErr w:type="gramStart"/>
+      <w:r>
+        <w:rPr>
+          <w:rFonts w:ascii="Courier New" w:hAnsi="Courier New" w:cs="Courier New"/>
+          <w:sz w:val="20"/>
+          <w:szCs w:val="20"/>
+        </w:rPr>
+        <w:t>es:%</w:t>
+      </w:r>
+      <w:proofErr w:type="gramEnd"/>
+      <w:r>
+        <w:rPr>
+          <w:rFonts w:ascii="Courier New" w:hAnsi="Courier New" w:cs="Courier New"/>
+          <w:sz w:val="20"/>
+          <w:szCs w:val="20"/>
+        </w:rPr>
+        <w:t>.2f %</w:t>
+      </w:r>
+      <w:proofErr w:type="spellStart"/>
+      <w:r>
+        <w:rPr>
+          <w:rFonts w:ascii="Courier New" w:hAnsi="Courier New" w:cs="Courier New"/>
+          <w:sz w:val="20"/>
+          <w:szCs w:val="20"/>
+        </w:rPr>
+        <w:t>n</w:t>
+      </w:r>
+      <w:proofErr w:type="gramStart"/>
+      <w:r>
+        <w:rPr>
+          <w:rFonts w:ascii="Courier New" w:hAnsi="Courier New" w:cs="Courier New"/>
+          <w:sz w:val="20"/>
+          <w:szCs w:val="20"/>
+        </w:rPr>
+        <w:t>",descuento</w:t>
+      </w:r>
+      <w:proofErr w:type="spellEnd"/>
+      <w:proofErr w:type="gramEnd"/>
       <w:r>
         <w:rPr>
           <w:rFonts w:ascii="Courier New" w:hAnsi="Courier New" w:cs="Courier New"/>
@@ -2170,7 +2428,124 @@
           <w:sz w:val="20"/>
           <w:szCs w:val="20"/>
         </w:rPr>
-        <w:t>("La base imponible es:%.2f %n",</w:t>
+        <w:t xml:space="preserve">("La base imponible </w:t>
+      </w:r>
+      <w:proofErr w:type="gramStart"/>
+      <w:r>
+        <w:rPr>
+          <w:rFonts w:ascii="Courier New" w:hAnsi="Courier New" w:cs="Courier New"/>
+          <w:sz w:val="20"/>
+          <w:szCs w:val="20"/>
+        </w:rPr>
+        <w:t>es:%</w:t>
+      </w:r>
+      <w:proofErr w:type="gramEnd"/>
+      <w:r>
+        <w:rPr>
+          <w:rFonts w:ascii="Courier New" w:hAnsi="Courier New" w:cs="Courier New"/>
+          <w:sz w:val="20"/>
+          <w:szCs w:val="20"/>
+        </w:rPr>
+        <w:t>.2f %n</w:t>
+      </w:r>
+      <w:proofErr w:type="gramStart"/>
+      <w:r>
+        <w:rPr>
+          <w:rFonts w:ascii="Courier New" w:hAnsi="Courier New" w:cs="Courier New"/>
+          <w:sz w:val="20"/>
+          <w:szCs w:val="20"/>
+        </w:rPr>
+        <w:t>",</w:t>
+      </w:r>
+      <w:proofErr w:type="spellStart"/>
+      <w:r>
+        <w:rPr>
+          <w:rFonts w:ascii="Courier New" w:hAnsi="Courier New" w:cs="Courier New"/>
+          <w:sz w:val="20"/>
+          <w:szCs w:val="20"/>
+        </w:rPr>
+        <w:t>base</w:t>
+      </w:r>
+      <w:proofErr w:type="gramEnd"/>
+      <w:r>
+        <w:rPr>
+          <w:rFonts w:ascii="Courier New" w:hAnsi="Courier New" w:cs="Courier New"/>
+          <w:sz w:val="20"/>
+          <w:szCs w:val="20"/>
+        </w:rPr>
+        <w:t>_imponible</w:t>
+      </w:r>
+      <w:proofErr w:type="spellEnd"/>
+      <w:r>
+        <w:rPr>
+          <w:rFonts w:ascii="Courier New" w:hAnsi="Courier New" w:cs="Courier New"/>
+          <w:sz w:val="20"/>
+          <w:szCs w:val="20"/>
+        </w:rPr>
+        <w:t>);</w:t>
+      </w:r>
+    </w:p>
+    <w:p>
+      <w:pPr>
+        <w:shd w:val="clear" w:color="auto" w:fill="DAE9F7" w:themeFill="text2" w:themeFillTint="1A"/>
+        <w:spacing w:after="0"/>
+        <w:rPr>
+          <w:rFonts w:ascii="Courier New" w:hAnsi="Courier New" w:cs="Courier New"/>
+          <w:sz w:val="20"/>
+          <w:szCs w:val="20"/>
+        </w:rPr>
+      </w:pPr>
+      <w:r>
+        <w:rPr>
+          <w:rFonts w:ascii="Courier New" w:hAnsi="Courier New" w:cs="Courier New"/>
+          <w:sz w:val="20"/>
+          <w:szCs w:val="20"/>
+        </w:rPr>
+        <w:tab/>
+      </w:r>
+      <w:r>
+        <w:rPr>
+          <w:rFonts w:ascii="Courier New" w:hAnsi="Courier New" w:cs="Courier New"/>
+          <w:sz w:val="20"/>
+          <w:szCs w:val="20"/>
+        </w:rPr>
+        <w:tab/>
+      </w:r>
+      <w:proofErr w:type="spellStart"/>
+      <w:r>
+        <w:rPr>
+          <w:rFonts w:ascii="Courier New" w:hAnsi="Courier New" w:cs="Courier New"/>
+          <w:sz w:val="20"/>
+          <w:szCs w:val="20"/>
+        </w:rPr>
+        <w:t>double</w:t>
+      </w:r>
+      <w:proofErr w:type="spellEnd"/>
+      <w:r>
+        <w:rPr>
+          <w:rFonts w:ascii="Courier New" w:hAnsi="Courier New" w:cs="Courier New"/>
+          <w:sz w:val="20"/>
+          <w:szCs w:val="20"/>
+        </w:rPr>
+        <w:t xml:space="preserve"> </w:t>
+      </w:r>
+      <w:proofErr w:type="spellStart"/>
+      <w:r>
+        <w:rPr>
+          <w:rFonts w:ascii="Courier New" w:hAnsi="Courier New" w:cs="Courier New"/>
+          <w:sz w:val="20"/>
+          <w:szCs w:val="20"/>
+        </w:rPr>
+        <w:t>iva</w:t>
+      </w:r>
+      <w:proofErr w:type="spellEnd"/>
+      <w:r>
+        <w:rPr>
+          <w:rFonts w:ascii="Courier New" w:hAnsi="Courier New" w:cs="Courier New"/>
+          <w:sz w:val="20"/>
+          <w:szCs w:val="20"/>
+        </w:rPr>
+        <w:t>=</w:t>
       </w:r>
       <w:proofErr w:type="spellStart"/>
       <w:r>
@@ -2188,6 +2563,97 @@
           <w:sz w:val="20"/>
           <w:szCs w:val="20"/>
         </w:rPr>
+        <w:t>*0.21;</w:t>
+      </w:r>
+    </w:p>
+    <w:p>
+      <w:pPr>
+        <w:shd w:val="clear" w:color="auto" w:fill="DAE9F7" w:themeFill="text2" w:themeFillTint="1A"/>
+        <w:spacing w:after="0"/>
+        <w:rPr>
+          <w:rFonts w:ascii="Courier New" w:hAnsi="Courier New" w:cs="Courier New"/>
+          <w:sz w:val="20"/>
+          <w:szCs w:val="20"/>
+        </w:rPr>
+      </w:pPr>
+      <w:r>
+        <w:rPr>
+          <w:rFonts w:ascii="Courier New" w:hAnsi="Courier New" w:cs="Courier New"/>
+          <w:sz w:val="20"/>
+          <w:szCs w:val="20"/>
+        </w:rPr>
+        <w:tab/>
+      </w:r>
+      <w:r>
+        <w:rPr>
+          <w:rFonts w:ascii="Courier New" w:hAnsi="Courier New" w:cs="Courier New"/>
+          <w:sz w:val="20"/>
+          <w:szCs w:val="20"/>
+        </w:rPr>
+        <w:tab/>
+      </w:r>
+      <w:proofErr w:type="spellStart"/>
+      <w:r>
+        <w:rPr>
+          <w:rFonts w:ascii="Courier New" w:hAnsi="Courier New" w:cs="Courier New"/>
+          <w:sz w:val="20"/>
+          <w:szCs w:val="20"/>
+        </w:rPr>
+        <w:t>System.out.printf</w:t>
+      </w:r>
+      <w:proofErr w:type="spellEnd"/>
+      <w:r>
+        <w:rPr>
+          <w:rFonts w:ascii="Courier New" w:hAnsi="Courier New" w:cs="Courier New"/>
+          <w:sz w:val="20"/>
+          <w:szCs w:val="20"/>
+        </w:rPr>
+        <w:t xml:space="preserve">("El </w:t>
+      </w:r>
+      <w:proofErr w:type="spellStart"/>
+      <w:r>
+        <w:rPr>
+          <w:rFonts w:ascii="Courier New" w:hAnsi="Courier New" w:cs="Courier New"/>
+          <w:sz w:val="20"/>
+          <w:szCs w:val="20"/>
+        </w:rPr>
+        <w:t>iva</w:t>
+      </w:r>
+      <w:proofErr w:type="spellEnd"/>
+      <w:r>
+        <w:rPr>
+          <w:rFonts w:ascii="Courier New" w:hAnsi="Courier New" w:cs="Courier New"/>
+          <w:sz w:val="20"/>
+          <w:szCs w:val="20"/>
+        </w:rPr>
+        <w:t xml:space="preserve"> es 21%%: %.2f %n</w:t>
+      </w:r>
+      <w:proofErr w:type="gramStart"/>
+      <w:r>
+        <w:rPr>
+          <w:rFonts w:ascii="Courier New" w:hAnsi="Courier New" w:cs="Courier New"/>
+          <w:sz w:val="20"/>
+          <w:szCs w:val="20"/>
+        </w:rPr>
+        <w:t>",</w:t>
+      </w:r>
+      <w:proofErr w:type="spellStart"/>
+      <w:r>
+        <w:rPr>
+          <w:rFonts w:ascii="Courier New" w:hAnsi="Courier New" w:cs="Courier New"/>
+          <w:sz w:val="20"/>
+          <w:szCs w:val="20"/>
+        </w:rPr>
+        <w:t>iva</w:t>
+      </w:r>
+      <w:proofErr w:type="spellEnd"/>
+      <w:proofErr w:type="gramEnd"/>
+      <w:r>
+        <w:rPr>
+          <w:rFonts w:ascii="Courier New" w:hAnsi="Courier New" w:cs="Courier New"/>
+          <w:sz w:val="20"/>
+          <w:szCs w:val="20"/>
+        </w:rPr>
         <w:t>);</w:t>
       </w:r>
     </w:p>
@@ -2242,7 +2708,7 @@
           <w:sz w:val="20"/>
           <w:szCs w:val="20"/>
         </w:rPr>
-        <w:t>iva</w:t>
+        <w:t>total_Pagar</w:t>
       </w:r>
       <w:proofErr w:type="spellEnd"/>
       <w:r>
@@ -2260,16 +2726,16 @@
           <w:sz w:val="20"/>
           <w:szCs w:val="20"/>
         </w:rPr>
-        <w:t>base_imponible</w:t>
-      </w:r>
-      <w:proofErr w:type="spellEnd"/>
-      <w:r>
-        <w:rPr>
-          <w:rFonts w:ascii="Courier New" w:hAnsi="Courier New" w:cs="Courier New"/>
-          <w:sz w:val="20"/>
-          <w:szCs w:val="20"/>
-        </w:rPr>
-        <w:t>*0.21;</w:t>
+        <w:t>base_imponible-iva</w:t>
+      </w:r>
+      <w:proofErr w:type="spellEnd"/>
+      <w:r>
+        <w:rPr>
+          <w:rFonts w:ascii="Courier New" w:hAnsi="Courier New" w:cs="Courier New"/>
+          <w:sz w:val="20"/>
+          <w:szCs w:val="20"/>
+        </w:rPr>
+        <w:t>;</w:t>
       </w:r>
     </w:p>
     <w:p>
@@ -2314,34 +2780,52 @@
           <w:sz w:val="20"/>
           <w:szCs w:val="20"/>
         </w:rPr>
-        <w:t xml:space="preserve">("El </w:t>
-      </w:r>
-      <w:proofErr w:type="spellStart"/>
-      <w:r>
-        <w:rPr>
-          <w:rFonts w:ascii="Courier New" w:hAnsi="Courier New" w:cs="Courier New"/>
-          <w:sz w:val="20"/>
-          <w:szCs w:val="20"/>
-        </w:rPr>
-        <w:t>iva</w:t>
-      </w:r>
-      <w:proofErr w:type="spellEnd"/>
-      <w:r>
-        <w:rPr>
-          <w:rFonts w:ascii="Courier New" w:hAnsi="Courier New" w:cs="Courier New"/>
-          <w:sz w:val="20"/>
-          <w:szCs w:val="20"/>
-        </w:rPr>
-        <w:t xml:space="preserve"> es 21%%: %.2f %n",</w:t>
-      </w:r>
-      <w:proofErr w:type="spellStart"/>
-      <w:r>
-        <w:rPr>
-          <w:rFonts w:ascii="Courier New" w:hAnsi="Courier New" w:cs="Courier New"/>
-          <w:sz w:val="20"/>
-          <w:szCs w:val="20"/>
-        </w:rPr>
-        <w:t>iva</w:t>
+        <w:t xml:space="preserve">("El total a pagar </w:t>
+      </w:r>
+      <w:proofErr w:type="gramStart"/>
+      <w:r>
+        <w:rPr>
+          <w:rFonts w:ascii="Courier New" w:hAnsi="Courier New" w:cs="Courier New"/>
+          <w:sz w:val="20"/>
+          <w:szCs w:val="20"/>
+        </w:rPr>
+        <w:t>es :</w:t>
+      </w:r>
+      <w:proofErr w:type="gramEnd"/>
+      <w:r>
+        <w:rPr>
+          <w:rFonts w:ascii="Courier New" w:hAnsi="Courier New" w:cs="Courier New"/>
+          <w:sz w:val="20"/>
+          <w:szCs w:val="20"/>
+        </w:rPr>
+        <w:t>%.2f %n</w:t>
+      </w:r>
+      <w:proofErr w:type="gramStart"/>
+      <w:r>
+        <w:rPr>
+          <w:rFonts w:ascii="Courier New" w:hAnsi="Courier New" w:cs="Courier New"/>
+          <w:sz w:val="20"/>
+          <w:szCs w:val="20"/>
+        </w:rPr>
+        <w:t>",</w:t>
+      </w:r>
+      <w:proofErr w:type="spellStart"/>
+      <w:r>
+        <w:rPr>
+          <w:rFonts w:ascii="Courier New" w:hAnsi="Courier New" w:cs="Courier New"/>
+          <w:sz w:val="20"/>
+          <w:szCs w:val="20"/>
+        </w:rPr>
+        <w:t>total</w:t>
+      </w:r>
+      <w:proofErr w:type="gramEnd"/>
+      <w:r>
+        <w:rPr>
+          <w:rFonts w:ascii="Courier New" w:hAnsi="Courier New" w:cs="Courier New"/>
+          <w:sz w:val="20"/>
+          <w:szCs w:val="20"/>
+        </w:rPr>
+        <w:t>_Pagar</w:t>
       </w:r>
       <w:proofErr w:type="spellEnd"/>
       <w:r>
@@ -2379,115 +2863,115 @@
         </w:rPr>
         <w:tab/>
       </w:r>
-      <w:proofErr w:type="spellStart"/>
-      <w:r>
-        <w:rPr>
-          <w:rFonts w:ascii="Courier New" w:hAnsi="Courier New" w:cs="Courier New"/>
-          <w:sz w:val="20"/>
-          <w:szCs w:val="20"/>
-        </w:rPr>
-        <w:t>double</w:t>
-      </w:r>
-      <w:proofErr w:type="spellEnd"/>
-      <w:r>
-        <w:rPr>
-          <w:rFonts w:ascii="Courier New" w:hAnsi="Courier New" w:cs="Courier New"/>
-          <w:sz w:val="20"/>
-          <w:szCs w:val="20"/>
-        </w:rPr>
-        <w:t xml:space="preserve"> </w:t>
-      </w:r>
-      <w:proofErr w:type="spellStart"/>
-      <w:r>
-        <w:rPr>
-          <w:rFonts w:ascii="Courier New" w:hAnsi="Courier New" w:cs="Courier New"/>
-          <w:sz w:val="20"/>
-          <w:szCs w:val="20"/>
-        </w:rPr>
-        <w:t>total_Pagar</w:t>
-      </w:r>
-      <w:proofErr w:type="spellEnd"/>
-      <w:r>
-        <w:rPr>
-          <w:rFonts w:ascii="Courier New" w:hAnsi="Courier New" w:cs="Courier New"/>
-          <w:sz w:val="20"/>
-          <w:szCs w:val="20"/>
-        </w:rPr>
-        <w:t>=</w:t>
-      </w:r>
-      <w:proofErr w:type="spellStart"/>
-      <w:r>
-        <w:rPr>
-          <w:rFonts w:ascii="Courier New" w:hAnsi="Courier New" w:cs="Courier New"/>
-          <w:sz w:val="20"/>
-          <w:szCs w:val="20"/>
-        </w:rPr>
-        <w:t>base_imponible-iva</w:t>
-      </w:r>
-      <w:proofErr w:type="spellEnd"/>
-      <w:r>
-        <w:rPr>
-          <w:rFonts w:ascii="Courier New" w:hAnsi="Courier New" w:cs="Courier New"/>
-          <w:sz w:val="20"/>
-          <w:szCs w:val="20"/>
-        </w:rPr>
-        <w:t>;</w:t>
-      </w:r>
-    </w:p>
-    <w:p>
-      <w:pPr>
-        <w:shd w:val="clear" w:color="auto" w:fill="DAE9F7" w:themeFill="text2" w:themeFillTint="1A"/>
-        <w:spacing w:after="0"/>
-        <w:rPr>
-          <w:rFonts w:ascii="Courier New" w:hAnsi="Courier New" w:cs="Courier New"/>
-          <w:sz w:val="20"/>
-          <w:szCs w:val="20"/>
-        </w:rPr>
-      </w:pPr>
-      <w:r>
-        <w:rPr>
-          <w:rFonts w:ascii="Courier New" w:hAnsi="Courier New" w:cs="Courier New"/>
-          <w:sz w:val="20"/>
-          <w:szCs w:val="20"/>
-        </w:rPr>
-        <w:tab/>
-      </w:r>
-      <w:r>
-        <w:rPr>
-          <w:rFonts w:ascii="Courier New" w:hAnsi="Courier New" w:cs="Courier New"/>
-          <w:sz w:val="20"/>
-          <w:szCs w:val="20"/>
-        </w:rPr>
-        <w:tab/>
-      </w:r>
-      <w:proofErr w:type="spellStart"/>
-      <w:r>
-        <w:rPr>
-          <w:rFonts w:ascii="Courier New" w:hAnsi="Courier New" w:cs="Courier New"/>
-          <w:sz w:val="20"/>
-          <w:szCs w:val="20"/>
-        </w:rPr>
-        <w:t>System.out.printf</w:t>
-      </w:r>
-      <w:proofErr w:type="spellEnd"/>
-      <w:r>
-        <w:rPr>
-          <w:rFonts w:ascii="Courier New" w:hAnsi="Courier New" w:cs="Courier New"/>
-          <w:sz w:val="20"/>
-          <w:szCs w:val="20"/>
-        </w:rPr>
-        <w:t>("El total a pagar es :%.2f %n",</w:t>
-      </w:r>
-      <w:proofErr w:type="spellStart"/>
-      <w:r>
-        <w:rPr>
-          <w:rFonts w:ascii="Courier New" w:hAnsi="Courier New" w:cs="Courier New"/>
-          <w:sz w:val="20"/>
-          <w:szCs w:val="20"/>
-        </w:rPr>
-        <w:t>total_Pagar</w:t>
-      </w:r>
-      <w:proofErr w:type="spellEnd"/>
+    </w:p>
+    <w:p>
+      <w:pPr>
+        <w:shd w:val="clear" w:color="auto" w:fill="DAE9F7" w:themeFill="text2" w:themeFillTint="1A"/>
+        <w:spacing w:after="0"/>
+        <w:rPr>
+          <w:rFonts w:ascii="Courier New" w:hAnsi="Courier New" w:cs="Courier New"/>
+          <w:sz w:val="20"/>
+          <w:szCs w:val="20"/>
+        </w:rPr>
+      </w:pPr>
+      <w:r>
+        <w:rPr>
+          <w:rFonts w:ascii="Courier New" w:hAnsi="Courier New" w:cs="Courier New"/>
+          <w:sz w:val="20"/>
+          <w:szCs w:val="20"/>
+        </w:rPr>
+        <w:tab/>
+      </w:r>
+      <w:r>
+        <w:rPr>
+          <w:rFonts w:ascii="Courier New" w:hAnsi="Courier New" w:cs="Courier New"/>
+          <w:sz w:val="20"/>
+          <w:szCs w:val="20"/>
+        </w:rPr>
+        <w:tab/>
+      </w:r>
+    </w:p>
+    <w:p>
+      <w:pPr>
+        <w:shd w:val="clear" w:color="auto" w:fill="DAE9F7" w:themeFill="text2" w:themeFillTint="1A"/>
+        <w:spacing w:after="0"/>
+        <w:rPr>
+          <w:rFonts w:ascii="Courier New" w:hAnsi="Courier New" w:cs="Courier New"/>
+          <w:sz w:val="20"/>
+          <w:szCs w:val="20"/>
+        </w:rPr>
+      </w:pPr>
+      <w:r>
+        <w:rPr>
+          <w:rFonts w:ascii="Courier New" w:hAnsi="Courier New" w:cs="Courier New"/>
+          <w:sz w:val="20"/>
+          <w:szCs w:val="20"/>
+        </w:rPr>
+        <w:tab/>
+      </w:r>
+      <w:r>
+        <w:rPr>
+          <w:rFonts w:ascii="Courier New" w:hAnsi="Courier New" w:cs="Courier New"/>
+          <w:sz w:val="20"/>
+          <w:szCs w:val="20"/>
+        </w:rPr>
+        <w:tab/>
+      </w:r>
+    </w:p>
+    <w:p>
+      <w:pPr>
+        <w:shd w:val="clear" w:color="auto" w:fill="DAE9F7" w:themeFill="text2" w:themeFillTint="1A"/>
+        <w:spacing w:after="0"/>
+        <w:rPr>
+          <w:rFonts w:ascii="Courier New" w:hAnsi="Courier New" w:cs="Courier New"/>
+          <w:sz w:val="20"/>
+          <w:szCs w:val="20"/>
+        </w:rPr>
+      </w:pPr>
+      <w:r>
+        <w:rPr>
+          <w:rFonts w:ascii="Courier New" w:hAnsi="Courier New" w:cs="Courier New"/>
+          <w:sz w:val="20"/>
+          <w:szCs w:val="20"/>
+        </w:rPr>
+        <w:tab/>
+      </w:r>
+      <w:r>
+        <w:rPr>
+          <w:rFonts w:ascii="Courier New" w:hAnsi="Courier New" w:cs="Courier New"/>
+          <w:sz w:val="20"/>
+          <w:szCs w:val="20"/>
+        </w:rPr>
+        <w:tab/>
+      </w:r>
+      <w:proofErr w:type="spellStart"/>
+      <w:r>
+        <w:rPr>
+          <w:rFonts w:ascii="Courier New" w:hAnsi="Courier New" w:cs="Courier New"/>
+          <w:sz w:val="20"/>
+          <w:szCs w:val="20"/>
+        </w:rPr>
+        <w:t>c.</w:t>
+      </w:r>
+      <w:proofErr w:type="gramStart"/>
+      <w:r>
+        <w:rPr>
+          <w:rFonts w:ascii="Courier New" w:hAnsi="Courier New" w:cs="Courier New"/>
+          <w:sz w:val="20"/>
+          <w:szCs w:val="20"/>
+        </w:rPr>
+        <w:t>close</w:t>
+      </w:r>
+      <w:proofErr w:type="spellEnd"/>
+      <w:r>
+        <w:rPr>
+          <w:rFonts w:ascii="Courier New" w:hAnsi="Courier New" w:cs="Courier New"/>
+          <w:sz w:val="20"/>
+          <w:szCs w:val="20"/>
+        </w:rPr>
+        <w:t>(</w:t>
+      </w:r>
+      <w:proofErr w:type="gramEnd"/>
       <w:r>
         <w:rPr>
           <w:rFonts w:ascii="Courier New" w:hAnsi="Courier New" w:cs="Courier New"/>
@@ -2495,132 +2979,6 @@
           <w:szCs w:val="20"/>
         </w:rPr>
         <w:t>);</w:t>
-      </w:r>
-    </w:p>
-    <w:p>
-      <w:pPr>
-        <w:shd w:val="clear" w:color="auto" w:fill="DAE9F7" w:themeFill="text2" w:themeFillTint="1A"/>
-        <w:spacing w:after="0"/>
-        <w:rPr>
-          <w:rFonts w:ascii="Courier New" w:hAnsi="Courier New" w:cs="Courier New"/>
-          <w:sz w:val="20"/>
-          <w:szCs w:val="20"/>
-        </w:rPr>
-      </w:pPr>
-      <w:r>
-        <w:rPr>
-          <w:rFonts w:ascii="Courier New" w:hAnsi="Courier New" w:cs="Courier New"/>
-          <w:sz w:val="20"/>
-          <w:szCs w:val="20"/>
-        </w:rPr>
-        <w:tab/>
-      </w:r>
-      <w:r>
-        <w:rPr>
-          <w:rFonts w:ascii="Courier New" w:hAnsi="Courier New" w:cs="Courier New"/>
-          <w:sz w:val="20"/>
-          <w:szCs w:val="20"/>
-        </w:rPr>
-        <w:tab/>
-      </w:r>
-    </w:p>
-    <w:p>
-      <w:pPr>
-        <w:shd w:val="clear" w:color="auto" w:fill="DAE9F7" w:themeFill="text2" w:themeFillTint="1A"/>
-        <w:spacing w:after="0"/>
-        <w:rPr>
-          <w:rFonts w:ascii="Courier New" w:hAnsi="Courier New" w:cs="Courier New"/>
-          <w:sz w:val="20"/>
-          <w:szCs w:val="20"/>
-        </w:rPr>
-      </w:pPr>
-      <w:r>
-        <w:rPr>
-          <w:rFonts w:ascii="Courier New" w:hAnsi="Courier New" w:cs="Courier New"/>
-          <w:sz w:val="20"/>
-          <w:szCs w:val="20"/>
-        </w:rPr>
-        <w:tab/>
-      </w:r>
-      <w:r>
-        <w:rPr>
-          <w:rFonts w:ascii="Courier New" w:hAnsi="Courier New" w:cs="Courier New"/>
-          <w:sz w:val="20"/>
-          <w:szCs w:val="20"/>
-        </w:rPr>
-        <w:tab/>
-      </w:r>
-    </w:p>
-    <w:p>
-      <w:pPr>
-        <w:shd w:val="clear" w:color="auto" w:fill="DAE9F7" w:themeFill="text2" w:themeFillTint="1A"/>
-        <w:spacing w:after="0"/>
-        <w:rPr>
-          <w:rFonts w:ascii="Courier New" w:hAnsi="Courier New" w:cs="Courier New"/>
-          <w:sz w:val="20"/>
-          <w:szCs w:val="20"/>
-        </w:rPr>
-      </w:pPr>
-      <w:r>
-        <w:rPr>
-          <w:rFonts w:ascii="Courier New" w:hAnsi="Courier New" w:cs="Courier New"/>
-          <w:sz w:val="20"/>
-          <w:szCs w:val="20"/>
-        </w:rPr>
-        <w:tab/>
-      </w:r>
-      <w:r>
-        <w:rPr>
-          <w:rFonts w:ascii="Courier New" w:hAnsi="Courier New" w:cs="Courier New"/>
-          <w:sz w:val="20"/>
-          <w:szCs w:val="20"/>
-        </w:rPr>
-        <w:tab/>
-      </w:r>
-    </w:p>
-    <w:p>
-      <w:pPr>
-        <w:shd w:val="clear" w:color="auto" w:fill="DAE9F7" w:themeFill="text2" w:themeFillTint="1A"/>
-        <w:spacing w:after="0"/>
-        <w:rPr>
-          <w:rFonts w:ascii="Courier New" w:hAnsi="Courier New" w:cs="Courier New"/>
-          <w:sz w:val="20"/>
-          <w:szCs w:val="20"/>
-        </w:rPr>
-      </w:pPr>
-      <w:r>
-        <w:rPr>
-          <w:rFonts w:ascii="Courier New" w:hAnsi="Courier New" w:cs="Courier New"/>
-          <w:sz w:val="20"/>
-          <w:szCs w:val="20"/>
-        </w:rPr>
-        <w:tab/>
-      </w:r>
-      <w:r>
-        <w:rPr>
-          <w:rFonts w:ascii="Courier New" w:hAnsi="Courier New" w:cs="Courier New"/>
-          <w:sz w:val="20"/>
-          <w:szCs w:val="20"/>
-        </w:rPr>
-        <w:tab/>
-      </w:r>
-      <w:proofErr w:type="spellStart"/>
-      <w:r>
-        <w:rPr>
-          <w:rFonts w:ascii="Courier New" w:hAnsi="Courier New" w:cs="Courier New"/>
-          <w:sz w:val="20"/>
-          <w:szCs w:val="20"/>
-        </w:rPr>
-        <w:t>c.close</w:t>
-      </w:r>
-      <w:proofErr w:type="spellEnd"/>
-      <w:r>
-        <w:rPr>
-          <w:rFonts w:ascii="Courier New" w:hAnsi="Courier New" w:cs="Courier New"/>
-          <w:sz w:val="20"/>
-          <w:szCs w:val="20"/>
-        </w:rPr>
-        <w:t>();</w:t>
       </w:r>
     </w:p>
     <w:p>
@@ -3049,14 +3407,35 @@
         <w:t xml:space="preserve">import </w:t>
       </w:r>
       <w:proofErr w:type="spellStart"/>
-      <w:r>
-        <w:rPr>
-          <w:rFonts w:ascii="Courier New" w:hAnsi="Courier New" w:cs="Courier New"/>
-          <w:sz w:val="20"/>
-          <w:szCs w:val="20"/>
-          <w:lang w:val="en-GB"/>
-        </w:rPr>
-        <w:t>java.util.Scanner</w:t>
+      <w:proofErr w:type="gramStart"/>
+      <w:r>
+        <w:rPr>
+          <w:rFonts w:ascii="Courier New" w:hAnsi="Courier New" w:cs="Courier New"/>
+          <w:sz w:val="20"/>
+          <w:szCs w:val="20"/>
+          <w:lang w:val="en-GB"/>
+        </w:rPr>
+        <w:t>java.util</w:t>
+      </w:r>
+      <w:proofErr w:type="gramEnd"/>
+      <w:r>
+        <w:rPr>
+          <w:rFonts w:ascii="Courier New" w:hAnsi="Courier New" w:cs="Courier New"/>
+          <w:sz w:val="20"/>
+          <w:szCs w:val="20"/>
+          <w:lang w:val="en-GB"/>
+        </w:rPr>
+        <w:t>.</w:t>
+      </w:r>
+      <w:proofErr w:type="gramStart"/>
+      <w:r>
+        <w:rPr>
+          <w:rFonts w:ascii="Courier New" w:hAnsi="Courier New" w:cs="Courier New"/>
+          <w:sz w:val="20"/>
+          <w:szCs w:val="20"/>
+          <w:lang w:val="en-GB"/>
+        </w:rPr>
+        <w:t>Scanner</w:t>
       </w:r>
       <w:proofErr w:type="spellEnd"/>
       <w:r>
@@ -3068,6 +3447,7 @@
         </w:rPr>
         <w:t>;</w:t>
       </w:r>
+      <w:proofErr w:type="gramEnd"/>
     </w:p>
     <w:p>
       <w:pPr>
@@ -3145,7 +3525,27 @@
           <w:lang w:val="en-GB"/>
         </w:rPr>
         <w:tab/>
-        <w:t xml:space="preserve">public static void main(String[] </w:t>
+        <w:t xml:space="preserve">public static void </w:t>
+      </w:r>
+      <w:proofErr w:type="gramStart"/>
+      <w:r>
+        <w:rPr>
+          <w:rFonts w:ascii="Courier New" w:hAnsi="Courier New" w:cs="Courier New"/>
+          <w:sz w:val="20"/>
+          <w:szCs w:val="20"/>
+          <w:lang w:val="en-GB"/>
+        </w:rPr>
+        <w:t>main(String[</w:t>
+      </w:r>
+      <w:proofErr w:type="gramEnd"/>
+      <w:r>
+        <w:rPr>
+          <w:rFonts w:ascii="Courier New" w:hAnsi="Courier New" w:cs="Courier New"/>
+          <w:sz w:val="20"/>
+          <w:szCs w:val="20"/>
+          <w:lang w:val="en-GB"/>
+        </w:rPr>
+        <w:t xml:space="preserve">] </w:t>
       </w:r>
       <w:proofErr w:type="spellStart"/>
       <w:r>
@@ -3227,8 +3627,39 @@
           <w:lang w:val="en-GB"/>
         </w:rPr>
         <w:tab/>
-        <w:t>Scanner c=new Scanner(System.in);</w:t>
-      </w:r>
+        <w:t xml:space="preserve">Scanner c=new </w:t>
+      </w:r>
+      <w:proofErr w:type="gramStart"/>
+      <w:r>
+        <w:rPr>
+          <w:rFonts w:ascii="Courier New" w:hAnsi="Courier New" w:cs="Courier New"/>
+          <w:sz w:val="20"/>
+          <w:szCs w:val="20"/>
+          <w:lang w:val="en-GB"/>
+        </w:rPr>
+        <w:t>Scanner(</w:t>
+      </w:r>
+      <w:proofErr w:type="gramEnd"/>
+      <w:r>
+        <w:rPr>
+          <w:rFonts w:ascii="Courier New" w:hAnsi="Courier New" w:cs="Courier New"/>
+          <w:sz w:val="20"/>
+          <w:szCs w:val="20"/>
+          <w:lang w:val="en-GB"/>
+        </w:rPr>
+        <w:t>System.in</w:t>
+      </w:r>
+      <w:proofErr w:type="gramStart"/>
+      <w:r>
+        <w:rPr>
+          <w:rFonts w:ascii="Courier New" w:hAnsi="Courier New" w:cs="Courier New"/>
+          <w:sz w:val="20"/>
+          <w:szCs w:val="20"/>
+          <w:lang w:val="en-GB"/>
+        </w:rPr>
+        <w:t>);</w:t>
+      </w:r>
+      <w:proofErr w:type="gramEnd"/>
     </w:p>
     <w:p>
       <w:pPr>
@@ -3334,6 +3765,7 @@
         <w:t>=</w:t>
       </w:r>
       <w:proofErr w:type="spellStart"/>
+      <w:proofErr w:type="gramStart"/>
       <w:r>
         <w:rPr>
           <w:rFonts w:ascii="Courier New" w:hAnsi="Courier New" w:cs="Courier New"/>
@@ -3344,46 +3776,69 @@
         <w:t>c.nextInt</w:t>
       </w:r>
       <w:proofErr w:type="spellEnd"/>
-      <w:r>
-        <w:rPr>
-          <w:rFonts w:ascii="Courier New" w:hAnsi="Courier New" w:cs="Courier New"/>
-          <w:sz w:val="20"/>
-          <w:szCs w:val="20"/>
-          <w:lang w:val="en-GB"/>
-        </w:rPr>
-        <w:t>();</w:t>
-      </w:r>
-    </w:p>
-    <w:p>
-      <w:pPr>
-        <w:shd w:val="clear" w:color="auto" w:fill="DAE9F7" w:themeFill="text2" w:themeFillTint="1A"/>
-        <w:spacing w:after="0"/>
-        <w:rPr>
-          <w:rFonts w:ascii="Courier New" w:hAnsi="Courier New" w:cs="Courier New"/>
-          <w:sz w:val="20"/>
-          <w:szCs w:val="20"/>
-          <w:lang w:val="en-GB"/>
-        </w:rPr>
-      </w:pPr>
-      <w:r>
-        <w:rPr>
-          <w:rFonts w:ascii="Courier New" w:hAnsi="Courier New" w:cs="Courier New"/>
-          <w:sz w:val="20"/>
-          <w:szCs w:val="20"/>
-          <w:lang w:val="en-GB"/>
-        </w:rPr>
-        <w:tab/>
-      </w:r>
-      <w:r>
-        <w:rPr>
-          <w:rFonts w:ascii="Courier New" w:hAnsi="Courier New" w:cs="Courier New"/>
-          <w:sz w:val="20"/>
-          <w:szCs w:val="20"/>
-          <w:lang w:val="en-GB"/>
-        </w:rPr>
-        <w:tab/>
-        <w:t>int actual=2026;</w:t>
-      </w:r>
+      <w:proofErr w:type="gramEnd"/>
+      <w:r>
+        <w:rPr>
+          <w:rFonts w:ascii="Courier New" w:hAnsi="Courier New" w:cs="Courier New"/>
+          <w:sz w:val="20"/>
+          <w:szCs w:val="20"/>
+          <w:lang w:val="en-GB"/>
+        </w:rPr>
+        <w:t>(</w:t>
+      </w:r>
+      <w:proofErr w:type="gramStart"/>
+      <w:r>
+        <w:rPr>
+          <w:rFonts w:ascii="Courier New" w:hAnsi="Courier New" w:cs="Courier New"/>
+          <w:sz w:val="20"/>
+          <w:szCs w:val="20"/>
+          <w:lang w:val="en-GB"/>
+        </w:rPr>
+        <w:t>);</w:t>
+      </w:r>
+      <w:proofErr w:type="gramEnd"/>
+    </w:p>
+    <w:p>
+      <w:pPr>
+        <w:shd w:val="clear" w:color="auto" w:fill="DAE9F7" w:themeFill="text2" w:themeFillTint="1A"/>
+        <w:spacing w:after="0"/>
+        <w:rPr>
+          <w:rFonts w:ascii="Courier New" w:hAnsi="Courier New" w:cs="Courier New"/>
+          <w:sz w:val="20"/>
+          <w:szCs w:val="20"/>
+          <w:lang w:val="en-GB"/>
+        </w:rPr>
+      </w:pPr>
+      <w:r>
+        <w:rPr>
+          <w:rFonts w:ascii="Courier New" w:hAnsi="Courier New" w:cs="Courier New"/>
+          <w:sz w:val="20"/>
+          <w:szCs w:val="20"/>
+          <w:lang w:val="en-GB"/>
+        </w:rPr>
+        <w:tab/>
+      </w:r>
+      <w:r>
+        <w:rPr>
+          <w:rFonts w:ascii="Courier New" w:hAnsi="Courier New" w:cs="Courier New"/>
+          <w:sz w:val="20"/>
+          <w:szCs w:val="20"/>
+          <w:lang w:val="en-GB"/>
+        </w:rPr>
+        <w:tab/>
+        <w:t>int actual=</w:t>
+      </w:r>
+      <w:proofErr w:type="gramStart"/>
+      <w:r>
+        <w:rPr>
+          <w:rFonts w:ascii="Courier New" w:hAnsi="Courier New" w:cs="Courier New"/>
+          <w:sz w:val="20"/>
+          <w:szCs w:val="20"/>
+          <w:lang w:val="en-GB"/>
+        </w:rPr>
+        <w:t>2026;</w:t>
+      </w:r>
+      <w:proofErr w:type="gramEnd"/>
     </w:p>
     <w:p>
       <w:pPr>
@@ -3775,18 +4230,37 @@
           <w:sz w:val="20"/>
           <w:szCs w:val="20"/>
         </w:rPr>
-        <w:t>: %,</w:t>
-      </w:r>
-      <w:proofErr w:type="spellStart"/>
-      <w:r>
-        <w:rPr>
-          <w:rFonts w:ascii="Courier New" w:hAnsi="Courier New" w:cs="Courier New"/>
-          <w:sz w:val="20"/>
-          <w:szCs w:val="20"/>
-        </w:rPr>
-        <w:t>d%n</w:t>
-      </w:r>
-      <w:proofErr w:type="spellEnd"/>
+        <w:t xml:space="preserve">: </w:t>
+      </w:r>
+      <w:proofErr w:type="gramStart"/>
+      <w:r>
+        <w:rPr>
+          <w:rFonts w:ascii="Courier New" w:hAnsi="Courier New" w:cs="Courier New"/>
+          <w:sz w:val="20"/>
+          <w:szCs w:val="20"/>
+        </w:rPr>
+        <w:t>%,</w:t>
+      </w:r>
+      <w:proofErr w:type="spellStart"/>
+      <w:r>
+        <w:rPr>
+          <w:rFonts w:ascii="Courier New" w:hAnsi="Courier New" w:cs="Courier New"/>
+          <w:sz w:val="20"/>
+          <w:szCs w:val="20"/>
+        </w:rPr>
+        <w:t>d</w:t>
+      </w:r>
+      <w:proofErr w:type="gramEnd"/>
+      <w:r>
+        <w:rPr>
+          <w:rFonts w:ascii="Courier New" w:hAnsi="Courier New" w:cs="Courier New"/>
+          <w:sz w:val="20"/>
+          <w:szCs w:val="20"/>
+        </w:rPr>
+        <w:t>%n</w:t>
+      </w:r>
+      <w:proofErr w:type="spellEnd"/>
+      <w:proofErr w:type="gramStart"/>
       <w:r>
         <w:rPr>
           <w:rFonts w:ascii="Courier New" w:hAnsi="Courier New" w:cs="Courier New"/>
@@ -3805,6 +4279,7 @@
         <w:t>dias</w:t>
       </w:r>
       <w:proofErr w:type="spellEnd"/>
+      <w:proofErr w:type="gramEnd"/>
       <w:r>
         <w:rPr>
           <w:rFonts w:ascii="Courier New" w:hAnsi="Courier New" w:cs="Courier New"/>
@@ -3946,25 +4421,53 @@
           <w:sz w:val="20"/>
           <w:szCs w:val="20"/>
         </w:rPr>
-        <w:t>("Número de horas: %,</w:t>
-      </w:r>
-      <w:proofErr w:type="spellStart"/>
-      <w:r>
-        <w:rPr>
-          <w:rFonts w:ascii="Courier New" w:hAnsi="Courier New" w:cs="Courier New"/>
-          <w:sz w:val="20"/>
-          <w:szCs w:val="20"/>
-        </w:rPr>
-        <w:t>d%n</w:t>
-      </w:r>
-      <w:proofErr w:type="spellEnd"/>
-      <w:r>
-        <w:rPr>
-          <w:rFonts w:ascii="Courier New" w:hAnsi="Courier New" w:cs="Courier New"/>
-          <w:sz w:val="20"/>
-          <w:szCs w:val="20"/>
-        </w:rPr>
-        <w:t>",horas);</w:t>
+        <w:t xml:space="preserve">("Número de horas: </w:t>
+      </w:r>
+      <w:proofErr w:type="gramStart"/>
+      <w:r>
+        <w:rPr>
+          <w:rFonts w:ascii="Courier New" w:hAnsi="Courier New" w:cs="Courier New"/>
+          <w:sz w:val="20"/>
+          <w:szCs w:val="20"/>
+        </w:rPr>
+        <w:t>%,</w:t>
+      </w:r>
+      <w:proofErr w:type="spellStart"/>
+      <w:r>
+        <w:rPr>
+          <w:rFonts w:ascii="Courier New" w:hAnsi="Courier New" w:cs="Courier New"/>
+          <w:sz w:val="20"/>
+          <w:szCs w:val="20"/>
+        </w:rPr>
+        <w:t>d</w:t>
+      </w:r>
+      <w:proofErr w:type="gramEnd"/>
+      <w:r>
+        <w:rPr>
+          <w:rFonts w:ascii="Courier New" w:hAnsi="Courier New" w:cs="Courier New"/>
+          <w:sz w:val="20"/>
+          <w:szCs w:val="20"/>
+        </w:rPr>
+        <w:t>%n</w:t>
+      </w:r>
+      <w:proofErr w:type="spellEnd"/>
+      <w:proofErr w:type="gramStart"/>
+      <w:r>
+        <w:rPr>
+          <w:rFonts w:ascii="Courier New" w:hAnsi="Courier New" w:cs="Courier New"/>
+          <w:sz w:val="20"/>
+          <w:szCs w:val="20"/>
+        </w:rPr>
+        <w:t>",horas</w:t>
+      </w:r>
+      <w:proofErr w:type="gramEnd"/>
+      <w:r>
+        <w:rPr>
+          <w:rFonts w:ascii="Courier New" w:hAnsi="Courier New" w:cs="Courier New"/>
+          <w:sz w:val="20"/>
+          <w:szCs w:val="20"/>
+        </w:rPr>
+        <w:t>);</w:t>
       </w:r>
     </w:p>
     <w:p>
@@ -4081,97 +4584,143 @@
           <w:sz w:val="20"/>
           <w:szCs w:val="20"/>
         </w:rPr>
-        <w:t>("Número de minutos: %,</w:t>
-      </w:r>
-      <w:proofErr w:type="spellStart"/>
-      <w:r>
-        <w:rPr>
-          <w:rFonts w:ascii="Courier New" w:hAnsi="Courier New" w:cs="Courier New"/>
-          <w:sz w:val="20"/>
-          <w:szCs w:val="20"/>
-        </w:rPr>
-        <w:t>d%n</w:t>
-      </w:r>
-      <w:proofErr w:type="spellEnd"/>
-      <w:r>
-        <w:rPr>
-          <w:rFonts w:ascii="Courier New" w:hAnsi="Courier New" w:cs="Courier New"/>
-          <w:sz w:val="20"/>
-          <w:szCs w:val="20"/>
-        </w:rPr>
-        <w:t>",minutos);</w:t>
-      </w:r>
-    </w:p>
-    <w:p>
-      <w:pPr>
-        <w:shd w:val="clear" w:color="auto" w:fill="DAE9F7" w:themeFill="text2" w:themeFillTint="1A"/>
-        <w:spacing w:after="0"/>
-        <w:rPr>
-          <w:rFonts w:ascii="Courier New" w:hAnsi="Courier New" w:cs="Courier New"/>
-          <w:sz w:val="20"/>
-          <w:szCs w:val="20"/>
-        </w:rPr>
-      </w:pPr>
-      <w:r>
-        <w:rPr>
-          <w:rFonts w:ascii="Courier New" w:hAnsi="Courier New" w:cs="Courier New"/>
-          <w:sz w:val="20"/>
-          <w:szCs w:val="20"/>
-        </w:rPr>
-        <w:tab/>
-      </w:r>
-      <w:r>
-        <w:rPr>
-          <w:rFonts w:ascii="Courier New" w:hAnsi="Courier New" w:cs="Courier New"/>
-          <w:sz w:val="20"/>
-          <w:szCs w:val="20"/>
-        </w:rPr>
-        <w:tab/>
-      </w:r>
-    </w:p>
-    <w:p>
-      <w:pPr>
-        <w:shd w:val="clear" w:color="auto" w:fill="DAE9F7" w:themeFill="text2" w:themeFillTint="1A"/>
-        <w:spacing w:after="0"/>
-        <w:rPr>
-          <w:rFonts w:ascii="Courier New" w:hAnsi="Courier New" w:cs="Courier New"/>
-          <w:sz w:val="20"/>
-          <w:szCs w:val="20"/>
-        </w:rPr>
-      </w:pPr>
-      <w:r>
-        <w:rPr>
-          <w:rFonts w:ascii="Courier New" w:hAnsi="Courier New" w:cs="Courier New"/>
-          <w:sz w:val="20"/>
-          <w:szCs w:val="20"/>
-        </w:rPr>
-        <w:tab/>
-      </w:r>
-      <w:r>
-        <w:rPr>
-          <w:rFonts w:ascii="Courier New" w:hAnsi="Courier New" w:cs="Courier New"/>
-          <w:sz w:val="20"/>
-          <w:szCs w:val="20"/>
-        </w:rPr>
-        <w:tab/>
-      </w:r>
-      <w:proofErr w:type="spellStart"/>
-      <w:r>
-        <w:rPr>
-          <w:rFonts w:ascii="Courier New" w:hAnsi="Courier New" w:cs="Courier New"/>
-          <w:sz w:val="20"/>
-          <w:szCs w:val="20"/>
-        </w:rPr>
-        <w:t>c.close</w:t>
-      </w:r>
-      <w:proofErr w:type="spellEnd"/>
-      <w:r>
-        <w:rPr>
-          <w:rFonts w:ascii="Courier New" w:hAnsi="Courier New" w:cs="Courier New"/>
-          <w:sz w:val="20"/>
-          <w:szCs w:val="20"/>
-        </w:rPr>
-        <w:t>();</w:t>
+        <w:t xml:space="preserve">("Número de minutos: </w:t>
+      </w:r>
+      <w:proofErr w:type="gramStart"/>
+      <w:r>
+        <w:rPr>
+          <w:rFonts w:ascii="Courier New" w:hAnsi="Courier New" w:cs="Courier New"/>
+          <w:sz w:val="20"/>
+          <w:szCs w:val="20"/>
+        </w:rPr>
+        <w:t>%,</w:t>
+      </w:r>
+      <w:proofErr w:type="spellStart"/>
+      <w:r>
+        <w:rPr>
+          <w:rFonts w:ascii="Courier New" w:hAnsi="Courier New" w:cs="Courier New"/>
+          <w:sz w:val="20"/>
+          <w:szCs w:val="20"/>
+        </w:rPr>
+        <w:t>d</w:t>
+      </w:r>
+      <w:proofErr w:type="gramEnd"/>
+      <w:r>
+        <w:rPr>
+          <w:rFonts w:ascii="Courier New" w:hAnsi="Courier New" w:cs="Courier New"/>
+          <w:sz w:val="20"/>
+          <w:szCs w:val="20"/>
+        </w:rPr>
+        <w:t>%n</w:t>
+      </w:r>
+      <w:proofErr w:type="spellEnd"/>
+      <w:proofErr w:type="gramStart"/>
+      <w:r>
+        <w:rPr>
+          <w:rFonts w:ascii="Courier New" w:hAnsi="Courier New" w:cs="Courier New"/>
+          <w:sz w:val="20"/>
+          <w:szCs w:val="20"/>
+        </w:rPr>
+        <w:t>",minutos</w:t>
+      </w:r>
+      <w:proofErr w:type="gramEnd"/>
+      <w:r>
+        <w:rPr>
+          <w:rFonts w:ascii="Courier New" w:hAnsi="Courier New" w:cs="Courier New"/>
+          <w:sz w:val="20"/>
+          <w:szCs w:val="20"/>
+        </w:rPr>
+        <w:t>);</w:t>
+      </w:r>
+    </w:p>
+    <w:p>
+      <w:pPr>
+        <w:shd w:val="clear" w:color="auto" w:fill="DAE9F7" w:themeFill="text2" w:themeFillTint="1A"/>
+        <w:spacing w:after="0"/>
+        <w:rPr>
+          <w:rFonts w:ascii="Courier New" w:hAnsi="Courier New" w:cs="Courier New"/>
+          <w:sz w:val="20"/>
+          <w:szCs w:val="20"/>
+        </w:rPr>
+      </w:pPr>
+      <w:r>
+        <w:rPr>
+          <w:rFonts w:ascii="Courier New" w:hAnsi="Courier New" w:cs="Courier New"/>
+          <w:sz w:val="20"/>
+          <w:szCs w:val="20"/>
+        </w:rPr>
+        <w:tab/>
+      </w:r>
+      <w:r>
+        <w:rPr>
+          <w:rFonts w:ascii="Courier New" w:hAnsi="Courier New" w:cs="Courier New"/>
+          <w:sz w:val="20"/>
+          <w:szCs w:val="20"/>
+        </w:rPr>
+        <w:tab/>
+      </w:r>
+    </w:p>
+    <w:p>
+      <w:pPr>
+        <w:shd w:val="clear" w:color="auto" w:fill="DAE9F7" w:themeFill="text2" w:themeFillTint="1A"/>
+        <w:spacing w:after="0"/>
+        <w:rPr>
+          <w:rFonts w:ascii="Courier New" w:hAnsi="Courier New" w:cs="Courier New"/>
+          <w:sz w:val="20"/>
+          <w:szCs w:val="20"/>
+        </w:rPr>
+      </w:pPr>
+      <w:r>
+        <w:rPr>
+          <w:rFonts w:ascii="Courier New" w:hAnsi="Courier New" w:cs="Courier New"/>
+          <w:sz w:val="20"/>
+          <w:szCs w:val="20"/>
+        </w:rPr>
+        <w:tab/>
+      </w:r>
+      <w:r>
+        <w:rPr>
+          <w:rFonts w:ascii="Courier New" w:hAnsi="Courier New" w:cs="Courier New"/>
+          <w:sz w:val="20"/>
+          <w:szCs w:val="20"/>
+        </w:rPr>
+        <w:tab/>
+      </w:r>
+      <w:proofErr w:type="spellStart"/>
+      <w:r>
+        <w:rPr>
+          <w:rFonts w:ascii="Courier New" w:hAnsi="Courier New" w:cs="Courier New"/>
+          <w:sz w:val="20"/>
+          <w:szCs w:val="20"/>
+        </w:rPr>
+        <w:t>c.</w:t>
+      </w:r>
+      <w:proofErr w:type="gramStart"/>
+      <w:r>
+        <w:rPr>
+          <w:rFonts w:ascii="Courier New" w:hAnsi="Courier New" w:cs="Courier New"/>
+          <w:sz w:val="20"/>
+          <w:szCs w:val="20"/>
+        </w:rPr>
+        <w:t>close</w:t>
+      </w:r>
+      <w:proofErr w:type="spellEnd"/>
+      <w:r>
+        <w:rPr>
+          <w:rFonts w:ascii="Courier New" w:hAnsi="Courier New" w:cs="Courier New"/>
+          <w:sz w:val="20"/>
+          <w:szCs w:val="20"/>
+        </w:rPr>
+        <w:t>(</w:t>
+      </w:r>
+      <w:proofErr w:type="gramEnd"/>
+      <w:r>
+        <w:rPr>
+          <w:rFonts w:ascii="Courier New" w:hAnsi="Courier New" w:cs="Courier New"/>
+          <w:sz w:val="20"/>
+          <w:szCs w:val="20"/>
+        </w:rPr>
+        <w:t>);</w:t>
       </w:r>
     </w:p>
     <w:p>
@@ -4664,13 +5213,23 @@
         <w:t xml:space="preserve"> </w:t>
       </w:r>
       <w:proofErr w:type="spellStart"/>
-      <w:r>
-        <w:rPr>
-          <w:rFonts w:ascii="Courier New" w:hAnsi="Courier New" w:cs="Courier New"/>
-          <w:sz w:val="20"/>
-          <w:szCs w:val="20"/>
-        </w:rPr>
-        <w:t>java.util.Scanner</w:t>
+      <w:proofErr w:type="gramStart"/>
+      <w:r>
+        <w:rPr>
+          <w:rFonts w:ascii="Courier New" w:hAnsi="Courier New" w:cs="Courier New"/>
+          <w:sz w:val="20"/>
+          <w:szCs w:val="20"/>
+        </w:rPr>
+        <w:t>java.util</w:t>
+      </w:r>
+      <w:proofErr w:type="gramEnd"/>
+      <w:r>
+        <w:rPr>
+          <w:rFonts w:ascii="Courier New" w:hAnsi="Courier New" w:cs="Courier New"/>
+          <w:sz w:val="20"/>
+          <w:szCs w:val="20"/>
+        </w:rPr>
+        <w:t>.Scanner</w:t>
       </w:r>
       <w:proofErr w:type="spellEnd"/>
       <w:r>
@@ -4756,7 +5315,27 @@
           <w:lang w:val="en-GB"/>
         </w:rPr>
         <w:tab/>
-        <w:t xml:space="preserve">public static void main(String[] </w:t>
+        <w:t xml:space="preserve">public static void </w:t>
+      </w:r>
+      <w:proofErr w:type="gramStart"/>
+      <w:r>
+        <w:rPr>
+          <w:rFonts w:ascii="Courier New" w:hAnsi="Courier New" w:cs="Courier New"/>
+          <w:sz w:val="20"/>
+          <w:szCs w:val="20"/>
+          <w:lang w:val="en-GB"/>
+        </w:rPr>
+        <w:t>main(String[</w:t>
+      </w:r>
+      <w:proofErr w:type="gramEnd"/>
+      <w:r>
+        <w:rPr>
+          <w:rFonts w:ascii="Courier New" w:hAnsi="Courier New" w:cs="Courier New"/>
+          <w:sz w:val="20"/>
+          <w:szCs w:val="20"/>
+          <w:lang w:val="en-GB"/>
+        </w:rPr>
+        <w:t xml:space="preserve">] </w:t>
       </w:r>
       <w:proofErr w:type="spellStart"/>
       <w:r>
@@ -4838,8 +5417,39 @@
           <w:lang w:val="en-GB"/>
         </w:rPr>
         <w:tab/>
-        <w:t>Scanner c=new Scanner(System.in);</w:t>
-      </w:r>
+        <w:t xml:space="preserve">Scanner c=new </w:t>
+      </w:r>
+      <w:proofErr w:type="gramStart"/>
+      <w:r>
+        <w:rPr>
+          <w:rFonts w:ascii="Courier New" w:hAnsi="Courier New" w:cs="Courier New"/>
+          <w:sz w:val="20"/>
+          <w:szCs w:val="20"/>
+          <w:lang w:val="en-GB"/>
+        </w:rPr>
+        <w:t>Scanner(</w:t>
+      </w:r>
+      <w:proofErr w:type="gramEnd"/>
+      <w:r>
+        <w:rPr>
+          <w:rFonts w:ascii="Courier New" w:hAnsi="Courier New" w:cs="Courier New"/>
+          <w:sz w:val="20"/>
+          <w:szCs w:val="20"/>
+          <w:lang w:val="en-GB"/>
+        </w:rPr>
+        <w:t>System.in</w:t>
+      </w:r>
+      <w:proofErr w:type="gramStart"/>
+      <w:r>
+        <w:rPr>
+          <w:rFonts w:ascii="Courier New" w:hAnsi="Courier New" w:cs="Courier New"/>
+          <w:sz w:val="20"/>
+          <w:szCs w:val="20"/>
+          <w:lang w:val="en-GB"/>
+        </w:rPr>
+        <w:t>);</w:t>
+      </w:r>
+      <w:proofErr w:type="gramEnd"/>
     </w:p>
     <w:p>
       <w:pPr>
@@ -4963,6 +5573,7 @@
         <w:t xml:space="preserve"> trabajo=</w:t>
       </w:r>
       <w:proofErr w:type="spellStart"/>
+      <w:proofErr w:type="gramStart"/>
       <w:r>
         <w:rPr>
           <w:rFonts w:ascii="Courier New" w:hAnsi="Courier New" w:cs="Courier New"/>
@@ -4972,6 +5583,7 @@
         <w:t>c.nextInt</w:t>
       </w:r>
       <w:proofErr w:type="spellEnd"/>
+      <w:proofErr w:type="gramEnd"/>
       <w:r>
         <w:rPr>
           <w:rFonts w:ascii="Courier New" w:hAnsi="Courier New" w:cs="Courier New"/>
@@ -5099,6 +5711,7 @@
         <w:t xml:space="preserve"> dormir=</w:t>
       </w:r>
       <w:proofErr w:type="spellStart"/>
+      <w:proofErr w:type="gramStart"/>
       <w:r>
         <w:rPr>
           <w:rFonts w:ascii="Courier New" w:hAnsi="Courier New" w:cs="Courier New"/>
@@ -5108,6 +5721,7 @@
         <w:t>c.nextInt</w:t>
       </w:r>
       <w:proofErr w:type="spellEnd"/>
+      <w:proofErr w:type="gramEnd"/>
       <w:r>
         <w:rPr>
           <w:rFonts w:ascii="Courier New" w:hAnsi="Courier New" w:cs="Courier New"/>
@@ -5242,6 +5856,7 @@
         <w:t xml:space="preserve"> comer=</w:t>
       </w:r>
       <w:proofErr w:type="spellStart"/>
+      <w:proofErr w:type="gramStart"/>
       <w:r>
         <w:rPr>
           <w:rFonts w:ascii="Courier New" w:hAnsi="Courier New" w:cs="Courier New"/>
@@ -5251,6 +5866,7 @@
         <w:t>c.nextInt</w:t>
       </w:r>
       <w:proofErr w:type="spellEnd"/>
+      <w:proofErr w:type="gramEnd"/>
       <w:r>
         <w:rPr>
           <w:rFonts w:ascii="Courier New" w:hAnsi="Courier New" w:cs="Courier New"/>
@@ -5377,6 +5993,7 @@
         <w:t xml:space="preserve"> reprochar=</w:t>
       </w:r>
       <w:proofErr w:type="spellStart"/>
+      <w:proofErr w:type="gramStart"/>
       <w:r>
         <w:rPr>
           <w:rFonts w:ascii="Courier New" w:hAnsi="Courier New" w:cs="Courier New"/>
@@ -5386,6 +6003,7 @@
         <w:t>c.nextInt</w:t>
       </w:r>
       <w:proofErr w:type="spellEnd"/>
+      <w:proofErr w:type="gramEnd"/>
       <w:r>
         <w:rPr>
           <w:rFonts w:ascii="Courier New" w:hAnsi="Courier New" w:cs="Courier New"/>
@@ -5512,6 +6130,7 @@
         <w:t xml:space="preserve"> tele=</w:t>
       </w:r>
       <w:proofErr w:type="spellStart"/>
+      <w:proofErr w:type="gramStart"/>
       <w:r>
         <w:rPr>
           <w:rFonts w:ascii="Courier New" w:hAnsi="Courier New" w:cs="Courier New"/>
@@ -5521,6 +6140,7 @@
         <w:t>c.nextInt</w:t>
       </w:r>
       <w:proofErr w:type="spellEnd"/>
+      <w:proofErr w:type="gramEnd"/>
       <w:r>
         <w:rPr>
           <w:rFonts w:ascii="Courier New" w:hAnsi="Courier New" w:cs="Courier New"/>
@@ -5647,6 +6267,7 @@
         <w:t xml:space="preserve"> hobbies=</w:t>
       </w:r>
       <w:proofErr w:type="spellStart"/>
+      <w:proofErr w:type="gramStart"/>
       <w:r>
         <w:rPr>
           <w:rFonts w:ascii="Courier New" w:hAnsi="Courier New" w:cs="Courier New"/>
@@ -5656,6 +6277,7 @@
         <w:t>c.nextInt</w:t>
       </w:r>
       <w:proofErr w:type="spellEnd"/>
+      <w:proofErr w:type="gramEnd"/>
       <w:r>
         <w:rPr>
           <w:rFonts w:ascii="Courier New" w:hAnsi="Courier New" w:cs="Courier New"/>
@@ -5782,6 +6404,7 @@
         <w:t xml:space="preserve"> casa=</w:t>
       </w:r>
       <w:proofErr w:type="spellStart"/>
+      <w:proofErr w:type="gramStart"/>
       <w:r>
         <w:rPr>
           <w:rFonts w:ascii="Courier New" w:hAnsi="Courier New" w:cs="Courier New"/>
@@ -5791,6 +6414,7 @@
         <w:t>c.nextInt</w:t>
       </w:r>
       <w:proofErr w:type="spellEnd"/>
+      <w:proofErr w:type="gramEnd"/>
       <w:r>
         <w:rPr>
           <w:rFonts w:ascii="Courier New" w:hAnsi="Courier New" w:cs="Courier New"/>
@@ -7121,14 +7745,8 @@
         <w:tabs>
           <w:tab w:val="left" w:pos="1110"/>
         </w:tabs>
-        <w:rPr>
-          <w:lang w:val="en-GB"/>
-        </w:rPr>
-      </w:pPr>
-      <w:r>
-        <w:rPr>
-          <w:lang w:val="en-GB"/>
-        </w:rPr>
+      </w:pPr>
+      <w:r>
         <w:t>Double b=a</w:t>
       </w:r>
     </w:p>
@@ -7137,38 +7755,10 @@
         <w:tabs>
           <w:tab w:val="left" w:pos="1110"/>
         </w:tabs>
-        <w:rPr>
-          <w:lang w:val="en-GB"/>
-        </w:rPr>
-      </w:pPr>
-      <w:r>
-        <w:rPr>
-          <w:lang w:val="en-GB"/>
-        </w:rPr>
-        <w:t xml:space="preserve">EJEMPLO; </w:t>
-      </w:r>
-      <w:proofErr w:type="spellStart"/>
-      <w:r>
-        <w:rPr>
-          <w:lang w:val="en-GB"/>
-        </w:rPr>
-        <w:t>casteo</w:t>
-      </w:r>
-      <w:proofErr w:type="spellEnd"/>
-      <w:r>
-        <w:rPr>
-          <w:lang w:val="en-GB"/>
-        </w:rPr>
-        <w:t xml:space="preserve"> </w:t>
-      </w:r>
-      <w:proofErr w:type="spellStart"/>
-      <w:r>
-        <w:rPr>
-          <w:lang w:val="en-GB"/>
-        </w:rPr>
-        <w:t>explicito</w:t>
-      </w:r>
-      <w:proofErr w:type="spellEnd"/>
+      </w:pPr>
+      <w:r>
+        <w:t>EJEMPLO; casteo explicito</w:t>
+      </w:r>
     </w:p>
     <w:p>
       <w:pPr>
@@ -7183,8 +7773,16 @@
         <w:rPr>
           <w:lang w:val="en-GB"/>
         </w:rPr>
-        <w:t>Double x=9.8;</w:t>
-      </w:r>
+        <w:t>Double x=</w:t>
+      </w:r>
+      <w:proofErr w:type="gramStart"/>
+      <w:r>
+        <w:rPr>
+          <w:lang w:val="en-GB"/>
+        </w:rPr>
+        <w:t>9.8;</w:t>
+      </w:r>
+      <w:proofErr w:type="gramEnd"/>
     </w:p>
     <w:p>
       <w:pPr>
@@ -7199,51 +7797,25 @@
         <w:rPr>
           <w:lang w:val="en-GB"/>
         </w:rPr>
-        <w:t>Int y=(int) x;</w:t>
-      </w:r>
+        <w:t xml:space="preserve">Int y=(int) </w:t>
+      </w:r>
+      <w:proofErr w:type="gramStart"/>
+      <w:r>
+        <w:rPr>
+          <w:lang w:val="en-GB"/>
+        </w:rPr>
+        <w:t>x;</w:t>
+      </w:r>
+      <w:proofErr w:type="gramEnd"/>
     </w:p>
     <w:p>
       <w:pPr>
         <w:tabs>
           <w:tab w:val="left" w:pos="1110"/>
         </w:tabs>
-        <w:rPr>
-          <w:lang w:val="en-GB"/>
-        </w:rPr>
-      </w:pPr>
-      <w:r>
-        <w:rPr>
-          <w:lang w:val="en-GB"/>
-        </w:rPr>
-        <w:t xml:space="preserve">El </w:t>
-      </w:r>
-      <w:proofErr w:type="spellStart"/>
-      <w:r>
-        <w:rPr>
-          <w:lang w:val="en-GB"/>
-        </w:rPr>
-        <w:t>resultado</w:t>
-      </w:r>
-      <w:proofErr w:type="spellEnd"/>
-      <w:r>
-        <w:rPr>
-          <w:lang w:val="en-GB"/>
-        </w:rPr>
-        <w:t xml:space="preserve"> </w:t>
-      </w:r>
-      <w:proofErr w:type="spellStart"/>
-      <w:r>
-        <w:rPr>
-          <w:lang w:val="en-GB"/>
-        </w:rPr>
-        <w:t>sería</w:t>
-      </w:r>
-      <w:proofErr w:type="spellEnd"/>
-      <w:r>
-        <w:rPr>
-          <w:lang w:val="en-GB"/>
-        </w:rPr>
-        <w:t xml:space="preserve"> y=9</w:t>
+      </w:pPr>
+      <w:r>
+        <w:t>El resultado sería y=9</w:t>
       </w:r>
     </w:p>
     <w:p>
@@ -7251,9 +7823,6 @@
         <w:tabs>
           <w:tab w:val="left" w:pos="1110"/>
         </w:tabs>
-        <w:rPr>
-          <w:lang w:val="en-GB"/>
-        </w:rPr>
       </w:pPr>
     </w:p>
     <w:p>
@@ -7274,22 +7843,15 @@
         <w:tabs>
           <w:tab w:val="left" w:pos="1110"/>
         </w:tabs>
-      </w:pPr>
-      <w:proofErr w:type="spellStart"/>
-      <w:r>
-        <w:t>Int</w:t>
-      </w:r>
-      <w:proofErr w:type="spellEnd"/>
-      <w:r>
-        <w:t xml:space="preserve"> n= </w:t>
-      </w:r>
-      <w:proofErr w:type="spellStart"/>
-      <w:r>
-        <w:t>Integer.parseInt</w:t>
-      </w:r>
-      <w:proofErr w:type="spellEnd"/>
-      <w:r>
-        <w:t>(“123”);</w:t>
+        <w:rPr>
+          <w:lang w:val="en-GB"/>
+        </w:rPr>
+      </w:pPr>
+      <w:r>
+        <w:rPr>
+          <w:lang w:val="en-GB"/>
+        </w:rPr>
+        <w:t>Int n= Integer.parseInt(“123”);</w:t>
       </w:r>
     </w:p>
     <w:p>
@@ -7297,17 +7859,15 @@
         <w:tabs>
           <w:tab w:val="left" w:pos="1110"/>
         </w:tabs>
-      </w:pPr>
-      <w:r>
-        <w:t xml:space="preserve">Double d= </w:t>
-      </w:r>
-      <w:proofErr w:type="spellStart"/>
-      <w:r>
-        <w:t>Double.parseDouble</w:t>
-      </w:r>
-      <w:proofErr w:type="spellEnd"/>
-      <w:r>
-        <w:t>(“3.14”);</w:t>
+        <w:rPr>
+          <w:lang w:val="en-GB"/>
+        </w:rPr>
+      </w:pPr>
+      <w:r>
+        <w:rPr>
+          <w:lang w:val="en-GB"/>
+        </w:rPr>
+        <w:t>Double d= Double.parseDouble(“3.14”);</w:t>
       </w:r>
     </w:p>
     <w:p>
@@ -7315,6 +7875,9 @@
         <w:tabs>
           <w:tab w:val="left" w:pos="1110"/>
         </w:tabs>
+        <w:rPr>
+          <w:lang w:val="en-GB"/>
+        </w:rPr>
       </w:pPr>
     </w:p>
     <w:p>
@@ -7322,6 +7885,9 @@
         <w:tabs>
           <w:tab w:val="left" w:pos="1110"/>
         </w:tabs>
+        <w:rPr>
+          <w:lang w:val="en-GB"/>
+        </w:rPr>
       </w:pPr>
     </w:p>
     <w:p>
@@ -7329,6 +7895,9 @@
         <w:tabs>
           <w:tab w:val="left" w:pos="1110"/>
         </w:tabs>
+        <w:rPr>
+          <w:lang w:val="en-GB"/>
+        </w:rPr>
       </w:pPr>
     </w:p>
     <w:sectPr>
